--- a/docs/datenschutz/datenschutzbericht.docx
+++ b/docs/datenschutz/datenschutzbericht.docx
@@ -7,7 +7,7 @@
         <w:pStyle w:val="Heading1"/>
       </w:pPr>
       <w:r>
-        <w:t>Datenschutzbericht — Fräsdienst-Service E. Feind GmbH</w:t>
+        <w:t>Datenschutzbericht — {{COMPANY_NAME}} (Fräsdienst-Service E. Feind GmbH)</w:t>
       </w:r>
       <w:r/>
     </w:p>
@@ -75,7 +75,54 @@
         <w:t>Version:</w:t>
       </w:r>
       <w:r>
-        <w:t xml:space="preserve"> 1.0 (Entwurf)</w:t>
+        <w:t xml:space="preserve"> 1.1 (Entwurf)</w:t>
+        <w:br/>
+      </w:r>
+      <w:r/>
+      <w:r>
+        <w:rPr>
+          <w:b/>
+        </w:rPr>
+        <w:t>Änderungsvermerk v1.1:</w:t>
+      </w:r>
+      <w:r>
+        <w:t xml:space="preserve"> Durchgängige </w:t>
+      </w:r>
+      <w:r>
+        <w:rPr>
+          <w:rFonts w:ascii="Courier" w:hAnsi="Courier"/>
+        </w:rPr>
+        <w:t>Annahme:</w:t>
+      </w:r>
+      <w:r>
+        <w:t>/</w:t>
+      </w:r>
+      <w:r>
+        <w:rPr>
+          <w:rFonts w:ascii="Courier" w:hAnsi="Courier"/>
+        </w:rPr>
+        <w:t>Offene Frage:</w:t>
+      </w:r>
+      <w:r>
+        <w:t xml:space="preserve">-Kennzeichnung, </w:t>
+      </w:r>
+      <w:r>
+        <w:rPr>
+          <w:rFonts w:ascii="Courier" w:hAnsi="Courier"/>
+        </w:rPr>
+        <w:t>{{PLATZHALTER}}</w:t>
+      </w:r>
+      <w:r>
+        <w:t xml:space="preserve">-Mechanismus in allen Vorlagen, neuer Abschnitt zur </w:t>
+      </w:r>
+      <w:r>
+        <w:rPr>
+          <w:rFonts w:ascii="Courier" w:hAnsi="Courier"/>
+        </w:rPr>
+        <w:t>.env</w:t>
+      </w:r>
+      <w:r>
+        <w:t>-Ableitungslogik, 4-spaltige Offene-Fragen-Tabelle, ergänzte kostengünstige/Open-Source-Optionen.</w:t>
         <w:br/>
       </w:r>
       <w:r/>
@@ -121,11 +168,11 @@
         <w:t>keine Rechtsberatung</w:t>
       </w:r>
       <w:r>
-        <w:t>. Er ersetzt</w:t>
+        <w:t>. Er ersetzt weder</w:t>
         <w:br/>
       </w:r>
       <w:r>
-        <w:t>weder die Prüfung durch einen Datenschutzbeauftragten noch durch einen Fachanwalt für</w:t>
+        <w:t>die Prüfung durch einen Datenschutzbeauftragten noch durch einen Fachanwalt für</w:t>
         <w:br/>
       </w:r>
       <w:r>
@@ -137,24 +184,24 @@
         <w:br/>
       </w:r>
       <w:r>
-        <w:t>Einsatz rechtlich zu prüfen und an die tatsächlichen Verhältnisse anzupassen sind.</w:t>
+        <w:t>Einsatz rechtlich zu prüfen und an die tatsächlichen Verhältnisse anzupassen sind. Bei</w:t>
         <w:br/>
       </w:r>
       <w:r>
-        <w:t xml:space="preserve">Bei rechtlichen oder vertraglichen Fragen gilt durchgängig: </w:t>
+        <w:t xml:space="preserve">rechtlichen/vertraglichen Fragen gilt durchgängig: </w:t>
       </w:r>
       <w:r>
         <w:rPr>
           <w:b/>
         </w:rPr>
-        <w:t>„Bitte Rechtsabteilung /</w:t>
+        <w:t>„Bitte Rechtsabteilung / Fachanwalt für</w:t>
         <w:br/>
       </w:r>
       <w:r>
         <w:rPr>
           <w:b/>
         </w:rPr>
-        <w:t>Fachanwalt für IT-Recht prüfen."</w:t>
+        <w:t>IT-Recht prüfen."</w:t>
       </w:r>
       <w:r/>
     </w:p>
@@ -164,74 +211,306 @@
         <w:rPr>
           <w:b/>
         </w:rPr>
-        <w:t>Hinweis zur Faktenlage:</w:t>
-      </w:r>
-      <w:r>
-        <w:t xml:space="preserve"> Dieser Bericht kombiniert </w:t>
+        <w:t xml:space="preserve">Hinweis zur Faktenlage &amp; zu </w:t>
+      </w:r>
+      <w:r>
+        <w:rPr>
+          <w:rFonts w:ascii="Courier" w:hAnsi="Courier"/>
+          <w:b/>
+        </w:rPr>
+        <w:t>.env</w:t>
       </w:r>
       <w:r>
         <w:rPr>
           <w:b/>
         </w:rPr>
-        <w:t>verifizierte Fakten</w:t>
-      </w:r>
-      <w:r>
-        <w:t xml:space="preserve"> (aus der</w:t>
+        <w:t>-Werten:</w:t>
+      </w:r>
+      <w:r>
+        <w:t xml:space="preserve"> Dieser Bericht sollte laut Auftrag aus</w:t>
         <w:br/>
       </w:r>
       <w:r>
-        <w:t xml:space="preserve">internen SEO-/Lead-Reporting-Codebasis der Firma) mit </w:t>
+        <w:t>Umgebungsvariablen (</w:t>
+      </w:r>
+      <w:r>
+        <w:rPr>
+          <w:rFonts w:ascii="Courier" w:hAnsi="Courier"/>
+        </w:rPr>
+        <w:t>.env</w:t>
+      </w:r>
+      <w:r>
+        <w:t xml:space="preserve">: z. B. </w:t>
+      </w:r>
+      <w:r>
+        <w:rPr>
+          <w:rFonts w:ascii="Courier" w:hAnsi="Courier"/>
+        </w:rPr>
+        <w:t>HOSTING_PROVIDER</w:t>
+      </w:r>
+      <w:r>
+        <w:t xml:space="preserve">, </w:t>
+      </w:r>
+      <w:r>
+        <w:rPr>
+          <w:rFonts w:ascii="Courier" w:hAnsi="Courier"/>
+        </w:rPr>
+        <w:t>CMS</w:t>
+      </w:r>
+      <w:r>
+        <w:t xml:space="preserve">, </w:t>
+      </w:r>
+      <w:r>
+        <w:rPr>
+          <w:rFonts w:ascii="Courier" w:hAnsi="Courier"/>
+        </w:rPr>
+        <w:t>THIRD_PARTY_SERVICES</w:t>
+      </w:r>
+      <w:r>
+        <w:t>,</w:t>
+        <w:br/>
+      </w:r>
+      <w:r/>
+      <w:r>
+        <w:rPr>
+          <w:rFonts w:ascii="Courier" w:hAnsi="Courier"/>
+        </w:rPr>
+        <w:t>INTEGRATIONS</w:t>
+      </w:r>
+      <w:r>
+        <w:t xml:space="preserve">) gespeist werden. </w:t>
       </w:r>
       <w:r>
         <w:rPr>
           <w:b/>
         </w:rPr>
-        <w:t>klar gekennzeichneten Annahmen</w:t>
-        <w:br/>
-      </w:r>
-      <w:r>
-        <w:t>(branchenüblich, mangels vollständiger Information). Ein geplanter Live-Abruf der Website</w:t>
-        <w:br/>
-      </w:r>
-      <w:r>
-        <w:t xml:space="preserve">fraesdienst-feind.de war in der Arbeitsumgebung technisch </w:t>
+        <w:t xml:space="preserve">In der Arbeitsumgebung war jedoch keine </w:t>
+      </w:r>
+      <w:r>
+        <w:rPr>
+          <w:rFonts w:ascii="Courier" w:hAnsi="Courier"/>
+          <w:b/>
+        </w:rPr>
+        <w:t>.env</w:t>
       </w:r>
       <w:r>
         <w:rPr>
           <w:b/>
         </w:rPr>
-        <w:t>nicht möglich</w:t>
-      </w:r>
-      <w:r>
-        <w:t xml:space="preserve"> (Netzwerk-Egress</w:t>
+        <w:t>, keine</w:t>
         <w:br/>
-      </w:r>
-      <w:r>
-        <w:t>gesperrt); alle rein webseitenbezogenen Aussagen sind daher als Annahme markiert und in den</w:t>
-        <w:br/>
-      </w:r>
-      <w:r>
-        <w:t xml:space="preserve">offenen Fragen mit </w:t>
       </w:r>
       <w:r>
         <w:rPr>
           <w:b/>
         </w:rPr>
-        <w:t>hoher Priorität</w:t>
-      </w:r>
-      <w:r>
-        <w:t xml:space="preserve"> zur Verifizierung aufgeführt. Jede Annahme ist im</w:t>
-        <w:br/>
-      </w:r>
-      <w:r/>
+      </w:r>
+      <w:r>
+        <w:rPr>
+          <w:rFonts w:ascii="Courier" w:hAnsi="Courier"/>
+          <w:b/>
+        </w:rPr>
+        <w:t>config.yaml</w:t>
+      </w:r>
       <w:r>
         <w:rPr>
           <w:b/>
         </w:rPr>
-        <w:t>Annahmenverzeichnis (Anhang M)</w:t>
-      </w:r>
-      <w:r>
-        <w:t xml:space="preserve"> zentral gelistet.</w:t>
+        <w:t xml:space="preserve"> und keine entsprechende Umgebungsvariable vorhanden</w:t>
+      </w:r>
+      <w:r>
+        <w:t xml:space="preserve"> (nur </w:t>
+      </w:r>
+      <w:r>
+        <w:rPr>
+          <w:rFonts w:ascii="Courier" w:hAnsi="Courier"/>
+        </w:rPr>
+        <w:t>config.example.yaml</w:t>
+      </w:r>
+      <w:r>
+        <w:t>).</w:t>
+        <w:br/>
+      </w:r>
+      <w:r>
+        <w:t xml:space="preserve">Die im Auftrag beispielhaft genannten Werte („Hetzner", „WordPress") sind daher </w:t>
+      </w:r>
+      <w:r>
+        <w:rPr>
+          <w:b/>
+        </w:rPr>
+        <w:t>Beispiele,</w:t>
+        <w:br/>
+      </w:r>
+      <w:r>
+        <w:rPr>
+          <w:b/>
+        </w:rPr>
+        <w:t>keine bestätigten Daten</w:t>
+      </w:r>
+      <w:r>
+        <w:t>. Alle aus diesen Variablen ableitbaren Angaben sind deshalb als</w:t>
+        <w:br/>
+      </w:r>
+      <w:r/>
+      <w:r>
+        <w:rPr>
+          <w:rFonts w:ascii="Courier" w:hAnsi="Courier"/>
+          <w:b/>
+        </w:rPr>
+        <w:t>Annahme:</w:t>
+      </w:r>
+      <w:r>
+        <w:t xml:space="preserve"> gekennzeichnet und über </w:t>
+      </w:r>
+      <w:r>
+        <w:rPr>
+          <w:rFonts w:ascii="Courier" w:hAnsi="Courier"/>
+        </w:rPr>
+        <w:t>{{PLATZHALTER}}</w:t>
+      </w:r>
+      <w:r>
+        <w:t xml:space="preserve"> sowie den Fragenkatalog (Kap. 16/17)</w:t>
+        <w:br/>
+      </w:r>
+      <w:r>
+        <w:t>als offene Punkte geführt. Verifizierte Fakten stammen aus der internen SEO-/Lead-Reporting-</w:t>
+        <w:br/>
+      </w:r>
+      <w:r>
+        <w:t>Codebasis (</w:t>
+      </w:r>
+      <w:r>
+        <w:rPr>
+          <w:rFonts w:ascii="Courier" w:hAnsi="Courier"/>
+        </w:rPr>
+        <w:t>config.example.yaml</w:t>
+      </w:r>
+      <w:r>
+        <w:t xml:space="preserve">, </w:t>
+      </w:r>
+      <w:r>
+        <w:rPr>
+          <w:rFonts w:ascii="Courier" w:hAnsi="Courier"/>
+        </w:rPr>
+        <w:t>docs/SPEC.md</w:t>
+      </w:r>
+      <w:r>
+        <w:t xml:space="preserve">, </w:t>
+      </w:r>
+      <w:r>
+        <w:rPr>
+          <w:rFonts w:ascii="Courier" w:hAnsi="Courier"/>
+        </w:rPr>
+        <w:t>docs/SETUP.md</w:t>
+      </w:r>
+      <w:r>
+        <w:t xml:space="preserve">, </w:t>
+      </w:r>
+      <w:r>
+        <w:rPr>
+          <w:rFonts w:ascii="Courier" w:hAnsi="Courier"/>
+        </w:rPr>
+        <w:t>data/crm/leads.example.csv</w:t>
+      </w:r>
+      <w:r>
+        <w:t>).</w:t>
+      </w:r>
+      <w:r/>
+    </w:p>
+    <w:p>
+      <w:r/>
+      <w:r>
+        <w:rPr>
+          <w:b/>
+        </w:rPr>
+        <w:t>Platzhalter-Mechanismus:</w:t>
+      </w:r>
+      <w:r>
+        <w:t xml:space="preserve"> Alle Vorlagen und mehrere Textstellen enthalten Platzhalter in</w:t>
+        <w:br/>
+      </w:r>
+      <w:r>
+        <w:t xml:space="preserve">doppelten geschweiften Klammern, z. B. </w:t>
+      </w:r>
+      <w:r>
+        <w:rPr>
+          <w:rFonts w:ascii="Courier" w:hAnsi="Courier"/>
+        </w:rPr>
+        <w:t>{{COMPANY_NAME}}</w:t>
+      </w:r>
+      <w:r>
+        <w:t xml:space="preserve">, </w:t>
+      </w:r>
+      <w:r>
+        <w:rPr>
+          <w:rFonts w:ascii="Courier" w:hAnsi="Courier"/>
+        </w:rPr>
+        <w:t>{{ADRESSE}}</w:t>
+      </w:r>
+      <w:r>
+        <w:t xml:space="preserve">, </w:t>
+      </w:r>
+      <w:r>
+        <w:rPr>
+          <w:rFonts w:ascii="Courier" w:hAnsi="Courier"/>
+        </w:rPr>
+        <w:t>{{GESCHAEFTSFUEHRER}}</w:t>
+      </w:r>
+      <w:r>
+        <w:t>,</w:t>
+        <w:br/>
+      </w:r>
+      <w:r/>
+      <w:r>
+        <w:rPr>
+          <w:rFonts w:ascii="Courier" w:hAnsi="Courier"/>
+        </w:rPr>
+        <w:t>{{HOSTING_PROVIDER}}</w:t>
+      </w:r>
+      <w:r>
+        <w:t xml:space="preserve">, </w:t>
+      </w:r>
+      <w:r>
+        <w:rPr>
+          <w:rFonts w:ascii="Courier" w:hAnsi="Courier"/>
+        </w:rPr>
+        <w:t>{{CMS}}</w:t>
+      </w:r>
+      <w:r>
+        <w:t xml:space="preserve">, </w:t>
+      </w:r>
+      <w:r>
+        <w:rPr>
+          <w:rFonts w:ascii="Courier" w:hAnsi="Courier"/>
+        </w:rPr>
+        <w:t>{{DPO_CONTACT}}</w:t>
+      </w:r>
+      <w:r>
+        <w:t xml:space="preserve">, </w:t>
+      </w:r>
+      <w:r>
+        <w:rPr>
+          <w:rFonts w:ascii="Courier" w:hAnsi="Courier"/>
+        </w:rPr>
+        <w:t>{{USt-IdNr}}</w:t>
+      </w:r>
+      <w:r>
+        <w:t>. Vor produktivem Einsatz</w:t>
+        <w:br/>
+      </w:r>
+      <w:r>
+        <w:t>per Suchen-&amp;-Ersetzen mit echten Werten füllen. Eine vollständige Platzhalter-Liste steht in</w:t>
+        <w:br/>
+      </w:r>
+      <w:r/>
+      <w:r>
+        <w:rPr>
+          <w:b/>
+        </w:rPr>
+        <w:t>Anhang R</w:t>
+      </w:r>
+      <w:r>
+        <w:t>.</w:t>
       </w:r>
       <w:r/>
       <w:r/>
@@ -262,6 +541,33 @@
       </w:pPr>
       <w:r/>
       <w:hyperlink r:id="rId9">
+        <w:r>
+          <w:rPr>
+            <w:color w:val="0000EE"/>
+            <w:u w:val="single"/>
+          </w:rPr>
+          <w:t>.env</w:t>
+        </w:r>
+      </w:hyperlink>
+      <w:hyperlink r:id="rId9">
+        <w:r>
+          <w:rPr>
+            <w:color w:val="0000EE"/>
+            <w:u w:val="single"/>
+          </w:rPr>
+          <w:t>-Ableitungslogik (Datenquelle des Berichts)</w:t>
+        </w:r>
+      </w:hyperlink>
+      <w:r/>
+    </w:p>
+    <w:p>
+      <w:pPr>
+        <w:pStyle w:val="ListNumber"/>
+        <w:spacing w:line="240" w:lineRule="auto"/>
+        <w:ind w:left="720"/>
+      </w:pPr>
+      <w:r/>
+      <w:hyperlink r:id="rId10">
         <w:r>
           <w:rPr>
             <w:color w:val="0000EE"/>
@@ -279,7 +585,7 @@
         <w:ind w:left="720"/>
       </w:pPr>
       <w:r/>
-      <w:hyperlink r:id="rId10">
+      <w:hyperlink r:id="rId11">
         <w:r>
           <w:rPr>
             <w:color w:val="0000EE"/>
@@ -297,7 +603,7 @@
         <w:ind w:left="720"/>
       </w:pPr>
       <w:r/>
-      <w:hyperlink r:id="rId11">
+      <w:hyperlink r:id="rId12">
         <w:r>
           <w:rPr>
             <w:color w:val="0000EE"/>
@@ -315,7 +621,7 @@
         <w:ind w:left="720"/>
       </w:pPr>
       <w:r/>
-      <w:hyperlink r:id="rId12">
+      <w:hyperlink r:id="rId13">
         <w:r>
           <w:rPr>
             <w:color w:val="0000EE"/>
@@ -333,7 +639,7 @@
         <w:ind w:left="720"/>
       </w:pPr>
       <w:r/>
-      <w:hyperlink r:id="rId13">
+      <w:hyperlink r:id="rId14">
         <w:r>
           <w:rPr>
             <w:color w:val="0000EE"/>
@@ -351,7 +657,7 @@
         <w:ind w:left="720"/>
       </w:pPr>
       <w:r/>
-      <w:hyperlink r:id="rId14">
+      <w:hyperlink r:id="rId15">
         <w:r>
           <w:rPr>
             <w:color w:val="0000EE"/>
@@ -369,7 +675,7 @@
         <w:ind w:left="720"/>
       </w:pPr>
       <w:r/>
-      <w:hyperlink r:id="rId15">
+      <w:hyperlink r:id="rId16">
         <w:r>
           <w:rPr>
             <w:color w:val="0000EE"/>
@@ -387,7 +693,7 @@
         <w:ind w:left="720"/>
       </w:pPr>
       <w:r/>
-      <w:hyperlink r:id="rId16">
+      <w:hyperlink r:id="rId17">
         <w:r>
           <w:rPr>
             <w:color w:val="0000EE"/>
@@ -405,7 +711,7 @@
         <w:ind w:left="720"/>
       </w:pPr>
       <w:r/>
-      <w:hyperlink r:id="rId17">
+      <w:hyperlink r:id="rId18">
         <w:r>
           <w:rPr>
             <w:color w:val="0000EE"/>
@@ -423,7 +729,7 @@
         <w:ind w:left="720"/>
       </w:pPr>
       <w:r/>
-      <w:hyperlink r:id="rId18">
+      <w:hyperlink r:id="rId19">
         <w:r>
           <w:rPr>
             <w:color w:val="0000EE"/>
@@ -441,7 +747,7 @@
         <w:ind w:left="720"/>
       </w:pPr>
       <w:r/>
-      <w:hyperlink r:id="rId19">
+      <w:hyperlink r:id="rId20">
         <w:r>
           <w:rPr>
             <w:color w:val="0000EE"/>
@@ -459,7 +765,7 @@
         <w:ind w:left="720"/>
       </w:pPr>
       <w:r/>
-      <w:hyperlink r:id="rId20">
+      <w:hyperlink r:id="rId21">
         <w:r>
           <w:rPr>
             <w:color w:val="0000EE"/>
@@ -477,7 +783,7 @@
         <w:ind w:left="720"/>
       </w:pPr>
       <w:r/>
-      <w:hyperlink r:id="rId21">
+      <w:hyperlink r:id="rId22">
         <w:r>
           <w:rPr>
             <w:color w:val="0000EE"/>
@@ -495,7 +801,7 @@
         <w:ind w:left="720"/>
       </w:pPr>
       <w:r/>
-      <w:hyperlink r:id="rId22">
+      <w:hyperlink r:id="rId23">
         <w:r>
           <w:rPr>
             <w:color w:val="0000EE"/>
@@ -513,7 +819,7 @@
         <w:ind w:left="720"/>
       </w:pPr>
       <w:r/>
-      <w:hyperlink r:id="rId23">
+      <w:hyperlink r:id="rId24">
         <w:r>
           <w:rPr>
             <w:color w:val="0000EE"/>
@@ -531,7 +837,7 @@
         <w:ind w:left="720"/>
       </w:pPr>
       <w:r/>
-      <w:hyperlink r:id="rId24">
+      <w:hyperlink r:id="rId25">
         <w:r>
           <w:rPr>
             <w:color w:val="0000EE"/>
@@ -549,13 +855,13 @@
         <w:ind w:left="720"/>
       </w:pPr>
       <w:r/>
-      <w:hyperlink r:id="rId25">
+      <w:hyperlink r:id="rId26">
         <w:r>
           <w:rPr>
             <w:color w:val="0000EE"/>
             <w:u w:val="single"/>
           </w:rPr>
-          <w:t>Offene Fragen (priorisiert)</w:t>
+          <w:t>Offene Fragen (priorisiert, 4-spaltig)</w:t>
         </w:r>
       </w:hyperlink>
       <w:r/>
@@ -567,7 +873,7 @@
         <w:ind w:left="720"/>
       </w:pPr>
       <w:r/>
-      <w:hyperlink r:id="rId26">
+      <w:hyperlink r:id="rId27">
         <w:r>
           <w:rPr>
             <w:color w:val="0000EE"/>
@@ -592,36 +898,607 @@
         <w:pStyle w:val="Heading2"/>
       </w:pPr>
       <w:r>
-        <w:t>1. Executive Summary</w:t>
+        <w:t xml:space="preserve">0. </w:t>
+      </w:r>
+      <w:r>
+        <w:rPr>
+          <w:rFonts w:ascii="Courier" w:hAnsi="Courier"/>
+        </w:rPr>
+        <w:t>.env</w:t>
+      </w:r>
+      <w:r>
+        <w:t>-Ableitungslogik (Datenquelle des Berichts)</w:t>
       </w:r>
       <w:r/>
     </w:p>
     <w:p>
       <w:r/>
       <w:r>
-        <w:t>Die Fräsdienst-Service E. Feind GmbH verarbeitet als B2B-Fertigungsbetrieb (CNC-Fräsen /</w:t>
+        <w:t xml:space="preserve">Der Bericht ist so konstruiert, dass er aus einer </w:t>
+      </w:r>
+      <w:r>
+        <w:rPr>
+          <w:rFonts w:ascii="Courier" w:hAnsi="Courier"/>
+        </w:rPr>
+        <w:t>.env</w:t>
+      </w:r>
+      <w:r>
+        <w:t>/Konfiguration automatisch mit realen</w:t>
         <w:br/>
       </w:r>
       <w:r>
-        <w:t>Lohnfertigung) überwiegend Kunden-, Auftrags-, Lieferanten- und Beschäftigtendaten sowie</w:t>
-        <w:br/>
-      </w:r>
-      <w:r>
-        <w:t>Website-Besucherdaten. Das Datenschutzniveau ist in Teilbereichen bereits solide (z. B.</w:t>
-        <w:br/>
-      </w:r>
-      <w:r>
-        <w:t>DSGVO-bewusste Trennung von Rohdaten und Code, kein Verkauf von Daten, überschaubare</w:t>
-        <w:br/>
-      </w:r>
-      <w:r>
-        <w:t xml:space="preserve">Verarbeitungslandschaft), es fehlen jedoch </w:t>
+        <w:t xml:space="preserve">Werten befüllt werden kann. Da aktuell </w:t>
       </w:r>
       <w:r>
         <w:rPr>
           <w:b/>
         </w:rPr>
-        <w:t>zentrale Pflichtdokumente und Nachweise</w:t>
+        <w:t>keine</w:t>
+      </w:r>
+      <w:r>
+        <w:t xml:space="preserve"> solchen Werte vorliegen, dokumentiert dieser</w:t>
+        <w:br/>
+      </w:r>
+      <w:r>
+        <w:t xml:space="preserve">Abschnitt die </w:t>
+      </w:r>
+      <w:r>
+        <w:rPr>
+          <w:b/>
+        </w:rPr>
+        <w:t>Ableitungsregeln</w:t>
+      </w:r>
+      <w:r>
+        <w:t xml:space="preserve"> und den jeweils gesetzten Platzhalter/Annahmestatus.</w:t>
+      </w:r>
+      <w:r/>
+    </w:p>
+    <w:tbl>
+      <w:tblPr>
+        <w:tblStyle w:val="LightGrid-Accent1"/>
+        <w:tblW w:type="auto" w:w="0"/>
+        <w:tblLook w:firstColumn="1" w:firstRow="1" w:lastColumn="0" w:lastRow="0" w:noHBand="0" w:noVBand="1" w:val="04A0"/>
+      </w:tblPr>
+      <w:tblGrid>
+        <w:gridCol w:w="2880"/>
+        <w:gridCol w:w="2880"/>
+        <w:gridCol w:w="2880"/>
+      </w:tblGrid>
+      <w:tr>
+        <w:tc>
+          <w:tcPr>
+            <w:tcW w:type="dxa" w:w="2880"/>
+          </w:tcPr>
+          <w:p>
+            <w:r>
+              <w:rPr>
+                <w:rFonts w:ascii="Courier" w:hAnsi="Courier"/>
+                <w:b/>
+              </w:rPr>
+              <w:t>.env</w:t>
+            </w:r>
+            <w:r>
+              <w:rPr>
+                <w:b/>
+              </w:rPr>
+              <w:t xml:space="preserve"> -Variable</w:t>
+            </w:r>
+          </w:p>
+        </w:tc>
+        <w:tc>
+          <w:tcPr>
+            <w:tcW w:type="dxa" w:w="2880"/>
+          </w:tcPr>
+          <w:p>
+            <w:r>
+              <w:rPr>
+                <w:b/>
+              </w:rPr>
+              <w:t>Ableitung / datenschutzrechtliche Konsequenz</w:t>
+            </w:r>
+          </w:p>
+        </w:tc>
+        <w:tc>
+          <w:tcPr>
+            <w:tcW w:type="dxa" w:w="2880"/>
+          </w:tcPr>
+          <w:p>
+            <w:r>
+              <w:rPr>
+                <w:b/>
+              </w:rPr>
+              <w:t>Aktueller Status</w:t>
+            </w:r>
+          </w:p>
+        </w:tc>
+      </w:tr>
+      <w:tr>
+        <w:tc>
+          <w:tcPr>
+            <w:tcW w:type="dxa" w:w="2880"/>
+          </w:tcPr>
+          <w:p>
+            <w:r>
+              <w:rPr>
+                <w:rFonts w:ascii="Courier" w:hAnsi="Courier"/>
+              </w:rPr>
+              <w:t>COMPANY_NAME</w:t>
+            </w:r>
+          </w:p>
+        </w:tc>
+        <w:tc>
+          <w:tcPr>
+            <w:tcW w:type="dxa" w:w="2880"/>
+          </w:tcPr>
+          <w:p>
+            <w:r>
+              <w:t>Verantwortlicher i. S. v. Art. 4 Nr. 7; Kopf aller Vorlagen</w:t>
+            </w:r>
+          </w:p>
+        </w:tc>
+        <w:tc>
+          <w:tcPr>
+            <w:tcW w:type="dxa" w:w="2880"/>
+          </w:tcPr>
+          <w:p>
+            <w:r>
+              <w:rPr>
+                <w:b/>
+              </w:rPr>
+              <w:t>Annahme:</w:t>
+            </w:r>
+            <w:r>
+              <w:t xml:space="preserve"> „Fräsdienst-Service E. Feind GmbH" (aus Codebasis-Markenbegriffen); Firmierung bestätigen → Platzhalter </w:t>
+            </w:r>
+            <w:r>
+              <w:rPr>
+                <w:rFonts w:ascii="Courier" w:hAnsi="Courier"/>
+              </w:rPr>
+              <w:t>{{COMPANY_NAME}}</w:t>
+            </w:r>
+          </w:p>
+        </w:tc>
+      </w:tr>
+      <w:tr>
+        <w:tc>
+          <w:tcPr>
+            <w:tcW w:type="dxa" w:w="2880"/>
+          </w:tcPr>
+          <w:p>
+            <w:r>
+              <w:rPr>
+                <w:rFonts w:ascii="Courier" w:hAnsi="Courier"/>
+              </w:rPr>
+              <w:t>HOSTING_PROVIDER</w:t>
+            </w:r>
+          </w:p>
+        </w:tc>
+        <w:tc>
+          <w:tcPr>
+            <w:tcW w:type="dxa" w:w="2880"/>
+          </w:tcPr>
+          <w:p>
+            <w:r>
+              <w:t>Auftragsverarbeiter (Art. 28) → AVV nötig; Serverstandort → Drittstaatenprüfung (Art. 44 ff.)</w:t>
+            </w:r>
+          </w:p>
+        </w:tc>
+        <w:tc>
+          <w:tcPr>
+            <w:tcW w:type="dxa" w:w="2880"/>
+          </w:tcPr>
+          <w:p>
+            <w:r>
+              <w:rPr>
+                <w:b/>
+              </w:rPr>
+              <w:t>Offene Frage:</w:t>
+            </w:r>
+            <w:r>
+              <w:t xml:space="preserve"> nicht gesetzt → </w:t>
+            </w:r>
+            <w:r>
+              <w:rPr>
+                <w:rFonts w:ascii="Courier" w:hAnsi="Courier"/>
+              </w:rPr>
+              <w:t>{{HOSTING_PROVIDER}}</w:t>
+            </w:r>
+          </w:p>
+        </w:tc>
+      </w:tr>
+      <w:tr>
+        <w:tc>
+          <w:tcPr>
+            <w:tcW w:type="dxa" w:w="2880"/>
+          </w:tcPr>
+          <w:p>
+            <w:r>
+              <w:rPr>
+                <w:rFonts w:ascii="Courier" w:hAnsi="Courier"/>
+              </w:rPr>
+              <w:t>CMS</w:t>
+            </w:r>
+          </w:p>
+        </w:tc>
+        <w:tc>
+          <w:tcPr>
+            <w:tcW w:type="dxa" w:w="2880"/>
+          </w:tcPr>
+          <w:p>
+            <w:r>
+              <w:t>Bestimmt Tracking-/Cookie-/Plugin-Landschaft und DSE-Bausteine</w:t>
+            </w:r>
+          </w:p>
+        </w:tc>
+        <w:tc>
+          <w:tcPr>
+            <w:tcW w:type="dxa" w:w="2880"/>
+          </w:tcPr>
+          <w:p>
+            <w:r>
+              <w:rPr>
+                <w:b/>
+              </w:rPr>
+              <w:t>Offene Frage:</w:t>
+            </w:r>
+            <w:r>
+              <w:t xml:space="preserve"> nicht gesetzt → </w:t>
+            </w:r>
+            <w:r>
+              <w:rPr>
+                <w:rFonts w:ascii="Courier" w:hAnsi="Courier"/>
+              </w:rPr>
+              <w:t>{{CMS}}</w:t>
+            </w:r>
+          </w:p>
+        </w:tc>
+      </w:tr>
+      <w:tr>
+        <w:tc>
+          <w:tcPr>
+            <w:tcW w:type="dxa" w:w="2880"/>
+          </w:tcPr>
+          <w:p>
+            <w:r>
+              <w:rPr>
+                <w:rFonts w:ascii="Courier" w:hAnsi="Courier"/>
+              </w:rPr>
+              <w:t>THIRD_PARTY_SERVICES</w:t>
+            </w:r>
+          </w:p>
+        </w:tc>
+        <w:tc>
+          <w:tcPr>
+            <w:tcW w:type="dxa" w:w="2880"/>
+          </w:tcPr>
+          <w:p>
+            <w:r>
+              <w:t>Jeder Dienst ⇒ AVV-Pflicht prüfen + Drittstaatenbezug + DSE-Passus</w:t>
+            </w:r>
+          </w:p>
+        </w:tc>
+        <w:tc>
+          <w:tcPr>
+            <w:tcW w:type="dxa" w:w="2880"/>
+          </w:tcPr>
+          <w:p>
+            <w:r>
+              <w:rPr>
+                <w:b/>
+              </w:rPr>
+              <w:t>Teilweise verifiziert:</w:t>
+            </w:r>
+            <w:r>
+              <w:t xml:space="preserve"> Google GSC/GA4, Google Cloud, GitHub, SMTP (aus Codebasis); weitere unbekannt</w:t>
+            </w:r>
+          </w:p>
+        </w:tc>
+      </w:tr>
+      <w:tr>
+        <w:tc>
+          <w:tcPr>
+            <w:tcW w:type="dxa" w:w="2880"/>
+          </w:tcPr>
+          <w:p>
+            <w:r>
+              <w:rPr>
+                <w:rFonts w:ascii="Courier" w:hAnsi="Courier"/>
+              </w:rPr>
+              <w:t>INTEGRATIONS</w:t>
+            </w:r>
+            <w:r>
+              <w:t xml:space="preserve"> (APIs/Zapier/Webhooks)</w:t>
+            </w:r>
+          </w:p>
+        </w:tc>
+        <w:tc>
+          <w:tcPr>
+            <w:tcW w:type="dxa" w:w="2880"/>
+          </w:tcPr>
+          <w:p>
+            <w:r>
+              <w:t>Datenübermittlung an Dritte ⇒ dokumentieren, Zweck/Empfänger/Rechtsgrundlage</w:t>
+            </w:r>
+          </w:p>
+        </w:tc>
+        <w:tc>
+          <w:tcPr>
+            <w:tcW w:type="dxa" w:w="2880"/>
+          </w:tcPr>
+          <w:p>
+            <w:r>
+              <w:rPr>
+                <w:b/>
+              </w:rPr>
+              <w:t>Teilweise verifiziert:</w:t>
+            </w:r>
+            <w:r>
+              <w:t xml:space="preserve"> Google-APIs, GitHub Actions; </w:t>
+            </w:r>
+            <w:r>
+              <w:rPr>
+                <w:b/>
+              </w:rPr>
+              <w:t>Annahme:</w:t>
+            </w:r>
+            <w:r>
+              <w:t xml:space="preserve"> kein Zapier/IFTTT</w:t>
+            </w:r>
+          </w:p>
+        </w:tc>
+      </w:tr>
+      <w:tr>
+        <w:tc>
+          <w:tcPr>
+            <w:tcW w:type="dxa" w:w="2880"/>
+          </w:tcPr>
+          <w:p>
+            <w:r>
+              <w:rPr>
+                <w:rFonts w:ascii="Courier" w:hAnsi="Courier"/>
+              </w:rPr>
+              <w:t>NEWSLETTER_TOOL</w:t>
+            </w:r>
+          </w:p>
+        </w:tc>
+        <w:tc>
+          <w:tcPr>
+            <w:tcW w:type="dxa" w:w="2880"/>
+          </w:tcPr>
+          <w:p>
+            <w:r>
+              <w:t>Einwilligung (Art. 6 I a), Double-Opt-in, AVV, Consent-Log</w:t>
+            </w:r>
+          </w:p>
+        </w:tc>
+        <w:tc>
+          <w:tcPr>
+            <w:tcW w:type="dxa" w:w="2880"/>
+          </w:tcPr>
+          <w:p>
+            <w:r>
+              <w:rPr>
+                <w:b/>
+              </w:rPr>
+              <w:t>Offene Frage:</w:t>
+            </w:r>
+            <w:r>
+              <w:t xml:space="preserve"> nicht gesetzt → </w:t>
+            </w:r>
+            <w:r>
+              <w:rPr>
+                <w:rFonts w:ascii="Courier" w:hAnsi="Courier"/>
+              </w:rPr>
+              <w:t>{{NEWSLETTER_TOOL}}</w:t>
+            </w:r>
+          </w:p>
+        </w:tc>
+      </w:tr>
+      <w:tr>
+        <w:tc>
+          <w:tcPr>
+            <w:tcW w:type="dxa" w:w="2880"/>
+          </w:tcPr>
+          <w:p>
+            <w:r>
+              <w:rPr>
+                <w:rFonts w:ascii="Courier" w:hAnsi="Courier"/>
+              </w:rPr>
+              <w:t>PAYMENT_PROVIDER</w:t>
+            </w:r>
+          </w:p>
+        </w:tc>
+        <w:tc>
+          <w:tcPr>
+            <w:tcW w:type="dxa" w:w="2880"/>
+          </w:tcPr>
+          <w:p>
+            <w:r>
+              <w:t>AVV/eigenständig Verantwortlicher, Zahlungsdaten</w:t>
+            </w:r>
+          </w:p>
+        </w:tc>
+        <w:tc>
+          <w:tcPr>
+            <w:tcW w:type="dxa" w:w="2880"/>
+          </w:tcPr>
+          <w:p>
+            <w:r>
+              <w:rPr>
+                <w:b/>
+              </w:rPr>
+              <w:t>Offene Frage:</w:t>
+            </w:r>
+            <w:r>
+              <w:t xml:space="preserve"> nicht gesetzt → </w:t>
+            </w:r>
+            <w:r>
+              <w:rPr>
+                <w:rFonts w:ascii="Courier" w:hAnsi="Courier"/>
+              </w:rPr>
+              <w:t>{{PAYMENT_PROVIDER}}</w:t>
+            </w:r>
+          </w:p>
+        </w:tc>
+      </w:tr>
+      <w:tr>
+        <w:tc>
+          <w:tcPr>
+            <w:tcW w:type="dxa" w:w="2880"/>
+          </w:tcPr>
+          <w:p>
+            <w:r>
+              <w:rPr>
+                <w:rFonts w:ascii="Courier" w:hAnsi="Courier"/>
+              </w:rPr>
+              <w:t>BACKUP_SOLUTION</w:t>
+            </w:r>
+            <w:r>
+              <w:t xml:space="preserve"> / </w:t>
+            </w:r>
+            <w:r>
+              <w:rPr>
+                <w:rFonts w:ascii="Courier" w:hAnsi="Courier"/>
+              </w:rPr>
+              <w:t>BACKUP_RETENTION</w:t>
+            </w:r>
+          </w:p>
+        </w:tc>
+        <w:tc>
+          <w:tcPr>
+            <w:tcW w:type="dxa" w:w="2880"/>
+          </w:tcPr>
+          <w:p>
+            <w:r>
+              <w:t>Speicherbegrenzung (Art. 5 I e), Löschkonzept, Verschlüsselung</w:t>
+            </w:r>
+          </w:p>
+        </w:tc>
+        <w:tc>
+          <w:tcPr>
+            <w:tcW w:type="dxa" w:w="2880"/>
+          </w:tcPr>
+          <w:p>
+            <w:r>
+              <w:rPr>
+                <w:b/>
+              </w:rPr>
+              <w:t>Offene Frage:</w:t>
+            </w:r>
+            <w:r>
+              <w:t xml:space="preserve"> nicht gesetzt</w:t>
+            </w:r>
+          </w:p>
+        </w:tc>
+      </w:tr>
+    </w:tbl>
+    <w:p>
+      <w:r/>
+    </w:p>
+    <w:p>
+      <w:r/>
+      <w:r>
+        <w:rPr>
+          <w:b/>
+        </w:rPr>
+        <w:t>Beispiel-Ableitung (zur Veranschaulichung, NICHT als Fakt):</w:t>
+      </w:r>
+      <w:r>
+        <w:t xml:space="preserve"> </w:t>
+      </w:r>
+      <w:r>
+        <w:rPr>
+          <w:i/>
+        </w:rPr>
+        <w:t>Annahme:</w:t>
+      </w:r>
+      <w:r>
+        <w:t xml:space="preserve"> Wäre</w:t>
+        <w:br/>
+      </w:r>
+      <w:r/>
+      <w:r>
+        <w:rPr>
+          <w:rFonts w:ascii="Courier" w:hAnsi="Courier"/>
+        </w:rPr>
+        <w:t>HOSTING_PROVIDER=Hetzner</w:t>
+      </w:r>
+      <w:r>
+        <w:t xml:space="preserve"> gesetzt, folgte: Verarbeitung in Deutschland (kein Drittstaat),</w:t>
+        <w:br/>
+      </w:r>
+      <w:r>
+        <w:t>AVV nach Art. 28 verfügbar (Hetzner stellt AVV bereit), TOM-Nachweis über ISO 27001 des Anbieters.</w:t>
+        <w:br/>
+      </w:r>
+      <w:r/>
+      <w:r>
+        <w:rPr>
+          <w:i/>
+        </w:rPr>
+        <w:t xml:space="preserve">Da nicht gesetzt, bleibt dies eine Annahme mit Platzhalter </w:t>
+      </w:r>
+      <w:r>
+        <w:rPr>
+          <w:rFonts w:ascii="Courier" w:hAnsi="Courier"/>
+          <w:i/>
+        </w:rPr>
+        <w:t>{{HOSTING_PROVIDER}}</w:t>
+      </w:r>
+      <w:r>
+        <w:rPr>
+          <w:i/>
+        </w:rPr>
+        <w:t>.</w:t>
+      </w:r>
+      <w:r/>
+    </w:p>
+    <w:p>
+      <w:pPr>
+        <w:pBdr>
+          <w:bottom w:val="single" w:sz="6" w:space="1" w:color="auto"/>
+        </w:pBdr>
+      </w:pPr>
+      <w:r/>
+    </w:p>
+    <w:p>
+      <w:pPr>
+        <w:pStyle w:val="Heading2"/>
+      </w:pPr>
+      <w:r>
+        <w:t>1. Executive Summary</w:t>
+      </w:r>
+      <w:r/>
+    </w:p>
+    <w:p>
+      <w:r/>
+      <w:r>
+        <w:t>{{COMPANY_NAME}} verarbeitet als B2B-Fertigungsbetrieb (CNC-Fräsen / Lohnfertigung) überwiegend</w:t>
+        <w:br/>
+      </w:r>
+      <w:r>
+        <w:t>Kunden-, Auftrags-, Lieferanten- und Beschäftigtendaten sowie Website-Besucherdaten. Das</w:t>
+        <w:br/>
+      </w:r>
+      <w:r>
+        <w:t>Datenschutzniveau ist in Teilbereichen solide (DSGVO-bewusste Trennung von Rohdaten und Code,</w:t>
+        <w:br/>
+      </w:r>
+      <w:r>
+        <w:t xml:space="preserve">kein Datenverkauf, überschaubare Verarbeitungslandschaft), es fehlen jedoch </w:t>
+      </w:r>
+      <w:r>
+        <w:rPr>
+          <w:b/>
+        </w:rPr>
+        <w:t>zentrale</w:t>
+        <w:br/>
+      </w:r>
+      <w:r>
+        <w:rPr>
+          <w:b/>
+        </w:rPr>
+        <w:t>Pflichtdokumente und Nachweise</w:t>
       </w:r>
       <w:r>
         <w:t>.</w:t>
@@ -661,7 +1538,7 @@
         <w:br/>
       </w:r>
       <w:r>
-        <w:t>Datenschutzerklärung drohen Abmahnungen und Bußgelder.</w:t>
+        <w:t>Datenschutzerklärung drohen Abmahnungen/Bußgelder.</w:t>
       </w:r>
       <w:r/>
     </w:p>
@@ -676,21 +1553,7 @@
         <w:rPr>
           <w:b/>
         </w:rPr>
-        <w:t>Fehlendes/unvollständiges Verzeichnis der Verarbeitungstätigkeiten (Art. 30) und fehlende</w:t>
-        <w:br/>
-      </w:r>
-      <w:r>
-        <w:rPr>
-          <w:b/>
-        </w:rPr>
-        <w:t>AV-Verträge (Art. 28) (hoch).</w:t>
-      </w:r>
-      <w:r>
-        <w:t xml:space="preserve"> Für Google, Hosting, ggf. Steuerberater/Lohn und IT-Support</w:t>
-        <w:br/>
-      </w:r>
-      <w:r>
-        <w:t>müssen AVV vorliegen.</w:t>
+        <w:t>Fehlendes VVT (Art. 30) und fehlende AV-Verträge (Art. 28) (hoch).</w:t>
       </w:r>
       <w:r/>
     </w:p>
@@ -708,15 +1571,11 @@
         <w:t>US-Datentransfer (mittel–hoch).</w:t>
       </w:r>
       <w:r>
-        <w:t xml:space="preserve"> Google-Dienste übermitteln Daten in die USA; die</w:t>
+        <w:t xml:space="preserve"> Google übermittelt in die USA; Rechtsgrundlage</w:t>
         <w:br/>
       </w:r>
       <w:r>
-        <w:t>Rechtsgrundlage (EU-US Data Privacy Framework) ist dokumentierbar, muss aber sauber belegt</w:t>
-        <w:br/>
-      </w:r>
-      <w:r>
-        <w:t>werden.</w:t>
+        <w:t>EU-US Data Privacy Framework dokumentierbar, aber zu belegen.</w:t>
       </w:r>
       <w:r/>
     </w:p>
@@ -733,13 +1592,6 @@
         </w:rPr>
         <w:t>Fehlendes Löschkonzept &amp; TOM-Dokumentation (mittel).</w:t>
       </w:r>
-      <w:r>
-        <w:t xml:space="preserve"> Aufbewahrungs- und Löschfristen</w:t>
-        <w:br/>
-      </w:r>
-      <w:r>
-        <w:t>sind nicht formalisiert; TOM nach Art. 32 sind nicht dokumentiert.</w:t>
-      </w:r>
       <w:r/>
     </w:p>
     <w:p>
@@ -755,13 +1607,6 @@
         </w:rPr>
         <w:t>Fehlender Prozess für Betroffenenrechte und Datenpannen (mittel).</w:t>
       </w:r>
-      <w:r>
-        <w:t xml:space="preserve"> Kein dokumentiertes</w:t>
-        <w:br/>
-      </w:r>
-      <w:r>
-        <w:t>Verfahren für Auskunft/Löschung und keine 72-Stunden-Meldekette (Art. 33/34).</w:t>
-      </w:r>
       <w:r/>
       <w:r/>
     </w:p>
@@ -771,38 +1616,48 @@
         <w:rPr>
           <w:b/>
         </w:rPr>
-        <w:t>Top-priorisierte Sofortmaßnahmen (0–3 Monate):</w:t>
-      </w:r>
-      <w:r>
-        <w:t xml:space="preserve"> Consent-Management-Banner mit Opt-in vor GA4</w:t>
+        <w:t>Top-Sofortmaßnahmen (0–3 Monate):</w:t>
+      </w:r>
+      <w:r>
+        <w:t xml:space="preserve"> Consent-Banner mit Opt-in vor GA4; Datenschutzerklärung</w:t>
         <w:br/>
       </w:r>
       <w:r>
-        <w:t>aktivieren; Datenschutzerklärung und Impressum aktualisieren; VVT erstellen; AV-Verträge</w:t>
+        <w:t>und Impressum aktualisieren; VVT erstellen; AV-Verträge einholen/prüfen; Löschkonzept und</w:t>
         <w:br/>
       </w:r>
       <w:r>
-        <w:t>einholen/prüfen; Löschkonzept und Datenpannen-Meldeprozess einführen; klären, ob ein DSB zu</w:t>
-        <w:br/>
-      </w:r>
-      <w:r>
-        <w:t>benennen ist.</w:t>
+        <w:t>Datenpannen-Meldeprozess; klären, ob ein DSB zu benennen ist.</w:t>
       </w:r>
       <w:r/>
     </w:p>
     <w:p>
       <w:r/>
       <w:r>
-        <w:t>Mit überschaubarem Aufwand (im Wesentlichen Dokumentation, Konfiguration und Schulung; nur</w:t>
+        <w:t xml:space="preserve">Der Handlungsbedarf liegt fast vollständig in </w:t>
+      </w:r>
+      <w:r>
+        <w:rPr>
+          <w:b/>
+        </w:rPr>
+        <w:t>Dokumentation, Consent-Konfiguration und</w:t>
         <w:br/>
       </w:r>
       <w:r>
-        <w:t>geringe Softwarekosten) lässt sich innerhalb von 12 Monaten ein belastbares</w:t>
+        <w:rPr>
+          <w:b/>
+        </w:rPr>
+        <w:t>Prozessen</w:t>
+      </w:r>
+      <w:r>
+        <w:t xml:space="preserve"> — nicht in teurer Technik. Mit überschaubarem Aufwand (inkl. Open-Source-Optionen)</w:t>
         <w:br/>
       </w:r>
       <w:r>
-        <w:t xml:space="preserve">DSGVO-Konformitätsniveau erreichen. Der beigefügte </w:t>
-      </w:r>
+        <w:t>ist innerhalb von 12 Monaten ein belastbares Konformitätsniveau erreichbar. Umsetzung siehe</w:t>
+        <w:br/>
+      </w:r>
+      <w:r/>
       <w:r>
         <w:rPr>
           <w:b/>
@@ -810,10 +1665,8 @@
         <w:t>To-Do-Plan (Anhang K)</w:t>
       </w:r>
       <w:r>
-        <w:t>, das</w:t>
-        <w:br/>
-      </w:r>
-      <w:r/>
+        <w:t xml:space="preserve">, </w:t>
+      </w:r>
       <w:r>
         <w:rPr>
           <w:b/>
@@ -821,7 +1674,7 @@
         <w:t>Risiko-Dashboard (Anhang O)</w:t>
       </w:r>
       <w:r>
-        <w:t xml:space="preserve"> und die </w:t>
+        <w:t xml:space="preserve"> und </w:t>
       </w:r>
       <w:r>
         <w:rPr>
@@ -830,11 +1683,7 @@
         <w:t>12-Monats-Roadmap (Anhang N)</w:t>
       </w:r>
       <w:r>
-        <w:t xml:space="preserve"> liefern die konkrete</w:t>
-        <w:br/>
-      </w:r>
-      <w:r>
-        <w:t>Umsetzung mit Verantwortlichkeiten und Fristen.</w:t>
+        <w:t>.</w:t>
       </w:r>
       <w:r/>
     </w:p>
@@ -844,7 +1693,7 @@
         <w:rPr>
           <w:i/>
         </w:rPr>
-        <w:t>(Executive Summary: ~250 Wörter)</w:t>
+        <w:t>(Executive Summary: ~230 Wörter)</w:t>
       </w:r>
       <w:r/>
     </w:p>
@@ -883,11 +1732,11 @@
         <w:t>Verifiziert (aus interner Codebasis):</w:t>
       </w:r>
       <w:r>
-        <w:t xml:space="preserve"> Die Firma tritt als „E. Feind GmbH" /</w:t>
+        <w:t xml:space="preserve"> Auftritt als „E. Feind GmbH" / „Fräsdienst Feind",</w:t>
         <w:br/>
       </w:r>
       <w:r>
-        <w:t xml:space="preserve">„Fräsdienst Feind" auf und betreibt die Domain </w:t>
+        <w:t xml:space="preserve">Domain </w:t>
       </w:r>
       <w:r>
         <w:rPr>
@@ -896,22 +1745,20 @@
         <w:t>fraesdienst-feind.de</w:t>
       </w:r>
       <w:r>
-        <w:t>. Geschäftsfelder:</w:t>
-        <w:br/>
-      </w:r>
-      <w:r/>
+        <w:t xml:space="preserve">. Geschäftsfelder: </w:t>
+      </w:r>
       <w:r>
         <w:rPr>
           <w:b/>
         </w:rPr>
-        <w:t>CNC-Fräsen, Lohnfertigung, Bearbeitung diverser Werkstoffe</w:t>
-      </w:r>
-      <w:r>
-        <w:t xml:space="preserve"> (Aluminium, Kunststoff,</w:t>
+        <w:t>CNC-Fräsen, Lohnfertigung</w:t>
+      </w:r>
+      <w:r>
+        <w:t>, Werkstoffe</w:t>
         <w:br/>
       </w:r>
       <w:r>
-        <w:t xml:space="preserve">Edelstahl, POM, Messing, Titan), </w:t>
+        <w:t xml:space="preserve">(Aluminium, Kunststoff, Edelstahl, POM, Messing, Titan), </w:t>
       </w:r>
       <w:r>
         <w:rPr>
@@ -920,7 +1767,7 @@
         <w:t>Prototypen &amp; Kleinserien</w:t>
       </w:r>
       <w:r>
-        <w:t>, mit regionalem Fokus</w:t>
+        <w:t>, Fokus</w:t>
         <w:br/>
       </w:r>
       <w:r/>
@@ -928,71 +1775,69 @@
         <w:rPr>
           <w:b/>
         </w:rPr>
-        <w:t>Nordrhein-Westfalen / Deutschland</w:t>
-      </w:r>
-      <w:r>
-        <w:t>. Vertriebs-/Lead-Quellen sind Website-Kontaktformular,</w:t>
-        <w:br/>
-      </w:r>
-      <w:r>
-        <w:t>Telefon, Messe, E-Mail und Empfehlung.</w:t>
-      </w:r>
+        <w:t>NRW / Deutschland</w:t>
+      </w:r>
+      <w:r>
+        <w:t>. Lead-Quellen: Website-Kontaktformular, Telefon, Messe, E-Mail, Empfehlung.</w:t>
+      </w:r>
+      <w:r/>
       <w:r/>
     </w:p>
     <w:p>
+      <w:pPr>
+        <w:pStyle w:val="ListBullet"/>
+        <w:spacing w:line="240" w:lineRule="auto"/>
+        <w:ind w:left="720"/>
+      </w:pPr>
       <w:r/>
       <w:r>
         <w:rPr>
           <w:b/>
         </w:rPr>
-        <w:t>Annahmen (branchenüblich, zu bestätigen):</w:t>
-        <w:br/>
-      </w:r>
-      <w:r>
-        <w:t xml:space="preserve">- </w:t>
+        <w:t>Annahme:</w:t>
+      </w:r>
+      <w:r>
+        <w:t xml:space="preserve"> KMU mit </w:t>
       </w:r>
       <w:r>
         <w:rPr>
           <w:b/>
         </w:rPr>
-        <w:t>Annahme A1:</w:t>
-      </w:r>
-      <w:r>
-        <w:t xml:space="preserve"> Es handelt sich um ein KMU mit </w:t>
-      </w:r>
+        <w:t>&lt; 20 Personen</w:t>
+      </w:r>
+      <w:r>
+        <w:t>, die ständig automatisiert personenbezogene Daten</w:t>
+        <w:br/>
+      </w:r>
+      <w:r>
+        <w:t>verarbeiten → keine gesetzliche DSB-Pflicht nach § 38 BDSG (bestätigen, siehe Kap. 3).</w:t>
+      </w:r>
+      <w:r/>
+    </w:p>
+    <w:p>
+      <w:pPr>
+        <w:pStyle w:val="ListBullet"/>
+        <w:spacing w:line="240" w:lineRule="auto"/>
+        <w:ind w:left="720"/>
+      </w:pPr>
+      <w:r/>
       <w:r>
         <w:rPr>
           <w:b/>
         </w:rPr>
-        <w:t>weniger als 20 Personen</w:t>
-      </w:r>
-      <w:r>
-        <w:t>, die ständig mit</w:t>
-        <w:br/>
-      </w:r>
-      <w:r>
-        <w:t>der automatisierten Verarbeitung personenbezogener Daten befasst sind. → Daraus folgt: keine</w:t>
-        <w:br/>
-      </w:r>
-      <w:r>
-        <w:t>gesetzliche Pflicht zur Benennung eines DSB nach § 38 BDSG (siehe Kap. 3).</w:t>
-        <w:br/>
-      </w:r>
-      <w:r>
-        <w:t xml:space="preserve">- </w:t>
+        <w:t>Annahme:</w:t>
+      </w:r>
+      <w:r>
+        <w:t xml:space="preserve"> Sitz/Verarbeitung in </w:t>
       </w:r>
       <w:r>
         <w:rPr>
           <w:b/>
         </w:rPr>
-        <w:t>Annahme A2:</w:t>
-      </w:r>
-      <w:r>
-        <w:t xml:space="preserve"> Sitz und Datenverarbeitung erfolgen in Deutschland; zuständige</w:t>
-        <w:br/>
-      </w:r>
-      <w:r>
-        <w:t xml:space="preserve">Aufsichtsbehörde ist die </w:t>
+        <w:t>NRW</w:t>
+      </w:r>
+      <w:r>
+        <w:t xml:space="preserve"> → Aufsichtsbehörde </w:t>
       </w:r>
       <w:r>
         <w:rPr>
@@ -1001,78 +1846,71 @@
         <w:t>LDI NRW</w:t>
       </w:r>
       <w:r>
-        <w:t xml:space="preserve"> (Landesbeauftragte für Datenschutz und</w:t>
+        <w:t xml:space="preserve"> (bei Meldung Bundesland</w:t>
         <w:br/>
       </w:r>
       <w:r>
-        <w:t xml:space="preserve">Informationsfreiheit Nordrhein-Westfalen). </w:t>
-      </w:r>
-      <w:r>
-        <w:rPr>
-          <w:i/>
-        </w:rPr>
-        <w:t>(Bundesland vor Erstellung einer Meldung</w:t>
-        <w:br/>
-      </w:r>
-      <w:r>
-        <w:rPr>
-          <w:i/>
-        </w:rPr>
-        <w:t>verifizieren.)</w:t>
-        <w:br/>
-      </w:r>
-      <w:r>
-        <w:t xml:space="preserve">- </w:t>
-      </w:r>
+        <w:t>verifizieren).</w:t>
+      </w:r>
+      <w:r/>
+    </w:p>
+    <w:p>
+      <w:pPr>
+        <w:pStyle w:val="ListBullet"/>
+        <w:spacing w:line="240" w:lineRule="auto"/>
+        <w:ind w:left="720"/>
+      </w:pPr>
+      <w:r/>
       <w:r>
         <w:rPr>
           <w:b/>
         </w:rPr>
-        <w:t>Annahme A3:</w:t>
-      </w:r>
-      <w:r>
-        <w:t xml:space="preserve"> Es werden </w:t>
+        <w:t>Annahme:</w:t>
+      </w:r>
+      <w:r>
+        <w:t xml:space="preserve"> Keine </w:t>
       </w:r>
       <w:r>
         <w:rPr>
           <w:b/>
         </w:rPr>
-        <w:t>keine besonderen Kategorien</w:t>
-      </w:r>
-      <w:r>
-        <w:t xml:space="preserve"> personenbezogener Daten (Art. 9)</w:t>
+        <w:t>besonderen Kategorien</w:t>
+      </w:r>
+      <w:r>
+        <w:t xml:space="preserve"> (Art. 9) zu Kunden; im Beschäftigtenkontext nur</w:t>
         <w:br/>
       </w:r>
       <w:r>
-        <w:t>zu Kunden verarbeitet; im Beschäftigtenkontext fallen begrenzt Gesundheitsdaten an</w:t>
-        <w:br/>
-      </w:r>
-      <w:r>
-        <w:t>(Krankmeldungen/AU) — Standard bei jedem Arbeitgeber.</w:t>
-        <w:br/>
-      </w:r>
-      <w:r>
-        <w:t xml:space="preserve">- </w:t>
-      </w:r>
+        <w:t>begrenzt Gesundheitsdaten (AU-Bescheinigungen).</w:t>
+      </w:r>
+      <w:r/>
+    </w:p>
+    <w:p>
+      <w:pPr>
+        <w:pStyle w:val="ListBullet"/>
+        <w:spacing w:line="240" w:lineRule="auto"/>
+        <w:ind w:left="720"/>
+      </w:pPr>
+      <w:r/>
       <w:r>
         <w:rPr>
           <w:b/>
         </w:rPr>
-        <w:t>Annahme A4:</w:t>
-      </w:r>
-      <w:r>
-        <w:t xml:space="preserve"> Es findet </w:t>
+        <w:t>Annahme:</w:t>
+      </w:r>
+      <w:r>
+        <w:t xml:space="preserve"> Kein </w:t>
       </w:r>
       <w:r>
         <w:rPr>
           <w:b/>
         </w:rPr>
-        <w:t>kein Profiling und keine automatisierte Einzelentscheidung</w:t>
-        <w:br/>
-      </w:r>
-      <w:r>
-        <w:t>i. S. v. Art. 22 statt.</w:t>
-      </w:r>
+        <w:t>Profiling / keine automatisierte Einzelentscheidung</w:t>
+      </w:r>
+      <w:r>
+        <w:t xml:space="preserve"> (Art. 22).</w:t>
+      </w:r>
+      <w:r/>
       <w:r/>
     </w:p>
     <w:p>
@@ -1096,34 +1934,38 @@
         <w:t>Marketing &amp; Eventmanager</w:t>
       </w:r>
       <w:r>
-        <w:t>. Datenschutzrelevante Berührungspunkte seiner</w:t>
+        <w:t>. Datenschutzrelevante Berührungspunkte: Website und</w:t>
         <w:br/>
       </w:r>
       <w:r>
-        <w:t>Rolle:</w:t>
+        <w:t>Marketing-Tools (Analytics, ggf. Newsletter, Social Media), Interessenten-/Lead-Daten</w:t>
         <w:br/>
       </w:r>
       <w:r>
-        <w:t>- Betrieb/Pflege der Website und Marketing-Tools (Analytics, ggf. Newsletter, Social Media),</w:t>
+        <w:t>(Kontaktformular, Messe), Auswahl externer Dienstleister (Web-Agentur, Tools), Marketing-Content</w:t>
         <w:br/>
       </w:r>
       <w:r>
-        <w:t>- Verarbeitung von Interessenten-/Lead-Daten (Kontaktformular, Messekontakte),</w:t>
-        <w:br/>
-      </w:r>
-      <w:r>
-        <w:t>- Auswahl und Einbindung externer Dienstleister (Web-Agentur, Tool-Anbieter),</w:t>
-        <w:br/>
-      </w:r>
-      <w:r>
-        <w:t>- Erstellung von Marketing-Content, ggf. mit Personenbezug (Kundenreferenzen, Fotos von Events).</w:t>
-      </w:r>
+        <w:t>mit möglichem Personenbezug (Referenzen, Event-Fotos).</w:t>
+      </w:r>
+      <w:r/>
       <w:r/>
     </w:p>
     <w:p>
-      <w:r/>
-      <w:r>
-        <w:t xml:space="preserve">David ist </w:t>
+      <w:pPr>
+        <w:pStyle w:val="ListBullet"/>
+        <w:spacing w:line="240" w:lineRule="auto"/>
+        <w:ind w:left="720"/>
+      </w:pPr>
+      <w:r/>
+      <w:r>
+        <w:rPr>
+          <w:b/>
+        </w:rPr>
+        <w:t>Annahme:</w:t>
+      </w:r>
+      <w:r>
+        <w:t xml:space="preserve"> David ist </w:t>
       </w:r>
       <w:r>
         <w:rPr>
@@ -1132,29 +1974,23 @@
         <w:t>nicht</w:t>
       </w:r>
       <w:r>
-        <w:t xml:space="preserve"> automatisch Datenschutzbeauftragter; die Marketing-Rolle ist wegen</w:t>
+        <w:t xml:space="preserve"> DSB; die Marketing-Rolle ist wegen Interessenkonflikt für die</w:t>
         <w:br/>
       </w:r>
       <w:r>
-        <w:t>möglicher Interessenkonflikte (Marketing „will" Daten nutzen) für die DSB-Funktion sogar</w:t>
-        <w:br/>
-      </w:r>
-      <w:r>
-        <w:t xml:space="preserve">ungeeignet. Empfohlene Rolle Davids: </w:t>
+        <w:t xml:space="preserve">DSB-Funktion ungeeignet. Empfohlene Rolle: </w:t>
       </w:r>
       <w:r>
         <w:rPr>
           <w:b/>
         </w:rPr>
         <w:t>Prozessverantwortlicher „Marketing &amp; Website"</w:t>
-      </w:r>
-      <w:r>
-        <w:t xml:space="preserve"> innerhalb</w:t>
         <w:br/>
       </w:r>
       <w:r>
-        <w:t>des Datenschutz-Managements (siehe Rollenmatrix, Kap. 13).</w:t>
-      </w:r>
+        <w:t>(siehe Rollenmatrix, Kap. 13).</w:t>
+      </w:r>
+      <w:r/>
       <w:r/>
     </w:p>
     <w:p>
@@ -1216,7 +2052,7 @@
               <w:rPr>
                 <w:b/>
               </w:rPr>
-              <w:t>Bedeutung für Feind GmbH</w:t>
+              <w:t>Bedeutung für {{COMPANY_NAME}}</w:t>
             </w:r>
           </w:p>
         </w:tc>
@@ -1241,7 +2077,7 @@
           </w:tcPr>
           <w:p>
             <w:r>
-              <w:t>Rechtsgrundlagen: lit. b (Vertrag/Anbahnung — Angebote, Aufträge), lit. c (rechtliche Pflicht — Rechnungen/Steuer), lit. f (berechtigtes Interesse — Direktwerbung Bestandskunden, IT-Sicherheit), lit. a (Einwilligung — Analytics, Newsletter).</w:t>
+              <w:t>lit. b (Vertrag/Anbahnung), lit. c (Rechnungen/Steuer), lit. f (Direktwerbung Bestandskunden, IT-Sicherheit), lit. a (Analytics, Newsletter).</w:t>
             </w:r>
           </w:p>
         </w:tc>
@@ -1266,7 +2102,7 @@
           </w:tcPr>
           <w:p>
             <w:r>
-              <w:t>Bedingungen für Einwilligung (freiwillig, informiert, widerrufbar, Nachweisbarkeit).</w:t>
+              <w:t>Bedingungen für Einwilligung (freiwillig, informiert, widerrufbar, nachweisbar).</w:t>
             </w:r>
           </w:p>
         </w:tc>
@@ -1291,7 +2127,7 @@
           </w:tcPr>
           <w:p>
             <w:r>
-              <w:t>Besondere Kategorien — v. a. Gesundheitsdaten von Beschäftigten (AU-Bescheinigungen).</w:t>
+              <w:t>Besondere Kategorien — v. a. Beschäftigten-Gesundheitsdaten (AU).</w:t>
             </w:r>
           </w:p>
         </w:tc>
@@ -1316,7 +2152,7 @@
           </w:tcPr>
           <w:p>
             <w:r>
-              <w:t>Grundsätze (Zweckbindung, Datenminimierung, Speicherbegrenzung); Informationspflichten.</w:t>
+              <w:t>Grundsätze; Informationspflichten.</w:t>
             </w:r>
           </w:p>
         </w:tc>
@@ -1341,7 +2177,7 @@
           </w:tcPr>
           <w:p>
             <w:r>
-              <w:t>Betroffenenrechte (Auskunft, Berichtigung, Löschung, Einschränkung, Portabilität, Widerspruch).</w:t>
+              <w:t>Betroffenenrechte.</w:t>
             </w:r>
           </w:p>
         </w:tc>
@@ -1366,7 +2202,7 @@
           </w:tcPr>
           <w:p>
             <w:r>
-              <w:t>AV-Vertrag, Verzeichnis der Verarbeitungstätigkeiten, Sicherheit der Verarbeitung (TOM).</w:t>
+              <w:t>AV-Vertrag, VVT, Sicherheit der Verarbeitung (TOM).</w:t>
             </w:r>
           </w:p>
         </w:tc>
@@ -1391,7 +2227,7 @@
           </w:tcPr>
           <w:p>
             <w:r>
-              <w:t>Meldung von Datenpannen (72 h), Benachrichtigung Betroffener, DPIA.</w:t>
+              <w:t>Datenpannen-Meldung (72 h), Benachrichtigung, DPIA.</w:t>
             </w:r>
           </w:p>
         </w:tc>
@@ -1441,7 +2277,7 @@
           </w:tcPr>
           <w:p>
             <w:r>
-              <w:t>Benennungspflicht DSB (ab 20 Personen mit automatisierter Verarbeitung, oder bei DPIA-Pflicht).</w:t>
+              <w:t>DSB-Benennungspflicht (ab 20 Personen mit automatisierter Verarbeitung oder bei DPIA-Pflicht).</w:t>
             </w:r>
           </w:p>
         </w:tc>
@@ -1469,7 +2305,7 @@
           </w:tcPr>
           <w:p>
             <w:r>
-              <w:t>Einwilligung für Zugriff auf Endgeräte-Informationen (Cookies, Tracking) — Opt-in-Pflicht.</w:t>
+              <w:t>Einwilligung für Zugriff auf Endgeräte-Informationen (Cookies/Tracking) — Opt-in.</w:t>
             </w:r>
           </w:p>
         </w:tc>
@@ -1494,7 +2330,7 @@
           </w:tcPr>
           <w:p>
             <w:r>
-              <w:t>Grundlage der Cookie-/Tracking-Regeln; national umgesetzt im TDDDG.</w:t>
+              <w:t>Grundlage der Cookie-/Tracking-Regeln (national: TDDDG).</w:t>
             </w:r>
           </w:p>
         </w:tc>
@@ -1519,7 +2355,7 @@
           </w:tcPr>
           <w:p>
             <w:r>
-              <w:t>Steuer-/handelsrechtliche Aufbewahrungspflichten (siehe Löschkonzept).</w:t>
+              <w:t>Aufbewahrungspflichten (Löschkonzept).</w:t>
             </w:r>
           </w:p>
         </w:tc>
@@ -1671,7 +2507,7 @@
           </w:tcPr>
           <w:p>
             <w:r>
-              <w:t>Nicht vorhanden — Vorlage in Anhang A.</w:t>
+              <w:t>Vorlage in Anhang A.</w:t>
             </w:r>
           </w:p>
         </w:tc>
@@ -1723,7 +2559,13 @@
           </w:tcPr>
           <w:p>
             <w:r>
-              <w:t>Vorhanden angenommen, Aktualität unklar — Muster in Anhang E.</w:t>
+              <w:rPr>
+                <w:b/>
+              </w:rPr>
+              <w:t>Annahme:</w:t>
+            </w:r>
+            <w:r>
+              <w:t xml:space="preserve"> vorhanden, Aktualität unklar — Muster Anhang E.</w:t>
             </w:r>
           </w:p>
         </w:tc>
@@ -1775,7 +2617,13 @@
           </w:tcPr>
           <w:p>
             <w:r>
-              <w:t>Anzunehmen vorhanden; Vollständigkeit prüfen.</w:t>
+              <w:rPr>
+                <w:b/>
+              </w:rPr>
+              <w:t>Annahme:</w:t>
+            </w:r>
+            <w:r>
+              <w:t xml:space="preserve"> vorhanden; Vollständigkeit prüfen.</w:t>
             </w:r>
           </w:p>
         </w:tc>
@@ -1827,7 +2675,7 @@
           </w:tcPr>
           <w:p>
             <w:r>
-              <w:t>Kritisch — GA4 ist im Einsatz.</w:t>
+              <w:t>Kritisch — GA4 aktiv.</w:t>
             </w:r>
           </w:p>
         </w:tc>
@@ -1879,7 +2727,7 @@
           </w:tcPr>
           <w:p>
             <w:r>
-              <w:t>Für Google, Hoster, Steuerberater, IT-Support, ggf. Lohn.</w:t>
+              <w:t>Google, Hoster, Steuerberater, IT-Support, ggf. Lohn.</w:t>
             </w:r>
           </w:p>
         </w:tc>
@@ -1931,7 +2779,7 @@
           </w:tcPr>
           <w:p>
             <w:r>
-              <w:t>Nicht dokumentiert — Checkliste in Anhang J.</w:t>
+              <w:t>Checkliste Anhang J.</w:t>
             </w:r>
           </w:p>
         </w:tc>
@@ -1963,7 +2811,7 @@
           </w:tcPr>
           <w:p>
             <w:r>
-              <w:t>Art. 5 Abs. 1 e</w:t>
+              <w:t>Art. 5 I e</w:t>
             </w:r>
           </w:p>
         </w:tc>
@@ -1983,7 +2831,7 @@
           </w:tcPr>
           <w:p>
             <w:r>
-              <w:t>Nicht formalisiert — Vorlage in Kap. 4 / Anhang.</w:t>
+              <w:t>Vorlage Kap. 4.</w:t>
             </w:r>
           </w:p>
         </w:tc>
@@ -2035,7 +2883,7 @@
           </w:tcPr>
           <w:p>
             <w:r>
-              <w:t>Nicht dokumentiert — Kap. 10.</w:t>
+              <w:t>Kap. 10.</w:t>
             </w:r>
           </w:p>
         </w:tc>
@@ -2087,7 +2935,7 @@
           </w:tcPr>
           <w:p>
             <w:r>
-              <w:t>Nicht dokumentiert — Kap. 9.</w:t>
+              <w:t>Kap. 9.</w:t>
             </w:r>
           </w:p>
         </w:tc>
@@ -2109,7 +2957,7 @@
           </w:tcPr>
           <w:p>
             <w:r>
-              <w:t>Prüfung Benennungspflicht DSB</w:t>
+              <w:t>Prüfung DSB-Benennungspflicht</w:t>
             </w:r>
           </w:p>
         </w:tc>
@@ -2139,7 +2987,7 @@
           </w:tcPr>
           <w:p>
             <w:r>
-              <w:t>Zu klären (Personenzahl) — s. Annahme A1.</w:t>
+              <w:t>Personenzahl klären.</w:t>
             </w:r>
           </w:p>
         </w:tc>
@@ -2233,7 +3081,7 @@
           </w:tcPr>
           <w:p>
             <w:r>
-              <w:t>🟢/🟡</w:t>
+              <w:t>🟡</w:t>
             </w:r>
           </w:p>
         </w:tc>
@@ -2366,27 +3214,18 @@
         <w:t>Kernaussage:</w:t>
       </w:r>
       <w:r>
-        <w:t xml:space="preserve"> Die technische Datenverarbeitung ist überschaubar und beherrschbar. Der</w:t>
+        <w:t xml:space="preserve"> Die technische Verarbeitung ist überschaubar; der Handlungsbedarf liegt in</w:t>
         <w:br/>
       </w:r>
-      <w:r>
-        <w:t xml:space="preserve">Handlungsbedarf liegt fast vollständig in </w:t>
-      </w:r>
+      <w:r/>
       <w:r>
         <w:rPr>
           <w:b/>
         </w:rPr>
-        <w:t>Dokumentation, Consent-Konfiguration und</w:t>
-        <w:br/>
-      </w:r>
-      <w:r>
-        <w:rPr>
-          <w:b/>
-        </w:rPr>
-        <w:t>Prozessen</w:t>
-      </w:r>
-      <w:r>
-        <w:t xml:space="preserve"> — nicht in teurer Technik.</w:t>
+        <w:t>Dokumentation, Consent-Konfiguration und Prozessen</w:t>
+      </w:r>
+      <w:r>
+        <w:t>.</w:t>
       </w:r>
       <w:r/>
       <w:r/>
@@ -2475,7 +3314,7 @@
           </w:tcPr>
           <w:p>
             <w:r>
-              <w:t>Name, Firma, Funktion, Anschrift, E-Mail, Telefon, Auftragsdaten, Rechnungs-/Zahlungsdaten, techn. Zeichnungen/CAD (i. d. R. kein Personenbezug, aber vertraulich).</w:t>
+              <w:t>Name, Firma, Funktion, Anschrift, E-Mail, Telefon, Auftrags-, Rechnungs-/Zahlungsdaten, techn. Zeichnungen/CAD (i. d. R. kein Personenbezug, aber vertraulich).</w:t>
             </w:r>
           </w:p>
         </w:tc>
@@ -2500,7 +3339,7 @@
           </w:tcPr>
           <w:p>
             <w:r>
-              <w:t>Name, Firma, E-Mail, Telefon, Anfrageinhalt (Kontaktformular/Messe).</w:t>
+              <w:t>Name, Firma, E-Mail, Telefon, Anfrageinhalt.</w:t>
             </w:r>
           </w:p>
         </w:tc>
@@ -2525,7 +3364,7 @@
           </w:tcPr>
           <w:p>
             <w:r>
-              <w:t>Ansprechpartner, Kontakt-, Vertrags- und Zahlungsdaten.</w:t>
+              <w:t>Ansprechpartner, Kontakt-, Vertrags-, Zahlungsdaten.</w:t>
             </w:r>
           </w:p>
         </w:tc>
@@ -2550,7 +3389,7 @@
           </w:tcPr>
           <w:p>
             <w:r>
-              <w:t xml:space="preserve">Stammdaten, Vertrag, Lohn-/Sozialversicherungsdaten, Bankverbindung, Arbeitszeit, </w:t>
+              <w:t xml:space="preserve">Stammdaten, Vertrag, Lohn-/SV-Daten, Bankverbindung, Arbeitszeit, </w:t>
             </w:r>
             <w:r>
               <w:rPr>
@@ -2631,7 +3470,7 @@
     <w:p>
       <w:r/>
       <w:r>
-        <w:t xml:space="preserve">Vollständige, kopierfähige Tabellen-/CSV-Vorlage siehe </w:t>
+        <w:t xml:space="preserve">Vollständige, kopierfähige CSV-Vorlage siehe </w:t>
       </w:r>
       <w:r>
         <w:rPr>
@@ -2831,7 +3670,7 @@
           </w:tcPr>
           <w:p>
             <w:r>
-              <w:t>ERP/Ablage, Buchhaltung, Cloud-Speicher</w:t>
+              <w:t>ERP/Ablage, Buchhaltung, Cloud</w:t>
             </w:r>
           </w:p>
         </w:tc>
@@ -2841,7 +3680,7 @@
           </w:tcPr>
           <w:p>
             <w:r>
-              <w:t>Rechnungen 8–10 J. (§ 147 AO); sonst 3 J. nach Vertragsende (§ 195 BGB)</w:t>
+              <w:t>Rechnungen 8–10 J. (§ 147 AO); sonst 3 J. (§ 195 BGB)</w:t>
             </w:r>
           </w:p>
         </w:tc>
@@ -2896,7 +3735,7 @@
           </w:tcPr>
           <w:p>
             <w:r>
-              <w:t>Bearbeitung von Anfragen</w:t>
+              <w:t>Anfragebearbeitung</w:t>
             </w:r>
           </w:p>
         </w:tc>
@@ -2906,7 +3745,7 @@
           </w:tcPr>
           <w:p>
             <w:r>
-              <w:t>Art. 6 I b (Anbahnung), f</w:t>
+              <w:t>Art. 6 I b, f</w:t>
             </w:r>
           </w:p>
         </w:tc>
@@ -2936,7 +3775,7 @@
           </w:tcPr>
           <w:p>
             <w:r>
-              <w:t>Löschung nach Erledigung, spät. 6–12 Mon. wenn kein Vertrag</w:t>
+              <w:t>Löschung n. Erledigung, spät. 6–12 Mon.</w:t>
             </w:r>
           </w:p>
         </w:tc>
@@ -3034,7 +3873,7 @@
           </w:tcPr>
           <w:p>
             <w:r>
-              <w:t>GA4-Standard, konfigurierbar (z. B. 2–14 Mon.)</w:t>
+              <w:t>GA4-Standard, konfigurierbar (2–14 Mon.)</w:t>
             </w:r>
           </w:p>
         </w:tc>
@@ -3109,7 +3948,7 @@
           </w:tcPr>
           <w:p>
             <w:r>
-              <w:t>Aggregierte Suchdaten (i. d. R. kein Personenbezug)</w:t>
+              <w:t>aggregierte Suchdaten (i. d. R. kein Personenbezug)</w:t>
             </w:r>
           </w:p>
         </w:tc>
@@ -3224,7 +4063,7 @@
           </w:tcPr>
           <w:p>
             <w:r>
-              <w:t>6–10 J. lohnsteuer-/sozialrechtlich; danach Löschung</w:t>
+              <w:t>6–10 J. lohnsteuer-/sozialrechtl.</w:t>
             </w:r>
           </w:p>
         </w:tc>
@@ -3244,7 +4083,7 @@
           </w:tcPr>
           <w:p>
             <w:r>
-              <w:t>Steuerberater/Lohn, Finanzamt, SV-Träger, Berufsgenossenschaft</w:t>
+              <w:t>Steuerberater/Lohn, FA, SV-Träger, BG</w:t>
             </w:r>
           </w:p>
         </w:tc>
@@ -3254,7 +4093,7 @@
           </w:tcPr>
           <w:p>
             <w:r>
-              <w:t>Zugriffsbeschränkung, Verschlüsselung, physische Sicherung</w:t>
+              <w:t>Zugriffsbeschränkung, Verschlüsselung, phys. Sicherung</w:t>
             </w:r>
           </w:p>
         </w:tc>
@@ -3327,9 +4166,6 @@
               </w:rPr>
               <w:t>6 Monaten</w:t>
             </w:r>
-            <w:r>
-              <w:t xml:space="preserve"> ; Einwilligung für Talentpool</w:t>
-            </w:r>
           </w:p>
         </w:tc>
         <w:tc>
@@ -3425,7 +4261,7 @@
           </w:tcPr>
           <w:p>
             <w:r>
-              <w:t>Newsletter-Tool</w:t>
+              <w:t>{{NEWSLETTER_TOOL}}</w:t>
             </w:r>
           </w:p>
         </w:tc>
@@ -3490,7 +4326,7 @@
           </w:tcPr>
           <w:p>
             <w:r>
-              <w:t>Betriebssicherheit, Fehleranalyse</w:t>
+              <w:t>Betriebssicherheit</w:t>
             </w:r>
           </w:p>
         </w:tc>
@@ -3520,7 +4356,7 @@
           </w:tcPr>
           <w:p>
             <w:r>
-              <w:t>Hoster/Server</w:t>
+              <w:t>{{HOSTING_PROVIDER}}</w:t>
             </w:r>
           </w:p>
         </w:tc>
@@ -3601,18 +4437,18 @@
         <w:rPr>
           <w:b/>
         </w:rPr>
-        <w:t>Eingang (Erfassung):</w:t>
-      </w:r>
-      <w:r>
-        <w:t xml:space="preserve"> Website-Kontaktformular · E-Mail · Telefon · Messe/persönlich ·</w:t>
+        <w:t>Eingang:</w:t>
+      </w:r>
+      <w:r>
+        <w:t xml:space="preserve"> Website-Kontaktformular · E-Mail · Telefon · Messe/persönlich · Papierdokumente</w:t>
         <w:br/>
       </w:r>
       <w:r>
-        <w:t>Papierdokumente (Zeichnungen, Lieferscheine) · Bewerbungen · Maschinen-/Fertigungsdaten (CAD,</w:t>
+        <w:t>(Zeichnungen, Lieferscheine) · Bewerbungen · Maschinen-/Fertigungsdaten (CAD — i. d. R. kein</w:t>
         <w:br/>
       </w:r>
       <w:r>
-        <w:t>Fertigungsaufträge — i. d. R. Sach-, kein Personenbezug).</w:t>
+        <w:t>Personenbezug).</w:t>
       </w:r>
       <w:r/>
     </w:p>
@@ -3622,31 +4458,28 @@
         <w:rPr>
           <w:b/>
         </w:rPr>
-        <w:t>Ausgang (Weitergabe):</w:t>
-      </w:r>
-      <w:r>
-        <w:t xml:space="preserve"> Steuerberater/Lohnbüro · Finanzamt/SV-Träger (gesetzlich) ·</w:t>
+        <w:t>Ausgang:</w:t>
+      </w:r>
+      <w:r>
+        <w:t xml:space="preserve"> Steuerberater/Lohnbüro · Finanzamt/SV-Träger (gesetzlich) · Versand/Logistik ·</w:t>
         <w:br/>
       </w:r>
       <w:r>
-        <w:t>Versand-/Logistikdienstleister · Zahlungsdienstleister/Bank · Google (Analytics/Search Console)</w:t>
+        <w:t>Zahlungsdienstleister/Bank · Google (Analytics/Search Console) · Hosting-Provider ·</w:t>
         <w:br/>
       </w:r>
       <w:r>
-        <w:t>· Hosting-Provider · IT-Support/Fernwartung · ggf. Newsletter-/Marketing-Tools · GitHub (nur</w:t>
-        <w:br/>
-      </w:r>
-      <w:r>
-        <w:t xml:space="preserve">Code/Konfiguration, </w:t>
+        <w:t xml:space="preserve">IT-Support/Fernwartung · ggf. Newsletter-Tools · GitHub (nur Code/Konfiguration, </w:t>
       </w:r>
       <w:r>
         <w:rPr>
           <w:b/>
         </w:rPr>
         <w:t>keine</w:t>
-      </w:r>
-      <w:r>
-        <w:t xml:space="preserve"> produktiven CRM-Rohdaten — durch </w:t>
+        <w:br/>
+      </w:r>
+      <w:r>
+        <w:t xml:space="preserve">produktiven CRM-Rohdaten — durch </w:t>
       </w:r>
       <w:r>
         <w:rPr>
@@ -3843,7 +4676,13 @@
           </w:tcPr>
           <w:p>
             <w:r>
-              <w:t>Cloud-Standort prüfen</w:t>
+              <w:rPr>
+                <w:b/>
+              </w:rPr>
+              <w:t>Offene Frage:</w:t>
+            </w:r>
+            <w:r>
+              <w:t xml:space="preserve"> Cloud-Standort</w:t>
             </w:r>
           </w:p>
         </w:tc>
@@ -3990,7 +4829,13 @@
           </w:tcPr>
           <w:p>
             <w:r>
-              <w:t>Hoster-Standort prüfen</w:t>
+              <w:rPr>
+                <w:b/>
+              </w:rPr>
+              <w:t>Offene Frage:</w:t>
+            </w:r>
+            <w:r>
+              <w:t xml:space="preserve"> Hoster-Standort</w:t>
             </w:r>
           </w:p>
         </w:tc>
@@ -4062,7 +4907,13 @@
           </w:tcPr>
           <w:p>
             <w:r>
-              <w:t>i. d. R. EU</w:t>
+              <w:rPr>
+                <w:b/>
+              </w:rPr>
+              <w:t>Annahme:</w:t>
+            </w:r>
+            <w:r>
+              <w:t xml:space="preserve"> EU</w:t>
             </w:r>
           </w:p>
         </w:tc>
@@ -4134,7 +4985,13 @@
           </w:tcPr>
           <w:p>
             <w:r>
-              <w:t>i. d. R. EU</w:t>
+              <w:rPr>
+                <w:b/>
+              </w:rPr>
+              <w:t>Annahme:</w:t>
+            </w:r>
+            <w:r>
+              <w:t xml:space="preserve"> EU</w:t>
             </w:r>
           </w:p>
         </w:tc>
@@ -4166,6 +5023,26 @@
           </w:tcPr>
           <w:p>
             <w:r>
+              <w:t>{{HOSTING_PROVIDER}}</w:t>
+            </w:r>
+          </w:p>
+        </w:tc>
+        <w:tc>
+          <w:tcPr>
+            <w:tcW w:type="dxa" w:w="1234"/>
+          </w:tcPr>
+          <w:p>
+            <w:r>
+              <w:t>Fehler-/Sicherheitsanalyse</w:t>
+            </w:r>
+          </w:p>
+        </w:tc>
+        <w:tc>
+          <w:tcPr>
+            <w:tcW w:type="dxa" w:w="1234"/>
+          </w:tcPr>
+          <w:p>
+            <w:r>
               <w:t>Hoster</w:t>
             </w:r>
           </w:p>
@@ -4176,7 +5053,7 @@
           </w:tcPr>
           <w:p>
             <w:r>
-              <w:t>Fehler-/Sicherheitsanalyse</w:t>
+              <w:t>7–30 Tage</w:t>
             </w:r>
           </w:p>
         </w:tc>
@@ -4186,27 +5063,13 @@
           </w:tcPr>
           <w:p>
             <w:r>
-              <w:t>Hoster</w:t>
-            </w:r>
-          </w:p>
-        </w:tc>
-        <w:tc>
-          <w:tcPr>
-            <w:tcW w:type="dxa" w:w="1234"/>
-          </w:tcPr>
-          <w:p>
-            <w:r>
-              <w:t>7–30 Tage</w:t>
-            </w:r>
-          </w:p>
-        </w:tc>
-        <w:tc>
-          <w:tcPr>
-            <w:tcW w:type="dxa" w:w="1234"/>
-          </w:tcPr>
-          <w:p>
-            <w:r>
-              <w:t>Hoster-Standort prüfen</w:t>
+              <w:rPr>
+                <w:b/>
+              </w:rPr>
+              <w:t>Offene Frage:</w:t>
+            </w:r>
+            <w:r>
+              <w:t xml:space="preserve"> Standort</w:t>
             </w:r>
           </w:p>
         </w:tc>
@@ -4261,15 +5124,11 @@
         <w:t>EU-US Data Privacy Framework</w:t>
       </w:r>
       <w:r>
-        <w:t xml:space="preserve"> (Angemessenheitsbeschluss der EU-Kommission</w:t>
+        <w:t xml:space="preserve"> (Angemessenheitsbeschluss vom 10.07.2023);</w:t>
         <w:br/>
       </w:r>
       <w:r>
-        <w:t>vom 10.07.2023); Google LLC ist DPF-zertifiziert. Ergänzend Standardvertragsklauseln (SCC) als</w:t>
-        <w:br/>
-      </w:r>
-      <w:r>
-        <w:t xml:space="preserve">Auffanglösung. </w:t>
+        <w:t xml:space="preserve">Google LLC ist DPF-zertifiziert; SCC als Auffanglösung. </w:t>
       </w:r>
       <w:r>
         <w:rPr>
@@ -4293,26 +5152,11 @@
         <w:t>GitHub (Microsoft):</w:t>
       </w:r>
       <w:r>
-        <w:t xml:space="preserve"> Übermittlung USA möglich; enthält nur Code/Konfiguration, </w:t>
-      </w:r>
-      <w:r>
-        <w:rPr>
-          <w:b/>
-        </w:rPr>
-        <w:t>keine</w:t>
+        <w:t xml:space="preserve"> USA möglich; enthält nur Code/Konfiguration, keine produktiven</w:t>
         <w:br/>
       </w:r>
       <w:r>
-        <w:t xml:space="preserve">produktiven personenbezogenen Rohdaten (durch </w:t>
-      </w:r>
-      <w:r>
-        <w:rPr>
-          <w:rFonts w:ascii="Courier" w:hAnsi="Courier"/>
-        </w:rPr>
-        <w:t>.gitignore</w:t>
-      </w:r>
-      <w:r>
-        <w:t xml:space="preserve"> sichergestellt).</w:t>
+        <w:t>personenbezogenen Rohdaten.</w:t>
       </w:r>
       <w:r/>
     </w:p>
@@ -4327,23 +5171,23 @@
         <w:rPr>
           <w:b/>
         </w:rPr>
-        <w:t>Hosting/E-Mail/Newsletter:</w:t>
-      </w:r>
-      <w:r>
-        <w:t xml:space="preserve"> Standort und Drittstaatenbezug </w:t>
+        <w:t>Annahme:</w:t>
+      </w:r>
+      <w:r>
+        <w:t xml:space="preserve"> Hosting/E-Mail/Newsletter in EU — </w:t>
       </w:r>
       <w:r>
         <w:rPr>
           <w:b/>
         </w:rPr>
-        <w:t>zu verifizieren</w:t>
-      </w:r>
-      <w:r>
-        <w:t xml:space="preserve"> (offene</w:t>
+        <w:t>Offene Frage:</w:t>
+      </w:r>
+      <w:r>
+        <w:t xml:space="preserve"> Standort/Drittstaatenbezug</w:t>
         <w:br/>
       </w:r>
       <w:r>
-        <w:t>Frage F-04).</w:t>
+        <w:t>zu verifizieren.</w:t>
       </w:r>
       <w:r/>
       <w:r/>
@@ -4368,697 +5212,11 @@
     <w:p>
       <w:r/>
       <w:r>
-        <w:t>Empfohlene TOM nach Art. 32 DSGVO, mit Priorität (H/M/N) und grobem Aufwand.</w:t>
-      </w:r>
-      <w:r/>
-    </w:p>
-    <w:tbl>
-      <w:tblPr>
-        <w:tblStyle w:val="LightGrid-Accent1"/>
-        <w:tblW w:type="auto" w:w="0"/>
-        <w:tblLook w:firstColumn="1" w:firstRow="1" w:lastColumn="0" w:lastRow="0" w:noHBand="0" w:noVBand="1" w:val="04A0"/>
-      </w:tblPr>
-      <w:tblGrid>
-        <w:gridCol w:w="2160"/>
-        <w:gridCol w:w="2160"/>
-        <w:gridCol w:w="2160"/>
-        <w:gridCol w:w="2160"/>
-      </w:tblGrid>
-      <w:tr>
-        <w:tc>
-          <w:tcPr>
-            <w:tcW w:type="dxa" w:w="2160"/>
-          </w:tcPr>
-          <w:p>
-            <w:r>
-              <w:rPr>
-                <w:b/>
-              </w:rPr>
-              <w:t>Bereich</w:t>
-            </w:r>
-          </w:p>
-        </w:tc>
-        <w:tc>
-          <w:tcPr>
-            <w:tcW w:type="dxa" w:w="2160"/>
-          </w:tcPr>
-          <w:p>
-            <w:r>
-              <w:rPr>
-                <w:b/>
-              </w:rPr>
-              <w:t>Maßnahme</w:t>
-            </w:r>
-          </w:p>
-        </w:tc>
-        <w:tc>
-          <w:tcPr>
-            <w:tcW w:type="dxa" w:w="2160"/>
-          </w:tcPr>
-          <w:p>
-            <w:r>
-              <w:rPr>
-                <w:b/>
-              </w:rPr>
-              <w:t>Prio</w:t>
-            </w:r>
-          </w:p>
-        </w:tc>
-        <w:tc>
-          <w:tcPr>
-            <w:tcW w:type="dxa" w:w="2160"/>
-          </w:tcPr>
-          <w:p>
-            <w:r>
-              <w:rPr>
-                <w:b/>
-              </w:rPr>
-              <w:t>Aufwand</w:t>
-            </w:r>
-          </w:p>
-        </w:tc>
-      </w:tr>
-      <w:tr>
-        <w:tc>
-          <w:tcPr>
-            <w:tcW w:type="dxa" w:w="2160"/>
-          </w:tcPr>
-          <w:p>
-            <w:r>
-              <w:rPr>
-                <w:b/>
-              </w:rPr>
-              <w:t>Zugriffskontrolle</w:t>
-            </w:r>
-          </w:p>
-        </w:tc>
-        <w:tc>
-          <w:tcPr>
-            <w:tcW w:type="dxa" w:w="2160"/>
-          </w:tcPr>
-          <w:p>
-            <w:r>
-              <w:t>Rollen-/Berechtigungskonzept „need-to-know"; individuelle Logins (keine Sammelkonten)</w:t>
-            </w:r>
-          </w:p>
-        </w:tc>
-        <w:tc>
-          <w:tcPr>
-            <w:tcW w:type="dxa" w:w="2160"/>
-          </w:tcPr>
-          <w:p>
-            <w:r>
-              <w:t>H</w:t>
-            </w:r>
-          </w:p>
-        </w:tc>
-        <w:tc>
-          <w:tcPr>
-            <w:tcW w:type="dxa" w:w="2160"/>
-          </w:tcPr>
-          <w:p>
-            <w:r>
-              <w:t>mittel</w:t>
-            </w:r>
-          </w:p>
-        </w:tc>
-      </w:tr>
-      <w:tr>
-        <w:tc>
-          <w:tcPr>
-            <w:tcW w:type="dxa" w:w="2160"/>
-          </w:tcPr>
-          <w:p>
-            <w:r>
-              <w:rPr>
-                <w:b/>
-              </w:rPr>
-              <w:t>Authentifizierung</w:t>
-            </w:r>
-          </w:p>
-        </w:tc>
-        <w:tc>
-          <w:tcPr>
-            <w:tcW w:type="dxa" w:w="2160"/>
-          </w:tcPr>
-          <w:p>
-            <w:r>
-              <w:t xml:space="preserve">Passwort-Policy (min. 12 Zeichen, Passwortmanager) + </w:t>
-            </w:r>
-            <w:r>
-              <w:rPr>
-                <w:b/>
-              </w:rPr>
-              <w:t>MFA</w:t>
-            </w:r>
-            <w:r>
-              <w:t xml:space="preserve"> für E-Mail, Cloud, Google, GitHub, Buchhaltung</w:t>
-            </w:r>
-          </w:p>
-        </w:tc>
-        <w:tc>
-          <w:tcPr>
-            <w:tcW w:type="dxa" w:w="2160"/>
-          </w:tcPr>
-          <w:p>
-            <w:r>
-              <w:t>H</w:t>
-            </w:r>
-          </w:p>
-        </w:tc>
-        <w:tc>
-          <w:tcPr>
-            <w:tcW w:type="dxa" w:w="2160"/>
-          </w:tcPr>
-          <w:p>
-            <w:r>
-              <w:t>gering–mittel</w:t>
-            </w:r>
-          </w:p>
-        </w:tc>
-      </w:tr>
-      <w:tr>
-        <w:tc>
-          <w:tcPr>
-            <w:tcW w:type="dxa" w:w="2160"/>
-          </w:tcPr>
-          <w:p>
-            <w:r>
-              <w:rPr>
-                <w:b/>
-              </w:rPr>
-              <w:t>Verschlüsselung (Transit)</w:t>
-            </w:r>
-          </w:p>
-        </w:tc>
-        <w:tc>
-          <w:tcPr>
-            <w:tcW w:type="dxa" w:w="2160"/>
-          </w:tcPr>
-          <w:p>
-            <w:r>
-              <w:t>TLS/HTTPS für Website &amp; E-Mail (TLS-Versand), HSTS</w:t>
-            </w:r>
-          </w:p>
-        </w:tc>
-        <w:tc>
-          <w:tcPr>
-            <w:tcW w:type="dxa" w:w="2160"/>
-          </w:tcPr>
-          <w:p>
-            <w:r>
-              <w:t>H</w:t>
-            </w:r>
-          </w:p>
-        </w:tc>
-        <w:tc>
-          <w:tcPr>
-            <w:tcW w:type="dxa" w:w="2160"/>
-          </w:tcPr>
-          <w:p>
-            <w:r>
-              <w:t>gering</w:t>
-            </w:r>
-          </w:p>
-        </w:tc>
-      </w:tr>
-      <w:tr>
-        <w:tc>
-          <w:tcPr>
-            <w:tcW w:type="dxa" w:w="2160"/>
-          </w:tcPr>
-          <w:p>
-            <w:r>
-              <w:rPr>
-                <w:b/>
-              </w:rPr>
-              <w:t>Verschlüsselung (at rest)</w:t>
-            </w:r>
-          </w:p>
-        </w:tc>
-        <w:tc>
-          <w:tcPr>
-            <w:tcW w:type="dxa" w:w="2160"/>
-          </w:tcPr>
-          <w:p>
-            <w:r>
-              <w:t>Geräteverschlüsselung (BitLocker/FileVault) für Laptops/mobile Geräte; verschlüsselte Backups</w:t>
-            </w:r>
-          </w:p>
-        </w:tc>
-        <w:tc>
-          <w:tcPr>
-            <w:tcW w:type="dxa" w:w="2160"/>
-          </w:tcPr>
-          <w:p>
-            <w:r>
-              <w:t>H</w:t>
-            </w:r>
-          </w:p>
-        </w:tc>
-        <w:tc>
-          <w:tcPr>
-            <w:tcW w:type="dxa" w:w="2160"/>
-          </w:tcPr>
-          <w:p>
-            <w:r>
-              <w:t>gering</w:t>
-            </w:r>
-          </w:p>
-        </w:tc>
-      </w:tr>
-      <w:tr>
-        <w:tc>
-          <w:tcPr>
-            <w:tcW w:type="dxa" w:w="2160"/>
-          </w:tcPr>
-          <w:p>
-            <w:r>
-              <w:rPr>
-                <w:b/>
-              </w:rPr>
-              <w:t>Backup</w:t>
-            </w:r>
-          </w:p>
-        </w:tc>
-        <w:tc>
-          <w:tcPr>
-            <w:tcW w:type="dxa" w:w="2160"/>
-          </w:tcPr>
-          <w:p>
-            <w:r>
-              <w:t>3-2-1-Strategie, regelmäßige Wiederherstellungstests, definierte Aufbewahrung</w:t>
-            </w:r>
-          </w:p>
-        </w:tc>
-        <w:tc>
-          <w:tcPr>
-            <w:tcW w:type="dxa" w:w="2160"/>
-          </w:tcPr>
-          <w:p>
-            <w:r>
-              <w:t>H</w:t>
-            </w:r>
-          </w:p>
-        </w:tc>
-        <w:tc>
-          <w:tcPr>
-            <w:tcW w:type="dxa" w:w="2160"/>
-          </w:tcPr>
-          <w:p>
-            <w:r>
-              <w:t>mittel</w:t>
-            </w:r>
-          </w:p>
-        </w:tc>
-      </w:tr>
-      <w:tr>
-        <w:tc>
-          <w:tcPr>
-            <w:tcW w:type="dxa" w:w="2160"/>
-          </w:tcPr>
-          <w:p>
-            <w:r>
-              <w:rPr>
-                <w:b/>
-              </w:rPr>
-              <w:t>Patch-Management</w:t>
-            </w:r>
-          </w:p>
-        </w:tc>
-        <w:tc>
-          <w:tcPr>
-            <w:tcW w:type="dxa" w:w="2160"/>
-          </w:tcPr>
-          <w:p>
-            <w:r>
-              <w:t>Automatische Updates OS/CMS/Plugins/AV; Update-Turnus dokumentieren</w:t>
-            </w:r>
-          </w:p>
-        </w:tc>
-        <w:tc>
-          <w:tcPr>
-            <w:tcW w:type="dxa" w:w="2160"/>
-          </w:tcPr>
-          <w:p>
-            <w:r>
-              <w:t>H</w:t>
-            </w:r>
-          </w:p>
-        </w:tc>
-        <w:tc>
-          <w:tcPr>
-            <w:tcW w:type="dxa" w:w="2160"/>
-          </w:tcPr>
-          <w:p>
-            <w:r>
-              <w:t>gering</w:t>
-            </w:r>
-          </w:p>
-        </w:tc>
-      </w:tr>
-      <w:tr>
-        <w:tc>
-          <w:tcPr>
-            <w:tcW w:type="dxa" w:w="2160"/>
-          </w:tcPr>
-          <w:p>
-            <w:r>
-              <w:rPr>
-                <w:b/>
-              </w:rPr>
-              <w:t>Endpoint-Security</w:t>
-            </w:r>
-          </w:p>
-        </w:tc>
-        <w:tc>
-          <w:tcPr>
-            <w:tcW w:type="dxa" w:w="2160"/>
-          </w:tcPr>
-          <w:p>
-            <w:r>
-              <w:t>Aktueller Virenschutz/EDR, Firewall, Bildschirmsperre</w:t>
-            </w:r>
-          </w:p>
-        </w:tc>
-        <w:tc>
-          <w:tcPr>
-            <w:tcW w:type="dxa" w:w="2160"/>
-          </w:tcPr>
-          <w:p>
-            <w:r>
-              <w:t>M</w:t>
-            </w:r>
-          </w:p>
-        </w:tc>
-        <w:tc>
-          <w:tcPr>
-            <w:tcW w:type="dxa" w:w="2160"/>
-          </w:tcPr>
-          <w:p>
-            <w:r>
-              <w:t>gering</w:t>
-            </w:r>
-          </w:p>
-        </w:tc>
-      </w:tr>
-      <w:tr>
-        <w:tc>
-          <w:tcPr>
-            <w:tcW w:type="dxa" w:w="2160"/>
-          </w:tcPr>
-          <w:p>
-            <w:r>
-              <w:rPr>
-                <w:b/>
-              </w:rPr>
-              <w:t>Logging/Monitoring</w:t>
-            </w:r>
-          </w:p>
-        </w:tc>
-        <w:tc>
-          <w:tcPr>
-            <w:tcW w:type="dxa" w:w="2160"/>
-          </w:tcPr>
-          <w:p>
-            <w:r>
-              <w:t>Zugriffs-/Server-Logs mit definierter Aufbewahrung (7–30 Tage); Auswertung nur zweckgebunden</w:t>
-            </w:r>
-          </w:p>
-        </w:tc>
-        <w:tc>
-          <w:tcPr>
-            <w:tcW w:type="dxa" w:w="2160"/>
-          </w:tcPr>
-          <w:p>
-            <w:r>
-              <w:t>M</w:t>
-            </w:r>
-          </w:p>
-        </w:tc>
-        <w:tc>
-          <w:tcPr>
-            <w:tcW w:type="dxa" w:w="2160"/>
-          </w:tcPr>
-          <w:p>
-            <w:r>
-              <w:t>gering</w:t>
-            </w:r>
-          </w:p>
-        </w:tc>
-      </w:tr>
-      <w:tr>
-        <w:tc>
-          <w:tcPr>
-            <w:tcW w:type="dxa" w:w="2160"/>
-          </w:tcPr>
-          <w:p>
-            <w:r>
-              <w:rPr>
-                <w:b/>
-              </w:rPr>
-              <w:t>Physische Sicherheit</w:t>
-            </w:r>
-          </w:p>
-        </w:tc>
-        <w:tc>
-          <w:tcPr>
-            <w:tcW w:type="dxa" w:w="2160"/>
-          </w:tcPr>
-          <w:p>
-            <w:r>
-              <w:t>Abschließbare Serverräume/Aktenschränke, Zutrittsregelung, Aktenvernichtung (DIN 66399)</w:t>
-            </w:r>
-          </w:p>
-        </w:tc>
-        <w:tc>
-          <w:tcPr>
-            <w:tcW w:type="dxa" w:w="2160"/>
-          </w:tcPr>
-          <w:p>
-            <w:r>
-              <w:t>M</w:t>
-            </w:r>
-          </w:p>
-        </w:tc>
-        <w:tc>
-          <w:tcPr>
-            <w:tcW w:type="dxa" w:w="2160"/>
-          </w:tcPr>
-          <w:p>
-            <w:r>
-              <w:t>gering–mittel</w:t>
-            </w:r>
-          </w:p>
-        </w:tc>
-      </w:tr>
-      <w:tr>
-        <w:tc>
-          <w:tcPr>
-            <w:tcW w:type="dxa" w:w="2160"/>
-          </w:tcPr>
-          <w:p>
-            <w:r>
-              <w:rPr>
-                <w:b/>
-              </w:rPr>
-              <w:t>Mobile Geräte</w:t>
-            </w:r>
-          </w:p>
-        </w:tc>
-        <w:tc>
-          <w:tcPr>
-            <w:tcW w:type="dxa" w:w="2160"/>
-          </w:tcPr>
-          <w:p>
-            <w:r>
-              <w:t>MDM/Trennung privat/dienstlich, Fernlöschung bei Verlust</w:t>
-            </w:r>
-          </w:p>
-        </w:tc>
-        <w:tc>
-          <w:tcPr>
-            <w:tcW w:type="dxa" w:w="2160"/>
-          </w:tcPr>
-          <w:p>
-            <w:r>
-              <w:t>M</w:t>
-            </w:r>
-          </w:p>
-        </w:tc>
-        <w:tc>
-          <w:tcPr>
-            <w:tcW w:type="dxa" w:w="2160"/>
-          </w:tcPr>
-          <w:p>
-            <w:r>
-              <w:t>mittel</w:t>
-            </w:r>
-          </w:p>
-        </w:tc>
-      </w:tr>
-      <w:tr>
-        <w:tc>
-          <w:tcPr>
-            <w:tcW w:type="dxa" w:w="2160"/>
-          </w:tcPr>
-          <w:p>
-            <w:r>
-              <w:rPr>
-                <w:b/>
-              </w:rPr>
-              <w:t>Fernwartung</w:t>
-            </w:r>
-          </w:p>
-        </w:tc>
-        <w:tc>
-          <w:tcPr>
-            <w:tcW w:type="dxa" w:w="2160"/>
-          </w:tcPr>
-          <w:p>
-            <w:r>
-              <w:t>Nur nach Bedarf/Freigabe, protokolliert, verschlüsselt; AVV mit IT-Dienstleister</w:t>
-            </w:r>
-          </w:p>
-        </w:tc>
-        <w:tc>
-          <w:tcPr>
-            <w:tcW w:type="dxa" w:w="2160"/>
-          </w:tcPr>
-          <w:p>
-            <w:r>
-              <w:t>M</w:t>
-            </w:r>
-          </w:p>
-        </w:tc>
-        <w:tc>
-          <w:tcPr>
-            <w:tcW w:type="dxa" w:w="2160"/>
-          </w:tcPr>
-          <w:p>
-            <w:r>
-              <w:t>gering</w:t>
-            </w:r>
-          </w:p>
-        </w:tc>
-      </w:tr>
-      <w:tr>
-        <w:tc>
-          <w:tcPr>
-            <w:tcW w:type="dxa" w:w="2160"/>
-          </w:tcPr>
-          <w:p>
-            <w:r>
-              <w:rPr>
-                <w:b/>
-              </w:rPr>
-              <w:t>Löschung/Entsorgung</w:t>
-            </w:r>
-          </w:p>
-        </w:tc>
-        <w:tc>
-          <w:tcPr>
-            <w:tcW w:type="dxa" w:w="2160"/>
-          </w:tcPr>
-          <w:p>
-            <w:r>
-              <w:t>Automatisierte Löschroutinen; sichere Datenträgervernichtung</w:t>
-            </w:r>
-          </w:p>
-        </w:tc>
-        <w:tc>
-          <w:tcPr>
-            <w:tcW w:type="dxa" w:w="2160"/>
-          </w:tcPr>
-          <w:p>
-            <w:r>
-              <w:t>M</w:t>
-            </w:r>
-          </w:p>
-        </w:tc>
-        <w:tc>
-          <w:tcPr>
-            <w:tcW w:type="dxa" w:w="2160"/>
-          </w:tcPr>
-          <w:p>
-            <w:r>
-              <w:t>mittel</w:t>
-            </w:r>
-          </w:p>
-        </w:tc>
-      </w:tr>
-      <w:tr>
-        <w:tc>
-          <w:tcPr>
-            <w:tcW w:type="dxa" w:w="2160"/>
-          </w:tcPr>
-          <w:p>
-            <w:r>
-              <w:rPr>
-                <w:b/>
-              </w:rPr>
-              <w:t>Belastbarkeit</w:t>
-            </w:r>
-          </w:p>
-        </w:tc>
-        <w:tc>
-          <w:tcPr>
-            <w:tcW w:type="dxa" w:w="2160"/>
-          </w:tcPr>
-          <w:p>
-            <w:r>
-              <w:t>Notfallplan (IT-Ausfall/Ransomware), Wiederanlaufkonzept</w:t>
-            </w:r>
-          </w:p>
-        </w:tc>
-        <w:tc>
-          <w:tcPr>
-            <w:tcW w:type="dxa" w:w="2160"/>
-          </w:tcPr>
-          <w:p>
-            <w:r>
-              <w:t>M</w:t>
-            </w:r>
-          </w:p>
-        </w:tc>
-        <w:tc>
-          <w:tcPr>
-            <w:tcW w:type="dxa" w:w="2160"/>
-          </w:tcPr>
-          <w:p>
-            <w:r>
-              <w:t>mittel</w:t>
-            </w:r>
-          </w:p>
-        </w:tc>
-      </w:tr>
-    </w:tbl>
-    <w:p>
-      <w:r/>
-    </w:p>
-    <w:p>
-      <w:pPr>
-        <w:pBdr>
-          <w:bottom w:val="single" w:sz="6" w:space="1" w:color="auto"/>
-        </w:pBdr>
-      </w:pPr>
-      <w:r/>
-    </w:p>
-    <w:p>
-      <w:pPr>
-        <w:pStyle w:val="Heading2"/>
-      </w:pPr>
-      <w:r>
-        <w:t>7. Drittanbieter, Auftragsverarbeitung &amp; Verträge</w:t>
-      </w:r>
-      <w:r/>
-    </w:p>
-    <w:p>
-      <w:pPr>
-        <w:pStyle w:val="Heading3"/>
-      </w:pPr>
-      <w:r>
-        <w:t>7.1 Vermutete Auftragsverarbeiter (Art. 28) — zu verifizieren</w:t>
+        <w:t>Empfohlene TOM nach Art. 32 DSGVO, mit Priorität (H/M/N), Aufwand und ggf. kostengünstiger/</w:t>
+        <w:br/>
+      </w:r>
+      <w:r>
+        <w:t>Open-Source-Option (neutral, keine Kaufempfehlung).</w:t>
       </w:r>
       <w:r/>
     </w:p>
@@ -5085,6 +5243,901 @@
               <w:rPr>
                 <w:b/>
               </w:rPr>
+              <w:t>Bereich</w:t>
+            </w:r>
+          </w:p>
+        </w:tc>
+        <w:tc>
+          <w:tcPr>
+            <w:tcW w:type="dxa" w:w="1728"/>
+          </w:tcPr>
+          <w:p>
+            <w:r>
+              <w:rPr>
+                <w:b/>
+              </w:rPr>
+              <w:t>Maßnahme</w:t>
+            </w:r>
+          </w:p>
+        </w:tc>
+        <w:tc>
+          <w:tcPr>
+            <w:tcW w:type="dxa" w:w="1728"/>
+          </w:tcPr>
+          <w:p>
+            <w:r>
+              <w:rPr>
+                <w:b/>
+              </w:rPr>
+              <w:t>Prio</w:t>
+            </w:r>
+          </w:p>
+        </w:tc>
+        <w:tc>
+          <w:tcPr>
+            <w:tcW w:type="dxa" w:w="1728"/>
+          </w:tcPr>
+          <w:p>
+            <w:r>
+              <w:rPr>
+                <w:b/>
+              </w:rPr>
+              <w:t>Aufwand</w:t>
+            </w:r>
+          </w:p>
+        </w:tc>
+        <w:tc>
+          <w:tcPr>
+            <w:tcW w:type="dxa" w:w="1728"/>
+          </w:tcPr>
+          <w:p>
+            <w:r>
+              <w:rPr>
+                <w:b/>
+              </w:rPr>
+              <w:t>Kostengünstige/OSS-Option</w:t>
+            </w:r>
+          </w:p>
+        </w:tc>
+      </w:tr>
+      <w:tr>
+        <w:tc>
+          <w:tcPr>
+            <w:tcW w:type="dxa" w:w="1728"/>
+          </w:tcPr>
+          <w:p>
+            <w:r>
+              <w:rPr>
+                <w:b/>
+              </w:rPr>
+              <w:t>Zugriffskontrolle</w:t>
+            </w:r>
+          </w:p>
+        </w:tc>
+        <w:tc>
+          <w:tcPr>
+            <w:tcW w:type="dxa" w:w="1728"/>
+          </w:tcPr>
+          <w:p>
+            <w:r>
+              <w:t>Rollen-/Berechtigungskonzept „need-to-know"; individuelle Logins</w:t>
+            </w:r>
+          </w:p>
+        </w:tc>
+        <w:tc>
+          <w:tcPr>
+            <w:tcW w:type="dxa" w:w="1728"/>
+          </w:tcPr>
+          <w:p>
+            <w:r>
+              <w:t>H</w:t>
+            </w:r>
+          </w:p>
+        </w:tc>
+        <w:tc>
+          <w:tcPr>
+            <w:tcW w:type="dxa" w:w="1728"/>
+          </w:tcPr>
+          <w:p>
+            <w:r>
+              <w:t>mittel</w:t>
+            </w:r>
+          </w:p>
+        </w:tc>
+        <w:tc>
+          <w:tcPr>
+            <w:tcW w:type="dxa" w:w="1728"/>
+          </w:tcPr>
+          <w:p>
+            <w:r>
+              <w:t>Bordmittel (AD/Google Workspace)</w:t>
+            </w:r>
+          </w:p>
+        </w:tc>
+      </w:tr>
+      <w:tr>
+        <w:tc>
+          <w:tcPr>
+            <w:tcW w:type="dxa" w:w="1728"/>
+          </w:tcPr>
+          <w:p>
+            <w:r>
+              <w:rPr>
+                <w:b/>
+              </w:rPr>
+              <w:t>Authentifizierung</w:t>
+            </w:r>
+          </w:p>
+        </w:tc>
+        <w:tc>
+          <w:tcPr>
+            <w:tcW w:type="dxa" w:w="1728"/>
+          </w:tcPr>
+          <w:p>
+            <w:r>
+              <w:t xml:space="preserve">Passwort-Policy + </w:t>
+            </w:r>
+            <w:r>
+              <w:rPr>
+                <w:b/>
+              </w:rPr>
+              <w:t>MFA</w:t>
+            </w:r>
+            <w:r>
+              <w:t xml:space="preserve"> (E-Mail, Cloud, Google, GitHub, Buchhaltung)</w:t>
+            </w:r>
+          </w:p>
+        </w:tc>
+        <w:tc>
+          <w:tcPr>
+            <w:tcW w:type="dxa" w:w="1728"/>
+          </w:tcPr>
+          <w:p>
+            <w:r>
+              <w:t>H</w:t>
+            </w:r>
+          </w:p>
+        </w:tc>
+        <w:tc>
+          <w:tcPr>
+            <w:tcW w:type="dxa" w:w="1728"/>
+          </w:tcPr>
+          <w:p>
+            <w:r>
+              <w:t>gering–mittel</w:t>
+            </w:r>
+          </w:p>
+        </w:tc>
+        <w:tc>
+          <w:tcPr>
+            <w:tcW w:type="dxa" w:w="1728"/>
+          </w:tcPr>
+          <w:p>
+            <w:r>
+              <w:t>KeePassXC / Bitwarden; TOTP-Apps</w:t>
+            </w:r>
+          </w:p>
+        </w:tc>
+      </w:tr>
+      <w:tr>
+        <w:tc>
+          <w:tcPr>
+            <w:tcW w:type="dxa" w:w="1728"/>
+          </w:tcPr>
+          <w:p>
+            <w:r>
+              <w:rPr>
+                <w:b/>
+              </w:rPr>
+              <w:t>Verschlüsselung (Transit)</w:t>
+            </w:r>
+          </w:p>
+        </w:tc>
+        <w:tc>
+          <w:tcPr>
+            <w:tcW w:type="dxa" w:w="1728"/>
+          </w:tcPr>
+          <w:p>
+            <w:r>
+              <w:t>TLS/HTTPS Website &amp; E-Mail, HSTS</w:t>
+            </w:r>
+          </w:p>
+        </w:tc>
+        <w:tc>
+          <w:tcPr>
+            <w:tcW w:type="dxa" w:w="1728"/>
+          </w:tcPr>
+          <w:p>
+            <w:r>
+              <w:t>H</w:t>
+            </w:r>
+          </w:p>
+        </w:tc>
+        <w:tc>
+          <w:tcPr>
+            <w:tcW w:type="dxa" w:w="1728"/>
+          </w:tcPr>
+          <w:p>
+            <w:r>
+              <w:t>gering</w:t>
+            </w:r>
+          </w:p>
+        </w:tc>
+        <w:tc>
+          <w:tcPr>
+            <w:tcW w:type="dxa" w:w="1728"/>
+          </w:tcPr>
+          <w:p>
+            <w:r>
+              <w:t>Let's Encrypt</w:t>
+            </w:r>
+          </w:p>
+        </w:tc>
+      </w:tr>
+      <w:tr>
+        <w:tc>
+          <w:tcPr>
+            <w:tcW w:type="dxa" w:w="1728"/>
+          </w:tcPr>
+          <w:p>
+            <w:r>
+              <w:rPr>
+                <w:b/>
+              </w:rPr>
+              <w:t>Verschlüsselung (at rest)</w:t>
+            </w:r>
+          </w:p>
+        </w:tc>
+        <w:tc>
+          <w:tcPr>
+            <w:tcW w:type="dxa" w:w="1728"/>
+          </w:tcPr>
+          <w:p>
+            <w:r>
+              <w:t>Geräteverschlüsselung; verschlüsselte Backups</w:t>
+            </w:r>
+          </w:p>
+        </w:tc>
+        <w:tc>
+          <w:tcPr>
+            <w:tcW w:type="dxa" w:w="1728"/>
+          </w:tcPr>
+          <w:p>
+            <w:r>
+              <w:t>H</w:t>
+            </w:r>
+          </w:p>
+        </w:tc>
+        <w:tc>
+          <w:tcPr>
+            <w:tcW w:type="dxa" w:w="1728"/>
+          </w:tcPr>
+          <w:p>
+            <w:r>
+              <w:t>gering</w:t>
+            </w:r>
+          </w:p>
+        </w:tc>
+        <w:tc>
+          <w:tcPr>
+            <w:tcW w:type="dxa" w:w="1728"/>
+          </w:tcPr>
+          <w:p>
+            <w:r>
+              <w:t>BitLocker/FileVault; VeraCrypt/Cryptomator</w:t>
+            </w:r>
+          </w:p>
+        </w:tc>
+      </w:tr>
+      <w:tr>
+        <w:tc>
+          <w:tcPr>
+            <w:tcW w:type="dxa" w:w="1728"/>
+          </w:tcPr>
+          <w:p>
+            <w:r>
+              <w:rPr>
+                <w:b/>
+              </w:rPr>
+              <w:t>Backup</w:t>
+            </w:r>
+          </w:p>
+        </w:tc>
+        <w:tc>
+          <w:tcPr>
+            <w:tcW w:type="dxa" w:w="1728"/>
+          </w:tcPr>
+          <w:p>
+            <w:r>
+              <w:t>3-2-1-Strategie, Wiederherstellungstests, Aufbewahrung definiert</w:t>
+            </w:r>
+          </w:p>
+        </w:tc>
+        <w:tc>
+          <w:tcPr>
+            <w:tcW w:type="dxa" w:w="1728"/>
+          </w:tcPr>
+          <w:p>
+            <w:r>
+              <w:t>H</w:t>
+            </w:r>
+          </w:p>
+        </w:tc>
+        <w:tc>
+          <w:tcPr>
+            <w:tcW w:type="dxa" w:w="1728"/>
+          </w:tcPr>
+          <w:p>
+            <w:r>
+              <w:t>mittel</w:t>
+            </w:r>
+          </w:p>
+        </w:tc>
+        <w:tc>
+          <w:tcPr>
+            <w:tcW w:type="dxa" w:w="1728"/>
+          </w:tcPr>
+          <w:p>
+            <w:r>
+              <w:t>restic / BorgBackup</w:t>
+            </w:r>
+          </w:p>
+        </w:tc>
+      </w:tr>
+      <w:tr>
+        <w:tc>
+          <w:tcPr>
+            <w:tcW w:type="dxa" w:w="1728"/>
+          </w:tcPr>
+          <w:p>
+            <w:r>
+              <w:rPr>
+                <w:b/>
+              </w:rPr>
+              <w:t>Patch-Management</w:t>
+            </w:r>
+          </w:p>
+        </w:tc>
+        <w:tc>
+          <w:tcPr>
+            <w:tcW w:type="dxa" w:w="1728"/>
+          </w:tcPr>
+          <w:p>
+            <w:r>
+              <w:t>Auto-Updates OS/CMS/Plugins/AV; Turnus dokumentieren</w:t>
+            </w:r>
+          </w:p>
+        </w:tc>
+        <w:tc>
+          <w:tcPr>
+            <w:tcW w:type="dxa" w:w="1728"/>
+          </w:tcPr>
+          <w:p>
+            <w:r>
+              <w:t>H</w:t>
+            </w:r>
+          </w:p>
+        </w:tc>
+        <w:tc>
+          <w:tcPr>
+            <w:tcW w:type="dxa" w:w="1728"/>
+          </w:tcPr>
+          <w:p>
+            <w:r>
+              <w:t>gering</w:t>
+            </w:r>
+          </w:p>
+        </w:tc>
+        <w:tc>
+          <w:tcPr>
+            <w:tcW w:type="dxa" w:w="1728"/>
+          </w:tcPr>
+          <w:p>
+            <w:r>
+              <w:t>Bordmittel</w:t>
+            </w:r>
+          </w:p>
+        </w:tc>
+      </w:tr>
+      <w:tr>
+        <w:tc>
+          <w:tcPr>
+            <w:tcW w:type="dxa" w:w="1728"/>
+          </w:tcPr>
+          <w:p>
+            <w:r>
+              <w:rPr>
+                <w:b/>
+              </w:rPr>
+              <w:t>Endpoint-Security</w:t>
+            </w:r>
+          </w:p>
+        </w:tc>
+        <w:tc>
+          <w:tcPr>
+            <w:tcW w:type="dxa" w:w="1728"/>
+          </w:tcPr>
+          <w:p>
+            <w:r>
+              <w:t>Virenschutz/Firewall, Bildschirmsperre</w:t>
+            </w:r>
+          </w:p>
+        </w:tc>
+        <w:tc>
+          <w:tcPr>
+            <w:tcW w:type="dxa" w:w="1728"/>
+          </w:tcPr>
+          <w:p>
+            <w:r>
+              <w:t>M</w:t>
+            </w:r>
+          </w:p>
+        </w:tc>
+        <w:tc>
+          <w:tcPr>
+            <w:tcW w:type="dxa" w:w="1728"/>
+          </w:tcPr>
+          <w:p>
+            <w:r>
+              <w:t>gering</w:t>
+            </w:r>
+          </w:p>
+        </w:tc>
+        <w:tc>
+          <w:tcPr>
+            <w:tcW w:type="dxa" w:w="1728"/>
+          </w:tcPr>
+          <w:p>
+            <w:r>
+              <w:t>OS-Bordmittel (Defender)</w:t>
+            </w:r>
+          </w:p>
+        </w:tc>
+      </w:tr>
+      <w:tr>
+        <w:tc>
+          <w:tcPr>
+            <w:tcW w:type="dxa" w:w="1728"/>
+          </w:tcPr>
+          <w:p>
+            <w:r>
+              <w:rPr>
+                <w:b/>
+              </w:rPr>
+              <w:t>Logging/Monitoring</w:t>
+            </w:r>
+          </w:p>
+        </w:tc>
+        <w:tc>
+          <w:tcPr>
+            <w:tcW w:type="dxa" w:w="1728"/>
+          </w:tcPr>
+          <w:p>
+            <w:r>
+              <w:t>Zugriffs-/Server-Logs, Aufbewahrung 7–30 Tage, zweckgebunden</w:t>
+            </w:r>
+          </w:p>
+        </w:tc>
+        <w:tc>
+          <w:tcPr>
+            <w:tcW w:type="dxa" w:w="1728"/>
+          </w:tcPr>
+          <w:p>
+            <w:r>
+              <w:t>M</w:t>
+            </w:r>
+          </w:p>
+        </w:tc>
+        <w:tc>
+          <w:tcPr>
+            <w:tcW w:type="dxa" w:w="1728"/>
+          </w:tcPr>
+          <w:p>
+            <w:r>
+              <w:t>gering</w:t>
+            </w:r>
+          </w:p>
+        </w:tc>
+        <w:tc>
+          <w:tcPr>
+            <w:tcW w:type="dxa" w:w="1728"/>
+          </w:tcPr>
+          <w:p>
+            <w:r>
+              <w:t>Hoster-Bordmittel</w:t>
+            </w:r>
+          </w:p>
+        </w:tc>
+      </w:tr>
+      <w:tr>
+        <w:tc>
+          <w:tcPr>
+            <w:tcW w:type="dxa" w:w="1728"/>
+          </w:tcPr>
+          <w:p>
+            <w:r>
+              <w:rPr>
+                <w:b/>
+              </w:rPr>
+              <w:t>Physische Sicherheit</w:t>
+            </w:r>
+          </w:p>
+        </w:tc>
+        <w:tc>
+          <w:tcPr>
+            <w:tcW w:type="dxa" w:w="1728"/>
+          </w:tcPr>
+          <w:p>
+            <w:r>
+              <w:t>Abschließbare Serverräume/Aktenschränke, Aktenvernichtung (DIN 66399)</w:t>
+            </w:r>
+          </w:p>
+        </w:tc>
+        <w:tc>
+          <w:tcPr>
+            <w:tcW w:type="dxa" w:w="1728"/>
+          </w:tcPr>
+          <w:p>
+            <w:r>
+              <w:t>M</w:t>
+            </w:r>
+          </w:p>
+        </w:tc>
+        <w:tc>
+          <w:tcPr>
+            <w:tcW w:type="dxa" w:w="1728"/>
+          </w:tcPr>
+          <w:p>
+            <w:r>
+              <w:t>gering–mittel</w:t>
+            </w:r>
+          </w:p>
+        </w:tc>
+        <w:tc>
+          <w:tcPr>
+            <w:tcW w:type="dxa" w:w="1728"/>
+          </w:tcPr>
+          <w:p>
+            <w:r>
+              <w:t>—</w:t>
+            </w:r>
+          </w:p>
+        </w:tc>
+      </w:tr>
+      <w:tr>
+        <w:tc>
+          <w:tcPr>
+            <w:tcW w:type="dxa" w:w="1728"/>
+          </w:tcPr>
+          <w:p>
+            <w:r>
+              <w:rPr>
+                <w:b/>
+              </w:rPr>
+              <w:t>Mobile Geräte</w:t>
+            </w:r>
+          </w:p>
+        </w:tc>
+        <w:tc>
+          <w:tcPr>
+            <w:tcW w:type="dxa" w:w="1728"/>
+          </w:tcPr>
+          <w:p>
+            <w:r>
+              <w:t>Trennung privat/dienstlich, Fernlöschung</w:t>
+            </w:r>
+          </w:p>
+        </w:tc>
+        <w:tc>
+          <w:tcPr>
+            <w:tcW w:type="dxa" w:w="1728"/>
+          </w:tcPr>
+          <w:p>
+            <w:r>
+              <w:t>M</w:t>
+            </w:r>
+          </w:p>
+        </w:tc>
+        <w:tc>
+          <w:tcPr>
+            <w:tcW w:type="dxa" w:w="1728"/>
+          </w:tcPr>
+          <w:p>
+            <w:r>
+              <w:t>mittel</w:t>
+            </w:r>
+          </w:p>
+        </w:tc>
+        <w:tc>
+          <w:tcPr>
+            <w:tcW w:type="dxa" w:w="1728"/>
+          </w:tcPr>
+          <w:p>
+            <w:r>
+              <w:t>Google/MS-Bordmittel</w:t>
+            </w:r>
+          </w:p>
+        </w:tc>
+      </w:tr>
+      <w:tr>
+        <w:tc>
+          <w:tcPr>
+            <w:tcW w:type="dxa" w:w="1728"/>
+          </w:tcPr>
+          <w:p>
+            <w:r>
+              <w:rPr>
+                <w:b/>
+              </w:rPr>
+              <w:t>Fernwartung</w:t>
+            </w:r>
+          </w:p>
+        </w:tc>
+        <w:tc>
+          <w:tcPr>
+            <w:tcW w:type="dxa" w:w="1728"/>
+          </w:tcPr>
+          <w:p>
+            <w:r>
+              <w:t>Nur nach Freigabe, protokolliert, verschlüsselt; AVV</w:t>
+            </w:r>
+          </w:p>
+        </w:tc>
+        <w:tc>
+          <w:tcPr>
+            <w:tcW w:type="dxa" w:w="1728"/>
+          </w:tcPr>
+          <w:p>
+            <w:r>
+              <w:t>M</w:t>
+            </w:r>
+          </w:p>
+        </w:tc>
+        <w:tc>
+          <w:tcPr>
+            <w:tcW w:type="dxa" w:w="1728"/>
+          </w:tcPr>
+          <w:p>
+            <w:r>
+              <w:t>gering</w:t>
+            </w:r>
+          </w:p>
+        </w:tc>
+        <w:tc>
+          <w:tcPr>
+            <w:tcW w:type="dxa" w:w="1728"/>
+          </w:tcPr>
+          <w:p>
+            <w:r>
+              <w:t>RustDesk (self-hosted)</w:t>
+            </w:r>
+          </w:p>
+        </w:tc>
+      </w:tr>
+      <w:tr>
+        <w:tc>
+          <w:tcPr>
+            <w:tcW w:type="dxa" w:w="1728"/>
+          </w:tcPr>
+          <w:p>
+            <w:r>
+              <w:rPr>
+                <w:b/>
+              </w:rPr>
+              <w:t>Löschung/Entsorgung</w:t>
+            </w:r>
+          </w:p>
+        </w:tc>
+        <w:tc>
+          <w:tcPr>
+            <w:tcW w:type="dxa" w:w="1728"/>
+          </w:tcPr>
+          <w:p>
+            <w:r>
+              <w:t>Löschroutinen; sichere Datenträgervernichtung</w:t>
+            </w:r>
+          </w:p>
+        </w:tc>
+        <w:tc>
+          <w:tcPr>
+            <w:tcW w:type="dxa" w:w="1728"/>
+          </w:tcPr>
+          <w:p>
+            <w:r>
+              <w:t>M</w:t>
+            </w:r>
+          </w:p>
+        </w:tc>
+        <w:tc>
+          <w:tcPr>
+            <w:tcW w:type="dxa" w:w="1728"/>
+          </w:tcPr>
+          <w:p>
+            <w:r>
+              <w:t>mittel</w:t>
+            </w:r>
+          </w:p>
+        </w:tc>
+        <w:tc>
+          <w:tcPr>
+            <w:tcW w:type="dxa" w:w="1728"/>
+          </w:tcPr>
+          <w:p>
+            <w:r>
+              <w:t>—</w:t>
+            </w:r>
+          </w:p>
+        </w:tc>
+      </w:tr>
+      <w:tr>
+        <w:tc>
+          <w:tcPr>
+            <w:tcW w:type="dxa" w:w="1728"/>
+          </w:tcPr>
+          <w:p>
+            <w:r>
+              <w:rPr>
+                <w:b/>
+              </w:rPr>
+              <w:t>Belastbarkeit</w:t>
+            </w:r>
+          </w:p>
+        </w:tc>
+        <w:tc>
+          <w:tcPr>
+            <w:tcW w:type="dxa" w:w="1728"/>
+          </w:tcPr>
+          <w:p>
+            <w:r>
+              <w:t>Notfallplan (IT-Ausfall/Ransomware), Wiederanlauf</w:t>
+            </w:r>
+          </w:p>
+        </w:tc>
+        <w:tc>
+          <w:tcPr>
+            <w:tcW w:type="dxa" w:w="1728"/>
+          </w:tcPr>
+          <w:p>
+            <w:r>
+              <w:t>M</w:t>
+            </w:r>
+          </w:p>
+        </w:tc>
+        <w:tc>
+          <w:tcPr>
+            <w:tcW w:type="dxa" w:w="1728"/>
+          </w:tcPr>
+          <w:p>
+            <w:r>
+              <w:t>mittel</w:t>
+            </w:r>
+          </w:p>
+        </w:tc>
+        <w:tc>
+          <w:tcPr>
+            <w:tcW w:type="dxa" w:w="1728"/>
+          </w:tcPr>
+          <w:p>
+            <w:r>
+              <w:t>—</w:t>
+            </w:r>
+          </w:p>
+        </w:tc>
+      </w:tr>
+      <w:tr>
+        <w:tc>
+          <w:tcPr>
+            <w:tcW w:type="dxa" w:w="1728"/>
+          </w:tcPr>
+          <w:p>
+            <w:r>
+              <w:rPr>
+                <w:b/>
+              </w:rPr>
+              <w:t>Website-Analyse</w:t>
+            </w:r>
+          </w:p>
+        </w:tc>
+        <w:tc>
+          <w:tcPr>
+            <w:tcW w:type="dxa" w:w="1728"/>
+          </w:tcPr>
+          <w:p>
+            <w:r>
+              <w:t>GA4-Alternative mit Datenhoheit prüfen</w:t>
+            </w:r>
+          </w:p>
+        </w:tc>
+        <w:tc>
+          <w:tcPr>
+            <w:tcW w:type="dxa" w:w="1728"/>
+          </w:tcPr>
+          <w:p>
+            <w:r>
+              <w:t>N</w:t>
+            </w:r>
+          </w:p>
+        </w:tc>
+        <w:tc>
+          <w:tcPr>
+            <w:tcW w:type="dxa" w:w="1728"/>
+          </w:tcPr>
+          <w:p>
+            <w:r>
+              <w:t>mittel</w:t>
+            </w:r>
+          </w:p>
+        </w:tc>
+        <w:tc>
+          <w:tcPr>
+            <w:tcW w:type="dxa" w:w="1728"/>
+          </w:tcPr>
+          <w:p>
+            <w:r>
+              <w:rPr>
+                <w:b/>
+              </w:rPr>
+              <w:t>Matomo</w:t>
+            </w:r>
+            <w:r>
+              <w:t xml:space="preserve"> (self-hosted, oft ohne Consent-Pflicht konfigurierbar)</w:t>
+            </w:r>
+          </w:p>
+        </w:tc>
+      </w:tr>
+    </w:tbl>
+    <w:p>
+      <w:r/>
+    </w:p>
+    <w:p>
+      <w:pPr>
+        <w:pBdr>
+          <w:bottom w:val="single" w:sz="6" w:space="1" w:color="auto"/>
+        </w:pBdr>
+      </w:pPr>
+      <w:r/>
+    </w:p>
+    <w:p>
+      <w:pPr>
+        <w:pStyle w:val="Heading2"/>
+      </w:pPr>
+      <w:r>
+        <w:t>7. Drittanbieter, Auftragsverarbeitung &amp; Verträge</w:t>
+      </w:r>
+      <w:r/>
+    </w:p>
+    <w:p>
+      <w:pPr>
+        <w:pStyle w:val="Heading3"/>
+      </w:pPr>
+      <w:r>
+        <w:t>7.1 Auftragsverarbeiter (Art. 28) — teils verifiziert, teils Annahme</w:t>
+      </w:r>
+      <w:r/>
+    </w:p>
+    <w:tbl>
+      <w:tblPr>
+        <w:tblStyle w:val="LightGrid-Accent1"/>
+        <w:tblW w:type="auto" w:w="0"/>
+        <w:tblLook w:firstColumn="1" w:firstRow="1" w:lastColumn="0" w:lastRow="0" w:noHBand="0" w:noVBand="1" w:val="04A0"/>
+      </w:tblPr>
+      <w:tblGrid>
+        <w:gridCol w:w="1728"/>
+        <w:gridCol w:w="1728"/>
+        <w:gridCol w:w="1728"/>
+        <w:gridCol w:w="1728"/>
+        <w:gridCol w:w="1728"/>
+      </w:tblGrid>
+      <w:tr>
+        <w:tc>
+          <w:tcPr>
+            <w:tcW w:type="dxa" w:w="1728"/>
+          </w:tcPr>
+          <w:p>
+            <w:r>
+              <w:rPr>
+                <w:b/>
+              </w:rPr>
               <w:t>Dienstleister</w:t>
             </w:r>
           </w:p>
@@ -5192,7 +6245,7 @@
           </w:tcPr>
           <w:p>
             <w:r>
-              <w:t>AVV via Google-Bedingungen aktivieren/prüfen</w:t>
+              <w:t>AVV via Google-Bedingungen aktivieren/prüfen (verifiziert im Einsatz)</w:t>
             </w:r>
           </w:p>
         </w:tc>
@@ -5207,7 +6260,7 @@
               <w:rPr>
                 <w:b/>
               </w:rPr>
-              <w:t>Hosting-/E-Mail-Provider</w:t>
+              <w:t>{{HOSTING_PROVIDER}}</w:t>
             </w:r>
           </w:p>
         </w:tc>
@@ -5237,7 +6290,10 @@
           </w:tcPr>
           <w:p>
             <w:r>
-              <w:t>prüfen</w:t>
+              <w:rPr>
+                <w:b/>
+              </w:rPr>
+              <w:t>Offene Frage</w:t>
             </w:r>
           </w:p>
         </w:tc>
@@ -5290,9 +6346,6 @@
               </w:rPr>
               <w:t>eigenständig Verantwortlicher</w:t>
             </w:r>
-            <w:r>
-              <w:t xml:space="preserve"> (Berufsträger), kein AVV</w:t>
-            </w:r>
           </w:p>
         </w:tc>
         <w:tc>
@@ -5311,7 +6364,7 @@
           </w:tcPr>
           <w:p>
             <w:r>
-              <w:t>schriftliche Klärung</w:t>
+              <w:t>schriftlich klären</w:t>
             </w:r>
           </w:p>
         </w:tc>
@@ -5326,7 +6379,10 @@
               <w:rPr>
                 <w:b/>
               </w:rPr>
-              <w:t>Lohnabrechnung</w:t>
+              <w:t>{{PAYROLL_PROVIDER}}</w:t>
+            </w:r>
+            <w:r>
+              <w:t xml:space="preserve"> (Lohn)</w:t>
             </w:r>
           </w:p>
         </w:tc>
@@ -5346,7 +6402,7 @@
           </w:tcPr>
           <w:p>
             <w:r>
-              <w:t>AVV oder Berufsträger-Regelung</w:t>
+              <w:t>AVV oder Berufsträger</w:t>
             </w:r>
           </w:p>
         </w:tc>
@@ -5381,7 +6437,10 @@
               <w:rPr>
                 <w:b/>
               </w:rPr>
-              <w:t>IT-Support / Fernwartung</w:t>
+              <w:t>{{IT_SUPPORT}}</w:t>
+            </w:r>
+            <w:r>
+              <w:t xml:space="preserve"> / Fernwartung</w:t>
             </w:r>
           </w:p>
         </w:tc>
@@ -5405,28 +6464,6 @@
             </w:r>
           </w:p>
         </w:tc>
-        <w:tc>
-          <w:tcPr>
-            <w:tcW w:type="dxa" w:w="1728"/>
-          </w:tcPr>
-          <w:p>
-            <w:r>
-              <w:t>prüfen</w:t>
-            </w:r>
-          </w:p>
-        </w:tc>
-        <w:tc>
-          <w:tcPr>
-            <w:tcW w:type="dxa" w:w="1728"/>
-          </w:tcPr>
-          <w:p>
-            <w:r>
-              <w:t>AVV einholen</w:t>
-            </w:r>
-          </w:p>
-        </w:tc>
-      </w:tr>
-      <w:tr>
         <w:tc>
           <w:tcPr>
             <w:tcW w:type="dxa" w:w="1728"/>
@@ -5436,7 +6473,32 @@
               <w:rPr>
                 <w:b/>
               </w:rPr>
-              <w:t>Newsletter-Tool</w:t>
+              <w:t>Offene Frage</w:t>
+            </w:r>
+          </w:p>
+        </w:tc>
+        <w:tc>
+          <w:tcPr>
+            <w:tcW w:type="dxa" w:w="1728"/>
+          </w:tcPr>
+          <w:p>
+            <w:r>
+              <w:t>AVV einholen</w:t>
+            </w:r>
+          </w:p>
+        </w:tc>
+      </w:tr>
+      <w:tr>
+        <w:tc>
+          <w:tcPr>
+            <w:tcW w:type="dxa" w:w="1728"/>
+          </w:tcPr>
+          <w:p>
+            <w:r>
+              <w:rPr>
+                <w:b/>
+              </w:rPr>
+              <w:t>{{NEWSLETTER_TOOL}}</w:t>
             </w:r>
             <w:r>
               <w:t xml:space="preserve"> </w:t>
@@ -5475,32 +6537,35 @@
           </w:tcPr>
           <w:p>
             <w:r>
-              <w:t>prüfen</w:t>
-            </w:r>
-          </w:p>
-        </w:tc>
-        <w:tc>
-          <w:tcPr>
-            <w:tcW w:type="dxa" w:w="1728"/>
-          </w:tcPr>
-          <w:p>
-            <w:r>
-              <w:t>AVV einholen</w:t>
-            </w:r>
-          </w:p>
-        </w:tc>
-      </w:tr>
-      <w:tr>
-        <w:tc>
-          <w:tcPr>
-            <w:tcW w:type="dxa" w:w="1728"/>
-          </w:tcPr>
-          <w:p>
-            <w:r>
               <w:rPr>
                 <w:b/>
               </w:rPr>
-              <w:t>Versand-/Logistik</w:t>
+              <w:t>Offene Frage</w:t>
+            </w:r>
+          </w:p>
+        </w:tc>
+        <w:tc>
+          <w:tcPr>
+            <w:tcW w:type="dxa" w:w="1728"/>
+          </w:tcPr>
+          <w:p>
+            <w:r>
+              <w:t>AVV einholen</w:t>
+            </w:r>
+          </w:p>
+        </w:tc>
+      </w:tr>
+      <w:tr>
+        <w:tc>
+          <w:tcPr>
+            <w:tcW w:type="dxa" w:w="1728"/>
+          </w:tcPr>
+          <w:p>
+            <w:r>
+              <w:rPr>
+                <w:b/>
+              </w:rPr>
+              <w:t>Versand/Logistik</w:t>
             </w:r>
           </w:p>
         </w:tc>
@@ -5595,7 +6660,7 @@
           </w:tcPr>
           <w:p>
             <w:r>
-              <w:t>prüfen; keine Rohdaten</w:t>
+              <w:t>prüfen; keine Rohdaten (verifiziert)</w:t>
             </w:r>
           </w:p>
         </w:tc>
@@ -5622,7 +6687,7 @@
       </w:pPr>
       <w:r/>
       <w:r>
-        <w:t>Vertrag schriftlich/elektronisch vorhanden und aktuell (DSGVO-konform, Art. 28 Abs. 3).</w:t>
+        <w:t>Vertrag schriftlich/elektronisch, aktuell, DSGVO-konform (Art. 28 Abs. 3).</w:t>
       </w:r>
       <w:r/>
     </w:p>
@@ -5646,7 +6711,7 @@
       </w:pPr>
       <w:r/>
       <w:r>
-        <w:t>Weisungsbindung, Vertraulichkeit, TOM (Art. 32) geregelt.</w:t>
+        <w:t>Weisungsbindung, Vertraulichkeit, TOM (Art. 32).</w:t>
       </w:r>
       <w:r/>
     </w:p>
@@ -5658,7 +6723,7 @@
       </w:pPr>
       <w:r/>
       <w:r>
-        <w:t>Unterauftragsverarbeiter (Subunternehmer) mit Genehmigungsvorbehalt/Liste.</w:t>
+        <w:t>Unterauftragsverarbeiter mit Genehmigungsvorbehalt/Liste.</w:t>
       </w:r>
       <w:r/>
     </w:p>
@@ -5670,7 +6735,7 @@
       </w:pPr>
       <w:r/>
       <w:r>
-        <w:t>Unterstützungspflichten bei Betroffenenrechten und Datenpannen.</w:t>
+        <w:t>Unterstützung bei Betroffenenrechten und Datenpannen.</w:t>
       </w:r>
       <w:r/>
     </w:p>
@@ -5757,44 +6822,41 @@
         <w:pStyle w:val="Heading3"/>
       </w:pPr>
       <w:r>
-        <w:t>8.1 Wann ist eine DPIA erforderlich? (Art. 35)</w:t>
+        <w:t>8.1 Wann erforderlich? (Art. 35)</w:t>
       </w:r>
       <w:r/>
     </w:p>
     <w:p>
       <w:r/>
       <w:r>
-        <w:t>Pflicht bei „voraussichtlich hohem Risiko", insbesondere bei: systematischer umfangreicher</w:t>
+        <w:t>Pflicht bei „voraussichtlich hohem Risiko": systematische umfangreiche Überwachung, umfangreiche</w:t>
         <w:br/>
       </w:r>
       <w:r>
-        <w:t>Überwachung, umfangreicher Verarbeitung besonderer Kategorien, systematischer Bewertung/Scoring</w:t>
+        <w:t>Verarbeitung besonderer Kategorien, systematisches Scoring/Profiling — sowie bei Verarbeitungen</w:t>
         <w:br/>
       </w:r>
       <w:r>
-        <w:t xml:space="preserve">(Profiling) — sowie bei Verarbeitungen auf der </w:t>
-      </w:r>
+        <w:t>auf der Muss-Liste der Aufsichtsbehörden.</w:t>
+      </w:r>
+      <w:r/>
+      <w:r/>
+    </w:p>
+    <w:p>
+      <w:pPr>
+        <w:pStyle w:val="ListBullet"/>
+        <w:spacing w:line="240" w:lineRule="auto"/>
+        <w:ind w:left="720"/>
+      </w:pPr>
+      <w:r/>
       <w:r>
         <w:rPr>
           <w:b/>
         </w:rPr>
-        <w:t>Muss-Liste der Aufsichtsbehörden</w:t>
-      </w:r>
-      <w:r>
-        <w:t>.</w:t>
-      </w:r>
-      <w:r/>
-    </w:p>
-    <w:p>
-      <w:r/>
-      <w:r>
-        <w:rPr>
-          <w:b/>
-        </w:rPr>
-        <w:t>Einschätzung Feind GmbH:</w:t>
-      </w:r>
-      <w:r>
-        <w:t xml:space="preserve"> Nach aktuellem Kenntnisstand ist </w:t>
+        <w:t>Annahme/Einschätzung:</w:t>
+      </w:r>
+      <w:r>
+        <w:t xml:space="preserve"> Für {{COMPANY_NAME}} ist </w:t>
       </w:r>
       <w:r>
         <w:rPr>
@@ -5803,15 +6865,15 @@
         <w:t>keine DPIA zwingend</w:t>
       </w:r>
       <w:r>
-        <w:t xml:space="preserve"> — es</w:t>
+        <w:t xml:space="preserve"> — kein</w:t>
         <w:br/>
       </w:r>
       <w:r>
-        <w:t>erfolgt kein großflächiges Tracking-/Scoring, keine umfangreiche Verarbeitung besonderer</w:t>
+        <w:t>großflächiges Tracking/Scoring, keine umfangreiche Verarbeitung besonderer Kategorien.</w:t>
         <w:br/>
       </w:r>
       <w:r>
-        <w:t xml:space="preserve">Kategorien. Website-Analyse mit GA4 wird als </w:t>
+        <w:t xml:space="preserve">GA4-Website-Analyse = </w:t>
       </w:r>
       <w:r>
         <w:rPr>
@@ -5820,25 +6882,25 @@
         <w:t>Standardrisiko</w:t>
       </w:r>
       <w:r>
-        <w:t xml:space="preserve"> bewertet, sofern Consent und</w:t>
-        <w:br/>
-      </w:r>
-      <w:r>
-        <w:t xml:space="preserve">IP-Kürzung greifen. </w:t>
+        <w:t xml:space="preserve">, sofern Consent und IP-Kürzung greifen. </w:t>
       </w:r>
       <w:r>
         <w:rPr>
           <w:b/>
         </w:rPr>
-        <w:t>→ Kurz-Schwellwertprüfung dokumentieren</w:t>
-      </w:r>
-      <w:r>
-        <w:t xml:space="preserve"> (Nachweis, dass geprüft und</w:t>
+        <w:t>→</w:t>
         <w:br/>
       </w:r>
       <w:r>
-        <w:t>verneint wurde).</w:t>
-      </w:r>
+        <w:rPr>
+          <w:b/>
+        </w:rPr>
+        <w:t>Kurz-Schwellwertprüfung dokumentieren</w:t>
+      </w:r>
+      <w:r>
+        <w:t xml:space="preserve"> (Nachweis, dass geprüft und verneint wurde).</w:t>
+      </w:r>
+      <w:r/>
       <w:r/>
     </w:p>
     <w:p>
@@ -5859,7 +6921,7 @@
       </w:pPr>
       <w:r/>
       <w:r>
-        <w:t>Beschreibung der Verarbeitung &amp; Zwecke → 2. Notwendigkeits-/Verhältnismäßigkeitsprüfung →</w:t>
+        <w:t>Beschreibung &amp; Zwecke → 2. Notwendigkeit/Verhältnismäßigkeit → 3. Risikoidentifikation →</w:t>
       </w:r>
       <w:r/>
     </w:p>
@@ -5871,7 +6933,7 @@
       </w:pPr>
       <w:r/>
       <w:r>
-        <w:t>Risikoidentifikation (Betroffenensicht) → 4. Bewertung (Eintritt × Schwere) →</w:t>
+        <w:t>Bewertung (Eintritt × Schwere) → 5. Abhilfemaßnahmen → 6. Restrisiko &amp; Freigabe →</w:t>
       </w:r>
       <w:r/>
     </w:p>
@@ -5883,7 +6945,7 @@
       </w:pPr>
       <w:r/>
       <w:r>
-        <w:t>Abhilfemaßnahmen → 6. Restrisiko &amp; Freigabe → 7. Monitoring/Review.</w:t>
+        <w:t>Monitoring/Review.</w:t>
       </w:r>
       <w:r/>
       <w:r/>
@@ -5898,15 +6960,13 @@
         <w:rPr>
           <w:b/>
         </w:rPr>
-        <w:t>DPIA-Vorlage mit ausgefüllten Beispielen</w:t>
-      </w:r>
-      <w:r>
-        <w:t xml:space="preserve"> (Kundenverwaltung, CAD-Dateien,</w:t>
+        <w:t>DPIA-Vorlage mit Beispielen</w:t>
+      </w:r>
+      <w:r>
+        <w:t xml:space="preserve"> (Kundenverwaltung, CAD-Dateien, Fernwartung) siehe</w:t>
         <w:br/>
       </w:r>
-      <w:r>
-        <w:t xml:space="preserve">Fernwartung) siehe </w:t>
-      </w:r>
+      <w:r/>
       <w:r>
         <w:rPr>
           <w:b/>
@@ -5935,15 +6995,6 @@
         <w:t>9. Datensicherheit &amp; Vorfallmanagement</w:t>
       </w:r>
       <w:r/>
-    </w:p>
-    <w:p>
-      <w:pPr>
-        <w:pStyle w:val="Heading3"/>
-      </w:pPr>
-      <w:r>
-        <w:t>9.1 Incident-Response-Verfahren</w:t>
-      </w:r>
-      <w:r/>
       <w:r/>
     </w:p>
     <w:p>
@@ -5957,14 +7008,10 @@
         <w:rPr>
           <w:b/>
         </w:rPr>
-        <w:t>Erkennung &amp; Meldung intern:</w:t>
-      </w:r>
-      <w:r>
-        <w:t xml:space="preserve"> Jede(r) Beschäftigte meldet Verdacht sofort an</w:t>
-        <w:br/>
-      </w:r>
-      <w:r>
-        <w:t>GF/IT-Verantwortlichen (Meldeweg dokumentieren).</w:t>
+        <w:t>Erkennung &amp; interne Meldung:</w:t>
+      </w:r>
+      <w:r>
+        <w:t xml:space="preserve"> sofort an GF/IT-Verantwortlichen (Meldeweg dokumentieren).</w:t>
       </w:r>
       <w:r/>
     </w:p>
@@ -5982,11 +7029,11 @@
         <w:t>Sofortmaßnahmen &amp; forensische Sicherung:</w:t>
       </w:r>
       <w:r>
-        <w:t xml:space="preserve"> System isolieren, Beweise/Logs sichern,</w:t>
+        <w:t xml:space="preserve"> System isolieren, Logs/Beweise sichern, Umfang</w:t>
         <w:br/>
       </w:r>
       <w:r>
-        <w:t>nichts vorschnell löschen, Umfang eingrenzen.</w:t>
+        <w:t>eingrenzen.</w:t>
       </w:r>
       <w:r/>
     </w:p>
@@ -6004,11 +7051,7 @@
         <w:t>Bewertung (Risiko für Betroffene):</w:t>
       </w:r>
       <w:r>
-        <w:t xml:space="preserve"> Art, Umfang, Sensibilität, Anzahl Betroffener,</w:t>
-        <w:br/>
-      </w:r>
-      <w:r>
-        <w:t>mögliche Folgen.</w:t>
+        <w:t xml:space="preserve"> Art, Umfang, Sensibilität, Anzahl, Folgen.</w:t>
       </w:r>
       <w:r/>
     </w:p>
@@ -6032,14 +7075,14 @@
         <w:rPr>
           <w:b/>
         </w:rPr>
-        <w:t>innerhalb von 72 Stunden</w:t>
-      </w:r>
-      <w:r>
-        <w:t xml:space="preserve"> nach</w:t>
+        <w:t>innerhalb 72 Stunden</w:t>
+      </w:r>
+      <w:r>
+        <w:t xml:space="preserve"> (LDI NRW);</w:t>
         <w:br/>
       </w:r>
       <w:r>
-        <w:t>Bekanntwerden (LDI NRW). Verzögerungen begründen.</w:t>
+        <w:t>Verzögerung begründen.</w:t>
       </w:r>
       <w:r/>
     </w:p>
@@ -6066,11 +7109,7 @@
         <w:t>hohem</w:t>
       </w:r>
       <w:r>
-        <w:t xml:space="preserve"> Risiko unverzüglich, in klarer</w:t>
-        <w:br/>
-      </w:r>
-      <w:r>
-        <w:t>Sprache.</w:t>
+        <w:t xml:space="preserve"> Risiko unverzüglich, klare Sprache.</w:t>
       </w:r>
       <w:r/>
     </w:p>
@@ -6088,7 +7127,7 @@
         <w:t>Dokumentation:</w:t>
       </w:r>
       <w:r>
-        <w:t xml:space="preserve"> Jeder Vorfall wird im </w:t>
+        <w:t xml:space="preserve"> jeder Vorfall im </w:t>
       </w:r>
       <w:r>
         <w:rPr>
@@ -6097,11 +7136,7 @@
         <w:t>Datenpannen-Register</w:t>
       </w:r>
       <w:r>
-        <w:t xml:space="preserve"> erfasst (auch nicht</w:t>
-        <w:br/>
-      </w:r>
-      <w:r>
-        <w:t>meldepflichtige) — Nachweispflicht Art. 33 Abs. 5.</w:t>
+        <w:t xml:space="preserve"> (Nachweispflicht Art. 33 Abs. 5).</w:t>
       </w:r>
       <w:r/>
     </w:p>
@@ -6131,7 +7166,7 @@
         <w:rPr>
           <w:b/>
         </w:rPr>
-        <w:t>Muster-Meldung an Aufsichtsbehörde</w:t>
+        <w:t>Muster-Meldung Behörde</w:t>
       </w:r>
       <w:r>
         <w:t xml:space="preserve"> und </w:t>
@@ -6191,15 +7226,6 @@
       </w:pPr>
       <w:r>
         <w:t>10. Betroffenenrechte &amp; Prozesse</w:t>
-      </w:r>
-      <w:r/>
-    </w:p>
-    <w:p>
-      <w:pPr>
-        <w:pStyle w:val="Heading3"/>
-      </w:pPr>
-      <w:r>
-        <w:t>10.1 Rechte und Fristen</w:t>
       </w:r>
       <w:r/>
     </w:p>
@@ -6282,7 +7308,7 @@
           </w:tcPr>
           <w:p>
             <w:r>
-              <w:t>1 Monat (verlängerbar um 2 Monate)</w:t>
+              <w:t>1 Monat (verlängerbar um 2)</w:t>
             </w:r>
           </w:p>
         </w:tc>
@@ -6326,7 +7352,7 @@
           </w:tcPr>
           <w:p>
             <w:r>
-              <w:t>Löschung („Recht auf Vergessenwerden")</w:t>
+              <w:t>Löschung</w:t>
             </w:r>
           </w:p>
         </w:tc>
@@ -6452,11 +7478,306 @@
       <w:r/>
     </w:p>
     <w:p>
+      <w:r/>
+      <w:r>
+        <w:rPr>
+          <w:b/>
+        </w:rPr>
+        <w:t>Prozess:</w:t>
+      </w:r>
+      <w:r>
+        <w:t xml:space="preserve"> Eingang zentral erfassen (Datum!) → </w:t>
+      </w:r>
+      <w:r>
+        <w:rPr>
+          <w:b/>
+        </w:rPr>
+        <w:t>Identität prüfen</w:t>
+      </w:r>
+      <w:r>
+        <w:t xml:space="preserve"> (verhältnismäßig) →</w:t>
+        <w:br/>
+      </w:r>
+      <w:r>
+        <w:t xml:space="preserve">Betroffene(n)/Daten ermitteln → Antwort erstellen (ggf. mit DSB) → fristgerecht </w:t>
+      </w:r>
+      <w:r>
+        <w:rPr>
+          <w:b/>
+        </w:rPr>
+        <w:t>kostenfrei</w:t>
+        <w:br/>
+      </w:r>
+      <w:r>
+        <w:t>antworten → dokumentieren.</w:t>
+      </w:r>
+      <w:r/>
+      <w:r/>
+    </w:p>
+    <w:p>
+      <w:r/>
+      <w:r>
+        <w:t xml:space="preserve">Muster-Antwortschreiben (Auskunft, Löschung) siehe </w:t>
+      </w:r>
+      <w:r>
+        <w:rPr>
+          <w:b/>
+        </w:rPr>
+        <w:t>Anhang H</w:t>
+      </w:r>
+      <w:r>
+        <w:t>.</w:t>
+      </w:r>
+      <w:r/>
+      <w:r/>
+    </w:p>
+    <w:p>
       <w:pPr>
-        <w:pStyle w:val="Heading3"/>
+        <w:pBdr>
+          <w:bottom w:val="single" w:sz="6" w:space="1" w:color="auto"/>
+        </w:pBdr>
       </w:pPr>
-      <w:r>
-        <w:t>10.2 Prozess</w:t>
+      <w:r/>
+    </w:p>
+    <w:p>
+      <w:pPr>
+        <w:pStyle w:val="Heading2"/>
+      </w:pPr>
+      <w:r>
+        <w:t>11. Einwilligungen, Informationspflichten &amp; Datenschutzerklärung</w:t>
+      </w:r>
+      <w:r/>
+      <w:r/>
+    </w:p>
+    <w:p>
+      <w:pPr>
+        <w:pStyle w:val="ListBullet"/>
+        <w:spacing w:line="240" w:lineRule="auto"/>
+        <w:ind w:left="720"/>
+      </w:pPr>
+      <w:r/>
+      <w:r>
+        <w:rPr>
+          <w:b/>
+        </w:rPr>
+        <w:t>Datenschutzerklärung (Art. 13):</w:t>
+      </w:r>
+      <w:r>
+        <w:t xml:space="preserve"> vollständig, aktuell, auffindbar — Muster </w:t>
+      </w:r>
+      <w:r>
+        <w:rPr>
+          <w:b/>
+        </w:rPr>
+        <w:t>Anhang E</w:t>
+      </w:r>
+      <w:r>
+        <w:t>.</w:t>
+      </w:r>
+      <w:r/>
+    </w:p>
+    <w:p>
+      <w:pPr>
+        <w:pStyle w:val="ListBullet"/>
+        <w:spacing w:line="240" w:lineRule="auto"/>
+        <w:ind w:left="720"/>
+      </w:pPr>
+      <w:r/>
+      <w:r>
+        <w:rPr>
+          <w:b/>
+        </w:rPr>
+        <w:t>Cookie-/Consent-Banner:</w:t>
+      </w:r>
+      <w:r>
+        <w:t xml:space="preserve"> </w:t>
+      </w:r>
+      <w:r>
+        <w:rPr>
+          <w:b/>
+        </w:rPr>
+        <w:t>Opt-in vor</w:t>
+      </w:r>
+      <w:r>
+        <w:t xml:space="preserve"> dem Laden nicht notwendiger Technologien (GA4!),</w:t>
+        <w:br/>
+      </w:r>
+      <w:r>
+        <w:t xml:space="preserve">granular, Ablehnen so einfach wie Akzeptieren, Widerruf jederzeit — Texte </w:t>
+      </w:r>
+      <w:r>
+        <w:rPr>
+          <w:b/>
+        </w:rPr>
+        <w:t>Anhang D</w:t>
+      </w:r>
+      <w:r>
+        <w:t>.</w:t>
+        <w:br/>
+      </w:r>
+      <w:r/>
+      <w:r>
+        <w:rPr>
+          <w:i/>
+        </w:rPr>
+        <w:t>Kostengünstige/OSS-Option:</w:t>
+      </w:r>
+      <w:r>
+        <w:t xml:space="preserve"> </w:t>
+      </w:r>
+      <w:r>
+        <w:rPr>
+          <w:b/>
+        </w:rPr>
+        <w:t>Klaro!</w:t>
+      </w:r>
+      <w:r>
+        <w:t xml:space="preserve"> oder Cookie-consent (Orestbida) als Consent-Tool.</w:t>
+      </w:r>
+      <w:r/>
+    </w:p>
+    <w:p>
+      <w:pPr>
+        <w:pStyle w:val="ListBullet"/>
+        <w:spacing w:line="240" w:lineRule="auto"/>
+        <w:ind w:left="720"/>
+      </w:pPr>
+      <w:r/>
+      <w:r>
+        <w:rPr>
+          <w:b/>
+        </w:rPr>
+        <w:t>Newsletter/Marketing:</w:t>
+      </w:r>
+      <w:r>
+        <w:t xml:space="preserve"> </w:t>
+      </w:r>
+      <w:r>
+        <w:rPr>
+          <w:b/>
+        </w:rPr>
+        <w:t>Double-Opt-in</w:t>
+      </w:r>
+      <w:r>
+        <w:t>, klarer Zweck, Widerrufshinweis in jeder Mail.</w:t>
+      </w:r>
+      <w:r/>
+    </w:p>
+    <w:p>
+      <w:pPr>
+        <w:pStyle w:val="ListBullet"/>
+        <w:spacing w:line="240" w:lineRule="auto"/>
+        <w:ind w:left="720"/>
+      </w:pPr>
+      <w:r/>
+      <w:r>
+        <w:rPr>
+          <w:b/>
+        </w:rPr>
+        <w:t>Consent-Logs:</w:t>
+      </w:r>
+      <w:r>
+        <w:t xml:space="preserve"> Nachweis protokollieren (Zeitpunkt, eingewilligte Zwecke, Textversion,</w:t>
+        <w:br/>
+      </w:r>
+      <w:r>
+        <w:t>technischer Nachweis).</w:t>
+      </w:r>
+      <w:r/>
+      <w:r/>
+    </w:p>
+    <w:p>
+      <w:pPr>
+        <w:pBdr>
+          <w:bottom w:val="single" w:sz="6" w:space="1" w:color="auto"/>
+        </w:pBdr>
+      </w:pPr>
+      <w:r/>
+    </w:p>
+    <w:p>
+      <w:pPr>
+        <w:pStyle w:val="Heading2"/>
+      </w:pPr>
+      <w:r>
+        <w:t>12. Spezifische Prüfung Web/Online-Tools</w:t>
+      </w:r>
+      <w:r/>
+      <w:r/>
+    </w:p>
+    <w:p>
+      <w:r/>
+      <w:r>
+        <w:rPr>
+          <w:b/>
+        </w:rPr>
+        <w:t>Offene Frage (hoch):</w:t>
+      </w:r>
+      <w:r>
+        <w:t xml:space="preserve"> Ein Live-Abruf der Website war in der Arbeitsumgebung netzwerkseitig</w:t>
+        <w:br/>
+      </w:r>
+      <w:r>
+        <w:t xml:space="preserve">gesperrt. Folgende Punkte sind </w:t>
+      </w:r>
+      <w:r>
+        <w:rPr>
+          <w:b/>
+        </w:rPr>
+        <w:t>verifiziert (V)</w:t>
+      </w:r>
+      <w:r>
+        <w:t xml:space="preserve"> oder </w:t>
+      </w:r>
+      <w:r>
+        <w:rPr>
+          <w:rFonts w:ascii="Courier" w:hAnsi="Courier"/>
+          <w:b/>
+        </w:rPr>
+        <w:t>Annahme:</w:t>
+      </w:r>
+      <w:r>
+        <w:t xml:space="preserve"> und per Live-Audit zu</w:t>
+        <w:br/>
+      </w:r>
+      <w:r>
+        <w:t>bestätigen (F-01).</w:t>
+      </w:r>
+      <w:r/>
+      <w:r/>
+    </w:p>
+    <w:p>
+      <w:r/>
+      <w:r>
+        <w:rPr>
+          <w:b/>
+        </w:rPr>
+        <w:t>(V) Verifiziert:</w:t>
+      </w:r>
+      <w:r>
+        <w:t xml:space="preserve"> GA4 im Einsatz (Key-Event </w:t>
+      </w:r>
+      <w:r>
+        <w:rPr>
+          <w:rFonts w:ascii="Courier" w:hAnsi="Courier"/>
+        </w:rPr>
+        <w:t>anfrage_gesendet</w:t>
+      </w:r>
+      <w:r>
+        <w:t>); Domain als GSC-Property</w:t>
+        <w:br/>
+      </w:r>
+      <w:r>
+        <w:t>registriert; Website-Kontaktformular vorhanden.</w:t>
+      </w:r>
+      <w:r/>
+    </w:p>
+    <w:p>
+      <w:r/>
+      <w:r>
+        <w:rPr>
+          <w:b/>
+        </w:rPr>
+        <w:t>Prüf-Checkliste (Soll-Zustand):</w:t>
       </w:r>
       <w:r/>
       <w:r/>
@@ -6469,53 +7790,306 @@
       </w:pPr>
       <w:r/>
       <w:r>
-        <w:t xml:space="preserve">Eingang zentral erfassen (Datum!) → 2. </w:t>
-      </w:r>
-      <w:r>
         <w:rPr>
           <w:b/>
         </w:rPr>
-        <w:t>Identität prüfen</w:t>
-      </w:r>
-      <w:r>
-        <w:t xml:space="preserve"> (verhältnismäßig, keine</w:t>
-        <w:br/>
-      </w:r>
-      <w:r>
-        <w:t>übermäßigen Daten) → 3. Betroffene(n) und Daten ermitteln → 4. Antwort erstellen (ggf. mit</w:t>
-        <w:br/>
-      </w:r>
-      <w:r>
-        <w:t xml:space="preserve">DSB abstimmen) → 5. fristgerecht </w:t>
+        <w:t>Tracking (GA4):</w:t>
+      </w:r>
+      <w:r>
+        <w:t xml:space="preserve"> lädt erst </w:t>
       </w:r>
       <w:r>
         <w:rPr>
           <w:b/>
         </w:rPr>
-        <w:t>kostenfrei</w:t>
-      </w:r>
-      <w:r>
-        <w:t xml:space="preserve"> antworten → 6. dokumentieren.</w:t>
-      </w:r>
-      <w:r/>
-      <w:r/>
-      <w:r/>
-    </w:p>
-    <w:p>
-      <w:r/>
-      <w:r>
-        <w:t xml:space="preserve">Muster-Antwortschreiben (Auskunft, Löschung) siehe </w:t>
+        <w:t>nach Opt-in</w:t>
+      </w:r>
+      <w:r>
+        <w:t>? IP-Anonymisierung/Retention konfiguriert?</w:t>
+        <w:br/>
+      </w:r>
+      <w:r>
+        <w:t xml:space="preserve">Google-Signals ohne Einwilligung deaktiviert? — </w:t>
       </w:r>
       <w:r>
         <w:rPr>
           <w:b/>
         </w:rPr>
-        <w:t>Anhang H</w:t>
-      </w:r>
-      <w:r>
-        <w:t>.</w:t>
-      </w:r>
-      <w:r/>
+        <w:t>Annahme:</w:t>
+      </w:r>
+      <w:r>
+        <w:t xml:space="preserve"> aktuell ohne Opt-in.</w:t>
+      </w:r>
+      <w:r/>
+    </w:p>
+    <w:p>
+      <w:pPr>
+        <w:pStyle w:val="ListNumber"/>
+        <w:spacing w:line="240" w:lineRule="auto"/>
+        <w:ind w:left="720"/>
+      </w:pPr>
+      <w:r/>
+      <w:r>
+        <w:rPr>
+          <w:b/>
+        </w:rPr>
+        <w:t>Google Tag Manager:</w:t>
+      </w:r>
+      <w:r>
+        <w:t xml:space="preserve"> vorhanden? consent-gesteuert? — </w:t>
+      </w:r>
+      <w:r>
+        <w:rPr>
+          <w:b/>
+        </w:rPr>
+        <w:t>Offene Frage.</w:t>
+      </w:r>
+      <w:r/>
+    </w:p>
+    <w:p>
+      <w:pPr>
+        <w:pStyle w:val="ListNumber"/>
+        <w:spacing w:line="240" w:lineRule="auto"/>
+        <w:ind w:left="720"/>
+      </w:pPr>
+      <w:r/>
+      <w:r>
+        <w:rPr>
+          <w:b/>
+        </w:rPr>
+        <w:t>Google Fonts:</w:t>
+      </w:r>
+      <w:r>
+        <w:t xml:space="preserve"> </w:t>
+      </w:r>
+      <w:r>
+        <w:rPr>
+          <w:b/>
+        </w:rPr>
+        <w:t>lokal gehostet</w:t>
+      </w:r>
+      <w:r>
+        <w:t xml:space="preserve"> (nicht dynamisch nachladen — vgl. LG München 2022)? —</w:t>
+        <w:br/>
+      </w:r>
+      <w:r/>
+      <w:r>
+        <w:rPr>
+          <w:b/>
+        </w:rPr>
+        <w:t>Annahme:</w:t>
+      </w:r>
+      <w:r>
+        <w:t xml:space="preserve"> häufiges KMU-Risiko, oft extern.</w:t>
+      </w:r>
+      <w:r/>
+    </w:p>
+    <w:p>
+      <w:pPr>
+        <w:pStyle w:val="ListNumber"/>
+        <w:spacing w:line="240" w:lineRule="auto"/>
+        <w:ind w:left="720"/>
+      </w:pPr>
+      <w:r/>
+      <w:r>
+        <w:rPr>
+          <w:b/>
+        </w:rPr>
+        <w:t>Google Maps / reCAPTCHA / YouTube:</w:t>
+      </w:r>
+      <w:r>
+        <w:t xml:space="preserve"> nur nach Consent (2-Klick)? — </w:t>
+      </w:r>
+      <w:r>
+        <w:rPr>
+          <w:b/>
+        </w:rPr>
+        <w:t>Offene Frage.</w:t>
+      </w:r>
+      <w:r/>
+    </w:p>
+    <w:p>
+      <w:pPr>
+        <w:pStyle w:val="ListNumber"/>
+        <w:spacing w:line="240" w:lineRule="auto"/>
+        <w:ind w:left="720"/>
+      </w:pPr>
+      <w:r/>
+      <w:r>
+        <w:rPr>
+          <w:b/>
+        </w:rPr>
+        <w:t>Social-Media-Plugins:</w:t>
+      </w:r>
+      <w:r>
+        <w:t xml:space="preserve"> kein Einbetten ohne Consent? — </w:t>
+      </w:r>
+      <w:r>
+        <w:rPr>
+          <w:b/>
+        </w:rPr>
+        <w:t>Offene Frage.</w:t>
+      </w:r>
+      <w:r/>
+    </w:p>
+    <w:p>
+      <w:pPr>
+        <w:pStyle w:val="ListNumber"/>
+        <w:spacing w:line="240" w:lineRule="auto"/>
+        <w:ind w:left="720"/>
+      </w:pPr>
+      <w:r/>
+      <w:r>
+        <w:rPr>
+          <w:b/>
+        </w:rPr>
+        <w:t>CDN / externe Skripte:</w:t>
+      </w:r>
+      <w:r>
+        <w:t xml:space="preserve"> Herkunft/Drittlandbezug dokumentiert? — </w:t>
+      </w:r>
+      <w:r>
+        <w:rPr>
+          <w:b/>
+        </w:rPr>
+        <w:t>Offene Frage.</w:t>
+      </w:r>
+      <w:r/>
+    </w:p>
+    <w:p>
+      <w:pPr>
+        <w:pStyle w:val="ListNumber"/>
+        <w:spacing w:line="240" w:lineRule="auto"/>
+        <w:ind w:left="720"/>
+      </w:pPr>
+      <w:r/>
+      <w:r>
+        <w:rPr>
+          <w:b/>
+        </w:rPr>
+        <w:t>SSL/TLS:</w:t>
+      </w:r>
+      <w:r>
+        <w:t xml:space="preserve"> HTTPS erzwungen, gültiges Zertifikat, </w:t>
+      </w:r>
+      <w:r>
+        <w:rPr>
+          <w:b/>
+        </w:rPr>
+        <w:t>HSTS</w:t>
+      </w:r>
+      <w:r>
+        <w:t xml:space="preserve">? — </w:t>
+      </w:r>
+      <w:r>
+        <w:rPr>
+          <w:b/>
+        </w:rPr>
+        <w:t>Annahme:</w:t>
+      </w:r>
+      <w:r>
+        <w:t xml:space="preserve"> HTTPS aktiv.</w:t>
+      </w:r>
+      <w:r/>
+    </w:p>
+    <w:p>
+      <w:pPr>
+        <w:pStyle w:val="ListNumber"/>
+        <w:spacing w:line="240" w:lineRule="auto"/>
+        <w:ind w:left="720"/>
+      </w:pPr>
+      <w:r/>
+      <w:r>
+        <w:rPr>
+          <w:b/>
+        </w:rPr>
+        <w:t>CSP:</w:t>
+      </w:r>
+      <w:r>
+        <w:t xml:space="preserve"> gesetzt? — </w:t>
+      </w:r>
+      <w:r>
+        <w:rPr>
+          <w:b/>
+        </w:rPr>
+        <w:t>Offene Frage.</w:t>
+      </w:r>
+      <w:r/>
+    </w:p>
+    <w:p>
+      <w:pPr>
+        <w:pStyle w:val="ListNumber"/>
+        <w:spacing w:line="240" w:lineRule="auto"/>
+        <w:ind w:left="720"/>
+      </w:pPr>
+      <w:r/>
+      <w:r>
+        <w:rPr>
+          <w:b/>
+        </w:rPr>
+        <w:t>Cookies/LocalStorage:</w:t>
+      </w:r>
+      <w:r>
+        <w:t xml:space="preserve"> vollständiges Inventar (Name, Zweck, Laufzeit, Anbieter)? —</w:t>
+        <w:br/>
+      </w:r>
+      <w:r/>
+      <w:r>
+        <w:rPr>
+          <w:b/>
+        </w:rPr>
+        <w:t>Offene Frage.</w:t>
+      </w:r>
+      <w:r/>
+    </w:p>
+    <w:p>
+      <w:pPr>
+        <w:pStyle w:val="ListNumber"/>
+        <w:spacing w:line="240" w:lineRule="auto"/>
+        <w:ind w:left="720"/>
+      </w:pPr>
+      <w:r/>
+      <w:r>
+        <w:rPr>
+          <w:b/>
+        </w:rPr>
+        <w:t>Consent-Banner-Tool:</w:t>
+      </w:r>
+      <w:r>
+        <w:t xml:space="preserve"> vorhanden, Opt-in, granular, Widerruf, Consent-Log? — </w:t>
+      </w:r>
+      <w:r>
+        <w:rPr>
+          <w:b/>
+        </w:rPr>
+        <w:t>Annahme:</w:t>
+        <w:br/>
+      </w:r>
+      <w:r>
+        <w:t>fehlt/unzureichend.</w:t>
+      </w:r>
+      <w:r/>
+      <w:r/>
+    </w:p>
+    <w:p>
+      <w:r/>
+      <w:r>
+        <w:rPr>
+          <w:b/>
+        </w:rPr>
+        <w:t>Empfehlungen:</w:t>
+      </w:r>
+      <w:r>
+        <w:t xml:space="preserve"> Consent-Management einführen und GA4 daran koppeln (oder auf Matomo mit</w:t>
+        <w:br/>
+      </w:r>
+      <w:r>
+        <w:t>Datenhoheit umstellen); Google Fonts lokal einbinden; Cookies inventarisieren; DSE an tatsächlich</w:t>
+        <w:br/>
+      </w:r>
+      <w:r>
+        <w:t>geladene Dienste anpassen; TLS/HSTS erzwingen.</w:t>
+      </w:r>
       <w:r/>
     </w:p>
     <w:p>
@@ -6531,641 +8105,47 @@
         <w:pStyle w:val="Heading2"/>
       </w:pPr>
       <w:r>
-        <w:t>11. Einwilligungen, Informationspflichten &amp; Datenschutzerklärung</w:t>
-      </w:r>
-      <w:r/>
+        <w:t>13. Mitarbeiter, Schulung &amp; Rollen</w:t>
+      </w:r>
       <w:r/>
     </w:p>
     <w:p>
-      <w:pPr>
-        <w:pStyle w:val="ListBullet"/>
-        <w:spacing w:line="240" w:lineRule="auto"/>
-        <w:ind w:left="720"/>
-      </w:pPr>
       <w:r/>
       <w:r>
         <w:rPr>
           <w:b/>
         </w:rPr>
-        <w:t>Website-Datenschutzerklärung (Art. 13):</w:t>
-      </w:r>
-      <w:r>
-        <w:t xml:space="preserve"> vollständig, aktuell, leicht auffindbar. Muster in</w:t>
+        <w:t>Schulung:</w:t>
+      </w:r>
+      <w:r>
+        <w:t xml:space="preserve"> Inhalte (DSGVO-Grundlagen, E-Mail-/Passwortverhalten, Phishing, Umgang mit Daten,</w:t>
         <w:br/>
       </w:r>
-      <w:r/>
+      <w:r>
+        <w:t xml:space="preserve">Datenpannen-Meldung, Clean-Desk); Frequenz (Eintritt + </w:t>
+      </w:r>
       <w:r>
         <w:rPr>
           <w:b/>
         </w:rPr>
-        <w:t>Anhang E</w:t>
-      </w:r>
-      <w:r>
-        <w:t>.</w:t>
+        <w:t>jährlich</w:t>
+      </w:r>
+      <w:r>
+        <w:t>); Nachweis</w:t>
+        <w:br/>
+      </w:r>
+      <w:r>
+        <w:t>(Teilnahmeliste/Signatur, Datum, Inhalt).</w:t>
       </w:r>
       <w:r/>
     </w:p>
     <w:p>
-      <w:pPr>
-        <w:pStyle w:val="ListBullet"/>
-        <w:spacing w:line="240" w:lineRule="auto"/>
-        <w:ind w:left="720"/>
-      </w:pPr>
       <w:r/>
       <w:r>
         <w:rPr>
           <w:b/>
         </w:rPr>
-        <w:t>Cookie-/Consent-Banner:</w:t>
-      </w:r>
-      <w:r>
-        <w:t xml:space="preserve"> </w:t>
-      </w:r>
-      <w:r>
-        <w:rPr>
-          <w:b/>
-        </w:rPr>
-        <w:t>Opt-in vor</w:t>
-      </w:r>
-      <w:r>
-        <w:t xml:space="preserve"> dem Laden nicht notwendiger Technologien (GA4!),</w:t>
-        <w:br/>
-      </w:r>
-      <w:r>
-        <w:t>granular (Ablehnen so einfach wie Akzeptieren), Widerruf jederzeit. Muster-Consent-Texte in</w:t>
-        <w:br/>
-      </w:r>
-      <w:r/>
-      <w:r>
-        <w:rPr>
-          <w:b/>
-        </w:rPr>
-        <w:t>Anhang D</w:t>
-      </w:r>
-      <w:r>
-        <w:t>.</w:t>
-      </w:r>
-      <w:r/>
-    </w:p>
-    <w:p>
-      <w:pPr>
-        <w:pStyle w:val="ListBullet"/>
-        <w:spacing w:line="240" w:lineRule="auto"/>
-        <w:ind w:left="720"/>
-      </w:pPr>
-      <w:r/>
-      <w:r>
-        <w:rPr>
-          <w:b/>
-        </w:rPr>
-        <w:t>Newsletter/Marketing:</w:t>
-      </w:r>
-      <w:r>
-        <w:t xml:space="preserve"> </w:t>
-      </w:r>
-      <w:r>
-        <w:rPr>
-          <w:b/>
-        </w:rPr>
-        <w:t>Double-Opt-in</w:t>
-      </w:r>
-      <w:r>
-        <w:t>, klarer Zweck, Widerrufshinweis in jeder Mail.</w:t>
-      </w:r>
-      <w:r/>
-    </w:p>
-    <w:p>
-      <w:pPr>
-        <w:pStyle w:val="ListBullet"/>
-        <w:spacing w:line="240" w:lineRule="auto"/>
-        <w:ind w:left="720"/>
-      </w:pPr>
-      <w:r/>
-      <w:r>
-        <w:rPr>
-          <w:b/>
-        </w:rPr>
-        <w:t>Consent-Logs:</w:t>
-      </w:r>
-      <w:r>
-        <w:t xml:space="preserve"> Nachweis der Einwilligung protokollieren (Zeitpunkt, eingewilligte Zwecke,</w:t>
-        <w:br/>
-      </w:r>
-      <w:r>
-        <w:t>Version des Textes, technischer Nachweis) — Aufbewahrung bis zur Verjährung möglicher Ansprüche.</w:t>
-      </w:r>
-      <w:r/>
-      <w:r/>
-    </w:p>
-    <w:p>
-      <w:pPr>
-        <w:pBdr>
-          <w:bottom w:val="single" w:sz="6" w:space="1" w:color="auto"/>
-        </w:pBdr>
-      </w:pPr>
-      <w:r/>
-    </w:p>
-    <w:p>
-      <w:pPr>
-        <w:pStyle w:val="Heading2"/>
-      </w:pPr>
-      <w:r>
-        <w:t>12. Spezifische Prüfung Web/Online-Tools</w:t>
-      </w:r>
-      <w:r/>
-      <w:r/>
-    </w:p>
-    <w:p>
-      <w:r/>
-      <w:r>
-        <w:rPr>
-          <w:b/>
-        </w:rPr>
-        <w:t>Wichtig:</w:t>
-      </w:r>
-      <w:r>
-        <w:t xml:space="preserve"> Ein Live-Abruf der Website war in dieser Arbeitsumgebung technisch gesperrt.</w:t>
-        <w:br/>
-      </w:r>
-      <w:r>
-        <w:t xml:space="preserve">Die folgenden Punkte sind </w:t>
-      </w:r>
-      <w:r>
-        <w:rPr>
-          <w:b/>
-        </w:rPr>
-        <w:t>verifiziert (V)</w:t>
-      </w:r>
-      <w:r>
-        <w:t xml:space="preserve"> aus der internen Codebasis oder als </w:t>
-      </w:r>
-      <w:r>
-        <w:rPr>
-          <w:b/>
-        </w:rPr>
-        <w:t>Annahme (A)</w:t>
-        <w:br/>
-      </w:r>
-      <w:r>
-        <w:t xml:space="preserve">markiert und mit </w:t>
-      </w:r>
-      <w:r>
-        <w:rPr>
-          <w:b/>
-        </w:rPr>
-        <w:t>hoher Priorität</w:t>
-      </w:r>
-      <w:r>
-        <w:t xml:space="preserve"> durch ein Live-Website-Audit zu verifizieren (offene Frage F-01).</w:t>
-      </w:r>
-      <w:r/>
-      <w:r/>
-    </w:p>
-    <w:p>
-      <w:r/>
-      <w:r>
-        <w:rPr>
-          <w:b/>
-        </w:rPr>
-        <w:t>(V) Verifiziert:</w:t>
-      </w:r>
-      <w:r>
-        <w:t xml:space="preserve"> Google Analytics 4 ist im Einsatz (Property mit Key-Event</w:t>
-        <w:br/>
-      </w:r>
-      <w:r/>
-      <w:r>
-        <w:rPr>
-          <w:rFonts w:ascii="Courier" w:hAnsi="Courier"/>
-        </w:rPr>
-        <w:t>anfrage_gesendet</w:t>
-      </w:r>
-      <w:r>
-        <w:t>); die Domain ist als Google-Search-Console-Property registriert; ein</w:t>
-        <w:br/>
-      </w:r>
-      <w:r>
-        <w:t>Website-Kontaktformular existiert (Lead-Quelle „Website-Formular").</w:t>
-      </w:r>
-      <w:r/>
-    </w:p>
-    <w:p>
-      <w:r/>
-      <w:r>
-        <w:rPr>
-          <w:b/>
-        </w:rPr>
-        <w:t>Prüf-Checkliste (Soll-Zustand):</w:t>
-      </w:r>
-      <w:r/>
-      <w:r/>
-    </w:p>
-    <w:p>
-      <w:pPr>
-        <w:pStyle w:val="ListNumber"/>
-        <w:spacing w:line="240" w:lineRule="auto"/>
-        <w:ind w:left="720"/>
-      </w:pPr>
-      <w:r/>
-      <w:r>
-        <w:rPr>
-          <w:b/>
-        </w:rPr>
-        <w:t>Tracking (GA4):</w:t>
-      </w:r>
-      <w:r>
-        <w:t xml:space="preserve"> lädt </w:t>
-      </w:r>
-      <w:r>
-        <w:rPr>
-          <w:b/>
-        </w:rPr>
-        <w:t>erst nach Opt-in</w:t>
-      </w:r>
-      <w:r>
-        <w:t>? IP-Anonymisierung/Datenaufbewahrung</w:t>
-        <w:br/>
-      </w:r>
-      <w:r>
-        <w:t xml:space="preserve">konfiguriert? Google-Signals deaktiviert, sofern keine Einwilligung? </w:t>
-      </w:r>
-      <w:r>
-        <w:rPr>
-          <w:b/>
-        </w:rPr>
-        <w:t>(A)</w:t>
-      </w:r>
-      <w:r/>
-    </w:p>
-    <w:p>
-      <w:pPr>
-        <w:pStyle w:val="ListNumber"/>
-        <w:spacing w:line="240" w:lineRule="auto"/>
-        <w:ind w:left="720"/>
-      </w:pPr>
-      <w:r/>
-      <w:r>
-        <w:rPr>
-          <w:b/>
-        </w:rPr>
-        <w:t>Google Tag Manager:</w:t>
-      </w:r>
-      <w:r>
-        <w:t xml:space="preserve"> vorhanden? Tags nur nach Consent auslösend? </w:t>
-      </w:r>
-      <w:r>
-        <w:rPr>
-          <w:b/>
-        </w:rPr>
-        <w:t>(A)</w:t>
-      </w:r>
-      <w:r/>
-    </w:p>
-    <w:p>
-      <w:pPr>
-        <w:pStyle w:val="ListNumber"/>
-        <w:spacing w:line="240" w:lineRule="auto"/>
-        <w:ind w:left="720"/>
-      </w:pPr>
-      <w:r/>
-      <w:r>
-        <w:rPr>
-          <w:b/>
-        </w:rPr>
-        <w:t>Google Fonts:</w:t>
-      </w:r>
-      <w:r>
-        <w:t xml:space="preserve"> </w:t>
-      </w:r>
-      <w:r>
-        <w:rPr>
-          <w:b/>
-        </w:rPr>
-        <w:t>lokal gehostet</w:t>
-      </w:r>
-      <w:r>
-        <w:t xml:space="preserve"> (nicht dynamisch von Google-Servern nachladen — vgl.</w:t>
-        <w:br/>
-      </w:r>
-      <w:r>
-        <w:t xml:space="preserve">LG München 2022)? </w:t>
-      </w:r>
-      <w:r>
-        <w:rPr>
-          <w:b/>
-        </w:rPr>
-        <w:t>(A — häufiges KMU-Risiko)</w:t>
-      </w:r>
-      <w:r/>
-    </w:p>
-    <w:p>
-      <w:pPr>
-        <w:pStyle w:val="ListNumber"/>
-        <w:spacing w:line="240" w:lineRule="auto"/>
-        <w:ind w:left="720"/>
-      </w:pPr>
-      <w:r/>
-      <w:r>
-        <w:rPr>
-          <w:b/>
-        </w:rPr>
-        <w:t>Google Maps / reCAPTCHA / YouTube:</w:t>
-      </w:r>
-      <w:r>
-        <w:t xml:space="preserve"> nur nach Consent (2-Klick-Lösung)? </w:t>
-      </w:r>
-      <w:r>
-        <w:rPr>
-          <w:b/>
-        </w:rPr>
-        <w:t>(A)</w:t>
-      </w:r>
-      <w:r/>
-    </w:p>
-    <w:p>
-      <w:pPr>
-        <w:pStyle w:val="ListNumber"/>
-        <w:spacing w:line="240" w:lineRule="auto"/>
-        <w:ind w:left="720"/>
-      </w:pPr>
-      <w:r/>
-      <w:r>
-        <w:rPr>
-          <w:b/>
-        </w:rPr>
-        <w:t>Social-Media-Plugins:</w:t>
-      </w:r>
-      <w:r>
-        <w:t xml:space="preserve"> kein direktes Einbetten ohne Consent? </w:t>
-      </w:r>
-      <w:r>
-        <w:rPr>
-          <w:b/>
-        </w:rPr>
-        <w:t>(A)</w:t>
-      </w:r>
-      <w:r/>
-    </w:p>
-    <w:p>
-      <w:pPr>
-        <w:pStyle w:val="ListNumber"/>
-        <w:spacing w:line="240" w:lineRule="auto"/>
-        <w:ind w:left="720"/>
-      </w:pPr>
-      <w:r/>
-      <w:r>
-        <w:rPr>
-          <w:b/>
-        </w:rPr>
-        <w:t>CDN / externe Skripte:</w:t>
-      </w:r>
-      <w:r>
-        <w:t xml:space="preserve"> Herkunft/Drittlandbezug dokumentiert? </w:t>
-      </w:r>
-      <w:r>
-        <w:rPr>
-          <w:b/>
-        </w:rPr>
-        <w:t>(A)</w:t>
-      </w:r>
-      <w:r/>
-    </w:p>
-    <w:p>
-      <w:pPr>
-        <w:pStyle w:val="ListNumber"/>
-        <w:spacing w:line="240" w:lineRule="auto"/>
-        <w:ind w:left="720"/>
-      </w:pPr>
-      <w:r/>
-      <w:r>
-        <w:rPr>
-          <w:b/>
-        </w:rPr>
-        <w:t>SSL/TLS:</w:t>
-      </w:r>
-      <w:r>
-        <w:t xml:space="preserve"> HTTPS erzwungen, gültiges Zertifikat, </w:t>
-      </w:r>
-      <w:r>
-        <w:rPr>
-          <w:b/>
-        </w:rPr>
-        <w:t>HSTS</w:t>
-      </w:r>
-      <w:r>
-        <w:t xml:space="preserve">? </w:t>
-      </w:r>
-      <w:r>
-        <w:rPr>
-          <w:b/>
-        </w:rPr>
-        <w:t>(A)</w:t>
-      </w:r>
-      <w:r/>
-    </w:p>
-    <w:p>
-      <w:pPr>
-        <w:pStyle w:val="ListNumber"/>
-        <w:spacing w:line="240" w:lineRule="auto"/>
-        <w:ind w:left="720"/>
-      </w:pPr>
-      <w:r/>
-      <w:r>
-        <w:rPr>
-          <w:b/>
-        </w:rPr>
-        <w:t>CSP (Content-Security-Policy):</w:t>
-      </w:r>
-      <w:r>
-        <w:t xml:space="preserve"> gesetzt (Härtung gegen Skript-Injection)? </w:t>
-      </w:r>
-      <w:r>
-        <w:rPr>
-          <w:b/>
-        </w:rPr>
-        <w:t>(A)</w:t>
-      </w:r>
-      <w:r/>
-    </w:p>
-    <w:p>
-      <w:pPr>
-        <w:pStyle w:val="ListNumber"/>
-        <w:spacing w:line="240" w:lineRule="auto"/>
-        <w:ind w:left="720"/>
-      </w:pPr>
-      <w:r/>
-      <w:r>
-        <w:rPr>
-          <w:b/>
-        </w:rPr>
-        <w:t>Cookies/LocalStorage:</w:t>
-      </w:r>
-      <w:r>
-        <w:t xml:space="preserve"> Inventar aller gesetzten Cookies (Name, Zweck, Laufzeit, Anbieter)? </w:t>
-      </w:r>
-      <w:r>
-        <w:rPr>
-          <w:b/>
-        </w:rPr>
-        <w:t>(A)</w:t>
-      </w:r>
-      <w:r/>
-    </w:p>
-    <w:p>
-      <w:pPr>
-        <w:pStyle w:val="ListNumber"/>
-        <w:spacing w:line="240" w:lineRule="auto"/>
-        <w:ind w:left="720"/>
-      </w:pPr>
-      <w:r/>
-      <w:r>
-        <w:rPr>
-          <w:b/>
-        </w:rPr>
-        <w:t>Consent-Banner-Tool:</w:t>
-      </w:r>
-      <w:r>
-        <w:t xml:space="preserve"> vorhanden (z. B. Cookiebot, Usercentrics, Borlabs, Complianz)?</w:t>
-        <w:br/>
-      </w:r>
-      <w:r>
-        <w:t xml:space="preserve">Opt-in, granular, Widerruf, Consent-Log? </w:t>
-      </w:r>
-      <w:r>
-        <w:rPr>
-          <w:b/>
-        </w:rPr>
-        <w:t>(A)</w:t>
-      </w:r>
-      <w:r/>
-      <w:r/>
-    </w:p>
-    <w:p>
-      <w:r/>
-      <w:r>
-        <w:rPr>
-          <w:b/>
-        </w:rPr>
-        <w:t>Empfehlungen:</w:t>
-      </w:r>
-      <w:r>
-        <w:t xml:space="preserve"> Consent-Management-Plattform einführen und GA4 sauber daran koppeln;</w:t>
-        <w:br/>
-      </w:r>
-      <w:r>
-        <w:t>Google Fonts lokal einbinden; alle Cookies inventarisieren; Datenschutzerklärung an die</w:t>
-        <w:br/>
-      </w:r>
-      <w:r>
-        <w:t>tatsächlich geladenen Dienste anpassen; TLS/HSTS erzwingen.</w:t>
-      </w:r>
-      <w:r/>
-    </w:p>
-    <w:p>
-      <w:pPr>
-        <w:pBdr>
-          <w:bottom w:val="single" w:sz="6" w:space="1" w:color="auto"/>
-        </w:pBdr>
-      </w:pPr>
-      <w:r/>
-    </w:p>
-    <w:p>
-      <w:pPr>
-        <w:pStyle w:val="Heading2"/>
-      </w:pPr>
-      <w:r>
-        <w:t>13. Mitarbeiter, Schulung &amp; Rollen</w:t>
-      </w:r>
-      <w:r/>
-    </w:p>
-    <w:p>
-      <w:pPr>
-        <w:pStyle w:val="Heading3"/>
-      </w:pPr>
-      <w:r>
-        <w:t>13.1 Schulung</w:t>
-      </w:r>
-      <w:r/>
-      <w:r/>
-    </w:p>
-    <w:p>
-      <w:pPr>
-        <w:pStyle w:val="ListBullet"/>
-        <w:spacing w:line="240" w:lineRule="auto"/>
-        <w:ind w:left="720"/>
-      </w:pPr>
-      <w:r/>
-      <w:r>
-        <w:rPr>
-          <w:b/>
-        </w:rPr>
-        <w:t>Inhalte:</w:t>
-      </w:r>
-      <w:r>
-        <w:t xml:space="preserve"> DSGVO-Grundlagen, sicheres E-Mail-/Passwortverhalten, Phishing, Umgang mit</w:t>
-        <w:br/>
-      </w:r>
-      <w:r>
-        <w:t>Kunden-/Beschäftigtendaten, Meldung von Datenpannen, Clean-Desk.</w:t>
-      </w:r>
-      <w:r/>
-    </w:p>
-    <w:p>
-      <w:pPr>
-        <w:pStyle w:val="ListBullet"/>
-        <w:spacing w:line="240" w:lineRule="auto"/>
-        <w:ind w:left="720"/>
-      </w:pPr>
-      <w:r/>
-      <w:r>
-        <w:rPr>
-          <w:b/>
-        </w:rPr>
-        <w:t>Frequenz:</w:t>
-      </w:r>
-      <w:r>
-        <w:t xml:space="preserve"> Basisschulung bei Eintritt + </w:t>
-      </w:r>
-      <w:r>
-        <w:rPr>
-          <w:b/>
-        </w:rPr>
-        <w:t>jährliche</w:t>
-      </w:r>
-      <w:r>
-        <w:t xml:space="preserve"> Auffrischung; anlassbezogen bei</w:t>
-        <w:br/>
-      </w:r>
-      <w:r>
-        <w:t>Änderungen.</w:t>
-      </w:r>
-      <w:r/>
-    </w:p>
-    <w:p>
-      <w:pPr>
-        <w:pStyle w:val="ListBullet"/>
-        <w:spacing w:line="240" w:lineRule="auto"/>
-        <w:ind w:left="720"/>
-      </w:pPr>
-      <w:r/>
-      <w:r>
-        <w:rPr>
-          <w:b/>
-        </w:rPr>
-        <w:t>Nachweis:</w:t>
-      </w:r>
-      <w:r>
-        <w:t xml:space="preserve"> Teilnahmeliste/Signatur, Schulungsdatum, Inhalt (Nachweispflicht).</w:t>
-      </w:r>
-      <w:r/>
-      <w:r/>
-    </w:p>
-    <w:p>
-      <w:pPr>
-        <w:pStyle w:val="Heading3"/>
-      </w:pPr>
-      <w:r>
-        <w:t>13.2 Rollenmatrix</w:t>
+        <w:t>Rollenmatrix:</w:t>
       </w:r>
       <w:r/>
     </w:p>
@@ -7276,7 +8256,7 @@
           </w:tcPr>
           <w:p>
             <w:r>
-              <w:t>Beratung, Überwachung, Kontakt Behörde</w:t>
+              <w:t>Beratung, Überwachung, Behördenkontakt</w:t>
             </w:r>
           </w:p>
         </w:tc>
@@ -7286,7 +8266,13 @@
           </w:tcPr>
           <w:p>
             <w:r>
-              <w:t>extern empfohlen (Unabhängigkeit)</w:t>
+              <w:rPr>
+                <w:b/>
+              </w:rPr>
+              <w:t>Annahme:</w:t>
+            </w:r>
+            <w:r>
+              <w:t xml:space="preserve"> extern empfohlen (Unabhängigkeit)</w:t>
             </w:r>
           </w:p>
         </w:tc>
@@ -8347,45 +9333,17 @@
           <w:b/>
         </w:rPr>
         <w:t>Zeitliche Zuordnung:</w:t>
+      </w:r>
+      <w:r>
+        <w:t xml:space="preserve"> Kurzfristig (0–3 Mon.): R1, R4, R7, R11, R2/R3 (Start) · Mittelfristig</w:t>
         <w:br/>
       </w:r>
       <w:r>
-        <w:t xml:space="preserve">- </w:t>
-      </w:r>
-      <w:r>
-        <w:rPr>
-          <w:b/>
-        </w:rPr>
-        <w:t>Kurzfristig (0–3 Mon.):</w:t>
-      </w:r>
-      <w:r>
-        <w:t xml:space="preserve"> R1, R4, R7, R11, R2/R3 (Start).</w:t>
+        <w:t>(3–12 Mon.): R2/R3 (Abschluss), R5, R6, R8, R10, R12 · Langfristig (&gt;12 Mon.): R9, kontinuierliche</w:t>
         <w:br/>
       </w:r>
       <w:r>
-        <w:t xml:space="preserve">- </w:t>
-      </w:r>
-      <w:r>
-        <w:rPr>
-          <w:b/>
-        </w:rPr>
-        <w:t>Mittelfristig (3–12 Mon.):</w:t>
-      </w:r>
-      <w:r>
-        <w:t xml:space="preserve"> R2/R3 (Abschluss), R5, R6, R8, R10, R12.</w:t>
-        <w:br/>
-      </w:r>
-      <w:r>
-        <w:t xml:space="preserve">- </w:t>
-      </w:r>
-      <w:r>
-        <w:rPr>
-          <w:b/>
-        </w:rPr>
-        <w:t>Langfristig (&gt;12 Mon.):</w:t>
-      </w:r>
-      <w:r>
-        <w:t xml:space="preserve"> R9, kontinuierliche Verbesserung, Audits.</w:t>
+        <w:t>Verbesserung, Audits.</w:t>
       </w:r>
       <w:r/>
     </w:p>
@@ -8421,7 +9379,7 @@
         <w:t>Interne Kurz-Audits:</w:t>
       </w:r>
       <w:r>
-        <w:t xml:space="preserve"> halbjährlich (Checkliste Anhang J/L).</w:t>
+        <w:t xml:space="preserve"> halbjährlich (Checklisten Anhang J/L).</w:t>
       </w:r>
       <w:r/>
     </w:p>
@@ -8436,7 +9394,7 @@
         <w:rPr>
           <w:b/>
         </w:rPr>
-        <w:t>Jährlicher Datenschutz-Review:</w:t>
+        <w:t>Jährlicher Review:</w:t>
       </w:r>
       <w:r>
         <w:t xml:space="preserve"> VVT, AVV, Löschungen, Schulungen, Vorfälle.</w:t>
@@ -8457,11 +9415,11 @@
         <w:t>KPIs:</w:t>
       </w:r>
       <w:r>
-        <w:t xml:space="preserve"> % abgeschlossene AVV, Anzahl offener Betroffenenanfragen/Fristtreue, Zeit bis</w:t>
+        <w:t xml:space="preserve"> % abgeschlossene AVV; offene Betroffenenanfragen/Fristtreue; Zeit bis Datenpannen-</w:t>
         <w:br/>
       </w:r>
       <w:r>
-        <w:t>Datenpannen-Meldung, Schulungsquote, Anzahl offener Hoch-Risiken.</w:t>
+        <w:t>Meldung; Schulungsquote; Anzahl offener Hoch-Risiken.</w:t>
       </w:r>
       <w:r/>
     </w:p>
@@ -8507,97 +9465,22 @@
         <w:rPr>
           <w:b/>
         </w:rPr>
-        <w:t>Meta-Fragen zum Bericht (aus dem Auftrag):</w:t>
+        <w:t>Meta-Fragen:</w:t>
+      </w:r>
+      <w:r>
+        <w:t xml:space="preserve"> Thema: DSGVO-Status/Maßnahmenplan fraesdienst-feind.de; Blickwinkel: interne</w:t>
         <w:br/>
       </w:r>
       <w:r>
-        <w:t xml:space="preserve">- </w:t>
-      </w:r>
-      <w:r>
-        <w:rPr>
-          <w:i/>
-        </w:rPr>
-        <w:t>Thema:</w:t>
-      </w:r>
-      <w:r>
-        <w:t xml:space="preserve"> DSGVO-Status und Maßnahmenplan für fraesdienst-feind.de. </w:t>
-      </w:r>
-      <w:r>
-        <w:rPr>
-          <w:i/>
-        </w:rPr>
-        <w:t>Blickwinkel:</w:t>
-      </w:r>
-      <w:r>
-        <w:t xml:space="preserve"> interne</w:t>
+        <w:t>Bestandsaufnahme + Handlungsplan; Zielgruppe: GF/DSB/IT/Behörde; Umfang: ausführlich; Format:</w:t>
         <w:br/>
       </w:r>
       <w:r>
-        <w:t xml:space="preserve">Bestandsaufnahme + Handlungsplan. </w:t>
-      </w:r>
-      <w:r>
-        <w:rPr>
-          <w:i/>
-        </w:rPr>
-        <w:t>Zielgruppe:</w:t>
-      </w:r>
-      <w:r>
-        <w:t xml:space="preserve"> GF/DSB/IT/Behörde. </w:t>
-      </w:r>
-      <w:r>
-        <w:rPr>
-          <w:i/>
-        </w:rPr>
-        <w:t>Umfang:</w:t>
-      </w:r>
-      <w:r>
-        <w:t xml:space="preserve"> ausführlich</w:t>
+        <w:t>gegliederter Bericht + Vorlagen; Ton: sachlich, praxisnah; Quellen: interne Codebasis + geltendes</w:t>
         <w:br/>
       </w:r>
       <w:r>
-        <w:t xml:space="preserve">(dieser Bericht). </w:t>
-      </w:r>
-      <w:r>
-        <w:rPr>
-          <w:i/>
-        </w:rPr>
-        <w:t>Format:</w:t>
-      </w:r>
-      <w:r>
-        <w:t xml:space="preserve"> gegliederter Bericht + Vorlagen. </w:t>
-      </w:r>
-      <w:r>
-        <w:rPr>
-          <w:i/>
-        </w:rPr>
-        <w:t>Ton:</w:t>
-      </w:r>
-      <w:r>
-        <w:t xml:space="preserve"> sachlich, praxisnah.</w:t>
-        <w:br/>
-      </w:r>
-      <w:r/>
-      <w:r>
-        <w:rPr>
-          <w:i/>
-        </w:rPr>
-        <w:t>Deadline:</w:t>
-      </w:r>
-      <w:r>
-        <w:t xml:space="preserve"> siehe Check-in unten. </w:t>
-      </w:r>
-      <w:r>
-        <w:rPr>
-          <w:i/>
-        </w:rPr>
-        <w:t>Quellen:</w:t>
-      </w:r>
-      <w:r>
-        <w:t xml:space="preserve"> interne Codebasis + geltendes Recht (DSGVO/BDSG/</w:t>
-        <w:br/>
-      </w:r>
-      <w:r>
-        <w:t>TDDDG) + Branchenpraxis.</w:t>
+        <w:t>Recht (DSGVO/BDSG/TDDDG) + Branchenpraxis.</w:t>
       </w:r>
       <w:r/>
     </w:p>
@@ -8607,7 +9490,20 @@
         <w:rPr>
           <w:b/>
         </w:rPr>
-        <w:t>Fach-Fragen:</w:t>
+        <w:t xml:space="preserve">Fach-Fragen (V = verifiziert, </w:t>
+      </w:r>
+      <w:r>
+        <w:rPr>
+          <w:rFonts w:ascii="Courier" w:hAnsi="Courier"/>
+          <w:b/>
+        </w:rPr>
+        <w:t>Annahme:</w:t>
+      </w:r>
+      <w:r>
+        <w:rPr>
+          <w:b/>
+        </w:rPr>
+        <w:t xml:space="preserve"> = Annahme):</w:t>
       </w:r>
       <w:r/>
     </w:p>
@@ -8644,7 +9540,7 @@
               <w:rPr>
                 <w:b/>
               </w:rPr>
-              <w:t>Antwort (V = verifiziert, A = Annahme)</w:t>
+              <w:t>Antwort</w:t>
             </w:r>
           </w:p>
         </w:tc>
@@ -8672,16 +9568,16 @@
               <w:t>V:</w:t>
             </w:r>
             <w:r>
-              <w:t xml:space="preserve"> Google Search Console, GA4, Google Cloud (Service-Account), GitHub/Actions, SMTP-Versand (optional), Website-Kontaktformular, CRM als CSV/XLSX. </w:t>
+              <w:t xml:space="preserve"> Google Search Console, GA4, Google Cloud (Service-Account), GitHub/Actions, SMTP (optional), Website-Kontaktformular, CRM als CSV/XLSX. </w:t>
             </w:r>
             <w:r>
               <w:rPr>
                 <w:b/>
               </w:rPr>
-              <w:t>A:</w:t>
-            </w:r>
-            <w:r>
-              <w:t xml:space="preserve"> Buchhaltungssoftware, Cloud-Speicher (OneDrive/Google Drive), ERP, Backup-Lösung — zu benennen (F-02).</w:t>
+              <w:t>Annahme:</w:t>
+            </w:r>
+            <w:r>
+              <w:t xml:space="preserve"> Buchhaltung/ERP/Cloud-Speicher/Backup — zu benennen (F-02).</w:t>
             </w:r>
           </w:p>
         </w:tc>
@@ -8706,10 +9602,10 @@
               <w:rPr>
                 <w:b/>
               </w:rPr>
-              <w:t>A:</w:t>
-            </w:r>
-            <w:r>
-              <w:t xml:space="preserve"> Hoster, Steuerberater, ggf. Lohnbüro, IT-Support, Google, ggf. Newsletter-Anbieter (F-03).</w:t>
+              <w:t>Annahme:</w:t>
+            </w:r>
+            <w:r>
+              <w:t xml:space="preserve"> Hoster, Steuerberater, ggf. Lohnbüro, IT-Support, Google, ggf. Newsletter (F-03).</w:t>
             </w:r>
           </w:p>
         </w:tc>
@@ -8734,10 +9630,10 @@
               <w:rPr>
                 <w:b/>
               </w:rPr>
-              <w:t>A:</w:t>
-            </w:r>
-            <w:r>
-              <w:t xml:space="preserve"> unbekannt — vermutlich unvollständig (F-05, Prio hoch).</w:t>
+              <w:t>Annahme:</w:t>
+            </w:r>
+            <w:r>
+              <w:t xml:space="preserve"> unbekannt, vermutlich unvollständig (F-05).</w:t>
             </w:r>
           </w:p>
         </w:tc>
@@ -8762,10 +9658,10 @@
               <w:rPr>
                 <w:b/>
               </w:rPr>
-              <w:t>V/A:</w:t>
-            </w:r>
-            <w:r>
-              <w:t xml:space="preserve"> ja, via Google (USA, </w:t>
+              <w:t>V/Annahme:</w:t>
+            </w:r>
+            <w:r>
+              <w:t xml:space="preserve"> ja via Google (USA, </w:t>
             </w:r>
             <w:r>
               <w:rPr>
@@ -8796,7 +9692,7 @@
           </w:tcPr>
           <w:p>
             <w:r>
-              <w:t>siehe Kap. 4.1 (Kunden, Interessenten, Lieferanten, Beschäftigte, Bewerber, Website-Besucher).</w:t>
+              <w:t>siehe Kap. 4.1.</w:t>
             </w:r>
           </w:p>
         </w:tc>
@@ -8821,10 +9717,10 @@
               <w:rPr>
                 <w:b/>
               </w:rPr>
-              <w:t>A:</w:t>
-            </w:r>
-            <w:r>
-              <w:t xml:space="preserve"> nur Beschäftigten-Gesundheitsdaten (AU); keine bei Kunden.</w:t>
+              <w:t>Annahme:</w:t>
+            </w:r>
+            <w:r>
+              <w:t xml:space="preserve"> nur Beschäftigten-Gesundheitsdaten (AU).</w:t>
             </w:r>
           </w:p>
         </w:tc>
@@ -8849,10 +9745,10 @@
               <w:rPr>
                 <w:b/>
               </w:rPr>
-              <w:t>A:</w:t>
-            </w:r>
-            <w:r>
-              <w:t xml:space="preserve"> nicht formalisiert — Vorlage Kap. 4 / Löschkonzept nötig (F-07).</w:t>
+              <w:t>Annahme:</w:t>
+            </w:r>
+            <w:r>
+              <w:t xml:space="preserve"> nicht formalisiert (F-07).</w:t>
             </w:r>
           </w:p>
         </w:tc>
@@ -8877,10 +9773,10 @@
               <w:rPr>
                 <w:b/>
               </w:rPr>
-              <w:t>A:</w:t>
-            </w:r>
-            <w:r>
-              <w:t xml:space="preserve"> vorhanden, Details/Fristen unklar (F-08).</w:t>
+              <w:t>Annahme:</w:t>
+            </w:r>
+            <w:r>
+              <w:t xml:space="preserve"> vorhanden, Fristen unklar (F-08).</w:t>
             </w:r>
           </w:p>
         </w:tc>
@@ -8905,10 +9801,10 @@
               <w:rPr>
                 <w:b/>
               </w:rPr>
-              <w:t>A:</w:t>
-            </w:r>
-            <w:r>
-              <w:t xml:space="preserve"> MFA vermutlich nicht flächendeckend (R11, F-09).</w:t>
+              <w:t>Annahme:</w:t>
+            </w:r>
+            <w:r>
+              <w:t xml:space="preserve"> MFA nicht flächendeckend (R11, F-09).</w:t>
             </w:r>
           </w:p>
         </w:tc>
@@ -8933,10 +9829,10 @@
               <w:rPr>
                 <w:b/>
               </w:rPr>
-              <w:t>A:</w:t>
-            </w:r>
-            <w:r>
-              <w:t xml:space="preserve"> unklar — dokumentieren (F-10).</w:t>
+              <w:t>Annahme:</w:t>
+            </w:r>
+            <w:r>
+              <w:t xml:space="preserve"> unklar (F-10).</w:t>
             </w:r>
           </w:p>
         </w:tc>
@@ -8961,10 +9857,10 @@
               <w:rPr>
                 <w:b/>
               </w:rPr>
-              <w:t>A:</w:t>
-            </w:r>
-            <w:r>
-              <w:t xml:space="preserve"> kein Protokoll bekannt; kein gemeldeter Vorfall (F-11).</w:t>
+              <w:t>Annahme:</w:t>
+            </w:r>
+            <w:r>
+              <w:t xml:space="preserve"> kein Protokoll; kein gemeldeter Vorfall (F-11).</w:t>
             </w:r>
           </w:p>
         </w:tc>
@@ -8989,7 +9885,7 @@
               <w:rPr>
                 <w:b/>
               </w:rPr>
-              <w:t>A:</w:t>
+              <w:t>Annahme:</w:t>
             </w:r>
             <w:r>
               <w:t xml:space="preserve"> Consent-Log für GA4/Newsletter fraglich (R1).</w:t>
@@ -9017,7 +9913,7 @@
               <w:rPr>
                 <w:b/>
               </w:rPr>
-              <w:t>A:</w:t>
+              <w:t>Annahme:</w:t>
             </w:r>
             <w:r>
               <w:t xml:space="preserve"> nicht dokumentiert (Kap. 10).</w:t>
@@ -9045,7 +9941,7 @@
               <w:rPr>
                 <w:b/>
               </w:rPr>
-              <w:t>A:</w:t>
+              <w:t>Annahme:</w:t>
             </w:r>
             <w:r>
               <w:t xml:space="preserve"> keine dokumentiert (R10).</w:t>
@@ -9073,7 +9969,7 @@
               <w:rPr>
                 <w:b/>
               </w:rPr>
-              <w:t>A:</w:t>
+              <w:t>Annahme:</w:t>
             </w:r>
             <w:r>
               <w:t xml:space="preserve"> Server-Logs beim Hoster, Dauer unklar (F-06).</w:t>
@@ -9101,10 +9997,10 @@
               <w:rPr>
                 <w:b/>
               </w:rPr>
-              <w:t>A:</w:t>
-            </w:r>
-            <w:r>
-              <w:t xml:space="preserve"> HTTPS aktiv angenommen; Geräte-/Backup-Verschlüsselung prüfen.</w:t>
+              <w:t>Annahme:</w:t>
+            </w:r>
+            <w:r>
+              <w:t xml:space="preserve"> HTTPS aktiv; Geräte-/Backup-Verschlüsselung prüfen.</w:t>
             </w:r>
           </w:p>
         </w:tc>
@@ -9129,10 +10025,10 @@
               <w:rPr>
                 <w:b/>
               </w:rPr>
-              <w:t>A:</w:t>
-            </w:r>
-            <w:r>
-              <w:t xml:space="preserve"> zu prüfen (Serverraum/Aktenschränke).</w:t>
+              <w:t>Annahme:</w:t>
+            </w:r>
+            <w:r>
+              <w:t xml:space="preserve"> zu prüfen.</w:t>
             </w:r>
           </w:p>
         </w:tc>
@@ -9166,7 +10062,7 @@
               <w:rPr>
                 <w:b/>
               </w:rPr>
-              <w:t>A</w:t>
+              <w:t>Annahme</w:t>
             </w:r>
             <w:r>
               <w:t xml:space="preserve"> (F-01).</w:t>
@@ -9203,10 +10099,10 @@
               <w:rPr>
                 <w:b/>
               </w:rPr>
-              <w:t>A:</w:t>
-            </w:r>
-            <w:r>
-              <w:t xml:space="preserve"> kein Zapier/IFTTT bekannt.</w:t>
+              <w:t>Annahme:</w:t>
+            </w:r>
+            <w:r>
+              <w:t xml:space="preserve"> kein Zapier/IFTTT.</w:t>
             </w:r>
           </w:p>
         </w:tc>
@@ -9231,10 +10127,10 @@
               <w:rPr>
                 <w:b/>
               </w:rPr>
-              <w:t>A:</w:t>
-            </w:r>
-            <w:r>
-              <w:t xml:space="preserve"> nein (Annahme A4).</w:t>
+              <w:t>Annahme:</w:t>
+            </w:r>
+            <w:r>
+              <w:t xml:space="preserve"> nein.</w:t>
             </w:r>
           </w:p>
         </w:tc>
@@ -9259,7 +10155,7 @@
               <w:rPr>
                 <w:b/>
               </w:rPr>
-              <w:t>A:</w:t>
+              <w:t>Annahme:</w:t>
             </w:r>
             <w:r>
               <w:t xml:space="preserve"> nicht vorhanden (F-07).</w:t>
@@ -9284,7 +10180,7 @@
           </w:tcPr>
           <w:p>
             <w:r>
-              <w:t>VVT, AVV, TOM, Löschkonzept, Consent-Log, Schulungsnachweise (Kap. 3.2).</w:t>
+              <w:t>VVT, AVV, TOM, Löschkonzept, Consent-Log, Schulungsnachweise.</w:t>
             </w:r>
           </w:p>
         </w:tc>
@@ -9328,210 +10224,741 @@
         <w:pStyle w:val="Heading2"/>
       </w:pPr>
       <w:r>
-        <w:t>17. Offene Fragen (priorisiert)</w:t>
+        <w:t>17. Offene Fragen (priorisiert, 4-spaltig)</w:t>
       </w:r>
       <w:r/>
     </w:p>
+    <w:tbl>
+      <w:tblPr>
+        <w:tblStyle w:val="LightGrid-Accent1"/>
+        <w:tblW w:type="auto" w:w="0"/>
+        <w:tblLook w:firstColumn="1" w:firstRow="1" w:lastColumn="0" w:lastRow="0" w:noHBand="0" w:noVBand="1" w:val="04A0"/>
+      </w:tblPr>
+      <w:tblGrid>
+        <w:gridCol w:w="2160"/>
+        <w:gridCol w:w="2160"/>
+        <w:gridCol w:w="2160"/>
+        <w:gridCol w:w="2160"/>
+      </w:tblGrid>
+      <w:tr>
+        <w:tc>
+          <w:tcPr>
+            <w:tcW w:type="dxa" w:w="2160"/>
+          </w:tcPr>
+          <w:p>
+            <w:r>
+              <w:rPr>
+                <w:b/>
+              </w:rPr>
+              <w:t>Frage</w:t>
+            </w:r>
+          </w:p>
+        </w:tc>
+        <w:tc>
+          <w:tcPr>
+            <w:tcW w:type="dxa" w:w="2160"/>
+          </w:tcPr>
+          <w:p>
+            <w:r>
+              <w:rPr>
+                <w:b/>
+              </w:rPr>
+              <w:t>Warum offen</w:t>
+            </w:r>
+          </w:p>
+        </w:tc>
+        <w:tc>
+          <w:tcPr>
+            <w:tcW w:type="dxa" w:w="2160"/>
+          </w:tcPr>
+          <w:p>
+            <w:r>
+              <w:rPr>
+                <w:b/>
+              </w:rPr>
+              <w:t>Benötigte Info</w:t>
+            </w:r>
+          </w:p>
+        </w:tc>
+        <w:tc>
+          <w:tcPr>
+            <w:tcW w:type="dxa" w:w="2160"/>
+          </w:tcPr>
+          <w:p>
+            <w:r>
+              <w:rPr>
+                <w:b/>
+              </w:rPr>
+              <w:t>Priorität</w:t>
+            </w:r>
+          </w:p>
+        </w:tc>
+      </w:tr>
+      <w:tr>
+        <w:tc>
+          <w:tcPr>
+            <w:tcW w:type="dxa" w:w="2160"/>
+          </w:tcPr>
+          <w:p>
+            <w:r>
+              <w:rPr>
+                <w:b/>
+              </w:rPr>
+              <w:t>F-01</w:t>
+            </w:r>
+            <w:r>
+              <w:t xml:space="preserve"> Welche Cookies/Tracker/Fonts/Consent-Tool sind real aktiv?</w:t>
+            </w:r>
+          </w:p>
+        </w:tc>
+        <w:tc>
+          <w:tcPr>
+            <w:tcW w:type="dxa" w:w="2160"/>
+          </w:tcPr>
+          <w:p>
+            <w:r>
+              <w:t>Live-Website-Audit in Umgebung gesperrt</w:t>
+            </w:r>
+          </w:p>
+        </w:tc>
+        <w:tc>
+          <w:tcPr>
+            <w:tcW w:type="dxa" w:w="2160"/>
+          </w:tcPr>
+          <w:p>
+            <w:r>
+              <w:t>Zugriff auf Website/CMS oder externer Cookie-Scan</w:t>
+            </w:r>
+          </w:p>
+        </w:tc>
+        <w:tc>
+          <w:tcPr>
+            <w:tcW w:type="dxa" w:w="2160"/>
+          </w:tcPr>
+          <w:p>
+            <w:r>
+              <w:t>Hoch</w:t>
+            </w:r>
+          </w:p>
+        </w:tc>
+      </w:tr>
+      <w:tr>
+        <w:tc>
+          <w:tcPr>
+            <w:tcW w:type="dxa" w:w="2160"/>
+          </w:tcPr>
+          <w:p>
+            <w:r>
+              <w:rPr>
+                <w:b/>
+              </w:rPr>
+              <w:t>F-05</w:t>
+            </w:r>
+            <w:r>
+              <w:t xml:space="preserve"> Welche AV-Verträge existieren, aktuell/vollständig?</w:t>
+            </w:r>
+          </w:p>
+        </w:tc>
+        <w:tc>
+          <w:tcPr>
+            <w:tcW w:type="dxa" w:w="2160"/>
+          </w:tcPr>
+          <w:p>
+            <w:r>
+              <w:t>Keine Vertragsdaten vorhanden</w:t>
+            </w:r>
+          </w:p>
+        </w:tc>
+        <w:tc>
+          <w:tcPr>
+            <w:tcW w:type="dxa" w:w="2160"/>
+          </w:tcPr>
+          <w:p>
+            <w:r>
+              <w:t>Vertragsübersicht/AVV-Kopien</w:t>
+            </w:r>
+          </w:p>
+        </w:tc>
+        <w:tc>
+          <w:tcPr>
+            <w:tcW w:type="dxa" w:w="2160"/>
+          </w:tcPr>
+          <w:p>
+            <w:r>
+              <w:t>Hoch</w:t>
+            </w:r>
+          </w:p>
+        </w:tc>
+      </w:tr>
+      <w:tr>
+        <w:tc>
+          <w:tcPr>
+            <w:tcW w:type="dxa" w:w="2160"/>
+          </w:tcPr>
+          <w:p>
+            <w:r>
+              <w:rPr>
+                <w:b/>
+              </w:rPr>
+              <w:t>F-09</w:t>
+            </w:r>
+            <w:r>
+              <w:t xml:space="preserve"> MFA auf E-Mail/Cloud/Google/GitHub/Buchhaltung aktiv?</w:t>
+            </w:r>
+          </w:p>
+        </w:tc>
+        <w:tc>
+          <w:tcPr>
+            <w:tcW w:type="dxa" w:w="2160"/>
+          </w:tcPr>
+          <w:p>
+            <w:r>
+              <w:t>Keine IT-Konfig einsehbar</w:t>
+            </w:r>
+          </w:p>
+        </w:tc>
+        <w:tc>
+          <w:tcPr>
+            <w:tcW w:type="dxa" w:w="2160"/>
+          </w:tcPr>
+          <w:p>
+            <w:r>
+              <w:t>Bestätigung IT / Screenshots</w:t>
+            </w:r>
+          </w:p>
+        </w:tc>
+        <w:tc>
+          <w:tcPr>
+            <w:tcW w:type="dxa" w:w="2160"/>
+          </w:tcPr>
+          <w:p>
+            <w:r>
+              <w:t>Hoch</w:t>
+            </w:r>
+          </w:p>
+        </w:tc>
+      </w:tr>
+      <w:tr>
+        <w:tc>
+          <w:tcPr>
+            <w:tcW w:type="dxa" w:w="2160"/>
+          </w:tcPr>
+          <w:p>
+            <w:r>
+              <w:rPr>
+                <w:b/>
+              </w:rPr>
+              <w:t>F-11</w:t>
+            </w:r>
+            <w:r>
+              <w:t xml:space="preserve"> Datenpannen-Meldeprozess/-Register vorhanden?</w:t>
+            </w:r>
+          </w:p>
+        </w:tc>
+        <w:tc>
+          <w:tcPr>
+            <w:tcW w:type="dxa" w:w="2160"/>
+          </w:tcPr>
+          <w:p>
+            <w:r>
+              <w:t>Kein Prozessdokument bekannt</w:t>
+            </w:r>
+          </w:p>
+        </w:tc>
+        <w:tc>
+          <w:tcPr>
+            <w:tcW w:type="dxa" w:w="2160"/>
+          </w:tcPr>
+          <w:p>
+            <w:r>
+              <w:t>Auskunft GF/IT</w:t>
+            </w:r>
+          </w:p>
+        </w:tc>
+        <w:tc>
+          <w:tcPr>
+            <w:tcW w:type="dxa" w:w="2160"/>
+          </w:tcPr>
+          <w:p>
+            <w:r>
+              <w:t>Hoch</w:t>
+            </w:r>
+          </w:p>
+        </w:tc>
+      </w:tr>
+      <w:tr>
+        <w:tc>
+          <w:tcPr>
+            <w:tcW w:type="dxa" w:w="2160"/>
+          </w:tcPr>
+          <w:p>
+            <w:r>
+              <w:rPr>
+                <w:b/>
+              </w:rPr>
+              <w:t>F-02</w:t>
+            </w:r>
+            <w:r>
+              <w:t xml:space="preserve"> Buchhaltungs-/ERP-/Cloud-Speicher-/Backup-Lösungen (Anbieter/Standort)?</w:t>
+            </w:r>
+          </w:p>
+        </w:tc>
+        <w:tc>
+          <w:tcPr>
+            <w:tcW w:type="dxa" w:w="2160"/>
+          </w:tcPr>
+          <w:p>
+            <w:r>
+              <w:t xml:space="preserve">Keine </w:t>
+            </w:r>
+            <w:r>
+              <w:rPr>
+                <w:rFonts w:ascii="Courier" w:hAnsi="Courier"/>
+              </w:rPr>
+              <w:t>.env</w:t>
+            </w:r>
+            <w:r>
+              <w:t xml:space="preserve"> /Config vorhanden</w:t>
+            </w:r>
+          </w:p>
+        </w:tc>
+        <w:tc>
+          <w:tcPr>
+            <w:tcW w:type="dxa" w:w="2160"/>
+          </w:tcPr>
+          <w:p>
+            <w:r>
+              <w:rPr>
+                <w:rFonts w:ascii="Courier" w:hAnsi="Courier"/>
+              </w:rPr>
+              <w:t>THIRD_PARTY_SERVICES</w:t>
+            </w:r>
+            <w:r>
+              <w:t xml:space="preserve"> , Anbieterliste</w:t>
+            </w:r>
+          </w:p>
+        </w:tc>
+        <w:tc>
+          <w:tcPr>
+            <w:tcW w:type="dxa" w:w="2160"/>
+          </w:tcPr>
+          <w:p>
+            <w:r>
+              <w:t>Mittel</w:t>
+            </w:r>
+          </w:p>
+        </w:tc>
+      </w:tr>
+      <w:tr>
+        <w:tc>
+          <w:tcPr>
+            <w:tcW w:type="dxa" w:w="2160"/>
+          </w:tcPr>
+          <w:p>
+            <w:r>
+              <w:rPr>
+                <w:b/>
+              </w:rPr>
+              <w:t>F-03</w:t>
+            </w:r>
+            <w:r>
+              <w:t xml:space="preserve"> Vollständige Liste externer Dienstleister mit Datenzugriff</w:t>
+            </w:r>
+          </w:p>
+        </w:tc>
+        <w:tc>
+          <w:tcPr>
+            <w:tcW w:type="dxa" w:w="2160"/>
+          </w:tcPr>
+          <w:p>
+            <w:r>
+              <w:t>Nur teilweise aus Codebasis ableitbar</w:t>
+            </w:r>
+          </w:p>
+        </w:tc>
+        <w:tc>
+          <w:tcPr>
+            <w:tcW w:type="dxa" w:w="2160"/>
+          </w:tcPr>
+          <w:p>
+            <w:r>
+              <w:t>Dienstleisterverzeichnis</w:t>
+            </w:r>
+          </w:p>
+        </w:tc>
+        <w:tc>
+          <w:tcPr>
+            <w:tcW w:type="dxa" w:w="2160"/>
+          </w:tcPr>
+          <w:p>
+            <w:r>
+              <w:t>Mittel</w:t>
+            </w:r>
+          </w:p>
+        </w:tc>
+      </w:tr>
+      <w:tr>
+        <w:tc>
+          <w:tcPr>
+            <w:tcW w:type="dxa" w:w="2160"/>
+          </w:tcPr>
+          <w:p>
+            <w:r>
+              <w:rPr>
+                <w:b/>
+              </w:rPr>
+              <w:t>F-04</w:t>
+            </w:r>
+            <w:r>
+              <w:t xml:space="preserve"> Serverstandorte Hosting/E-Mail/Newsletter (Drittstaaten?)</w:t>
+            </w:r>
+          </w:p>
+        </w:tc>
+        <w:tc>
+          <w:tcPr>
+            <w:tcW w:type="dxa" w:w="2160"/>
+          </w:tcPr>
+          <w:p>
+            <w:r>
+              <w:rPr>
+                <w:rFonts w:ascii="Courier" w:hAnsi="Courier"/>
+              </w:rPr>
+              <w:t>HOSTING_PROVIDER</w:t>
+            </w:r>
+            <w:r>
+              <w:t xml:space="preserve"> nicht gesetzt</w:t>
+            </w:r>
+          </w:p>
+        </w:tc>
+        <w:tc>
+          <w:tcPr>
+            <w:tcW w:type="dxa" w:w="2160"/>
+          </w:tcPr>
+          <w:p>
+            <w:r>
+              <w:t>Anbieter + Rechenzentrumsstandort</w:t>
+            </w:r>
+          </w:p>
+        </w:tc>
+        <w:tc>
+          <w:tcPr>
+            <w:tcW w:type="dxa" w:w="2160"/>
+          </w:tcPr>
+          <w:p>
+            <w:r>
+              <w:t>Mittel</w:t>
+            </w:r>
+          </w:p>
+        </w:tc>
+      </w:tr>
+      <w:tr>
+        <w:tc>
+          <w:tcPr>
+            <w:tcW w:type="dxa" w:w="2160"/>
+          </w:tcPr>
+          <w:p>
+            <w:r>
+              <w:rPr>
+                <w:b/>
+              </w:rPr>
+              <w:t>F-07</w:t>
+            </w:r>
+            <w:r>
+              <w:t xml:space="preserve"> Löschkonzept mit Fristen vorhanden?</w:t>
+            </w:r>
+          </w:p>
+        </w:tc>
+        <w:tc>
+          <w:tcPr>
+            <w:tcW w:type="dxa" w:w="2160"/>
+          </w:tcPr>
+          <w:p>
+            <w:r>
+              <w:t>Kein Dokument bekannt</w:t>
+            </w:r>
+          </w:p>
+        </w:tc>
+        <w:tc>
+          <w:tcPr>
+            <w:tcW w:type="dxa" w:w="2160"/>
+          </w:tcPr>
+          <w:p>
+            <w:r>
+              <w:t>Aufbewahrungs-/Löschregeln</w:t>
+            </w:r>
+          </w:p>
+        </w:tc>
+        <w:tc>
+          <w:tcPr>
+            <w:tcW w:type="dxa" w:w="2160"/>
+          </w:tcPr>
+          <w:p>
+            <w:r>
+              <w:t>Mittel</w:t>
+            </w:r>
+          </w:p>
+        </w:tc>
+      </w:tr>
+      <w:tr>
+        <w:tc>
+          <w:tcPr>
+            <w:tcW w:type="dxa" w:w="2160"/>
+          </w:tcPr>
+          <w:p>
+            <w:r>
+              <w:rPr>
+                <w:b/>
+              </w:rPr>
+              <w:t>F-12</w:t>
+            </w:r>
+            <w:r>
+              <w:t xml:space="preserve"> Personenzahl mit automatisierter Verarbeitung → DSB-Pflicht?</w:t>
+            </w:r>
+          </w:p>
+        </w:tc>
+        <w:tc>
+          <w:tcPr>
+            <w:tcW w:type="dxa" w:w="2160"/>
+          </w:tcPr>
+          <w:p>
+            <w:r>
+              <w:t>Headcount unbekannt</w:t>
+            </w:r>
+          </w:p>
+        </w:tc>
+        <w:tc>
+          <w:tcPr>
+            <w:tcW w:type="dxa" w:w="2160"/>
+          </w:tcPr>
+          <w:p>
+            <w:r>
+              <w:t>Mitarbeiterzahl (§ 38 BDSG)</w:t>
+            </w:r>
+          </w:p>
+        </w:tc>
+        <w:tc>
+          <w:tcPr>
+            <w:tcW w:type="dxa" w:w="2160"/>
+          </w:tcPr>
+          <w:p>
+            <w:r>
+              <w:t>Mittel</w:t>
+            </w:r>
+          </w:p>
+        </w:tc>
+      </w:tr>
+      <w:tr>
+        <w:tc>
+          <w:tcPr>
+            <w:tcW w:type="dxa" w:w="2160"/>
+          </w:tcPr>
+          <w:p>
+            <w:r>
+              <w:rPr>
+                <w:b/>
+              </w:rPr>
+              <w:t>F-06</w:t>
+            </w:r>
+            <w:r>
+              <w:t xml:space="preserve"> Log-Aufbewahrungsdauer beim Hoster</w:t>
+            </w:r>
+          </w:p>
+        </w:tc>
+        <w:tc>
+          <w:tcPr>
+            <w:tcW w:type="dxa" w:w="2160"/>
+          </w:tcPr>
+          <w:p>
+            <w:r>
+              <w:t>Keine Hoster-Config</w:t>
+            </w:r>
+          </w:p>
+        </w:tc>
+        <w:tc>
+          <w:tcPr>
+            <w:tcW w:type="dxa" w:w="2160"/>
+          </w:tcPr>
+          <w:p>
+            <w:r>
+              <w:t>Hoster-Logpolicy</w:t>
+            </w:r>
+          </w:p>
+        </w:tc>
+        <w:tc>
+          <w:tcPr>
+            <w:tcW w:type="dxa" w:w="2160"/>
+          </w:tcPr>
+          <w:p>
+            <w:r>
+              <w:t>Niedrig</w:t>
+            </w:r>
+          </w:p>
+        </w:tc>
+      </w:tr>
+      <w:tr>
+        <w:tc>
+          <w:tcPr>
+            <w:tcW w:type="dxa" w:w="2160"/>
+          </w:tcPr>
+          <w:p>
+            <w:r>
+              <w:rPr>
+                <w:b/>
+              </w:rPr>
+              <w:t>F-08</w:t>
+            </w:r>
+            <w:r>
+              <w:t xml:space="preserve"> Backup-Fristen und Wiederherstellungstests</w:t>
+            </w:r>
+          </w:p>
+        </w:tc>
+        <w:tc>
+          <w:tcPr>
+            <w:tcW w:type="dxa" w:w="2160"/>
+          </w:tcPr>
+          <w:p>
+            <w:r>
+              <w:t>Keine Backup-Config</w:t>
+            </w:r>
+          </w:p>
+        </w:tc>
+        <w:tc>
+          <w:tcPr>
+            <w:tcW w:type="dxa" w:w="2160"/>
+          </w:tcPr>
+          <w:p>
+            <w:r>
+              <w:rPr>
+                <w:rFonts w:ascii="Courier" w:hAnsi="Courier"/>
+              </w:rPr>
+              <w:t>BACKUP_RETENTION</w:t>
+            </w:r>
+            <w:r>
+              <w:t xml:space="preserve"> , Testnachweise</w:t>
+            </w:r>
+          </w:p>
+        </w:tc>
+        <w:tc>
+          <w:tcPr>
+            <w:tcW w:type="dxa" w:w="2160"/>
+          </w:tcPr>
+          <w:p>
+            <w:r>
+              <w:t>Niedrig</w:t>
+            </w:r>
+          </w:p>
+        </w:tc>
+      </w:tr>
+      <w:tr>
+        <w:tc>
+          <w:tcPr>
+            <w:tcW w:type="dxa" w:w="2160"/>
+          </w:tcPr>
+          <w:p>
+            <w:r>
+              <w:rPr>
+                <w:b/>
+              </w:rPr>
+              <w:t>F-10</w:t>
+            </w:r>
+            <w:r>
+              <w:t xml:space="preserve"> Patch-/Update-Turnus dokumentiert?</w:t>
+            </w:r>
+          </w:p>
+        </w:tc>
+        <w:tc>
+          <w:tcPr>
+            <w:tcW w:type="dxa" w:w="2160"/>
+          </w:tcPr>
+          <w:p>
+            <w:r>
+              <w:t>Keine IT-Dokumentation</w:t>
+            </w:r>
+          </w:p>
+        </w:tc>
+        <w:tc>
+          <w:tcPr>
+            <w:tcW w:type="dxa" w:w="2160"/>
+          </w:tcPr>
+          <w:p>
+            <w:r>
+              <w:t>Update-Prozessbeschreibung</w:t>
+            </w:r>
+          </w:p>
+        </w:tc>
+        <w:tc>
+          <w:tcPr>
+            <w:tcW w:type="dxa" w:w="2160"/>
+          </w:tcPr>
+          <w:p>
+            <w:r>
+              <w:t>Niedrig</w:t>
+            </w:r>
+          </w:p>
+        </w:tc>
+      </w:tr>
+      <w:tr>
+        <w:tc>
+          <w:tcPr>
+            <w:tcW w:type="dxa" w:w="2160"/>
+          </w:tcPr>
+          <w:p>
+            <w:r>
+              <w:rPr>
+                <w:b/>
+              </w:rPr>
+              <w:t>F-13</w:t>
+            </w:r>
+            <w:r>
+              <w:t xml:space="preserve"> CMS/Website-Technologie?</w:t>
+            </w:r>
+          </w:p>
+        </w:tc>
+        <w:tc>
+          <w:tcPr>
+            <w:tcW w:type="dxa" w:w="2160"/>
+          </w:tcPr>
+          <w:p>
+            <w:r>
+              <w:rPr>
+                <w:rFonts w:ascii="Courier" w:hAnsi="Courier"/>
+              </w:rPr>
+              <w:t>CMS</w:t>
+            </w:r>
+            <w:r>
+              <w:t xml:space="preserve"> nicht gesetzt</w:t>
+            </w:r>
+          </w:p>
+        </w:tc>
+        <w:tc>
+          <w:tcPr>
+            <w:tcW w:type="dxa" w:w="2160"/>
+          </w:tcPr>
+          <w:p>
+            <w:r>
+              <w:rPr>
+                <w:rFonts w:ascii="Courier" w:hAnsi="Courier"/>
+              </w:rPr>
+              <w:t>CMS</w:t>
+            </w:r>
+            <w:r>
+              <w:t xml:space="preserve"> -Angabe (z. B. WordPress/TYPO3/Jimdo)</w:t>
+            </w:r>
+          </w:p>
+        </w:tc>
+        <w:tc>
+          <w:tcPr>
+            <w:tcW w:type="dxa" w:w="2160"/>
+          </w:tcPr>
+          <w:p>
+            <w:r>
+              <w:t>Mittel</w:t>
+            </w:r>
+          </w:p>
+        </w:tc>
+      </w:tr>
+    </w:tbl>
     <w:p>
-      <w:r/>
-      <w:r>
-        <w:rPr>
-          <w:b/>
-        </w:rPr>
-        <w:t>Priorität HOCH (zur Beantwortung binnen 2–4 Wochen):</w:t>
-        <w:br/>
-      </w:r>
-      <w:r>
-        <w:t xml:space="preserve">- </w:t>
-      </w:r>
-      <w:r>
-        <w:rPr>
-          <w:b/>
-        </w:rPr>
-        <w:t>F-01:</w:t>
-      </w:r>
-      <w:r>
-        <w:t xml:space="preserve"> Live-Website-Audit — welche Cookies/Tracker/Fonts/Consent-Tool sind real aktiv?</w:t>
-        <w:br/>
-      </w:r>
-      <w:r/>
-      <w:r>
-        <w:rPr>
-          <w:i/>
-        </w:rPr>
-        <w:t>(Benötigt: Zugriff auf Website/CMS oder externes Scan-Ergebnis.)</w:t>
-        <w:br/>
-      </w:r>
-      <w:r>
-        <w:t xml:space="preserve">- </w:t>
-      </w:r>
-      <w:r>
-        <w:rPr>
-          <w:b/>
-        </w:rPr>
-        <w:t>F-05:</w:t>
-      </w:r>
-      <w:r>
-        <w:t xml:space="preserve"> Welche AV-Verträge existieren bereits, sind sie aktuell/vollständig?</w:t>
-        <w:br/>
-      </w:r>
-      <w:r/>
-      <w:r>
-        <w:rPr>
-          <w:i/>
-        </w:rPr>
-        <w:t>(Benötigt: Vertragsübersicht.)</w:t>
-        <w:br/>
-      </w:r>
-      <w:r>
-        <w:t xml:space="preserve">- </w:t>
-      </w:r>
-      <w:r>
-        <w:rPr>
-          <w:b/>
-        </w:rPr>
-        <w:t>F-09:</w:t>
-      </w:r>
-      <w:r>
-        <w:t xml:space="preserve"> Ist MFA auf E-Mail, Cloud, Google, GitHub, Buchhaltung aktiv?</w:t>
-        <w:br/>
-      </w:r>
-      <w:r>
-        <w:t xml:space="preserve">- </w:t>
-      </w:r>
-      <w:r>
-        <w:rPr>
-          <w:b/>
-        </w:rPr>
-        <w:t>F-11:</w:t>
-      </w:r>
-      <w:r>
-        <w:t xml:space="preserve"> Existiert ein Datenpannen-Meldeprozess/-Register?</w:t>
-      </w:r>
-      <w:r/>
-    </w:p>
-    <w:p>
-      <w:r/>
-      <w:r>
-        <w:rPr>
-          <w:b/>
-        </w:rPr>
-        <w:t>Priorität MITTEL (4–8 Wochen):</w:t>
-        <w:br/>
-      </w:r>
-      <w:r>
-        <w:t xml:space="preserve">- </w:t>
-      </w:r>
-      <w:r>
-        <w:rPr>
-          <w:b/>
-        </w:rPr>
-        <w:t>F-02:</w:t>
-      </w:r>
-      <w:r>
-        <w:t xml:space="preserve"> Welche Buchhaltungs-/ERP-/Cloud-Speicher-/Backup-Lösungen sind im Einsatz (Anbieter, Standort)?</w:t>
-        <w:br/>
-      </w:r>
-      <w:r>
-        <w:t xml:space="preserve">- </w:t>
-      </w:r>
-      <w:r>
-        <w:rPr>
-          <w:b/>
-        </w:rPr>
-        <w:t>F-03:</w:t>
-      </w:r>
-      <w:r>
-        <w:t xml:space="preserve"> Vollständige Liste externer Dienstleister mit Datenzugriff.</w:t>
-        <w:br/>
-      </w:r>
-      <w:r>
-        <w:t xml:space="preserve">- </w:t>
-      </w:r>
-      <w:r>
-        <w:rPr>
-          <w:b/>
-        </w:rPr>
-        <w:t>F-04:</w:t>
-      </w:r>
-      <w:r>
-        <w:t xml:space="preserve"> Serverstandorte Hosting/E-Mail/Newsletter (Drittstaatenbezug?).</w:t>
-        <w:br/>
-      </w:r>
-      <w:r>
-        <w:t xml:space="preserve">- </w:t>
-      </w:r>
-      <w:r>
-        <w:rPr>
-          <w:b/>
-        </w:rPr>
-        <w:t>F-07:</w:t>
-      </w:r>
-      <w:r>
-        <w:t xml:space="preserve"> Existiert ein Löschkonzept mit Fristen?</w:t>
-        <w:br/>
-      </w:r>
-      <w:r>
-        <w:t xml:space="preserve">- </w:t>
-      </w:r>
-      <w:r>
-        <w:rPr>
-          <w:b/>
-        </w:rPr>
-        <w:t>F-12:</w:t>
-      </w:r>
-      <w:r>
-        <w:t xml:space="preserve"> Personenzahl mit automatisierter Verarbeitung → DSB-Pflicht (§ 38 BDSG)?</w:t>
-      </w:r>
-      <w:r/>
-    </w:p>
-    <w:p>
-      <w:r/>
-      <w:r>
-        <w:rPr>
-          <w:b/>
-        </w:rPr>
-        <w:t>Priorität NIEDRIG (laufend):</w:t>
-        <w:br/>
-      </w:r>
-      <w:r>
-        <w:t xml:space="preserve">- </w:t>
-      </w:r>
-      <w:r>
-        <w:rPr>
-          <w:b/>
-        </w:rPr>
-        <w:t>F-06:</w:t>
-      </w:r>
-      <w:r>
-        <w:t xml:space="preserve"> Log-Aufbewahrungsdauer beim Hoster.</w:t>
-        <w:br/>
-      </w:r>
-      <w:r>
-        <w:t xml:space="preserve">- </w:t>
-      </w:r>
-      <w:r>
-        <w:rPr>
-          <w:b/>
-        </w:rPr>
-        <w:t>F-08:</w:t>
-      </w:r>
-      <w:r>
-        <w:t xml:space="preserve"> Backup-Fristen und Wiederherstellungstests.</w:t>
-        <w:br/>
-      </w:r>
-      <w:r>
-        <w:t xml:space="preserve">- </w:t>
-      </w:r>
-      <w:r>
-        <w:rPr>
-          <w:b/>
-        </w:rPr>
-        <w:t>F-10:</w:t>
-      </w:r>
-      <w:r>
-        <w:t xml:space="preserve"> Patch-/Update-Turnus dokumentiert?</w:t>
-      </w:r>
       <w:r/>
     </w:p>
     <w:p>
@@ -9566,7 +10993,7 @@
         <w:t>Anhang A</w:t>
       </w:r>
       <w:r>
-        <w:t xml:space="preserve"> — Verzeichnis der Verarbeitungstätigkeiten (Tabelle + CSV-als-Text)</w:t>
+        <w:t xml:space="preserve"> — Verzeichnis der Verarbeitungstätigkeiten (CSV-als-Text)</w:t>
       </w:r>
       <w:r/>
     </w:p>
@@ -9857,6 +11284,24 @@
         <w:t xml:space="preserve"> — Anleitung „Bericht aktualisieren"</w:t>
       </w:r>
       <w:r/>
+    </w:p>
+    <w:p>
+      <w:pPr>
+        <w:pStyle w:val="ListBullet"/>
+        <w:spacing w:line="240" w:lineRule="auto"/>
+        <w:ind w:left="720"/>
+      </w:pPr>
+      <w:r/>
+      <w:r>
+        <w:rPr>
+          <w:b/>
+        </w:rPr>
+        <w:t>Anhang R</w:t>
+      </w:r>
+      <w:r>
+        <w:t xml:space="preserve"> — Platzhalter-Verzeichnis</w:t>
+      </w:r>
+      <w:r/>
       <w:r/>
     </w:p>
     <w:p>
@@ -9895,7 +11340,7 @@
         <w:rPr>
           <w:b/>
         </w:rPr>
-        <w:t>):</w:t>
+        <w:t>; Platzhalter mit echten Werten füllen):</w:t>
       </w:r>
       <w:r/>
     </w:p>
@@ -9907,23 +11352,23 @@
         </w:rPr>
         <w:t>Nr;Verarbeitungstaetigkeit;Zweck;Rechtsgrundlage;Betroffenengruppe;Datenkategorien;Empfaenger;Drittland;Loeschfrist;TOM;Verantwortlich</w:t>
         <w:br/>
-        <w:t>1;Kundenverwaltung/Auftragsabwicklung;Vertragserfuellung;Art.6 I b/c;Kunden;Stamm-,Auftrags-,Rechnungsdaten;Steuerberater,Versand;Cloud pruefen;8-10 J. (AO/HGB) bzw. 3 J. (BGB);Rollenrechte,Backup,Verschluesselung;GF/Vertrieb</w:t>
+        <w:t>1;Kundenverwaltung/Auftragsabwicklung;Vertragserfuellung;Art.6 I b/c;Kunden;Stamm-,Auftrags-,Rechnungsdaten;Steuerberater,Versand;{{CLOUD_STANDORT}};8-10 J. (AO/HGB) bzw. 3 J. (BGB);Rollenrechte,Backup,Verschluesselung;GF/Vertrieb</w:t>
         <w:br/>
-        <w:t>2;Kontaktformular/Interessenten;Anfragebearbeitung;Art.6 I b/f;Interessenten;Name,Firma,Kontakt,Anliegen;-;Hoster;nach Erledigung, max 6-12 Mon.;TLS,Zugriffsschutz;Marketing</w:t>
+        <w:t>2;Kontaktformular/Interessenten;Anfragebearbeitung;Art.6 I b/f;Interessenten;Name,Firma,Kontakt,Anliegen;-;{{HOSTING_PROVIDER}};nach Erledigung, max 6-12 Mon.;TLS,Zugriffsschutz;Marketing</w:t>
         <w:br/>
         <w:t>3;Website-Analyse GA4;Reichweitenanalyse;Art.6 I a (Einwilligung);Website-Besucher;IP,Geraete-/Nutzungsdaten,Cookie-IDs;Google;USA (DPF);GA4-Retention (konfigurierbar);Consent,IP-Kuerzung;Marketing</w:t>
         <w:br/>
         <w:t>4;Suchperformance Search Console;SEO;Art.6 I f;Website-Besucher;aggregierte Suchdaten;Google;USA (DPF);Google-seitig;Service-Account;Marketing</w:t>
         <w:br/>
-        <w:t>5;Beschaeftigtenverwaltung/Lohn;Personal/Lohn;Art.6 I b/c,§26 BDSG,Art.9 II b;Beschaeftigte;Stamm-,Lohn-,Gesundheitsdaten;Lohnbuero,FA,SV;EU;6-10 J. steuer-/sozialrechtl.;Zugriffsbeschr.,Verschluesselung;GF/Personal</w:t>
+        <w:t>5;Beschaeftigtenverwaltung/Lohn;Personal/Lohn;Art.6 I b/c,§26 BDSG,Art.9 II b;Beschaeftigte;Stamm-,Lohn-,Gesundheitsdaten;{{PAYROLL_PROVIDER}},FA,SV;EU;6-10 J. steuer-/sozialrechtl.;Zugriffsbeschr.,Verschluesselung;GF/Personal</w:t>
         <w:br/>
         <w:t>6;Bewerbermanagement;Auswahlverfahren;Art.6 I b,§26 BDSG;Bewerber;Bewerbungsdaten;-;EU;6 Mon. nach Absage;Zugriffsschutz,Loeschung;GF/Personal</w:t>
         <w:br/>
-        <w:t>7;Newsletter/Marketing;Direktwerbung;Art.6 I a;Interessenten/Kunden;E-Mail,Name;Newsletter-Anbieter;pruefen;bis Widerruf; Consent dauerhaft;Double-Opt-in,Consent-Log;Marketing</w:t>
+        <w:t>7;Newsletter/Marketing;Direktwerbung;Art.6 I a;Interessenten/Kunden;E-Mail,Name;{{NEWSLETTER_TOOL}};{{NL_DRITTLAND}};bis Widerruf; Consent dauerhaft;Double-Opt-in,Consent-Log;Marketing</w:t>
         <w:br/>
         <w:t>8;Lieferantenverwaltung;Beschaffung;Art.6 I b/f;Lieferanten;Kontakt-,Vertrags-,Zahlungsdaten;Bank;EU;3 J. nach Vertragsende;Zugriffsschutz;Einkauf/Buchhaltung</w:t>
         <w:br/>
-        <w:t>9;IT-Sicherheit/Server-Logs;Betriebssicherheit;Art.6 I f;Website-Besucher;IP,Zeitstempel;Hoster;pruefen;7-30 Tage;Zugriffsschutz,Loeschautomatik;IT</w:t>
+        <w:t>9;IT-Sicherheit/Server-Logs;Betriebssicherheit;Art.6 I f;Website-Besucher;IP,Zeitstempel;{{HOSTING_PROVIDER}};{{HOST_DRITTLAND}};7-30 Tage;Zugriffsschutz,Loeschautomatik;IT</w:t>
         <w:br/>
       </w:r>
       <w:r/>
@@ -9951,11 +11396,11 @@
         <w:rPr>
           <w:rFonts w:ascii="Courier" w:hAnsi="Courier"/>
         </w:rPr>
-        <w:t>DATENSCHUTZ-FOLGENABSCHAETZUNG (Art. 35 DSGVO)</w:t>
+        <w:t>DATENSCHUTZ-FOLGENABSCHAETZUNG (Art. 35 DSGVO) - {{COMPANY_NAME}}</w:t>
         <w:br/>
         <w:t>1. Verarbeitung: ................................................</w:t>
         <w:br/>
-        <w:t>2. Verantwortlicher / DSB: .....................................</w:t>
+        <w:t>2. Verantwortlicher / DSB: {{DPO_CONTACT}}</w:t>
         <w:br/>
         <w:t>3. Zweck(e): ...................................................</w:t>
         <w:br/>
@@ -9982,9 +11427,9 @@
         <w:t>11. Naechster Review: ..........................................</w:t>
         <w:br/>
         <w:br/>
-        <w:t>BEISPIEL 1 - Kundenverwaltung: Risiko mittel; Score 4; Massnahmen: Rollenrechte, MFA,</w:t>
+        <w:t>BEISPIEL 1 - Kundenverwaltung: Risiko mittel; Score 4; Massnahmen: Rollenrechte, MFA, Backup,</w:t>
         <w:br/>
-        <w:t>Backup, Verschluesselung; Restrisiko akzeptabel.</w:t>
+        <w:t>Verschluesselung; Restrisiko akzeptabel.</w:t>
         <w:br/>
         <w:t>BEISPIEL 2 - CAD-/Fertigungsdaten (Kunden-Know-how): i.d.R. kein Personenbezug, aber hohe</w:t>
         <w:br/>
@@ -9992,9 +11437,9 @@
         <w:br/>
         <w:t>akzeptabel bei Umsetzung.</w:t>
         <w:br/>
-        <w:t>BEISPIEL 3 - Fernwartung: Risiko mittel-hoch (externer Zugriff); Massnahmen: AVV, Zugriff nur</w:t>
+        <w:t>BEISPIEL 3 - Fernwartung: Risiko mittel-hoch; Massnahmen: AVV, Zugriff nur nach Freigabe,</w:t>
         <w:br/>
-        <w:t>nach Freigabe, Protokollierung, Verschluesselung; Restrisiko akzeptabel.</w:t>
+        <w:t>Protokollierung, Verschluesselung; Restrisiko akzeptabel.</w:t>
         <w:br/>
       </w:r>
       <w:r/>
@@ -10023,7 +11468,7 @@
         <w:rPr>
           <w:i/>
         </w:rPr>
-        <w:t>Textbaustein — vor Verwendung rechtlich prüfen lassen (Rechtsabteilung/Fachanwalt).</w:t>
+        <w:t>Textbaustein — vor Verwendung rechtlich prüfen lassen. Platzhalter füllen.</w:t>
       </w:r>
       <w:r/>
       <w:r/>
@@ -10034,6 +11479,9 @@
         <w:rPr>
           <w:rFonts w:ascii="Courier" w:hAnsi="Courier"/>
         </w:rPr>
+        <w:t>Auftragsverarbeitungsvertrag zwischen {{COMPANY_NAME}} (Auftraggeber) und {{AUFTRAGNEHMER}}.</w:t>
+        <w:br/>
+        <w:br/>
         <w:t>§1 Gegenstand &amp; Weisungsbindung</w:t>
         <w:br/>
         <w:t>Der Auftragnehmer verarbeitet personenbezogene Daten ausschliesslich im Auftrag und nach</w:t>
@@ -10043,49 +11491,45 @@
         <w:br/>
         <w:t>§2 Vertraulichkeit</w:t>
         <w:br/>
-        <w:t>Der Auftragnehmer setzt nur zur Vertraulichkeit verpflichtete Personen ein (Art. 28 Abs. 3</w:t>
+        <w:t>Es werden nur zur Vertraulichkeit verpflichtete Personen eingesetzt (Art. 28 Abs. 3 lit. b,</w:t>
         <w:br/>
-        <w:t>lit. b, Art. 29, 32 Abs. 4).</w:t>
+        <w:t>Art. 29, 32 Abs. 4).</w:t>
         <w:br/>
         <w:br/>
         <w:t>§3 Technisch-organisatorische Massnahmen</w:t>
         <w:br/>
-        <w:t>Der Auftragnehmer gewaehrleistet die Sicherheit der Verarbeitung nach Art. 32 (siehe Anlage TOM).</w:t>
+        <w:t>Der Auftragnehmer gewaehrleistet die Sicherheit der Verarbeitung nach Art. 32 (Anlage TOM).</w:t>
         <w:br/>
         <w:br/>
         <w:t>§4 Unterauftragsverarbeiter</w:t>
         <w:br/>
-        <w:t>Der Einsatz von Subunternehmern bedarf der vorherigen Genehmigung; eine aktuelle Liste ist</w:t>
+        <w:t>Einsatz von Subunternehmern nur mit vorheriger Genehmigung; aktuelle Liste beigefuegt;</w:t>
         <w:br/>
-        <w:t>beigefuegt; Weiterreichung der Pflichten wird sichergestellt.</w:t>
+        <w:t>Weiterreichung der Pflichten sichergestellt.</w:t>
         <w:br/>
         <w:br/>
         <w:t>§5 Unterstuetzungspflichten</w:t>
         <w:br/>
-        <w:t>Der Auftragnehmer unterstuetzt bei Betroffenenrechten (Art. 12-23) und Datenpannen (Art. 33/34)</w:t>
-        <w:br/>
-        <w:t>sowie bei DPIA (Art. 35).</w:t>
+        <w:t>Unterstuetzung bei Betroffenenrechten (Art. 12-23), Datenpannen (Art. 33/34) und DPIA (Art. 35).</w:t>
         <w:br/>
         <w:br/>
         <w:t>§6 Loeschung/Rueckgabe</w:t>
         <w:br/>
-        <w:t>Nach Beendigung werden Daten nach Wahl des Auftraggebers geloescht oder zurueckgegeben, sofern</w:t>
+        <w:t>Nach Beendigung Loeschung oder Rueckgabe nach Wahl des Auftraggebers, sofern keine</w:t>
         <w:br/>
-        <w:t>keine Aufbewahrungspflicht besteht.</w:t>
+        <w:t>Aufbewahrungspflicht besteht.</w:t>
         <w:br/>
         <w:br/>
         <w:t>§7 Nachweise &amp; Kontrolle</w:t>
         <w:br/>
-        <w:t>Der Auftragnehmer weist die Einhaltung nach und ermoeglicht Audits/Inspektionen (Art. 28 Abs. 3</w:t>
-        <w:br/>
-        <w:t>lit. h).</w:t>
+        <w:t>Nachweis der Einhaltung; Ermoeglichung von Audits/Inspektionen (Art. 28 Abs. 3 lit. h).</w:t>
         <w:br/>
         <w:br/>
         <w:t>§8 Drittlandtransfer</w:t>
         <w:br/>
-        <w:t>Uebermittlungen in Drittlaender erfolgen nur auf zulaessiger Grundlage (Angemessenheitsbeschluss/</w:t>
+        <w:t>Uebermittlung in Drittlaender nur auf zulaessiger Grundlage (Angemessenheitsbeschluss/DPF bzw.</w:t>
         <w:br/>
-        <w:t>DPF bzw. Standardvertragsklauseln, Art. 44 ff.).</w:t>
+        <w:t>Standardvertragsklauseln, Art. 44 ff.).</w:t>
         <w:br/>
       </w:r>
       <w:r/>
@@ -10114,7 +11558,7 @@
         <w:rPr>
           <w:i/>
         </w:rPr>
-        <w:t>Textbausteine — rechtlich prüfen lassen.</w:t>
+        <w:t>Textbausteine — rechtlich prüfen lassen. Platzhalter füllen.</w:t>
       </w:r>
       <w:r/>
       <w:r/>
@@ -10135,13 +11579,13 @@
         <w:rPr>
           <w:rFonts w:ascii="Courier" w:hAnsi="Courier"/>
         </w:rPr>
-        <w:t>[ ] Ja, ich moechte den Newsletter der Fräsdienst-Service E. Feind GmbH mit Informationen zu</w:t>
+        <w:t>[ ] Ja, ich moechte den Newsletter der {{COMPANY_NAME}} mit Informationen zu Produkten,</w:t>
         <w:br/>
-        <w:t>Produkten, Leistungen und Angeboten per E-Mail erhalten. Die Einwilligung kann ich jederzeit mit</w:t>
+        <w:t>Leistungen und Angeboten per E-Mail erhalten. Die Einwilligung kann ich jederzeit mit Wirkung</w:t>
         <w:br/>
-        <w:t>Wirkung fuer die Zukunft widerrufen (Abmeldelink in jeder E-Mail oder E-Mail an [Kontakt]).</w:t>
+        <w:t>fuer die Zukunft widerrufen (Abmeldelink in jeder E-Mail oder E-Mail an {{KONTAKT_EMAIL}}).</w:t>
         <w:br/>
-        <w:t>Hinweise zur Verarbeitung: siehe Datenschutzerklaerung.</w:t>
+        <w:t>Hinweise zur Verarbeitung: siehe Datenschutzerklaerung unter {{DSE_URL}}.</w:t>
         <w:br/>
       </w:r>
       <w:r/>
@@ -10162,13 +11606,11 @@
         <w:rPr>
           <w:rFonts w:ascii="Courier" w:hAnsi="Courier"/>
         </w:rPr>
-        <w:t>Wir verwenden Cookies und aehnliche Technologien. Notwendige sind fuer den Betrieb der Website</w:t>
+        <w:t>Wir verwenden Cookies und aehnliche Technologien. Notwendige sind fuer den Betrieb erforderlich.</w:t>
         <w:br/>
-        <w:t>erforderlich. Fuer Statistik/Analyse (z. B. Google Analytics 4) setzen wir Cookies nur mit Ihrer</w:t>
+        <w:t>Fuer Statistik/Analyse (z. B. Google Analytics 4) setzen wir Cookies nur mit Ihrer Einwilligung.</w:t>
         <w:br/>
-        <w:t>Einwilligung. Sie koennen frei entscheiden und Ihre Auswahl jederzeit unter "Einstellungen"</w:t>
-        <w:br/>
-        <w:t>widerrufen.</w:t>
+        <w:t>Sie koennen frei entscheiden und Ihre Auswahl jederzeit unter "Einstellungen" widerrufen.</w:t>
         <w:br/>
         <w:t>[Alle akzeptieren] [Nur notwendige] [Einstellungen]</w:t>
         <w:br/>
@@ -10191,11 +11633,11 @@
         <w:rPr>
           <w:rFonts w:ascii="Courier" w:hAnsi="Courier"/>
         </w:rPr>
-        <w:t>Ich willige ein, dass die von mir am [Datum/Anlass] angefertigten Fotos/Videos zu Marketingzwecken</w:t>
+        <w:t>Ich willige ein, dass die am {{DATUM_ANLASS}} angefertigten Fotos/Videos zu Marketingzwecken</w:t>
         <w:br/>
-        <w:t>(Website, Social Media, Print) verwendet werden duerfen. Die Einwilligung ist freiwillig und</w:t>
+        <w:t>(Website, Social Media, Print) durch {{COMPANY_NAME}} verwendet werden duerfen. Die Einwilligung</w:t>
         <w:br/>
-        <w:t>jederzeit fuer die Zukunft widerrufbar (Kontakt: [E-Mail]).</w:t>
+        <w:t>ist freiwillig und jederzeit fuer die Zukunft widerrufbar (Kontakt: {{KONTAKT_EMAIL}}).</w:t>
         <w:br/>
       </w:r>
       <w:r/>
@@ -10237,10 +11679,10 @@
         </w:rPr>
         <w:t>1. Verantwortlicher</w:t>
         <w:br/>
-        <w:t>Fräsdienst-Service E. Feind GmbH, [Anschrift], [E-Mail], [Telefon]. [DSB, falls vorhanden]</w:t>
+        <w:t>{{COMPANY_NAME}}, {{ADRESSE}}, {{KONTAKT_EMAIL}}, {{TELEFON}}. [DSB: {{DPO_CONTACT}}, falls vorhanden]</w:t>
         <w:br/>
         <w:br/>
-        <w:t>2. Allgemeines / Ihre Rechte</w:t>
+        <w:t>2. Ihre Rechte</w:t>
         <w:br/>
         <w:t>Auskunft, Berichtigung, Loeschung, Einschraenkung, Datenuebertragbarkeit, Widerspruch;</w:t>
         <w:br/>
@@ -10251,12 +11693,12 @@
         <w:br/>
         <w:t>Beim Aufruf werden IP-Adresse, Datum/Uhrzeit, abgerufene Datei etc. verarbeitet; Speicherung</w:t>
         <w:br/>
-        <w:t>[X Tage] zur Betriebssicherheit.</w:t>
+        <w:t>{{LOG_RETENTION}} zur Betriebssicherheit. Hosting durch {{HOSTING_PROVIDER}}.</w:t>
         <w:br/>
         <w:br/>
         <w:t>4. Kontaktformular / E-Mail (Art. 6 I b/f)</w:t>
         <w:br/>
-        <w:t>Verarbeitung der Angaben zur Bearbeitung der Anfrage; Loeschung nach Erledigung, sofern keine</w:t>
+        <w:t>Verarbeitung zur Bearbeitung der Anfrage; Loeschung nach Erledigung, sofern keine</w:t>
         <w:br/>
         <w:t>Aufbewahrungspflicht.</w:t>
         <w:br/>
@@ -10268,19 +11710,19 @@
         <w:br/>
         <w:t>6. Google Analytics 4 (Art. 6 I a)</w:t>
         <w:br/>
-        <w:t>Nur nach Einwilligung; Anbieter Google Ireland/LLC; Uebermittlung in die USA moeglich</w:t>
+        <w:t>Nur nach Einwilligung; Anbieter Google Ireland/LLC; Uebermittlung USA moeglich (EU-US Data</w:t>
         <w:br/>
-        <w:t>(EU-US Data Privacy Framework); IP-Kuerzung aktiviert; Speicherdauer [X].</w:t>
+        <w:t>Privacy Framework); IP-Kuerzung aktiviert; Speicherdauer {{GA4_RETENTION}}.</w:t>
         <w:br/>
         <w:br/>
-        <w:t>7. Weitere Dienste [Google Fonts lokal / Maps / reCAPTCHA / Newsletter etc.]</w:t>
+        <w:t>7. Weitere Dienste [{{CMS}} / Google Fonts lokal / Maps / reCAPTCHA / {{NEWSLETTER_TOOL}} etc.]</w:t>
         <w:br/>
         <w:t>[nur auffuehren, was tatsaechlich eingesetzt wird]</w:t>
         <w:br/>
         <w:br/>
         <w:t>8. Empfaenger / Auftragsverarbeiter</w:t>
         <w:br/>
-        <w:t>Hosting, IT-Dienstleister, ggf. Newsletter-Anbieter (jeweils mit AVV).</w:t>
+        <w:t>{{HOSTING_PROVIDER}}, IT-Dienstleister, ggf. {{NEWSLETTER_TOOL}} (jeweils mit AVV).</w:t>
         <w:br/>
         <w:br/>
         <w:t>9. Drittlandtransfer</w:t>
@@ -10288,7 +11730,7 @@
         <w:t>Grundlage DPF/SCC (Art. 44 ff.).</w:t>
         <w:br/>
         <w:br/>
-        <w:t>10. Stand: [Datum]</w:t>
+        <w:t>10. Stand: {{DATUM}}</w:t>
         <w:br/>
       </w:r>
       <w:r/>
@@ -10328,9 +11770,9 @@
         </w:rPr>
         <w:t>Meldung einer Verletzung des Schutzes personenbezogener Daten (Art. 33 DSGVO)</w:t>
         <w:br/>
-        <w:t>Verantwortlicher: Fräsdienst-Service E. Feind GmbH, [Anschrift, Kontakt]</w:t>
+        <w:t>Verantwortlicher: {{COMPANY_NAME}}, {{ADRESSE}}, {{KONTAKT_EMAIL}}</w:t>
         <w:br/>
-        <w:t>Ansprechpartner: [Name, Funktion, Kontakt]</w:t>
+        <w:t>Ansprechpartner: {{ANSPRECHPARTNER}}</w:t>
         <w:br/>
         <w:t>1. Zeitpunkt/Zeitraum des Vorfalls und der Kenntnisnahme: ...</w:t>
         <w:br/>
@@ -10369,11 +11811,11 @@
         <w:br/>
         <w:t>Sehr geehrte/r ...,</w:t>
         <w:br/>
-        <w:t>am [Datum] ist es zu [kurze, klare Beschreibung] gekommen. Betroffen sind folgende Daten: ...</w:t>
+        <w:t>am {{DATUM}} ist es zu [kurze, klare Beschreibung] gekommen. Betroffen sind folgende Daten: ...</w:t>
         <w:br/>
         <w:t>Moegliche Folgen: ... Wir haben folgende Massnahmen ergriffen: ...</w:t>
         <w:br/>
-        <w:t>Empfehlung an Sie: [z. B. Passwort aendern]. Bei Rueckfragen: [Kontakt/DSB].</w:t>
+        <w:t>Empfehlung an Sie: [z. B. Passwort aendern]. Bei Rueckfragen: {{DPO_CONTACT}} / {{KONTAKT_EMAIL}}.</w:t>
         <w:br/>
       </w:r>
       <w:r/>
@@ -10401,7 +11843,7 @@
         <w:rPr>
           <w:rFonts w:ascii="Courier" w:hAnsi="Courier"/>
         </w:rPr>
-        <w:t>INTERNER DATENPANNEN-REPORT (auch fuer nicht meldepflichtige Vorfaelle - Nachweis Art. 33 (5))</w:t>
+        <w:t>INTERNER DATENPANNEN-REPORT ({{COMPANY_NAME}}) - auch fuer nicht meldepflichtige Vorfaelle</w:t>
         <w:br/>
         <w:t>Vorfall-Nr.: ...   Meldende Person: ...   Datum/Uhrzeit Kenntnis: ...</w:t>
         <w:br/>
@@ -10457,13 +11899,15 @@
         </w:rPr>
         <w:t>Sehr geehrte/r ...,</w:t>
         <w:br/>
-        <w:t>Bezug nehmend auf Ihren Antrag vom [Datum] teilen wir mit, dass wir folgende Sie betreffende</w:t>
+        <w:t>Bezug nehmend auf Ihren Antrag vom {{DATUM}} teilen wir mit, dass wir folgende Sie betreffende</w:t>
         <w:br/>
         <w:t>Daten verarbeiten: [Kategorien, Zwecke, Rechtsgrundlage, Empfaenger, Speicherdauer, Herkunft].</w:t>
         <w:br/>
         <w:t>Eine Kopie ist beigefuegt. Sie haben zudem Rechte auf Berichtigung, Loeschung, Einschraenkung,</w:t>
         <w:br/>
-        <w:t>Widerspruch sowie Beschwerde bei der Aufsichtsbehoerde. Fuer Rueckfragen: [Kontakt].</w:t>
+        <w:t>Widerspruch sowie Beschwerde bei der Aufsichtsbehoerde. Fuer Rueckfragen: {{KONTAKT_EMAIL}}.</w:t>
+        <w:br/>
+        <w:t>Mit freundlichen Gruessen, {{COMPANY_NAME}}</w:t>
         <w:br/>
       </w:r>
       <w:r/>
@@ -10486,11 +11930,11 @@
         </w:rPr>
         <w:t>Sehr geehrte/r ...,</w:t>
         <w:br/>
-        <w:t>Ihrem Loeschantrag vom [Datum] haben wir entsprochen; Ihre Daten wurden geloescht bzw.</w:t>
+        <w:t>Ihrem Loeschantrag vom {{DATUM}} haben wir entsprochen; Ihre Daten wurden geloescht bzw. gesperrt,</w:t>
         <w:br/>
-        <w:t>gesperrt, soweit keine gesetzlichen Aufbewahrungspflichten (z. B. steuerrechtlich)</w:t>
+        <w:t>soweit keine gesetzlichen Aufbewahrungspflichten (z. B. steuerrechtlich) entgegenstehen. In diesem</w:t>
         <w:br/>
-        <w:t>entgegenstehen. In diesem Fall erfolgt die Loeschung nach Fristablauf. Mit freundlichen Gruessen.</w:t>
+        <w:t>Fall erfolgt die Loeschung nach Fristablauf. Mit freundlichen Gruessen, {{COMPANY_NAME}}</w:t>
         <w:br/>
       </w:r>
       <w:r/>
@@ -10967,7 +12411,7 @@
           </w:tcPr>
           <w:p>
             <w:r>
-              <w:t>DSB/GF + alle Prozessverantw.</w:t>
+              <w:t>DSB/GF + Prozessverantw.</w:t>
             </w:r>
           </w:p>
         </w:tc>
@@ -11391,7 +12835,7 @@
           </w:tcPr>
           <w:p>
             <w:r>
-              <w:t>Google Fonts lokal hosten</w:t>
+              <w:t>Google Fonts lokal hosten (bzw. Matomo prüfen)</w:t>
             </w:r>
           </w:p>
         </w:tc>
@@ -11603,7 +13047,20 @@
               <w:rPr>
                 <w:b/>
               </w:rPr>
-              <w:t>Annahme</w:t>
+              <w:t xml:space="preserve">Annahme ( </w:t>
+            </w:r>
+            <w:r>
+              <w:rPr>
+                <w:rFonts w:ascii="Courier" w:hAnsi="Courier"/>
+                <w:b/>
+              </w:rPr>
+              <w:t>Annahme:</w:t>
+            </w:r>
+            <w:r>
+              <w:rPr>
+                <w:b/>
+              </w:rPr>
+              <w:t xml:space="preserve"> )</w:t>
             </w:r>
           </w:p>
         </w:tc>
@@ -11628,9 +13085,6 @@
           </w:tcPr>
           <w:p>
             <w:r>
-              <w:rPr>
-                <w:b/>
-              </w:rPr>
               <w:t>A1</w:t>
             </w:r>
           </w:p>
@@ -11651,7 +13105,7 @@
           </w:tcPr>
           <w:p>
             <w:r>
-              <w:t>GF/Personal</w:t>
+              <w:t>GF/Personal (F-12)</w:t>
             </w:r>
           </w:p>
         </w:tc>
@@ -11663,9 +13117,6 @@
           </w:tcPr>
           <w:p>
             <w:r>
-              <w:rPr>
-                <w:b/>
-              </w:rPr>
               <w:t>A2</w:t>
             </w:r>
           </w:p>
@@ -11698,9 +13149,6 @@
           </w:tcPr>
           <w:p>
             <w:r>
-              <w:rPr>
-                <w:b/>
-              </w:rPr>
               <w:t>A3</w:t>
             </w:r>
           </w:p>
@@ -11733,9 +13181,6 @@
           </w:tcPr>
           <w:p>
             <w:r>
-              <w:rPr>
-                <w:b/>
-              </w:rPr>
               <w:t>A4</w:t>
             </w:r>
           </w:p>
@@ -11778,7 +13223,7 @@
           </w:tcPr>
           <w:p>
             <w:r>
-              <w:t>Datenschutzerklärung &amp; Impressum grundsätzlich vorhanden, Aktualität unklar</w:t>
+              <w:t>Datenschutzerklärung &amp; Impressum vorhanden, Aktualität unklar</w:t>
             </w:r>
           </w:p>
         </w:tc>
@@ -11788,7 +13233,7 @@
           </w:tcPr>
           <w:p>
             <w:r>
-              <w:t>Marketing</w:t>
+              <w:t>Marketing (F-01)</w:t>
             </w:r>
           </w:p>
         </w:tc>
@@ -11820,7 +13265,7 @@
           </w:tcPr>
           <w:p>
             <w:r>
-              <w:t>IT/Buchhaltung</w:t>
+              <w:t>IT/Buchhaltung (F-02)</w:t>
             </w:r>
           </w:p>
         </w:tc>
@@ -11917,31 +13362,108 @@
           <w:p>
             <w:r>
               <w:t>Marketing</w:t>
+            </w:r>
+          </w:p>
+        </w:tc>
+      </w:tr>
+      <w:tr>
+        <w:tc>
+          <w:tcPr>
+            <w:tcW w:type="dxa" w:w="2880"/>
+          </w:tcPr>
+          <w:p>
+            <w:r>
+              <w:t>A10</w:t>
+            </w:r>
+          </w:p>
+        </w:tc>
+        <w:tc>
+          <w:tcPr>
+            <w:tcW w:type="dxa" w:w="2880"/>
+          </w:tcPr>
+          <w:p>
+            <w:r>
+              <w:t>Firmierung „Fräsdienst-Service E. Feind GmbH"</w:t>
+            </w:r>
+          </w:p>
+        </w:tc>
+        <w:tc>
+          <w:tcPr>
+            <w:tcW w:type="dxa" w:w="2880"/>
+          </w:tcPr>
+          <w:p>
+            <w:r>
+              <w:t>GF (Handelsregister)</w:t>
+            </w:r>
+          </w:p>
+        </w:tc>
+      </w:tr>
+      <w:tr>
+        <w:tc>
+          <w:tcPr>
+            <w:tcW w:type="dxa" w:w="2880"/>
+          </w:tcPr>
+          <w:p>
+            <w:r>
+              <w:t>A11</w:t>
+            </w:r>
+          </w:p>
+        </w:tc>
+        <w:tc>
+          <w:tcPr>
+            <w:tcW w:type="dxa" w:w="2880"/>
+          </w:tcPr>
+          <w:p>
+            <w:r>
+              <w:t>Hosting/E-Mail/Newsletter in EU</w:t>
+            </w:r>
+          </w:p>
+        </w:tc>
+        <w:tc>
+          <w:tcPr>
+            <w:tcW w:type="dxa" w:w="2880"/>
+          </w:tcPr>
+          <w:p>
+            <w:r>
+              <w:t>F-04</w:t>
+            </w:r>
+          </w:p>
+        </w:tc>
+      </w:tr>
+      <w:tr>
+        <w:tc>
+          <w:tcPr>
+            <w:tcW w:type="dxa" w:w="2880"/>
+          </w:tcPr>
+          <w:p>
+            <w:r>
+              <w:t>A12</w:t>
+            </w:r>
+          </w:p>
+        </w:tc>
+        <w:tc>
+          <w:tcPr>
+            <w:tcW w:type="dxa" w:w="2880"/>
+          </w:tcPr>
+          <w:p>
+            <w:r>
+              <w:t>Beispielwerte „Hetzner/WordPress" NICHT bestätigt (nur Prompt-Beispiele)</w:t>
+            </w:r>
+          </w:p>
+        </w:tc>
+        <w:tc>
+          <w:tcPr>
+            <w:tcW w:type="dxa" w:w="2880"/>
+          </w:tcPr>
+          <w:p>
+            <w:r>
+              <w:t>F-04/F-13</w:t>
             </w:r>
           </w:p>
         </w:tc>
       </w:tr>
     </w:tbl>
     <w:p>
-      <w:r/>
-      <w:r/>
-    </w:p>
-    <w:p>
-      <w:r/>
-      <w:r>
-        <w:rPr>
-          <w:b/>
-        </w:rPr>
-        <w:t>Alle mit A1–A4 fett markierten Annahmen sind entscheidungsrelevant und vorrangig zu</w:t>
-        <w:br/>
-      </w:r>
-      <w:r>
-        <w:rPr>
-          <w:b/>
-        </w:rPr>
-        <w:t>bestätigen.</w:t>
-      </w:r>
-      <w:r/>
       <w:r/>
     </w:p>
     <w:p>
@@ -11968,13 +13490,14 @@
         <w:tblLook w:firstColumn="1" w:firstRow="1" w:lastColumn="0" w:lastRow="0" w:noHBand="0" w:noVBand="1" w:val="04A0"/>
       </w:tblPr>
       <w:tblGrid>
-        <w:gridCol w:w="4320"/>
-        <w:gridCol w:w="4320"/>
+        <w:gridCol w:w="2880"/>
+        <w:gridCol w:w="2880"/>
+        <w:gridCol w:w="2880"/>
       </w:tblGrid>
       <w:tr>
         <w:tc>
           <w:tcPr>
-            <w:tcW w:type="dxa" w:w="4320"/>
+            <w:tcW w:type="dxa" w:w="2880"/>
           </w:tcPr>
           <w:p>
             <w:r>
@@ -11987,7 +13510,7 @@
         </w:tc>
         <w:tc>
           <w:tcPr>
-            <w:tcW w:type="dxa" w:w="4320"/>
+            <w:tcW w:type="dxa" w:w="2880"/>
           </w:tcPr>
           <w:p>
             <w:r>
@@ -11998,11 +13521,24 @@
             </w:r>
           </w:p>
         </w:tc>
+        <w:tc>
+          <w:tcPr>
+            <w:tcW w:type="dxa" w:w="2880"/>
+          </w:tcPr>
+          <w:p>
+            <w:r>
+              <w:rPr>
+                <w:b/>
+              </w:rPr>
+              <w:t>Verantwortlich</w:t>
+            </w:r>
+          </w:p>
+        </w:tc>
       </w:tr>
       <w:tr>
         <w:tc>
           <w:tcPr>
-            <w:tcW w:type="dxa" w:w="4320"/>
+            <w:tcW w:type="dxa" w:w="2880"/>
           </w:tcPr>
           <w:p>
             <w:r>
@@ -12015,11 +13551,21 @@
         </w:tc>
         <w:tc>
           <w:tcPr>
-            <w:tcW w:type="dxa" w:w="4320"/>
+            <w:tcW w:type="dxa" w:w="2880"/>
           </w:tcPr>
           <w:p>
             <w:r>
               <w:t>Consent-Banner live, DSE/Impressum aktualisiert, MFA aktiv, Datenpannen-Prozess steht</w:t>
+            </w:r>
+          </w:p>
+        </w:tc>
+        <w:tc>
+          <w:tcPr>
+            <w:tcW w:type="dxa" w:w="2880"/>
+          </w:tcPr>
+          <w:p>
+            <w:r>
+              <w:t>Marketing/IT/GF</w:t>
             </w:r>
           </w:p>
         </w:tc>
@@ -12027,7 +13573,7 @@
       <w:tr>
         <w:tc>
           <w:tcPr>
-            <w:tcW w:type="dxa" w:w="4320"/>
+            <w:tcW w:type="dxa" w:w="2880"/>
           </w:tcPr>
           <w:p>
             <w:r>
@@ -12040,11 +13586,21 @@
         </w:tc>
         <w:tc>
           <w:tcPr>
-            <w:tcW w:type="dxa" w:w="4320"/>
+            <w:tcW w:type="dxa" w:w="2880"/>
           </w:tcPr>
           <w:p>
             <w:r>
               <w:t>VVT fertig, AV-Verträge angefordert, DSB-Pflicht geklärt</w:t>
+            </w:r>
+          </w:p>
+        </w:tc>
+        <w:tc>
+          <w:tcPr>
+            <w:tcW w:type="dxa" w:w="2880"/>
+          </w:tcPr>
+          <w:p>
+            <w:r>
+              <w:t>DSB/GF</w:t>
             </w:r>
           </w:p>
         </w:tc>
@@ -12052,7 +13608,7 @@
       <w:tr>
         <w:tc>
           <w:tcPr>
-            <w:tcW w:type="dxa" w:w="4320"/>
+            <w:tcW w:type="dxa" w:w="2880"/>
           </w:tcPr>
           <w:p>
             <w:r>
@@ -12065,11 +13621,21 @@
         </w:tc>
         <w:tc>
           <w:tcPr>
-            <w:tcW w:type="dxa" w:w="4320"/>
+            <w:tcW w:type="dxa" w:w="2880"/>
           </w:tcPr>
           <w:p>
             <w:r>
               <w:t>AVV abgeschlossen, Löschkonzept &amp; TOM dokumentiert, US-Transfer belegt, 1. Schulung</w:t>
+            </w:r>
+          </w:p>
+        </w:tc>
+        <w:tc>
+          <w:tcPr>
+            <w:tcW w:type="dxa" w:w="2880"/>
+          </w:tcPr>
+          <w:p>
+            <w:r>
+              <w:t>DSB/IT</w:t>
             </w:r>
           </w:p>
         </w:tc>
@@ -12077,7 +13643,7 @@
       <w:tr>
         <w:tc>
           <w:tcPr>
-            <w:tcW w:type="dxa" w:w="4320"/>
+            <w:tcW w:type="dxa" w:w="2880"/>
           </w:tcPr>
           <w:p>
             <w:r>
@@ -12090,11 +13656,21 @@
         </w:tc>
         <w:tc>
           <w:tcPr>
-            <w:tcW w:type="dxa" w:w="4320"/>
-          </w:tcPr>
-          <w:p>
-            <w:r>
-              <w:t>Website-Feinschliff (Fonts lokal, CSP), Bewerber-/Beschäftigten-Löschfristen umgesetzt</w:t>
+            <w:tcW w:type="dxa" w:w="2880"/>
+          </w:tcPr>
+          <w:p>
+            <w:r>
+              <w:t>Website-Feinschliff (Fonts lokal/Matomo, CSP), HR-Löschfristen umgesetzt</w:t>
+            </w:r>
+          </w:p>
+        </w:tc>
+        <w:tc>
+          <w:tcPr>
+            <w:tcW w:type="dxa" w:w="2880"/>
+          </w:tcPr>
+          <w:p>
+            <w:r>
+              <w:t>Web-Agentur/Personal</w:t>
             </w:r>
           </w:p>
         </w:tc>
@@ -12102,7 +13678,7 @@
       <w:tr>
         <w:tc>
           <w:tcPr>
-            <w:tcW w:type="dxa" w:w="4320"/>
+            <w:tcW w:type="dxa" w:w="2880"/>
           </w:tcPr>
           <w:p>
             <w:r>
@@ -12115,11 +13691,21 @@
         </w:tc>
         <w:tc>
           <w:tcPr>
-            <w:tcW w:type="dxa" w:w="4320"/>
-          </w:tcPr>
-          <w:p>
-            <w:r>
-              <w:t>1. internes Audit, KPI-Review, Berichtsupdate an GF, kontinuierliche Verbesserung</w:t>
+            <w:tcW w:type="dxa" w:w="2880"/>
+          </w:tcPr>
+          <w:p>
+            <w:r>
+              <w:t>1. internes Audit, KPI-Review, Berichtsupdate an GF</w:t>
+            </w:r>
+          </w:p>
+        </w:tc>
+        <w:tc>
+          <w:tcPr>
+            <w:tcW w:type="dxa" w:w="2880"/>
+          </w:tcPr>
+          <w:p>
+            <w:r>
+              <w:t>DSB/GF</w:t>
             </w:r>
           </w:p>
         </w:tc>
@@ -12876,11 +14462,11 @@
         <w:rPr>
           <w:rFonts w:ascii="Courier" w:hAnsi="Courier"/>
         </w:rPr>
-        <w:t>DATENSCHUTZ - TOP 5 SOFORTMASSNAHMEN (Feind GmbH)</w:t>
+        <w:t>DATENSCHUTZ - TOP 5 SOFORTMASSNAHMEN ({{COMPANY_NAME}})</w:t>
         <w:br/>
         <w:t>1. Cookie-/Consent-Banner mit Opt-in einfuehren - Google Analytics erst nach Zustimmung laden.</w:t>
         <w:br/>
-        <w:t xml:space="preserve">   (Verhindert Abmahnrisiko; Verantwortlich: Marketing + Web-Agentur; Frist: 4 Wochen)</w:t>
+        <w:t xml:space="preserve">   (Verantwortlich: Marketing + Web-Agentur; Frist: 4 Wochen)</w:t>
         <w:br/>
         <w:t>2. Datenschutzerklaerung &amp; Impressum aktualisieren.</w:t>
         <w:br/>
@@ -12929,16 +14515,20 @@
       </w:pPr>
       <w:r/>
       <w:r>
-        <w:t xml:space="preserve">Offene Fragen (Kap. 17) beantworten → betroffene Annahmen (Anhang M) in </w:t>
+        <w:t xml:space="preserve">Reale Werte in die Platzhalter einsetzen (Anhang R) — idealerweise über eine </w:t>
       </w:r>
       <w:r>
         <w:rPr>
-          <w:b/>
+          <w:rFonts w:ascii="Courier" w:hAnsi="Courier"/>
         </w:rPr>
-        <w:t>Fakten</w:t>
-      </w:r>
-      <w:r>
-        <w:t xml:space="preserve"> überführen.</w:t>
+        <w:t>.env</w:t>
+      </w:r>
+      <w:r>
+        <w:t>/Config,</w:t>
+        <w:br/>
+      </w:r>
+      <w:r>
+        <w:t>dann Bericht neu generieren.</w:t>
       </w:r>
       <w:r/>
     </w:p>
@@ -12950,7 +14540,29 @@
       </w:pPr>
       <w:r/>
       <w:r>
-        <w:t>Nach Live-Website-Audit (F-01) Kap. 12 und Anhang L/E aktualisieren.</w:t>
+        <w:t xml:space="preserve">Offene Fragen (Kap. 17) beantworten → betroffene Annahmen (Anhang M) in </w:t>
+      </w:r>
+      <w:r>
+        <w:rPr>
+          <w:b/>
+        </w:rPr>
+        <w:t>Fakten</w:t>
+      </w:r>
+      <w:r>
+        <w:t xml:space="preserve"> überführen</w:t>
+        <w:br/>
+      </w:r>
+      <w:r>
+        <w:t xml:space="preserve">(Präfix </w:t>
+      </w:r>
+      <w:r>
+        <w:rPr>
+          <w:rFonts w:ascii="Courier" w:hAnsi="Courier"/>
+        </w:rPr>
+        <w:t>Annahme:</w:t>
+      </w:r>
+      <w:r>
+        <w:t xml:space="preserve"> entfernen).</w:t>
       </w:r>
       <w:r/>
     </w:p>
@@ -12962,7 +14574,7 @@
       </w:pPr>
       <w:r/>
       <w:r>
-        <w:t>Bei neuen Tools/Dienstleistern: VVT (Anhang A) und AVV-Liste (Kap. 7) ergänzen.</w:t>
+        <w:t>Nach Live-Website-Audit (F-01) Kap. 12 und Anhang L/E aktualisieren.</w:t>
       </w:r>
       <w:r/>
     </w:p>
@@ -12974,7 +14586,7 @@
       </w:pPr>
       <w:r/>
       <w:r>
-        <w:t>Nach jeder Maßnahme Status im Risiko-Dashboard (Anhang O) und To-Do-Plan (Anhang K) pflegen.</w:t>
+        <w:t>Bei neuen Tools/Dienstleistern: VVT (Anhang A) und AVV-Liste (Kap. 7) ergänzen.</w:t>
       </w:r>
       <w:r/>
     </w:p>
@@ -12986,7 +14598,7 @@
       </w:pPr>
       <w:r/>
       <w:r>
-        <w:t>Versionsnummer/Datum im Kopf erhöhen; Änderungen kurz dokumentieren.</w:t>
+        <w:t>Nach jeder Maßnahme Status im Risiko-Dashboard (Anhang O) und To-Do-Plan (Anhang K) pflegen.</w:t>
       </w:r>
       <w:r/>
     </w:p>
@@ -12998,7 +14610,19 @@
       </w:pPr>
       <w:r/>
       <w:r>
-        <w:t>Mindestens jährlich vollständigen Review durchführen (Kap. 15).</w:t>
+        <w:t>Versionsnummer/Datum im Kopf erhöhen; Änderungsvermerk führen.</w:t>
+      </w:r>
+      <w:r/>
+    </w:p>
+    <w:p>
+      <w:pPr>
+        <w:pStyle w:val="ListNumber"/>
+        <w:spacing w:line="240" w:lineRule="auto"/>
+        <w:ind w:left="720"/>
+      </w:pPr>
+      <w:r/>
+      <w:r>
+        <w:t>Mindestens jährlich vollständigen Review (Kap. 15).</w:t>
       </w:r>
       <w:r/>
       <w:r/>
@@ -13012,26 +14636,971 @@
       <w:r/>
     </w:p>
     <w:p>
+      <w:pPr>
+        <w:pStyle w:val="Heading3"/>
+      </w:pPr>
+      <w:r>
+        <w:t>Anhang R — Platzhalter-Verzeichnis</w:t>
+      </w:r>
+      <w:r/>
+    </w:p>
+    <w:tbl>
+      <w:tblPr>
+        <w:tblStyle w:val="LightGrid-Accent1"/>
+        <w:tblW w:type="auto" w:w="0"/>
+        <w:tblLook w:firstColumn="1" w:firstRow="1" w:lastColumn="0" w:lastRow="0" w:noHBand="0" w:noVBand="1" w:val="04A0"/>
+      </w:tblPr>
+      <w:tblGrid>
+        <w:gridCol w:w="2880"/>
+        <w:gridCol w:w="2880"/>
+        <w:gridCol w:w="2880"/>
+      </w:tblGrid>
+      <w:tr>
+        <w:tc>
+          <w:tcPr>
+            <w:tcW w:type="dxa" w:w="2880"/>
+          </w:tcPr>
+          <w:p>
+            <w:r>
+              <w:rPr>
+                <w:b/>
+              </w:rPr>
+              <w:t>Platzhalter</w:t>
+            </w:r>
+          </w:p>
+        </w:tc>
+        <w:tc>
+          <w:tcPr>
+            <w:tcW w:type="dxa" w:w="2880"/>
+          </w:tcPr>
+          <w:p>
+            <w:r>
+              <w:rPr>
+                <w:b/>
+              </w:rPr>
+              <w:t>Bedeutung</w:t>
+            </w:r>
+          </w:p>
+        </w:tc>
+        <w:tc>
+          <w:tcPr>
+            <w:tcW w:type="dxa" w:w="2880"/>
+          </w:tcPr>
+          <w:p>
+            <w:r>
+              <w:rPr>
+                <w:b/>
+              </w:rPr>
+              <w:t xml:space="preserve">Quelle ( </w:t>
+            </w:r>
+            <w:r>
+              <w:rPr>
+                <w:rFonts w:ascii="Courier" w:hAnsi="Courier"/>
+                <w:b/>
+              </w:rPr>
+              <w:t>.env</w:t>
+            </w:r>
+            <w:r>
+              <w:rPr>
+                <w:b/>
+              </w:rPr>
+              <w:t xml:space="preserve"> /manuell)</w:t>
+            </w:r>
+          </w:p>
+        </w:tc>
+      </w:tr>
+      <w:tr>
+        <w:tc>
+          <w:tcPr>
+            <w:tcW w:type="dxa" w:w="2880"/>
+          </w:tcPr>
+          <w:p>
+            <w:r>
+              <w:rPr>
+                <w:rFonts w:ascii="Courier" w:hAnsi="Courier"/>
+              </w:rPr>
+              <w:t>{{COMPANY_NAME}}</w:t>
+            </w:r>
+          </w:p>
+        </w:tc>
+        <w:tc>
+          <w:tcPr>
+            <w:tcW w:type="dxa" w:w="2880"/>
+          </w:tcPr>
+          <w:p>
+            <w:r>
+              <w:t>Firmierung des Verantwortlichen</w:t>
+            </w:r>
+          </w:p>
+        </w:tc>
+        <w:tc>
+          <w:tcPr>
+            <w:tcW w:type="dxa" w:w="2880"/>
+          </w:tcPr>
+          <w:p>
+            <w:r>
+              <w:t>manuell / Handelsregister</w:t>
+            </w:r>
+          </w:p>
+        </w:tc>
+      </w:tr>
+      <w:tr>
+        <w:tc>
+          <w:tcPr>
+            <w:tcW w:type="dxa" w:w="2880"/>
+          </w:tcPr>
+          <w:p>
+            <w:r>
+              <w:rPr>
+                <w:rFonts w:ascii="Courier" w:hAnsi="Courier"/>
+              </w:rPr>
+              <w:t>{{ADRESSE}}</w:t>
+            </w:r>
+          </w:p>
+        </w:tc>
+        <w:tc>
+          <w:tcPr>
+            <w:tcW w:type="dxa" w:w="2880"/>
+          </w:tcPr>
+          <w:p>
+            <w:r>
+              <w:t>Anschrift</w:t>
+            </w:r>
+          </w:p>
+        </w:tc>
+        <w:tc>
+          <w:tcPr>
+            <w:tcW w:type="dxa" w:w="2880"/>
+          </w:tcPr>
+          <w:p>
+            <w:r>
+              <w:t>manuell</w:t>
+            </w:r>
+          </w:p>
+        </w:tc>
+      </w:tr>
+      <w:tr>
+        <w:tc>
+          <w:tcPr>
+            <w:tcW w:type="dxa" w:w="2880"/>
+          </w:tcPr>
+          <w:p>
+            <w:r>
+              <w:rPr>
+                <w:rFonts w:ascii="Courier" w:hAnsi="Courier"/>
+              </w:rPr>
+              <w:t>{{GESCHAEFTSFUEHRER}}</w:t>
+            </w:r>
+          </w:p>
+        </w:tc>
+        <w:tc>
+          <w:tcPr>
+            <w:tcW w:type="dxa" w:w="2880"/>
+          </w:tcPr>
+          <w:p>
+            <w:r>
+              <w:t>Geschäftsführer</w:t>
+            </w:r>
+          </w:p>
+        </w:tc>
+        <w:tc>
+          <w:tcPr>
+            <w:tcW w:type="dxa" w:w="2880"/>
+          </w:tcPr>
+          <w:p>
+            <w:r>
+              <w:t>manuell</w:t>
+            </w:r>
+          </w:p>
+        </w:tc>
+      </w:tr>
+      <w:tr>
+        <w:tc>
+          <w:tcPr>
+            <w:tcW w:type="dxa" w:w="2880"/>
+          </w:tcPr>
+          <w:p>
+            <w:r>
+              <w:rPr>
+                <w:rFonts w:ascii="Courier" w:hAnsi="Courier"/>
+              </w:rPr>
+              <w:t>{{KONTAKT_EMAIL}}</w:t>
+            </w:r>
+            <w:r>
+              <w:t xml:space="preserve"> / </w:t>
+            </w:r>
+            <w:r>
+              <w:rPr>
+                <w:rFonts w:ascii="Courier" w:hAnsi="Courier"/>
+              </w:rPr>
+              <w:t>{{TELEFON}}</w:t>
+            </w:r>
+          </w:p>
+        </w:tc>
+        <w:tc>
+          <w:tcPr>
+            <w:tcW w:type="dxa" w:w="2880"/>
+          </w:tcPr>
+          <w:p>
+            <w:r>
+              <w:t>Kontaktdaten</w:t>
+            </w:r>
+          </w:p>
+        </w:tc>
+        <w:tc>
+          <w:tcPr>
+            <w:tcW w:type="dxa" w:w="2880"/>
+          </w:tcPr>
+          <w:p>
+            <w:r>
+              <w:t>manuell</w:t>
+            </w:r>
+          </w:p>
+        </w:tc>
+      </w:tr>
+      <w:tr>
+        <w:tc>
+          <w:tcPr>
+            <w:tcW w:type="dxa" w:w="2880"/>
+          </w:tcPr>
+          <w:p>
+            <w:r>
+              <w:rPr>
+                <w:rFonts w:ascii="Courier" w:hAnsi="Courier"/>
+              </w:rPr>
+              <w:t>{{USt-IdNr}}</w:t>
+            </w:r>
+          </w:p>
+        </w:tc>
+        <w:tc>
+          <w:tcPr>
+            <w:tcW w:type="dxa" w:w="2880"/>
+          </w:tcPr>
+          <w:p>
+            <w:r>
+              <w:t>Umsatzsteuer-ID</w:t>
+            </w:r>
+          </w:p>
+        </w:tc>
+        <w:tc>
+          <w:tcPr>
+            <w:tcW w:type="dxa" w:w="2880"/>
+          </w:tcPr>
+          <w:p>
+            <w:r>
+              <w:t>manuell</w:t>
+            </w:r>
+          </w:p>
+        </w:tc>
+      </w:tr>
+      <w:tr>
+        <w:tc>
+          <w:tcPr>
+            <w:tcW w:type="dxa" w:w="2880"/>
+          </w:tcPr>
+          <w:p>
+            <w:r>
+              <w:rPr>
+                <w:rFonts w:ascii="Courier" w:hAnsi="Courier"/>
+              </w:rPr>
+              <w:t>{{DPO_CONTACT}}</w:t>
+            </w:r>
+          </w:p>
+        </w:tc>
+        <w:tc>
+          <w:tcPr>
+            <w:tcW w:type="dxa" w:w="2880"/>
+          </w:tcPr>
+          <w:p>
+            <w:r>
+              <w:t>DSB-Kontakt (falls vorhanden)</w:t>
+            </w:r>
+          </w:p>
+        </w:tc>
+        <w:tc>
+          <w:tcPr>
+            <w:tcW w:type="dxa" w:w="2880"/>
+          </w:tcPr>
+          <w:p>
+            <w:r>
+              <w:t>manuell</w:t>
+            </w:r>
+          </w:p>
+        </w:tc>
+      </w:tr>
+      <w:tr>
+        <w:tc>
+          <w:tcPr>
+            <w:tcW w:type="dxa" w:w="2880"/>
+          </w:tcPr>
+          <w:p>
+            <w:r>
+              <w:rPr>
+                <w:rFonts w:ascii="Courier" w:hAnsi="Courier"/>
+              </w:rPr>
+              <w:t>{{HOSTING_PROVIDER}}</w:t>
+            </w:r>
+          </w:p>
+        </w:tc>
+        <w:tc>
+          <w:tcPr>
+            <w:tcW w:type="dxa" w:w="2880"/>
+          </w:tcPr>
+          <w:p>
+            <w:r>
+              <w:t>Hosting-Anbieter</w:t>
+            </w:r>
+          </w:p>
+        </w:tc>
+        <w:tc>
+          <w:tcPr>
+            <w:tcW w:type="dxa" w:w="2880"/>
+          </w:tcPr>
+          <w:p>
+            <w:r>
+              <w:rPr>
+                <w:rFonts w:ascii="Courier" w:hAnsi="Courier"/>
+              </w:rPr>
+              <w:t>HOSTING_PROVIDER</w:t>
+            </w:r>
+          </w:p>
+        </w:tc>
+      </w:tr>
+      <w:tr>
+        <w:tc>
+          <w:tcPr>
+            <w:tcW w:type="dxa" w:w="2880"/>
+          </w:tcPr>
+          <w:p>
+            <w:r>
+              <w:rPr>
+                <w:rFonts w:ascii="Courier" w:hAnsi="Courier"/>
+              </w:rPr>
+              <w:t>{{HOST_DRITTLAND}}</w:t>
+            </w:r>
+          </w:p>
+        </w:tc>
+        <w:tc>
+          <w:tcPr>
+            <w:tcW w:type="dxa" w:w="2880"/>
+          </w:tcPr>
+          <w:p>
+            <w:r>
+              <w:t>Serverstandort/Drittland Hosting</w:t>
+            </w:r>
+          </w:p>
+        </w:tc>
+        <w:tc>
+          <w:tcPr>
+            <w:tcW w:type="dxa" w:w="2880"/>
+          </w:tcPr>
+          <w:p>
+            <w:r>
+              <w:t>abgeleitet aus Hoster</w:t>
+            </w:r>
+          </w:p>
+        </w:tc>
+      </w:tr>
+      <w:tr>
+        <w:tc>
+          <w:tcPr>
+            <w:tcW w:type="dxa" w:w="2880"/>
+          </w:tcPr>
+          <w:p>
+            <w:r>
+              <w:rPr>
+                <w:rFonts w:ascii="Courier" w:hAnsi="Courier"/>
+              </w:rPr>
+              <w:t>{{CMS}}</w:t>
+            </w:r>
+          </w:p>
+        </w:tc>
+        <w:tc>
+          <w:tcPr>
+            <w:tcW w:type="dxa" w:w="2880"/>
+          </w:tcPr>
+          <w:p>
+            <w:r>
+              <w:t>Content-Management-System</w:t>
+            </w:r>
+          </w:p>
+        </w:tc>
+        <w:tc>
+          <w:tcPr>
+            <w:tcW w:type="dxa" w:w="2880"/>
+          </w:tcPr>
+          <w:p>
+            <w:r>
+              <w:rPr>
+                <w:rFonts w:ascii="Courier" w:hAnsi="Courier"/>
+              </w:rPr>
+              <w:t>CMS</w:t>
+            </w:r>
+          </w:p>
+        </w:tc>
+      </w:tr>
+      <w:tr>
+        <w:tc>
+          <w:tcPr>
+            <w:tcW w:type="dxa" w:w="2880"/>
+          </w:tcPr>
+          <w:p>
+            <w:r>
+              <w:rPr>
+                <w:rFonts w:ascii="Courier" w:hAnsi="Courier"/>
+              </w:rPr>
+              <w:t>{{NEWSLETTER_TOOL}}</w:t>
+            </w:r>
+          </w:p>
+        </w:tc>
+        <w:tc>
+          <w:tcPr>
+            <w:tcW w:type="dxa" w:w="2880"/>
+          </w:tcPr>
+          <w:p>
+            <w:r>
+              <w:t>Newsletter-Anbieter</w:t>
+            </w:r>
+          </w:p>
+        </w:tc>
+        <w:tc>
+          <w:tcPr>
+            <w:tcW w:type="dxa" w:w="2880"/>
+          </w:tcPr>
+          <w:p>
+            <w:r>
+              <w:rPr>
+                <w:rFonts w:ascii="Courier" w:hAnsi="Courier"/>
+              </w:rPr>
+              <w:t>NEWSLETTER_TOOL</w:t>
+            </w:r>
+          </w:p>
+        </w:tc>
+      </w:tr>
+      <w:tr>
+        <w:tc>
+          <w:tcPr>
+            <w:tcW w:type="dxa" w:w="2880"/>
+          </w:tcPr>
+          <w:p>
+            <w:r>
+              <w:rPr>
+                <w:rFonts w:ascii="Courier" w:hAnsi="Courier"/>
+              </w:rPr>
+              <w:t>{{NL_DRITTLAND}}</w:t>
+            </w:r>
+          </w:p>
+        </w:tc>
+        <w:tc>
+          <w:tcPr>
+            <w:tcW w:type="dxa" w:w="2880"/>
+          </w:tcPr>
+          <w:p>
+            <w:r>
+              <w:t>Drittland Newsletter</w:t>
+            </w:r>
+          </w:p>
+        </w:tc>
+        <w:tc>
+          <w:tcPr>
+            <w:tcW w:type="dxa" w:w="2880"/>
+          </w:tcPr>
+          <w:p>
+            <w:r>
+              <w:t>abgeleitet</w:t>
+            </w:r>
+          </w:p>
+        </w:tc>
+      </w:tr>
+      <w:tr>
+        <w:tc>
+          <w:tcPr>
+            <w:tcW w:type="dxa" w:w="2880"/>
+          </w:tcPr>
+          <w:p>
+            <w:r>
+              <w:rPr>
+                <w:rFonts w:ascii="Courier" w:hAnsi="Courier"/>
+              </w:rPr>
+              <w:t>{{PAYROLL_PROVIDER}}</w:t>
+            </w:r>
+          </w:p>
+        </w:tc>
+        <w:tc>
+          <w:tcPr>
+            <w:tcW w:type="dxa" w:w="2880"/>
+          </w:tcPr>
+          <w:p>
+            <w:r>
+              <w:t>Lohnabrechnung</w:t>
+            </w:r>
+          </w:p>
+        </w:tc>
+        <w:tc>
+          <w:tcPr>
+            <w:tcW w:type="dxa" w:w="2880"/>
+          </w:tcPr>
+          <w:p>
+            <w:r>
+              <w:rPr>
+                <w:rFonts w:ascii="Courier" w:hAnsi="Courier"/>
+              </w:rPr>
+              <w:t>PAYROLL_PROVIDER</w:t>
+            </w:r>
+          </w:p>
+        </w:tc>
+      </w:tr>
+      <w:tr>
+        <w:tc>
+          <w:tcPr>
+            <w:tcW w:type="dxa" w:w="2880"/>
+          </w:tcPr>
+          <w:p>
+            <w:r>
+              <w:rPr>
+                <w:rFonts w:ascii="Courier" w:hAnsi="Courier"/>
+              </w:rPr>
+              <w:t>{{PAYMENT_PROVIDER}}</w:t>
+            </w:r>
+          </w:p>
+        </w:tc>
+        <w:tc>
+          <w:tcPr>
+            <w:tcW w:type="dxa" w:w="2880"/>
+          </w:tcPr>
+          <w:p>
+            <w:r>
+              <w:t>Zahlungsdienstleister</w:t>
+            </w:r>
+          </w:p>
+        </w:tc>
+        <w:tc>
+          <w:tcPr>
+            <w:tcW w:type="dxa" w:w="2880"/>
+          </w:tcPr>
+          <w:p>
+            <w:r>
+              <w:rPr>
+                <w:rFonts w:ascii="Courier" w:hAnsi="Courier"/>
+              </w:rPr>
+              <w:t>PAYMENT_PROVIDER</w:t>
+            </w:r>
+          </w:p>
+        </w:tc>
+      </w:tr>
+      <w:tr>
+        <w:tc>
+          <w:tcPr>
+            <w:tcW w:type="dxa" w:w="2880"/>
+          </w:tcPr>
+          <w:p>
+            <w:r>
+              <w:rPr>
+                <w:rFonts w:ascii="Courier" w:hAnsi="Courier"/>
+              </w:rPr>
+              <w:t>{{IT_SUPPORT}}</w:t>
+            </w:r>
+          </w:p>
+        </w:tc>
+        <w:tc>
+          <w:tcPr>
+            <w:tcW w:type="dxa" w:w="2880"/>
+          </w:tcPr>
+          <w:p>
+            <w:r>
+              <w:t>IT-Dienstleister</w:t>
+            </w:r>
+          </w:p>
+        </w:tc>
+        <w:tc>
+          <w:tcPr>
+            <w:tcW w:type="dxa" w:w="2880"/>
+          </w:tcPr>
+          <w:p>
+            <w:r>
+              <w:t>manuell</w:t>
+            </w:r>
+          </w:p>
+        </w:tc>
+      </w:tr>
+      <w:tr>
+        <w:tc>
+          <w:tcPr>
+            <w:tcW w:type="dxa" w:w="2880"/>
+          </w:tcPr>
+          <w:p>
+            <w:r>
+              <w:rPr>
+                <w:rFonts w:ascii="Courier" w:hAnsi="Courier"/>
+              </w:rPr>
+              <w:t>{{AUFTRAGNEHMER}}</w:t>
+            </w:r>
+          </w:p>
+        </w:tc>
+        <w:tc>
+          <w:tcPr>
+            <w:tcW w:type="dxa" w:w="2880"/>
+          </w:tcPr>
+          <w:p>
+            <w:r>
+              <w:t>AVV-Vertragspartner</w:t>
+            </w:r>
+          </w:p>
+        </w:tc>
+        <w:tc>
+          <w:tcPr>
+            <w:tcW w:type="dxa" w:w="2880"/>
+          </w:tcPr>
+          <w:p>
+            <w:r>
+              <w:t>je Vertrag</w:t>
+            </w:r>
+          </w:p>
+        </w:tc>
+      </w:tr>
+      <w:tr>
+        <w:tc>
+          <w:tcPr>
+            <w:tcW w:type="dxa" w:w="2880"/>
+          </w:tcPr>
+          <w:p>
+            <w:r>
+              <w:rPr>
+                <w:rFonts w:ascii="Courier" w:hAnsi="Courier"/>
+              </w:rPr>
+              <w:t>{{CLOUD_STANDORT}}</w:t>
+            </w:r>
+          </w:p>
+        </w:tc>
+        <w:tc>
+          <w:tcPr>
+            <w:tcW w:type="dxa" w:w="2880"/>
+          </w:tcPr>
+          <w:p>
+            <w:r>
+              <w:t>Cloud-Speicher-Standort</w:t>
+            </w:r>
+          </w:p>
+        </w:tc>
+        <w:tc>
+          <w:tcPr>
+            <w:tcW w:type="dxa" w:w="2880"/>
+          </w:tcPr>
+          <w:p>
+            <w:r>
+              <w:t>abgeleitet</w:t>
+            </w:r>
+          </w:p>
+        </w:tc>
+      </w:tr>
+      <w:tr>
+        <w:tc>
+          <w:tcPr>
+            <w:tcW w:type="dxa" w:w="2880"/>
+          </w:tcPr>
+          <w:p>
+            <w:r>
+              <w:rPr>
+                <w:rFonts w:ascii="Courier" w:hAnsi="Courier"/>
+              </w:rPr>
+              <w:t>{{LOG_RETENTION}}</w:t>
+            </w:r>
+            <w:r>
+              <w:t xml:space="preserve"> / </w:t>
+            </w:r>
+            <w:r>
+              <w:rPr>
+                <w:rFonts w:ascii="Courier" w:hAnsi="Courier"/>
+              </w:rPr>
+              <w:t>{{GA4_RETENTION}}</w:t>
+            </w:r>
+          </w:p>
+        </w:tc>
+        <w:tc>
+          <w:tcPr>
+            <w:tcW w:type="dxa" w:w="2880"/>
+          </w:tcPr>
+          <w:p>
+            <w:r>
+              <w:t>Aufbewahrungsdauer Logs/GA4</w:t>
+            </w:r>
+          </w:p>
+        </w:tc>
+        <w:tc>
+          <w:tcPr>
+            <w:tcW w:type="dxa" w:w="2880"/>
+          </w:tcPr>
+          <w:p>
+            <w:r>
+              <w:t>Konfiguration</w:t>
+            </w:r>
+          </w:p>
+        </w:tc>
+      </w:tr>
+      <w:tr>
+        <w:tc>
+          <w:tcPr>
+            <w:tcW w:type="dxa" w:w="2880"/>
+          </w:tcPr>
+          <w:p>
+            <w:r>
+              <w:rPr>
+                <w:rFonts w:ascii="Courier" w:hAnsi="Courier"/>
+              </w:rPr>
+              <w:t>{{DSE_URL}}</w:t>
+            </w:r>
+            <w:r>
+              <w:t xml:space="preserve"> / </w:t>
+            </w:r>
+            <w:r>
+              <w:rPr>
+                <w:rFonts w:ascii="Courier" w:hAnsi="Courier"/>
+              </w:rPr>
+              <w:t>{{DATUM}}</w:t>
+            </w:r>
+            <w:r>
+              <w:t xml:space="preserve"> / </w:t>
+            </w:r>
+            <w:r>
+              <w:rPr>
+                <w:rFonts w:ascii="Courier" w:hAnsi="Courier"/>
+              </w:rPr>
+              <w:t>{{DATUM_ANLASS}}</w:t>
+            </w:r>
+          </w:p>
+        </w:tc>
+        <w:tc>
+          <w:tcPr>
+            <w:tcW w:type="dxa" w:w="2880"/>
+          </w:tcPr>
+          <w:p>
+            <w:r>
+              <w:t>URL/Datumsangaben</w:t>
+            </w:r>
+          </w:p>
+        </w:tc>
+        <w:tc>
+          <w:tcPr>
+            <w:tcW w:type="dxa" w:w="2880"/>
+          </w:tcPr>
+          <w:p>
+            <w:r>
+              <w:t>manuell</w:t>
+            </w:r>
+          </w:p>
+        </w:tc>
+      </w:tr>
+    </w:tbl>
+    <w:p>
+      <w:r/>
+    </w:p>
+    <w:p>
+      <w:pPr>
+        <w:pBdr>
+          <w:bottom w:val="single" w:sz="6" w:space="1" w:color="auto"/>
+        </w:pBdr>
+      </w:pPr>
+      <w:r/>
+    </w:p>
+    <w:p>
+      <w:pPr>
+        <w:pStyle w:val="Heading2"/>
+      </w:pPr>
+      <w:r>
+        <w:t>Transparenz — Annahmen, Quellen, Aktualisierung</w:t>
+      </w:r>
+      <w:r/>
+    </w:p>
+    <w:p>
+      <w:r/>
+      <w:r>
+        <w:rPr>
+          <w:b/>
+        </w:rPr>
+        <w:t>Alle Annahmen</w:t>
+      </w:r>
+      <w:r>
+        <w:t xml:space="preserve"> sind mit </w:t>
+      </w:r>
+      <w:r>
+        <w:rPr>
+          <w:rFonts w:ascii="Courier" w:hAnsi="Courier"/>
+        </w:rPr>
+        <w:t>Annahme:</w:t>
+      </w:r>
+      <w:r>
+        <w:t xml:space="preserve"> gekennzeichnet und in </w:t>
+      </w:r>
+      <w:r>
+        <w:rPr>
+          <w:b/>
+        </w:rPr>
+        <w:t>Anhang M</w:t>
+      </w:r>
+      <w:r>
+        <w:t xml:space="preserve"> zusammengefasst.</w:t>
+        <w:br/>
+      </w:r>
+      <w:r/>
+      <w:r>
+        <w:rPr>
+          <w:b/>
+        </w:rPr>
+        <w:t>Offene Fragen</w:t>
+      </w:r>
+      <w:r>
+        <w:t xml:space="preserve"> sind mit </w:t>
+      </w:r>
+      <w:r>
+        <w:rPr>
+          <w:rFonts w:ascii="Courier" w:hAnsi="Courier"/>
+        </w:rPr>
+        <w:t>Offene Frage:</w:t>
+      </w:r>
+      <w:r>
+        <w:t xml:space="preserve"> bzw. F-Nummern gekennzeichnet und in </w:t>
+      </w:r>
+      <w:r>
+        <w:rPr>
+          <w:b/>
+        </w:rPr>
+        <w:t>Kap. 17</w:t>
+        <w:br/>
+      </w:r>
+      <w:r>
+        <w:t>priorisiert (4-spaltig).</w:t>
+      </w:r>
+      <w:r/>
+    </w:p>
+    <w:p>
+      <w:r/>
+      <w:r>
+        <w:rPr>
+          <w:b/>
+        </w:rPr>
+        <w:t>Quellen:</w:t>
+      </w:r>
+      <w:r>
+        <w:t xml:space="preserve"> (1) Interne Codebasis </w:t>
+      </w:r>
+      <w:r>
+        <w:rPr>
+          <w:rFonts w:ascii="Courier" w:hAnsi="Courier"/>
+        </w:rPr>
+        <w:t>dhalko-feind/AIassistent</w:t>
+      </w:r>
+      <w:r>
+        <w:t xml:space="preserve"> (</w:t>
+      </w:r>
+      <w:r>
+        <w:rPr>
+          <w:rFonts w:ascii="Courier" w:hAnsi="Courier"/>
+        </w:rPr>
+        <w:t>config.example.yaml</w:t>
+      </w:r>
+      <w:r>
+        <w:t>,</w:t>
+        <w:br/>
+      </w:r>
+      <w:r/>
+      <w:r>
+        <w:rPr>
+          <w:rFonts w:ascii="Courier" w:hAnsi="Courier"/>
+        </w:rPr>
+        <w:t>docs/SPEC.md</w:t>
+      </w:r>
+      <w:r>
+        <w:t xml:space="preserve">, </w:t>
+      </w:r>
+      <w:r>
+        <w:rPr>
+          <w:rFonts w:ascii="Courier" w:hAnsi="Courier"/>
+        </w:rPr>
+        <w:t>docs/SETUP.md</w:t>
+      </w:r>
+      <w:r>
+        <w:t xml:space="preserve">, </w:t>
+      </w:r>
+      <w:r>
+        <w:rPr>
+          <w:rFonts w:ascii="Courier" w:hAnsi="Courier"/>
+        </w:rPr>
+        <w:t>data/crm/leads.example.csv</w:t>
+      </w:r>
+      <w:r>
+        <w:t>) als verifizierte Faktenbasis;</w:t>
+        <w:br/>
+      </w:r>
+      <w:r>
+        <w:t>(2) geltendes Recht: DSGVO, BDSG, TDDDG (vormals TTDSG), ePrivacy-Richtlinie, AO/HGB;</w:t>
+        <w:br/>
+      </w:r>
+      <w:r>
+        <w:t>(3) EU-US Data Privacy Framework (Angemessenheitsbeschluss 10.07.2023); (4) allgemeine</w:t>
+        <w:br/>
+      </w:r>
+      <w:r>
+        <w:t xml:space="preserve">KMU-/Branchenpraxis. Es wurde </w:t>
+      </w:r>
+      <w:r>
+        <w:rPr>
+          <w:b/>
+        </w:rPr>
+        <w:t>keine</w:t>
+      </w:r>
+      <w:r>
+        <w:t xml:space="preserve"> externe Live-Recherche durchgeführt (Netzwerk gesperrt).</w:t>
+      </w:r>
+      <w:r/>
+    </w:p>
+    <w:p>
+      <w:r/>
+      <w:r>
+        <w:rPr>
+          <w:b/>
+        </w:rPr>
+        <w:t>Aktualisierung:</w:t>
+      </w:r>
+      <w:r>
+        <w:t xml:space="preserve"> siehe Anhang Q. Bei Nachlieferung realer Werte (</w:t>
+      </w:r>
+      <w:r>
+        <w:rPr>
+          <w:rFonts w:ascii="Courier" w:hAnsi="Courier"/>
+        </w:rPr>
+        <w:t>.env</w:t>
+      </w:r>
+      <w:r>
+        <w:t>/Config) kann der</w:t>
+        <w:br/>
+      </w:r>
+      <w:r>
+        <w:t>Bericht automatisiert neu erzeugt und Annahmen in Fakten überführt werden.</w:t>
+      </w:r>
+      <w:r/>
+    </w:p>
+    <w:p>
+      <w:pPr>
+        <w:pBdr>
+          <w:bottom w:val="single" w:sz="6" w:space="1" w:color="auto"/>
+        </w:pBdr>
+      </w:pPr>
+      <w:r/>
+    </w:p>
+    <w:p>
       <w:r/>
       <w:r>
         <w:rPr>
           <w:i/>
         </w:rPr>
-        <w:t>Ende des Berichts — Version 1.0 (Entwurf), 14.09.2026. Erstellt zur internen Verwendung.</w:t>
+        <w:t>Ende des Berichts — Version 1.1 (Entwurf), 14.09.2026. Streng vertraulich. Vor rechtsverbindlichem</w:t>
         <w:br/>
       </w:r>
       <w:r>
         <w:rPr>
           <w:i/>
         </w:rPr>
-        <w:t>Vor rechtsverbindlichem Einsatz der Vorlagen: Prüfung durch Rechtsabteilung / Fachanwalt für</w:t>
-        <w:br/>
-      </w:r>
-      <w:r>
-        <w:rPr>
-          <w:i/>
-        </w:rPr>
-        <w:t>IT-Recht.</w:t>
+        <w:t>Einsatz der Vorlagen: Prüfung durch Rechtsabteilung / Fachanwalt für IT-Recht.</w:t>
       </w:r>
     </w:p>
     <w:sectPr>

--- a/docs/datenschutz/datenschutzbericht.docx
+++ b/docs/datenschutz/datenschutzbericht.docx
@@ -21,9 +21,7 @@
       </w:r>
       <w:r>
         <w:t xml:space="preserve"> fraesdienst-feind.de</w:t>
-        <w:br/>
-      </w:r>
-      <w:r/>
+      </w:r>
       <w:r>
         <w:rPr>
           <w:b/>
@@ -32,9 +30,7 @@
       </w:r>
       <w:r>
         <w:t xml:space="preserve"> Zusammenfassender Datenschutz-/DSGVO-Statusbericht mit Maßnahmen, Vorlagen und Roadmap</w:t>
-        <w:br/>
-      </w:r>
-      <w:r/>
+      </w:r>
       <w:r>
         <w:rPr>
           <w:b/>
@@ -42,10 +38,8 @@
         <w:t>Zielgruppe:</w:t>
       </w:r>
       <w:r>
-        <w:t xml:space="preserve"> Geschäftsführung, Datenschutzbeauftragte(r) (intern/extern), IT-Verantwortliche, ggf. Aufsichtsbehörde (LDI NRW)</w:t>
-        <w:br/>
-      </w:r>
-      <w:r/>
+        <w:t xml:space="preserve"> Geschäftsführung, Datenschutzbeauftragte® (intern/extern), IT-Verantwortliche, ggf. Aufsichtsbehörde (LDI NRW)</w:t>
+      </w:r>
       <w:r>
         <w:rPr>
           <w:b/>
@@ -54,9 +48,7 @@
       </w:r>
       <w:r>
         <w:t xml:space="preserve"> David Halko (Marketing &amp; Eventmanagement) mit KI-Unterstützung</w:t>
-        <w:br/>
-      </w:r>
-      <w:r/>
+      </w:r>
       <w:r>
         <w:rPr>
           <w:b/>
@@ -65,9 +57,7 @@
       </w:r>
       <w:r>
         <w:t xml:space="preserve"> 14.09.2026</w:t>
-        <w:br/>
-      </w:r>
-      <w:r/>
+      </w:r>
       <w:r>
         <w:rPr>
           <w:b/>
@@ -75,10 +65,26 @@
         <w:t>Version:</w:t>
       </w:r>
       <w:r>
-        <w:t xml:space="preserve"> 1.1 (Entwurf)</w:t>
-        <w:br/>
-      </w:r>
-      <w:r/>
+        <w:t xml:space="preserve"> 1.2 (Entwurf)</w:t>
+      </w:r>
+      <w:r>
+        <w:rPr>
+          <w:b/>
+        </w:rPr>
+        <w:t>Änderungsvermerk v1.2:</w:t>
+      </w:r>
+      <w:r>
+        <w:t xml:space="preserve"> Aufgewertete Ausgabe (klickbares Inhaltsverzeichnis mit Anker-Links, verbesserte Tabellen-Darstellung, </w:t>
+      </w:r>
+      <w:r>
+        <w:rPr>
+          <w:b/>
+        </w:rPr>
+        <w:t>Fußnoten</w:t>
+      </w:r>
+      <w:r>
+        <w:t xml:space="preserve"> zu Rechtsquellen) sowie zusätzliche browserfreundliche HTML-Ansicht mit Navigations-Seitenleiste.</w:t>
+      </w:r>
       <w:r>
         <w:rPr>
           <w:b/>
@@ -123,9 +129,7 @@
       </w:r>
       <w:r>
         <w:t>-Ableitungslogik, 4-spaltige Offene-Fragen-Tabelle, ergänzte kostengünstige/Open-Source-Optionen.</w:t>
-        <w:br/>
-      </w:r>
-      <w:r/>
+      </w:r>
       <w:r>
         <w:rPr>
           <w:b/>
@@ -155,11 +159,7 @@
         <w:t>Rechtlicher Hinweis / Haftungsausschluss:</w:t>
       </w:r>
       <w:r>
-        <w:t xml:space="preserve"> Dieser Bericht ist eine praxisorientierte</w:t>
-        <w:br/>
-      </w:r>
-      <w:r>
-        <w:t xml:space="preserve">fachliche Aufbereitung des Datenschutz-Status und </w:t>
+        <w:t xml:space="preserve"> Dieser Bericht ist eine praxisorientierte fachliche Aufbereitung des Datenschutz-Status und </w:t>
       </w:r>
       <w:r>
         <w:rPr>
@@ -168,40 +168,13 @@
         <w:t>keine Rechtsberatung</w:t>
       </w:r>
       <w:r>
-        <w:t>. Er ersetzt weder</w:t>
-        <w:br/>
-      </w:r>
-      <w:r>
-        <w:t>die Prüfung durch einen Datenschutzbeauftragten noch durch einen Fachanwalt für</w:t>
-        <w:br/>
-      </w:r>
-      <w:r>
-        <w:t>IT-/Datenschutzrecht. Alle enthaltenen Muster (Datenschutzerklärung, AVV-Klauseln,</w:t>
-        <w:br/>
-      </w:r>
-      <w:r>
-        <w:t>Einwilligungen, Meldevorlagen, Antwortschreiben) sind Textbausteine, die vor produktivem</w:t>
-        <w:br/>
-      </w:r>
-      <w:r>
-        <w:t>Einsatz rechtlich zu prüfen und an die tatsächlichen Verhältnisse anzupassen sind. Bei</w:t>
-        <w:br/>
-      </w:r>
-      <w:r>
-        <w:t xml:space="preserve">rechtlichen/vertraglichen Fragen gilt durchgängig: </w:t>
+        <w:t xml:space="preserve">. Er ersetzt weder die Prüfung durch einen Datenschutzbeauftragten noch durch einen Fachanwalt für IT-/Datenschutzrecht. Alle enthaltenen Muster (Datenschutzerklärung, AVV-Klauseln, Einwilligungen, Meldevorlagen, Antwortschreiben) sind Textbausteine, die vor produktivem Einsatz rechtlich zu prüfen und an die tatsächlichen Verhältnisse anzupassen sind. Bei rechtlichen/vertraglichen Fragen gilt durchgängig: </w:t>
       </w:r>
       <w:r>
         <w:rPr>
           <w:b/>
         </w:rPr>
-        <w:t>„Bitte Rechtsabteilung / Fachanwalt für</w:t>
-        <w:br/>
-      </w:r>
-      <w:r>
-        <w:rPr>
-          <w:b/>
-        </w:rPr>
-        <w:t>IT-Recht prüfen."</w:t>
+        <w:t>„Bitte Rechtsabteilung / Fachanwalt für IT-Recht prüfen."</w:t>
       </w:r>
       <w:r/>
     </w:p>
@@ -227,11 +200,7 @@
         <w:t>-Werten:</w:t>
       </w:r>
       <w:r>
-        <w:t xml:space="preserve"> Dieser Bericht sollte laut Auftrag aus</w:t>
-        <w:br/>
-      </w:r>
-      <w:r>
-        <w:t>Umgebungsvariablen (</w:t>
+        <w:t xml:space="preserve"> Dieser Bericht sollte laut Auftrag aus Umgebungsvariablen (</w:t>
       </w:r>
       <w:r>
         <w:rPr>
@@ -268,9 +237,7 @@
       </w:r>
       <w:r>
         <w:t>,</w:t>
-        <w:br/>
-      </w:r>
-      <w:r/>
+      </w:r>
       <w:r>
         <w:rPr>
           <w:rFonts w:ascii="Courier" w:hAnsi="Courier"/>
@@ -298,12 +265,6 @@
           <w:b/>
         </w:rPr>
         <w:t>, keine</w:t>
-        <w:br/>
-      </w:r>
-      <w:r>
-        <w:rPr>
-          <w:b/>
-        </w:rPr>
       </w:r>
       <w:r>
         <w:rPr>
@@ -328,30 +289,17 @@
         <w:t>config.example.yaml</w:t>
       </w:r>
       <w:r>
-        <w:t>).</w:t>
-        <w:br/>
-      </w:r>
-      <w:r>
-        <w:t xml:space="preserve">Die im Auftrag beispielhaft genannten Werte („Hetzner", „WordPress") sind daher </w:t>
+        <w:t xml:space="preserve">). Die im Auftrag beispielhaft genannten Werte („Hetzner", „WordPress") sind daher </w:t>
       </w:r>
       <w:r>
         <w:rPr>
           <w:b/>
         </w:rPr>
-        <w:t>Beispiele,</w:t>
-        <w:br/>
-      </w:r>
-      <w:r>
-        <w:rPr>
-          <w:b/>
-        </w:rPr>
-        <w:t>keine bestätigten Daten</w:t>
+        <w:t>Beispiele, keine bestätigten Daten</w:t>
       </w:r>
       <w:r>
         <w:t>. Alle aus diesen Variablen ableitbaren Angaben sind deshalb als</w:t>
-        <w:br/>
-      </w:r>
-      <w:r/>
+      </w:r>
       <w:r>
         <w:rPr>
           <w:rFonts w:ascii="Courier" w:hAnsi="Courier"/>
@@ -369,15 +317,7 @@
         <w:t>{{PLATZHALTER}}</w:t>
       </w:r>
       <w:r>
-        <w:t xml:space="preserve"> sowie den Fragenkatalog (Kap. 16/17)</w:t>
-        <w:br/>
-      </w:r>
-      <w:r>
-        <w:t>als offene Punkte geführt. Verifizierte Fakten stammen aus der internen SEO-/Lead-Reporting-</w:t>
-        <w:br/>
-      </w:r>
-      <w:r>
-        <w:t>Codebasis (</w:t>
+        <w:t xml:space="preserve"> sowie den Fragenkatalog (Kap. 16/17) als offene Punkte geführt. Verifizierte Fakten stammen aus der internen SEO-/Lead-Reporting- Codebasis (</w:t>
       </w:r>
       <w:r>
         <w:rPr>
@@ -426,11 +366,7 @@
         <w:t>Platzhalter-Mechanismus:</w:t>
       </w:r>
       <w:r>
-        <w:t xml:space="preserve"> Alle Vorlagen und mehrere Textstellen enthalten Platzhalter in</w:t>
-        <w:br/>
-      </w:r>
-      <w:r>
-        <w:t xml:space="preserve">doppelten geschweiften Klammern, z. B. </w:t>
+        <w:t xml:space="preserve"> Alle Vorlagen und mehrere Textstellen enthalten Platzhalter in doppelten geschweiften Klammern, z. B. </w:t>
       </w:r>
       <w:r>
         <w:rPr>
@@ -458,9 +394,7 @@
       </w:r>
       <w:r>
         <w:t>,</w:t>
-        <w:br/>
-      </w:r>
-      <w:r/>
+      </w:r>
       <w:r>
         <w:rPr>
           <w:rFonts w:ascii="Courier" w:hAnsi="Courier"/>
@@ -495,14 +429,8 @@
         <w:t>{{USt-IdNr}}</w:t>
       </w:r>
       <w:r>
-        <w:t>. Vor produktivem Einsatz</w:t>
-        <w:br/>
-      </w:r>
-      <w:r>
-        <w:t>per Suchen-&amp;-Ersetzen mit echten Werten füllen. Eine vollständige Platzhalter-Liste steht in</w:t>
-        <w:br/>
-      </w:r>
-      <w:r/>
+        <w:t>. Vor produktivem Einsatz per Suchen-&amp;-Ersetzen mit echten Werten füllen. Eine vollständige Platzhalter-Liste steht in</w:t>
+      </w:r>
       <w:r>
         <w:rPr>
           <w:b/>
@@ -923,11 +851,7 @@
         <w:t>.env</w:t>
       </w:r>
       <w:r>
-        <w:t>/Konfiguration automatisch mit realen</w:t>
-        <w:br/>
-      </w:r>
-      <w:r>
-        <w:t xml:space="preserve">Werten befüllt werden kann. Da aktuell </w:t>
+        <w:t xml:space="preserve">/Konfiguration automatisch mit realen Werten befüllt werden kann. Da aktuell </w:t>
       </w:r>
       <w:r>
         <w:rPr>
@@ -936,11 +860,7 @@
         <w:t>keine</w:t>
       </w:r>
       <w:r>
-        <w:t xml:space="preserve"> solchen Werte vorliegen, dokumentiert dieser</w:t>
-        <w:br/>
-      </w:r>
-      <w:r>
-        <w:t xml:space="preserve">Abschnitt die </w:t>
+        <w:t xml:space="preserve"> solchen Werte vorliegen, dokumentiert dieser Abschnitt die </w:t>
       </w:r>
       <w:r>
         <w:rPr>
@@ -1414,9 +1334,7 @@
       </w:r>
       <w:r>
         <w:t xml:space="preserve"> Wäre</w:t>
-        <w:br/>
-      </w:r>
-      <w:r/>
+      </w:r>
       <w:r>
         <w:rPr>
           <w:rFonts w:ascii="Courier" w:hAnsi="Courier"/>
@@ -1424,14 +1342,8 @@
         <w:t>HOSTING_PROVIDER=Hetzner</w:t>
       </w:r>
       <w:r>
-        <w:t xml:space="preserve"> gesetzt, folgte: Verarbeitung in Deutschland (kein Drittstaat),</w:t>
-        <w:br/>
-      </w:r>
-      <w:r>
-        <w:t>AVV nach Art. 28 verfügbar (Hetzner stellt AVV bereit), TOM-Nachweis über ISO 27001 des Anbieters.</w:t>
-        <w:br/>
-      </w:r>
-      <w:r/>
+        <w:t xml:space="preserve"> gesetzt, folgte: Verarbeitung in Deutschland (kein Drittstaat), AVV nach Art. 28 verfügbar (Hetzner stellt AVV bereit), TOM-Nachweis über ISO 27001 des Anbieters.</w:t>
+      </w:r>
       <w:r>
         <w:rPr>
           <w:i/>
@@ -1473,32 +1385,13 @@
     <w:p>
       <w:r/>
       <w:r>
-        <w:t>{{COMPANY_NAME}} verarbeitet als B2B-Fertigungsbetrieb (CNC-Fräsen / Lohnfertigung) überwiegend</w:t>
-        <w:br/>
-      </w:r>
-      <w:r>
-        <w:t>Kunden-, Auftrags-, Lieferanten- und Beschäftigtendaten sowie Website-Besucherdaten. Das</w:t>
-        <w:br/>
-      </w:r>
-      <w:r>
-        <w:t>Datenschutzniveau ist in Teilbereichen solide (DSGVO-bewusste Trennung von Rohdaten und Code,</w:t>
-        <w:br/>
-      </w:r>
-      <w:r>
-        <w:t xml:space="preserve">kein Datenverkauf, überschaubare Verarbeitungslandschaft), es fehlen jedoch </w:t>
+        <w:t xml:space="preserve">{{COMPANY_NAME}} verarbeitet als B2B-Fertigungsbetrieb (CNC-Fräsen / Lohnfertigung) überwiegend Kunden-, Auftrags-, Lieferanten- und Beschäftigtendaten sowie Website-Besucherdaten. Das Datenschutzniveau ist in Teilbereichen solide (DSGVO-bewusste Trennung von Rohdaten und Code, kein Datenverkauf, überschaubare Verarbeitungslandschaft), es fehlen jedoch </w:t>
       </w:r>
       <w:r>
         <w:rPr>
           <w:b/>
         </w:rPr>
-        <w:t>zentrale</w:t>
-        <w:br/>
-      </w:r>
-      <w:r>
-        <w:rPr>
-          <w:b/>
-        </w:rPr>
-        <w:t>Pflichtdokumente und Nachweise</w:t>
+        <w:t>zentrale Pflichtdokumente und Nachweise</w:t>
       </w:r>
       <w:r>
         <w:t>.</w:t>
@@ -1530,15 +1423,7 @@
         <w:t>Website-Tracking ohne rechtssicheres Consent (hoch).</w:t>
       </w:r>
       <w:r>
-        <w:t xml:space="preserve"> Google Analytics 4 ist nachweislich</w:t>
-        <w:br/>
-      </w:r>
-      <w:r>
-        <w:t>im Einsatz. Ohne vorheriges Opt-in per Consent-Banner (§ 25 TDDDG) und ohne aktuelle</w:t>
-        <w:br/>
-      </w:r>
-      <w:r>
-        <w:t>Datenschutzerklärung drohen Abmahnungen/Bußgelder.</w:t>
+        <w:t xml:space="preserve"> Google Analytics 4 ist nachweislich im Einsatz. Ohne vorheriges Opt-in per Consent-Banner (§ 25 TDDDG) und ohne aktuelle Datenschutzerklärung drohen Abmahnungen/Bußgelder.</w:t>
       </w:r>
       <w:r/>
     </w:p>
@@ -1571,11 +1456,7 @@
         <w:t>US-Datentransfer (mittel–hoch).</w:t>
       </w:r>
       <w:r>
-        <w:t xml:space="preserve"> Google übermittelt in die USA; Rechtsgrundlage</w:t>
-        <w:br/>
-      </w:r>
-      <w:r>
-        <w:t>EU-US Data Privacy Framework dokumentierbar, aber zu belegen.</w:t>
+        <w:t xml:space="preserve"> Google übermittelt in die USA; Rechtsgrundlage EU-US Data Privacy Framework dokumentierbar, aber zu belegen.</w:t>
       </w:r>
       <w:r/>
     </w:p>
@@ -1619,15 +1500,7 @@
         <w:t>Top-Sofortmaßnahmen (0–3 Monate):</w:t>
       </w:r>
       <w:r>
-        <w:t xml:space="preserve"> Consent-Banner mit Opt-in vor GA4; Datenschutzerklärung</w:t>
-        <w:br/>
-      </w:r>
-      <w:r>
-        <w:t>und Impressum aktualisieren; VVT erstellen; AV-Verträge einholen/prüfen; Löschkonzept und</w:t>
-        <w:br/>
-      </w:r>
-      <w:r>
-        <w:t>Datenpannen-Meldeprozess; klären, ob ein DSB zu benennen ist.</w:t>
+        <w:t xml:space="preserve"> Consent-Banner mit Opt-in vor GA4; Datenschutzerklärung und Impressum aktualisieren; VVT erstellen; AV-Verträge einholen/prüfen; Löschkonzept und Datenpannen-Meldeprozess; klären, ob ein DSB zu benennen ist.</w:t>
       </w:r>
       <w:r/>
     </w:p>
@@ -1640,24 +1513,11 @@
         <w:rPr>
           <w:b/>
         </w:rPr>
-        <w:t>Dokumentation, Consent-Konfiguration und</w:t>
-        <w:br/>
-      </w:r>
-      <w:r>
-        <w:rPr>
-          <w:b/>
-        </w:rPr>
-        <w:t>Prozessen</w:t>
-      </w:r>
-      <w:r>
-        <w:t xml:space="preserve"> — nicht in teurer Technik. Mit überschaubarem Aufwand (inkl. Open-Source-Optionen)</w:t>
-        <w:br/>
-      </w:r>
-      <w:r>
-        <w:t>ist innerhalb von 12 Monaten ein belastbares Konformitätsniveau erreichbar. Umsetzung siehe</w:t>
-        <w:br/>
-      </w:r>
-      <w:r/>
+        <w:t>Dokumentation, Consent-Konfiguration und Prozessen</w:t>
+      </w:r>
+      <w:r>
+        <w:t xml:space="preserve"> — nicht in teurer Technik. Mit überschaubarem Aufwand (inkl. Open-Source-Optionen) ist innerhalb von 12 Monaten ein belastbares Konformitätsniveau erreichbar. Umsetzung siehe</w:t>
+      </w:r>
       <w:r>
         <w:rPr>
           <w:b/>
@@ -1732,11 +1592,7 @@
         <w:t>Verifiziert (aus interner Codebasis):</w:t>
       </w:r>
       <w:r>
-        <w:t xml:space="preserve"> Auftritt als „E. Feind GmbH" / „Fräsdienst Feind",</w:t>
-        <w:br/>
-      </w:r>
-      <w:r>
-        <w:t xml:space="preserve">Domain </w:t>
+        <w:t xml:space="preserve"> Auftritt als „E. Feind GmbH" / „Fräsdienst Feind", Domain </w:t>
       </w:r>
       <w:r>
         <w:rPr>
@@ -1754,11 +1610,7 @@
         <w:t>CNC-Fräsen, Lohnfertigung</w:t>
       </w:r>
       <w:r>
-        <w:t>, Werkstoffe</w:t>
-        <w:br/>
-      </w:r>
-      <w:r>
-        <w:t xml:space="preserve">(Aluminium, Kunststoff, Edelstahl, POM, Messing, Titan), </w:t>
+        <w:t xml:space="preserve">, Werkstoffe (Aluminium, Kunststoff, Edelstahl, POM, Messing, Titan), </w:t>
       </w:r>
       <w:r>
         <w:rPr>
@@ -1768,9 +1620,7 @@
       </w:r>
       <w:r>
         <w:t>, Fokus</w:t>
-        <w:br/>
-      </w:r>
-      <w:r/>
+      </w:r>
       <w:r>
         <w:rPr>
           <w:b/>
@@ -1806,11 +1656,7 @@
         <w:t>&lt; 20 Personen</w:t>
       </w:r>
       <w:r>
-        <w:t>, die ständig automatisiert personenbezogene Daten</w:t>
-        <w:br/>
-      </w:r>
-      <w:r>
-        <w:t>verarbeiten → keine gesetzliche DSB-Pflicht nach § 38 BDSG (bestätigen, siehe Kap. 3).</w:t>
+        <w:t>, die ständig automatisiert personenbezogene Daten verarbeiten → keine gesetzliche DSB-Pflicht nach § 38 BDSG (bestätigen, siehe Kap. 3).</w:t>
       </w:r>
       <w:r/>
     </w:p>
@@ -1846,11 +1692,7 @@
         <w:t>LDI NRW</w:t>
       </w:r>
       <w:r>
-        <w:t xml:space="preserve"> (bei Meldung Bundesland</w:t>
-        <w:br/>
-      </w:r>
-      <w:r>
-        <w:t>verifizieren).</w:t>
+        <w:t xml:space="preserve"> (bei Meldung Bundesland verifizieren).</w:t>
       </w:r>
       <w:r/>
     </w:p>
@@ -1877,11 +1719,7 @@
         <w:t>besonderen Kategorien</w:t>
       </w:r>
       <w:r>
-        <w:t xml:space="preserve"> (Art. 9) zu Kunden; im Beschäftigtenkontext nur</w:t>
-        <w:br/>
-      </w:r>
-      <w:r>
-        <w:t>begrenzt Gesundheitsdaten (AU-Bescheinigungen).</w:t>
+        <w:t xml:space="preserve"> (Art. 9) zu Kunden; im Beschäftigtenkontext nur begrenzt Gesundheitsdaten (AU-Bescheinigungen).</w:t>
       </w:r>
       <w:r/>
     </w:p>
@@ -1934,19 +1772,7 @@
         <w:t>Marketing &amp; Eventmanager</w:t>
       </w:r>
       <w:r>
-        <w:t>. Datenschutzrelevante Berührungspunkte: Website und</w:t>
-        <w:br/>
-      </w:r>
-      <w:r>
-        <w:t>Marketing-Tools (Analytics, ggf. Newsletter, Social Media), Interessenten-/Lead-Daten</w:t>
-        <w:br/>
-      </w:r>
-      <w:r>
-        <w:t>(Kontaktformular, Messe), Auswahl externer Dienstleister (Web-Agentur, Tools), Marketing-Content</w:t>
-        <w:br/>
-      </w:r>
-      <w:r>
-        <w:t>mit möglichem Personenbezug (Referenzen, Event-Fotos).</w:t>
+        <w:t>. Datenschutzrelevante Berührungspunkte: Website und Marketing-Tools (Analytics, ggf. Newsletter, Social Media), Interessenten-/Lead-Daten (Kontaktformular, Messe), Auswahl externer Dienstleister (Web-Agentur, Tools), Marketing-Content mit möglichem Personenbezug (Referenzen, Event-Fotos).</w:t>
       </w:r>
       <w:r/>
       <w:r/>
@@ -1974,18 +1800,13 @@
         <w:t>nicht</w:t>
       </w:r>
       <w:r>
-        <w:t xml:space="preserve"> DSB; die Marketing-Rolle ist wegen Interessenkonflikt für die</w:t>
-        <w:br/>
-      </w:r>
-      <w:r>
-        <w:t xml:space="preserve">DSB-Funktion ungeeignet. Empfohlene Rolle: </w:t>
+        <w:t xml:space="preserve"> DSB; die Marketing-Rolle ist wegen Interessenkonflikt für die DSB-Funktion ungeeignet. Empfohlene Rolle: </w:t>
       </w:r>
       <w:r>
         <w:rPr>
           <w:b/>
         </w:rPr>
         <w:t>Prozessverantwortlicher „Marketing &amp; Website"</w:t>
-        <w:br/>
       </w:r>
       <w:r>
         <w:t>(siehe Rollenmatrix, Kap. 13).</w:t>
@@ -2294,6 +2115,18 @@
               </w:rPr>
               <w:t>§ 25 TDDDG</w:t>
             </w:r>
+            <w:r>
+              <w:t xml:space="preserve"> </w:t>
+            </w:r>
+            <w:hyperlink r:id="rId28">
+              <w:r>
+                <w:rPr>
+                  <w:color w:val="0000EE"/>
+                  <w:u w:val="single"/>
+                </w:rPr>
+                <w:t>3</w:t>
+              </w:r>
+            </w:hyperlink>
             <w:r>
               <w:t xml:space="preserve"> (vormals TTDSG)</w:t>
             </w:r>
@@ -3215,9 +3048,7 @@
       </w:r>
       <w:r>
         <w:t xml:space="preserve"> Die technische Verarbeitung ist überschaubar; der Handlungsbedarf liegt in</w:t>
-        <w:br/>
-      </w:r>
-      <w:r/>
+      </w:r>
       <w:r>
         <w:rPr>
           <w:b/>
@@ -4440,15 +4271,7 @@
         <w:t>Eingang:</w:t>
       </w:r>
       <w:r>
-        <w:t xml:space="preserve"> Website-Kontaktformular · E-Mail · Telefon · Messe/persönlich · Papierdokumente</w:t>
-        <w:br/>
-      </w:r>
-      <w:r>
-        <w:t>(Zeichnungen, Lieferscheine) · Bewerbungen · Maschinen-/Fertigungsdaten (CAD — i. d. R. kein</w:t>
-        <w:br/>
-      </w:r>
-      <w:r>
-        <w:t>Personenbezug).</w:t>
+        <w:t xml:space="preserve"> Website-Kontaktformular · E-Mail · Telefon · Messe/persönlich · Papierdokumente (Zeichnungen, Lieferscheine) · Bewerbungen · Maschinen-/Fertigungsdaten (CAD — i. d. R. kein Personenbezug).</w:t>
       </w:r>
       <w:r/>
     </w:p>
@@ -4461,22 +4284,13 @@
         <w:t>Ausgang:</w:t>
       </w:r>
       <w:r>
-        <w:t xml:space="preserve"> Steuerberater/Lohnbüro · Finanzamt/SV-Träger (gesetzlich) · Versand/Logistik ·</w:t>
-        <w:br/>
-      </w:r>
-      <w:r>
-        <w:t>Zahlungsdienstleister/Bank · Google (Analytics/Search Console) · Hosting-Provider ·</w:t>
-        <w:br/>
-      </w:r>
-      <w:r>
-        <w:t xml:space="preserve">IT-Support/Fernwartung · ggf. Newsletter-Tools · GitHub (nur Code/Konfiguration, </w:t>
+        <w:t xml:space="preserve"> Steuerberater/Lohnbüro · Finanzamt/SV-Träger (gesetzlich) · Versand/Logistik · Zahlungsdienstleister/Bank · Google (Analytics/Search Console) · Hosting-Provider · IT-Support/Fernwartung · ggf. Newsletter-Tools · GitHub (nur Code/Konfiguration, </w:t>
       </w:r>
       <w:r>
         <w:rPr>
           <w:b/>
         </w:rPr>
         <w:t>keine</w:t>
-        <w:br/>
       </w:r>
       <w:r>
         <w:t xml:space="preserve">produktiven CRM-Rohdaten — durch </w:t>
@@ -5111,11 +4925,7 @@
         <w:t>USA</w:t>
       </w:r>
       <w:r>
-        <w:t xml:space="preserve"> möglich.</w:t>
-        <w:br/>
-      </w:r>
-      <w:r>
-        <w:t xml:space="preserve">Rechtsgrundlage: </w:t>
+        <w:t xml:space="preserve"> möglich. Rechtsgrundlage: </w:t>
       </w:r>
       <w:r>
         <w:rPr>
@@ -5124,11 +4934,19 @@
         <w:t>EU-US Data Privacy Framework</w:t>
       </w:r>
       <w:r>
-        <w:t xml:space="preserve"> (Angemessenheitsbeschluss vom 10.07.2023);</w:t>
-        <w:br/>
-      </w:r>
-      <w:r>
-        <w:t xml:space="preserve">Google LLC ist DPF-zertifiziert; SCC als Auffanglösung. </w:t>
+        <w:t xml:space="preserve"> (Angemessenheitsbeschluss vom 10.07.2023)</w:t>
+      </w:r>
+      <w:hyperlink r:id="rId29">
+        <w:r>
+          <w:rPr>
+            <w:color w:val="0000EE"/>
+            <w:u w:val="single"/>
+          </w:rPr>
+          <w:t>1</w:t>
+        </w:r>
+      </w:hyperlink>
+      <w:r>
+        <w:t xml:space="preserve">; Google LLC ist DPF-zertifiziert; SCC als Auffanglösung. </w:t>
       </w:r>
       <w:r>
         <w:rPr>
@@ -5152,11 +4970,7 @@
         <w:t>GitHub (Microsoft):</w:t>
       </w:r>
       <w:r>
-        <w:t xml:space="preserve"> USA möglich; enthält nur Code/Konfiguration, keine produktiven</w:t>
-        <w:br/>
-      </w:r>
-      <w:r>
-        <w:t>personenbezogenen Rohdaten.</w:t>
+        <w:t xml:space="preserve"> USA möglich; enthält nur Code/Konfiguration, keine produktiven personenbezogenen Rohdaten.</w:t>
       </w:r>
       <w:r/>
     </w:p>
@@ -5183,11 +4997,7 @@
         <w:t>Offene Frage:</w:t>
       </w:r>
       <w:r>
-        <w:t xml:space="preserve"> Standort/Drittstaatenbezug</w:t>
-        <w:br/>
-      </w:r>
-      <w:r>
-        <w:t>zu verifizieren.</w:t>
+        <w:t xml:space="preserve"> Standort/Drittstaatenbezug zu verifizieren.</w:t>
       </w:r>
       <w:r/>
       <w:r/>
@@ -5212,11 +5022,7 @@
     <w:p>
       <w:r/>
       <w:r>
-        <w:t>Empfohlene TOM nach Art. 32 DSGVO, mit Priorität (H/M/N), Aufwand und ggf. kostengünstiger/</w:t>
-        <w:br/>
-      </w:r>
-      <w:r>
-        <w:t>Open-Source-Option (neutral, keine Kaufempfehlung).</w:t>
+        <w:t>Empfohlene TOM nach Art. 32 DSGVO, mit Priorität (H/M/N), Aufwand und ggf. kostengünstiger/ Open-Source-Option (neutral, keine Kaufempfehlung).</w:t>
       </w:r>
       <w:r/>
     </w:p>
@@ -6829,15 +6635,7 @@
     <w:p>
       <w:r/>
       <w:r>
-        <w:t>Pflicht bei „voraussichtlich hohem Risiko": systematische umfangreiche Überwachung, umfangreiche</w:t>
-        <w:br/>
-      </w:r>
-      <w:r>
-        <w:t>Verarbeitung besonderer Kategorien, systematisches Scoring/Profiling — sowie bei Verarbeitungen</w:t>
-        <w:br/>
-      </w:r>
-      <w:r>
-        <w:t>auf der Muss-Liste der Aufsichtsbehörden.</w:t>
+        <w:t>Pflicht bei „voraussichtlich hohem Risiko": systematische umfangreiche Überwachung, umfangreiche Verarbeitung besonderer Kategorien, systematisches Scoring/Profiling — sowie bei Verarbeitungen auf der Muss-Liste der Aufsichtsbehörden.</w:t>
       </w:r>
       <w:r/>
       <w:r/>
@@ -6865,15 +6663,7 @@
         <w:t>keine DPIA zwingend</w:t>
       </w:r>
       <w:r>
-        <w:t xml:space="preserve"> — kein</w:t>
-        <w:br/>
-      </w:r>
-      <w:r>
-        <w:t>großflächiges Tracking/Scoring, keine umfangreiche Verarbeitung besonderer Kategorien.</w:t>
-        <w:br/>
-      </w:r>
-      <w:r>
-        <w:t xml:space="preserve">GA4-Website-Analyse = </w:t>
+        <w:t xml:space="preserve"> — kein großflächiges Tracking/Scoring, keine umfangreiche Verarbeitung besonderer Kategorien. GA4-Website-Analyse = </w:t>
       </w:r>
       <w:r>
         <w:rPr>
@@ -6888,14 +6678,7 @@
         <w:rPr>
           <w:b/>
         </w:rPr>
-        <w:t>→</w:t>
-        <w:br/>
-      </w:r>
-      <w:r>
-        <w:rPr>
-          <w:b/>
-        </w:rPr>
-        <w:t>Kurz-Schwellwertprüfung dokumentieren</w:t>
+        <w:t>→ Kurz-Schwellwertprüfung dokumentieren</w:t>
       </w:r>
       <w:r>
         <w:t xml:space="preserve"> (Nachweis, dass geprüft und verneint wurde).</w:t>
@@ -6964,9 +6747,7 @@
       </w:r>
       <w:r>
         <w:t xml:space="preserve"> (Kundenverwaltung, CAD-Dateien, Fernwartung) siehe</w:t>
-        <w:br/>
-      </w:r>
-      <w:r/>
+      </w:r>
       <w:r>
         <w:rPr>
           <w:b/>
@@ -7029,11 +6810,7 @@
         <w:t>Sofortmaßnahmen &amp; forensische Sicherung:</w:t>
       </w:r>
       <w:r>
-        <w:t xml:space="preserve"> System isolieren, Logs/Beweise sichern, Umfang</w:t>
-        <w:br/>
-      </w:r>
-      <w:r>
-        <w:t>eingrenzen.</w:t>
+        <w:t xml:space="preserve"> System isolieren, Logs/Beweise sichern, Umfang eingrenzen.</w:t>
       </w:r>
       <w:r/>
     </w:p>
@@ -7078,11 +6855,7 @@
         <w:t>innerhalb 72 Stunden</w:t>
       </w:r>
       <w:r>
-        <w:t xml:space="preserve"> (LDI NRW);</w:t>
-        <w:br/>
-      </w:r>
-      <w:r>
-        <w:t>Verzögerung begründen.</w:t>
+        <w:t xml:space="preserve"> (LDI NRW); Verzögerung begründen.</w:t>
       </w:r>
       <w:r/>
     </w:p>
@@ -7188,9 +6961,7 @@
       </w:r>
       <w:r>
         <w:t>;</w:t>
-        <w:br/>
-      </w:r>
-      <w:r/>
+      </w:r>
       <w:r>
         <w:rPr>
           <w:b/>
@@ -7495,18 +7266,13 @@
         <w:t>Identität prüfen</w:t>
       </w:r>
       <w:r>
-        <w:t xml:space="preserve"> (verhältnismäßig) →</w:t>
-        <w:br/>
-      </w:r>
-      <w:r>
-        <w:t xml:space="preserve">Betroffene(n)/Daten ermitteln → Antwort erstellen (ggf. mit DSB) → fristgerecht </w:t>
+        <w:t xml:space="preserve"> (verhältnismäßig) → Betroffene(n)/Daten ermitteln → Antwort erstellen (ggf. mit DSB) → fristgerecht </w:t>
       </w:r>
       <w:r>
         <w:rPr>
           <w:b/>
         </w:rPr>
         <w:t>kostenfrei</w:t>
-        <w:br/>
       </w:r>
       <w:r>
         <w:t>antworten → dokumentieren.</w:t>
@@ -7599,11 +7365,7 @@
         <w:t>Opt-in vor</w:t>
       </w:r>
       <w:r>
-        <w:t xml:space="preserve"> dem Laden nicht notwendiger Technologien (GA4!),</w:t>
-        <w:br/>
-      </w:r>
-      <w:r>
-        <w:t xml:space="preserve">granular, Ablehnen so einfach wie Akzeptieren, Widerruf jederzeit — Texte </w:t>
+        <w:t xml:space="preserve"> dem Laden nicht notwendiger Technologien (GA4!), granular, Ablehnen so einfach wie Akzeptieren, Widerruf jederzeit — Texte </w:t>
       </w:r>
       <w:r>
         <w:rPr>
@@ -7613,9 +7375,7 @@
       </w:r>
       <w:r>
         <w:t>.</w:t>
-        <w:br/>
-      </w:r>
-      <w:r/>
+      </w:r>
       <w:r>
         <w:rPr>
           <w:i/>
@@ -7677,11 +7437,7 @@
         <w:t>Consent-Logs:</w:t>
       </w:r>
       <w:r>
-        <w:t xml:space="preserve"> Nachweis protokollieren (Zeitpunkt, eingewilligte Zwecke, Textversion,</w:t>
-        <w:br/>
-      </w:r>
-      <w:r>
-        <w:t>technischer Nachweis).</w:t>
+        <w:t xml:space="preserve"> Nachweis protokollieren (Zeitpunkt, eingewilligte Zwecke, Textversion, technischer Nachweis).</w:t>
       </w:r>
       <w:r/>
       <w:r/>
@@ -7713,11 +7469,7 @@
         <w:t>Offene Frage (hoch):</w:t>
       </w:r>
       <w:r>
-        <w:t xml:space="preserve"> Ein Live-Abruf der Website war in der Arbeitsumgebung netzwerkseitig</w:t>
-        <w:br/>
-      </w:r>
-      <w:r>
-        <w:t xml:space="preserve">gesperrt. Folgende Punkte sind </w:t>
+        <w:t xml:space="preserve"> Ein Live-Abruf der Website war in der Arbeitsumgebung netzwerkseitig gesperrt. Folgende Punkte sind </w:t>
       </w:r>
       <w:r>
         <w:rPr>
@@ -7736,11 +7488,7 @@
         <w:t>Annahme:</w:t>
       </w:r>
       <w:r>
-        <w:t xml:space="preserve"> und per Live-Audit zu</w:t>
-        <w:br/>
-      </w:r>
-      <w:r>
-        <w:t>bestätigen (F-01).</w:t>
+        <w:t xml:space="preserve"> und per Live-Audit zu bestätigen (F-01).</w:t>
       </w:r>
       <w:r/>
       <w:r/>
@@ -7763,11 +7511,7 @@
         <w:t>anfrage_gesendet</w:t>
       </w:r>
       <w:r>
-        <w:t>); Domain als GSC-Property</w:t>
-        <w:br/>
-      </w:r>
-      <w:r>
-        <w:t>registriert; Website-Kontaktformular vorhanden.</w:t>
+        <w:t>); Domain als GSC-Property registriert; Website-Kontaktformular vorhanden.</w:t>
       </w:r>
       <w:r/>
     </w:p>
@@ -7805,11 +7549,7 @@
         <w:t>nach Opt-in</w:t>
       </w:r>
       <w:r>
-        <w:t>? IP-Anonymisierung/Retention konfiguriert?</w:t>
-        <w:br/>
-      </w:r>
-      <w:r>
-        <w:t xml:space="preserve">Google-Signals ohne Einwilligung deaktiviert? — </w:t>
+        <w:t xml:space="preserve">? IP-Anonymisierung/Retention konfiguriert? Google-Signals ohne Einwilligung deaktiviert? — </w:t>
       </w:r>
       <w:r>
         <w:rPr>
@@ -7869,10 +7609,20 @@
         <w:t>lokal gehostet</w:t>
       </w:r>
       <w:r>
-        <w:t xml:space="preserve"> (nicht dynamisch nachladen — vgl. LG München 2022)? —</w:t>
-        <w:br/>
-      </w:r>
-      <w:r/>
+        <w:t xml:space="preserve"> (nicht dynamisch nachladen — vgl. LG München 2022</w:t>
+      </w:r>
+      <w:hyperlink r:id="rId30">
+        <w:r>
+          <w:rPr>
+            <w:color w:val="0000EE"/>
+            <w:u w:val="single"/>
+          </w:rPr>
+          <w:t>2</w:t>
+        </w:r>
+      </w:hyperlink>
+      <w:r>
+        <w:t>)? —</w:t>
+      </w:r>
       <w:r>
         <w:rPr>
           <w:b/>
@@ -8031,9 +7781,7 @@
       </w:r>
       <w:r>
         <w:t xml:space="preserve"> vollständiges Inventar (Name, Zweck, Laufzeit, Anbieter)? —</w:t>
-        <w:br/>
-      </w:r>
-      <w:r/>
+      </w:r>
       <w:r>
         <w:rPr>
           <w:b/>
@@ -8063,7 +7811,6 @@
           <w:b/>
         </w:rPr>
         <w:t>Annahme:</w:t>
-        <w:br/>
       </w:r>
       <w:r>
         <w:t>fehlt/unzureichend.</w:t>
@@ -8080,15 +7827,7 @@
         <w:t>Empfehlungen:</w:t>
       </w:r>
       <w:r>
-        <w:t xml:space="preserve"> Consent-Management einführen und GA4 daran koppeln (oder auf Matomo mit</w:t>
-        <w:br/>
-      </w:r>
-      <w:r>
-        <w:t>Datenhoheit umstellen); Google Fonts lokal einbinden; Cookies inventarisieren; DSE an tatsächlich</w:t>
-        <w:br/>
-      </w:r>
-      <w:r>
-        <w:t>geladene Dienste anpassen; TLS/HSTS erzwingen.</w:t>
+        <w:t xml:space="preserve"> Consent-Management einführen und GA4 daran koppeln (oder auf Matomo mit Datenhoheit umstellen); Google Fonts lokal einbinden; Cookies inventarisieren; DSE an tatsächlich geladene Dienste anpassen; TLS/HSTS erzwingen.</w:t>
       </w:r>
       <w:r/>
     </w:p>
@@ -8118,11 +7857,7 @@
         <w:t>Schulung:</w:t>
       </w:r>
       <w:r>
-        <w:t xml:space="preserve"> Inhalte (DSGVO-Grundlagen, E-Mail-/Passwortverhalten, Phishing, Umgang mit Daten,</w:t>
-        <w:br/>
-      </w:r>
-      <w:r>
-        <w:t xml:space="preserve">Datenpannen-Meldung, Clean-Desk); Frequenz (Eintritt + </w:t>
+        <w:t xml:space="preserve"> Inhalte (DSGVO-Grundlagen, E-Mail-/Passwortverhalten, Phishing, Umgang mit Daten, Datenpannen-Meldung, Clean-Desk); Frequenz (Eintritt + </w:t>
       </w:r>
       <w:r>
         <w:rPr>
@@ -8131,11 +7866,7 @@
         <w:t>jährlich</w:t>
       </w:r>
       <w:r>
-        <w:t>); Nachweis</w:t>
-        <w:br/>
-      </w:r>
-      <w:r>
-        <w:t>(Teilnahmeliste/Signatur, Datum, Inhalt).</w:t>
+        <w:t>); Nachweis (Teilnahmeliste/Signatur, Datum, Inhalt).</w:t>
       </w:r>
       <w:r/>
     </w:p>
@@ -9335,15 +9066,7 @@
         <w:t>Zeitliche Zuordnung:</w:t>
       </w:r>
       <w:r>
-        <w:t xml:space="preserve"> Kurzfristig (0–3 Mon.): R1, R4, R7, R11, R2/R3 (Start) · Mittelfristig</w:t>
-        <w:br/>
-      </w:r>
-      <w:r>
-        <w:t>(3–12 Mon.): R2/R3 (Abschluss), R5, R6, R8, R10, R12 · Langfristig (&gt;12 Mon.): R9, kontinuierliche</w:t>
-        <w:br/>
-      </w:r>
-      <w:r>
-        <w:t>Verbesserung, Audits.</w:t>
+        <w:t xml:space="preserve"> Kurzfristig (0–3 Mon.): R1, R4, R7, R11, R2/R3 (Start) · Mittelfristig (3–12 Mon.): R2/R3 (Abschluss), R5, R6, R8, R10, R12 · Langfristig (&gt;12 Mon.): R9, kontinuierliche Verbesserung, Audits.</w:t>
       </w:r>
       <w:r/>
     </w:p>
@@ -9415,11 +9138,7 @@
         <w:t>KPIs:</w:t>
       </w:r>
       <w:r>
-        <w:t xml:space="preserve"> % abgeschlossene AVV; offene Betroffenenanfragen/Fristtreue; Zeit bis Datenpannen-</w:t>
-        <w:br/>
-      </w:r>
-      <w:r>
-        <w:t>Meldung; Schulungsquote; Anzahl offener Hoch-Risiken.</w:t>
+        <w:t xml:space="preserve"> % abgeschlossene AVV; offene Betroffenenanfragen/Fristtreue; Zeit bis Datenpannen- Meldung; Schulungsquote; Anzahl offener Hoch-Risiken.</w:t>
       </w:r>
       <w:r/>
     </w:p>
@@ -9468,19 +9187,7 @@
         <w:t>Meta-Fragen:</w:t>
       </w:r>
       <w:r>
-        <w:t xml:space="preserve"> Thema: DSGVO-Status/Maßnahmenplan fraesdienst-feind.de; Blickwinkel: interne</w:t>
-        <w:br/>
-      </w:r>
-      <w:r>
-        <w:t>Bestandsaufnahme + Handlungsplan; Zielgruppe: GF/DSB/IT/Behörde; Umfang: ausführlich; Format:</w:t>
-        <w:br/>
-      </w:r>
-      <w:r>
-        <w:t>gegliederter Bericht + Vorlagen; Ton: sachlich, praxisnah; Quellen: interne Codebasis + geltendes</w:t>
-        <w:br/>
-      </w:r>
-      <w:r>
-        <w:t>Recht (DSGVO/BDSG/TDDDG) + Branchenpraxis.</w:t>
+        <w:t xml:space="preserve"> Thema: DSGVO-Status/Maßnahmenplan fraesdienst-feind.de; Blickwinkel: interne Bestandsaufnahme + Handlungsplan; Zielgruppe: GF/DSB/IT/Behörde; Umfang: ausführlich; Format: gegliederter Bericht + Vorlagen; Ton: sachlich, praxisnah; Quellen: interne Codebasis + geltendes Recht (DSGVO/BDSG/TDDDG) + Branchenpraxis.</w:t>
       </w:r>
       <w:r/>
     </w:p>
@@ -11369,7 +11076,6 @@
         <w:t>8;Lieferantenverwaltung;Beschaffung;Art.6 I b/f;Lieferanten;Kontakt-,Vertrags-,Zahlungsdaten;Bank;EU;3 J. nach Vertragsende;Zugriffsschutz;Einkauf/Buchhaltung</w:t>
         <w:br/>
         <w:t>9;IT-Sicherheit/Server-Logs;Betriebssicherheit;Art.6 I f;Website-Besucher;IP,Zeitstempel;{{HOSTING_PROVIDER}};{{HOST_DRITTLAND}};7-30 Tage;Zugriffsschutz,Loeschautomatik;IT</w:t>
-        <w:br/>
       </w:r>
       <w:r/>
     </w:p>
@@ -11440,7 +11146,6 @@
         <w:t>BEISPIEL 3 - Fernwartung: Risiko mittel-hoch; Massnahmen: AVV, Zugriff nur nach Freigabe,</w:t>
         <w:br/>
         <w:t>Protokollierung, Verschluesselung; Restrisiko akzeptabel.</w:t>
-        <w:br/>
       </w:r>
       <w:r/>
     </w:p>
@@ -11530,7 +11235,6 @@
         <w:t>Uebermittlung in Drittlaender nur auf zulaessiger Grundlage (Angemessenheitsbeschluss/DPF bzw.</w:t>
         <w:br/>
         <w:t>Standardvertragsklauseln, Art. 44 ff.).</w:t>
-        <w:br/>
       </w:r>
       <w:r/>
     </w:p>
@@ -11586,7 +11290,6 @@
         <w:t>fuer die Zukunft widerrufen (Abmeldelink in jeder E-Mail oder E-Mail an {{KONTAKT_EMAIL}}).</w:t>
         <w:br/>
         <w:t>Hinweise zur Verarbeitung: siehe Datenschutzerklaerung unter {{DSE_URL}}.</w:t>
-        <w:br/>
       </w:r>
       <w:r/>
     </w:p>
@@ -11613,7 +11316,6 @@
         <w:t>Sie koennen frei entscheiden und Ihre Auswahl jederzeit unter "Einstellungen" widerrufen.</w:t>
         <w:br/>
         <w:t>[Alle akzeptieren] [Nur notwendige] [Einstellungen]</w:t>
-        <w:br/>
       </w:r>
       <w:r/>
     </w:p>
@@ -11638,7 +11340,6 @@
         <w:t>(Website, Social Media, Print) durch {{COMPANY_NAME}} verwendet werden duerfen. Die Einwilligung</w:t>
         <w:br/>
         <w:t>ist freiwillig und jederzeit fuer die Zukunft widerrufbar (Kontakt: {{KONTAKT_EMAIL}}).</w:t>
-        <w:br/>
       </w:r>
       <w:r/>
     </w:p>
@@ -11731,7 +11432,6 @@
         <w:br/>
         <w:br/>
         <w:t>10. Stand: {{DATUM}}</w:t>
-        <w:br/>
       </w:r>
       <w:r/>
     </w:p>
@@ -11787,7 +11487,6 @@
         <w:t>6. Wurde &gt;72h ueberschritten? Begruendung: ...</w:t>
         <w:br/>
         <w:t>Ort, Datum, Unterschrift</w:t>
-        <w:br/>
       </w:r>
       <w:r/>
     </w:p>
@@ -11816,7 +11515,6 @@
         <w:t>Moegliche Folgen: ... Wir haben folgende Massnahmen ergriffen: ...</w:t>
         <w:br/>
         <w:t>Empfehlung an Sie: [z. B. Passwort aendern]. Bei Rueckfragen: {{DPO_CONTACT}} / {{KONTAKT_EMAIL}}.</w:t>
-        <w:br/>
       </w:r>
       <w:r/>
     </w:p>
@@ -11860,7 +11558,6 @@
         <w:t>Sofortmassnahmen: ...   Ursachenanalyse: ...   Folgemassnahmen/TOM-Anpassung: ...</w:t>
         <w:br/>
         <w:t>Abschluss/Freigabe (GF/DSB), Datum: ...</w:t>
-        <w:br/>
       </w:r>
       <w:r/>
     </w:p>
@@ -11908,7 +11605,6 @@
         <w:t>Widerspruch sowie Beschwerde bei der Aufsichtsbehoerde. Fuer Rueckfragen: {{KONTAKT_EMAIL}}.</w:t>
         <w:br/>
         <w:t>Mit freundlichen Gruessen, {{COMPANY_NAME}}</w:t>
-        <w:br/>
       </w:r>
       <w:r/>
     </w:p>
@@ -11935,7 +11631,6 @@
         <w:t>soweit keine gesetzlichen Aufbewahrungspflichten (z. B. steuerrechtlich) entgegenstehen. In diesem</w:t>
         <w:br/>
         <w:t>Fall erfolgt die Loeschung nach Fristablauf. Mit freundlichen Gruessen, {{COMPANY_NAME}}</w:t>
-        <w:br/>
       </w:r>
       <w:r/>
     </w:p>
@@ -11975,7 +11670,6 @@
         <w:t>[ ] Audit-/Nachweisrechte vereinbart</w:t>
         <w:br/>
         <w:t>[ ] Loesch-/Rueckgaberegelung enthalten</w:t>
-        <w:br/>
       </w:r>
       <w:r/>
     </w:p>
@@ -12021,7 +11715,6 @@
         <w:t>[ ] Physische Sicherung (Serverraum/Akten)</w:t>
         <w:br/>
         <w:t>[ ] Notfall-/Wiederanlaufplan</w:t>
-        <w:br/>
       </w:r>
       <w:r/>
     </w:p>
@@ -12992,7 +12685,6 @@
         <w:t>[ ] Impressum vollstaendig (§ 5 DDG)</w:t>
         <w:br/>
         <w:t>[ ] Kontaktformular: Datensparsamkeit + Datenschutzhinweis + TLS</w:t>
-        <w:br/>
       </w:r>
       <w:r/>
     </w:p>
@@ -14485,7 +14177,6 @@
         <w:t xml:space="preserve">   (Verantwortlich: GF/DSB; Frist: 8-12 Wochen)</w:t>
         <w:br/>
         <w:t>Rechtlicher Hinweis: Muster vor Einsatz durch Rechtsabteilung/Fachanwalt pruefen lassen.</w:t>
-        <w:br/>
       </w:r>
       <w:r/>
     </w:p>
@@ -14524,11 +14215,7 @@
         <w:t>.env</w:t>
       </w:r>
       <w:r>
-        <w:t>/Config,</w:t>
-        <w:br/>
-      </w:r>
-      <w:r>
-        <w:t>dann Bericht neu generieren.</w:t>
+        <w:t>/Config, dann Bericht neu generieren.</w:t>
       </w:r>
       <w:r/>
     </w:p>
@@ -14549,11 +14236,7 @@
         <w:t>Fakten</w:t>
       </w:r>
       <w:r>
-        <w:t xml:space="preserve"> überführen</w:t>
-        <w:br/>
-      </w:r>
-      <w:r>
-        <w:t xml:space="preserve">(Präfix </w:t>
+        <w:t xml:space="preserve"> überführen (Präfix </w:t>
       </w:r>
       <w:r>
         <w:rPr>
@@ -15439,9 +15122,7 @@
       </w:r>
       <w:r>
         <w:t xml:space="preserve"> zusammengefasst.</w:t>
-        <w:br/>
-      </w:r>
-      <w:r/>
+      </w:r>
       <w:r>
         <w:rPr>
           <w:b/>
@@ -15465,7 +15146,6 @@
           <w:b/>
         </w:rPr>
         <w:t>Kap. 17</w:t>
-        <w:br/>
       </w:r>
       <w:r>
         <w:t>priorisiert (4-spaltig).</w:t>
@@ -15500,9 +15180,7 @@
       </w:r>
       <w:r>
         <w:t>,</w:t>
-        <w:br/>
-      </w:r>
-      <w:r/>
+      </w:r>
       <w:r>
         <w:rPr>
           <w:rFonts w:ascii="Courier" w:hAnsi="Courier"/>
@@ -15528,19 +15206,7 @@
         <w:t>data/crm/leads.example.csv</w:t>
       </w:r>
       <w:r>
-        <w:t>) als verifizierte Faktenbasis;</w:t>
-        <w:br/>
-      </w:r>
-      <w:r>
-        <w:t>(2) geltendes Recht: DSGVO, BDSG, TDDDG (vormals TTDSG), ePrivacy-Richtlinie, AO/HGB;</w:t>
-        <w:br/>
-      </w:r>
-      <w:r>
-        <w:t>(3) EU-US Data Privacy Framework (Angemessenheitsbeschluss 10.07.2023); (4) allgemeine</w:t>
-        <w:br/>
-      </w:r>
-      <w:r>
-        <w:t xml:space="preserve">KMU-/Branchenpraxis. Es wurde </w:t>
+        <w:t xml:space="preserve">) als verifizierte Faktenbasis; (2) geltendes Recht: DSGVO, BDSG, TDDDG (vormals TTDSG), ePrivacy-Richtlinie, AO/HGB; (3) EU-US Data Privacy Framework (Angemessenheitsbeschluss 10.07.2023); (4) allgemeine KMU-/Branchenpraxis. Es wurde </w:t>
       </w:r>
       <w:r>
         <w:rPr>
@@ -15571,11 +15237,7 @@
         <w:t>.env</w:t>
       </w:r>
       <w:r>
-        <w:t>/Config) kann der</w:t>
-        <w:br/>
-      </w:r>
-      <w:r>
-        <w:t>Bericht automatisiert neu erzeugt und Annahmen in Fakten überführt werden.</w:t>
+        <w:t>/Config) kann der Bericht automatisiert neu erzeugt und Annahmen in Fakten überführt werden.</w:t>
       </w:r>
       <w:r/>
     </w:p>
@@ -15593,15 +15255,98 @@
         <w:rPr>
           <w:i/>
         </w:rPr>
-        <w:t>Ende des Berichts — Version 1.1 (Entwurf), 14.09.2026. Streng vertraulich. Vor rechtsverbindlichem</w:t>
-        <w:br/>
-      </w:r>
-      <w:r>
-        <w:rPr>
-          <w:i/>
-        </w:rPr>
-        <w:t>Einsatz der Vorlagen: Prüfung durch Rechtsabteilung / Fachanwalt für IT-Recht.</w:t>
-      </w:r>
+        <w:t>Ende des Berichts — Version 1.2 (Entwurf), 14.09.2026. Streng vertraulich. Vor rechtsverbindlichem Einsatz der Vorlagen: Prüfung durch Rechtsabteilung / Fachanwalt für IT-Recht.</w:t>
+      </w:r>
+      <w:r/>
+      <w:r/>
+    </w:p>
+    <w:p>
+      <w:pPr>
+        <w:pBdr>
+          <w:bottom w:val="single" w:sz="6" w:space="1" w:color="auto"/>
+        </w:pBdr>
+      </w:pPr>
+      <w:r/>
+      <w:r/>
+    </w:p>
+    <w:p>
+      <w:pPr>
+        <w:pStyle w:val="ListNumber"/>
+        <w:spacing w:line="240" w:lineRule="auto"/>
+        <w:ind w:left="720"/>
+      </w:pPr>
+      <w:r/>
+      <w:r/>
+    </w:p>
+    <w:p>
+      <w:r/>
+      <w:r>
+        <w:t xml:space="preserve">EU-US Data Privacy Framework — Angemessenheitsbeschluss der EU-Kommission vom 10.07.2023; nach Art. 45 DSGVO gelten zertifizierte US-Unternehmen (u. a. Google LLC) als sicheres Drittland. SCC (Art. 46) als Auffanglösung. </w:t>
+      </w:r>
+      <w:hyperlink r:id="rId31">
+        <w:r>
+          <w:rPr>
+            <w:color w:val="0000EE"/>
+            <w:u w:val="single"/>
+          </w:rPr>
+          <w:t>↩</w:t>
+        </w:r>
+      </w:hyperlink>
+      <w:r/>
+      <w:r/>
+    </w:p>
+    <w:p>
+      <w:pPr>
+        <w:pStyle w:val="ListNumber"/>
+        <w:spacing w:line="240" w:lineRule="auto"/>
+        <w:ind w:left="720"/>
+      </w:pPr>
+      <w:r/>
+      <w:r/>
+    </w:p>
+    <w:p>
+      <w:r/>
+      <w:r>
+        <w:t xml:space="preserve">LG München I, Urteil vom 20.01.2022 (Az. 3 O 17493/20): das dynamische Nachladen von Google Fonts von Google-Servern ohne Einwilligung verletzt das allgemeine Persönlichkeitsrecht (IP-Übermittlung). Empfehlung: Schriften lokal einbinden. </w:t>
+      </w:r>
+      <w:hyperlink r:id="rId32">
+        <w:r>
+          <w:rPr>
+            <w:color w:val="0000EE"/>
+            <w:u w:val="single"/>
+          </w:rPr>
+          <w:t>↩</w:t>
+        </w:r>
+      </w:hyperlink>
+      <w:r/>
+      <w:r/>
+    </w:p>
+    <w:p>
+      <w:pPr>
+        <w:pStyle w:val="ListNumber"/>
+        <w:spacing w:line="240" w:lineRule="auto"/>
+        <w:ind w:left="720"/>
+      </w:pPr>
+      <w:r/>
+      <w:r/>
+    </w:p>
+    <w:p>
+      <w:r/>
+      <w:r>
+        <w:t xml:space="preserve">§ 25 TDDDG (Telekommunikation-Digitale-Dienste-Datenschutz-Gesetz, in Kraft seit 14.05.2024; zuvor § 25 TTDSG) verlangt eine Einwilligung für das Speichern/Auslesen von Informationen auf Endgeräten (Cookies, Tracking), sofern nicht unbedingt erforderlich. </w:t>
+      </w:r>
+      <w:hyperlink r:id="rId33">
+        <w:r>
+          <w:rPr>
+            <w:color w:val="0000EE"/>
+            <w:u w:val="single"/>
+          </w:rPr>
+          <w:t>↩</w:t>
+        </w:r>
+      </w:hyperlink>
+      <w:r/>
+      <w:r/>
+      <w:r/>
     </w:p>
     <w:sectPr>
       <w:pgSz w:w="12240" w:h="15840"/>

--- a/docs/datenschutz/datenschutzbericht.docx
+++ b/docs/datenschutz/datenschutzbericht.docx
@@ -56,7 +56,7 @@
         <w:t>Berichtsdatum:</w:t>
       </w:r>
       <w:r>
-        <w:t xml:space="preserve"> 14.09.2026</w:t>
+        <w:t xml:space="preserve"> 17.09.2026</w:t>
       </w:r>
       <w:r>
         <w:rPr>
@@ -65,7 +65,16 @@
         <w:t>Version:</w:t>
       </w:r>
       <w:r>
-        <w:t xml:space="preserve"> 1.2 (Entwurf)</w:t>
+        <w:t xml:space="preserve"> 1.3 (Entwurf)</w:t>
+      </w:r>
+      <w:r>
+        <w:rPr>
+          <w:b/>
+        </w:rPr>
+        <w:t>Änderungsvermerk v1.3:</w:t>
+      </w:r>
+      <w:r>
+        <w:t xml:space="preserve"> Mitgelieferte .env-Vorlage (.env.example im Repository-Wurzelverzeichnis): Alle im Bericht referenzierten Umgebungsvariablen (Abschnitt 0, Anhang R) sind dort als ausfüllbare Vorlage hinterlegt. Abschnitt 0 und der Faktenlage-Hinweis verweisen jetzt auf diese Datei; das Platzhalter-Verzeichnis (Anhang R) nennt die zugehörigen .env-Schlüssel.</w:t>
       </w:r>
       <w:r>
         <w:rPr>
@@ -356,6 +365,12 @@
         <w:t>).</w:t>
       </w:r>
       <w:r/>
+    </w:p>
+    <w:p>
+      <w:pPr/>
+      <w:r>
+        <w:t>Seit v1.3 liegt im Repository-Wurzelverzeichnis eine .env-Vorlage (.env.example) bereit, in der alle hier genannten Variablen aufgeführt sind. Sobald David/IT diese Vorlage nach .env kopiert und mit echten Werten füllt (cp .env.example .env), lassen sich die Annahmen in Fakten überführen und der Bericht kann darauf gestützt aktualisiert werden (Anhang Q).</w:t>
+      </w:r>
     </w:p>
     <w:p>
       <w:r/>
@@ -872,6 +887,12 @@
         <w:t xml:space="preserve"> und den jeweils gesetzten Platzhalter/Annahmestatus.</w:t>
       </w:r>
       <w:r/>
+    </w:p>
+    <w:p>
+      <w:pPr/>
+      <w:r>
+        <w:t>.env-Vorlage (seit v1.3): Die Datei .env.example im Repository-Wurzelverzeichnis enthält alle unten aufgeführten Variablen als leere, kommentierte Vorlage. Zum Befüllen: cp .env.example .env und echte Werte eintragen. Die echte .env ist per .gitignore ausgeschlossen und wird nie committet (nur die Vorlage .env.example ist versioniert).</w:t>
+      </w:r>
     </w:p>
     <w:tbl>
       <w:tblPr>
@@ -14327,6 +14348,12 @@
       </w:r>
       <w:r/>
     </w:p>
+    <w:p>
+      <w:pPr/>
+      <w:r>
+        <w:t>Die Spalte „Quelle" nennt den zugehörigen Schlüssel in der .env-Vorlage (.env.example, Repository-Wurzel) bzw. „manuell", wenn der Wert direkt einzutragen ist.</w:t>
+      </w:r>
+    </w:p>
     <w:tbl>
       <w:tblPr>
         <w:tblStyle w:val="LightGrid-Accent1"/>
@@ -15255,7 +15282,7 @@
         <w:rPr>
           <w:i/>
         </w:rPr>
-        <w:t>Ende des Berichts — Version 1.2 (Entwurf), 14.09.2026. Streng vertraulich. Vor rechtsverbindlichem Einsatz der Vorlagen: Prüfung durch Rechtsabteilung / Fachanwalt für IT-Recht.</w:t>
+        <w:t>Ende des Berichts — Version 1.3 (Entwurf), 17.09.2026. Streng vertraulich. Vor rechtsverbindlichem Einsatz der Vorlagen: Prüfung durch Rechtsabteilung / Fachanwalt für IT-Recht.</w:t>
       </w:r>
       <w:r/>
       <w:r/>

--- a/docs/datenschutz/datenschutzbericht.docx
+++ b/docs/datenschutz/datenschutzbericht.docx
@@ -17,127 +17,127 @@
         <w:rPr>
           <w:b/>
         </w:rPr>
-        <w:t>Domain:</w:t>
-      </w:r>
-      <w:r>
-        <w:t xml:space="preserve"> fraesdienst-feind.de</w:t>
+        <w:t xml:space="preserve">Domain: fraesdienst-feind.deBerichtstyp: Zusammenfassender Datenschutz-/DSGVO-Statusbericht mit Maßnahmen, Vorlagen und RoadmapZielgruppe: Geschäftsführung, Datenschutzbeauftragte® (intern/extern), IT-Verantwortliche, ggf. Aufsichtsbehörde (LDA Brandenburg)Erstellt von: David Halko (Marketing &amp; Eventmanagement) mit KI-UnterstützungBerichtsdatum: 14.09.2026Version: 1.3 (Entwurf) · Änderungsvermerk v1.3 (21.09.2026): Unternehmensprofil korrigiert (Kaltfräsarbeiten im Straßen-/Tiefbau statt CNC-Fertigung), Standorte Lübben (Brandenburg) und Wittenburg (Mecklenburg-Vorpommern) sowie zuständige Aufsichtsbehörde (LDA Brandenburg statt LDI NRW), Datenkategorien und Empfänger an das Baugeschäft angepasst.Änderungsvermerk v1.2: Aufgewertete Ausgabe (klickbares Inhaltsverzeichnis mit Anker-Links, verbesserte Tabellen-Darstellung, Fußnoten zu Rechtsquellen) sowie zusätzliche browserfreundliche HTML-Ansicht mit Navigations-Seitenleiste.Änderungsvermerk v1.1: Durchgängige Annahme:/Offene Frage:-Kennzeichnung, {{PLATZHALTER}}-Mechanismus in allen Vorlagen, neuer Abschnitt zur .env-Ableitungslogik, 4-spaltige Offene-Fragen-Tabelle, ergänzte kostengünstige/Open-Source-Optionen.Vertraulichkeit: Streng vertraulich — nur zur internen Verwendung</w:t>
+      </w:r>
+      <w:r>
+        <w:t xml:space="preserve"/>
       </w:r>
       <w:r>
         <w:rPr>
           <w:b/>
         </w:rPr>
-        <w:t>Berichtstyp:</w:t>
-      </w:r>
-      <w:r>
-        <w:t xml:space="preserve"> Zusammenfassender Datenschutz-/DSGVO-Statusbericht mit Maßnahmen, Vorlagen und Roadmap</w:t>
+        <w:t xml:space="preserve"/>
+      </w:r>
+      <w:r>
+        <w:t xml:space="preserve"/>
       </w:r>
       <w:r>
         <w:rPr>
           <w:b/>
         </w:rPr>
-        <w:t>Zielgruppe:</w:t>
-      </w:r>
-      <w:r>
-        <w:t xml:space="preserve"> Geschäftsführung, Datenschutzbeauftragte® (intern/extern), IT-Verantwortliche, ggf. Aufsichtsbehörde (LDI NRW)</w:t>
+        <w:t xml:space="preserve"/>
+      </w:r>
+      <w:r>
+        <w:t xml:space="preserve"/>
       </w:r>
       <w:r>
         <w:rPr>
           <w:b/>
         </w:rPr>
-        <w:t>Erstellt von:</w:t>
-      </w:r>
-      <w:r>
-        <w:t xml:space="preserve"> David Halko (Marketing &amp; Eventmanagement) mit KI-Unterstützung</w:t>
+        <w:t xml:space="preserve"/>
+      </w:r>
+      <w:r>
+        <w:t xml:space="preserve"/>
       </w:r>
       <w:r>
         <w:rPr>
           <w:b/>
         </w:rPr>
-        <w:t>Berichtsdatum:</w:t>
-      </w:r>
-      <w:r>
-        <w:t xml:space="preserve"> 14.09.2026</w:t>
+        <w:t xml:space="preserve"/>
+      </w:r>
+      <w:r>
+        <w:t xml:space="preserve"/>
       </w:r>
       <w:r>
         <w:rPr>
           <w:b/>
         </w:rPr>
-        <w:t>Version:</w:t>
-      </w:r>
-      <w:r>
-        <w:t xml:space="preserve"> 1.2 (Entwurf)</w:t>
+        <w:t xml:space="preserve"/>
+      </w:r>
+      <w:r>
+        <w:t xml:space="preserve"/>
       </w:r>
       <w:r>
         <w:rPr>
           <w:b/>
         </w:rPr>
-        <w:t>Änderungsvermerk v1.2:</w:t>
-      </w:r>
-      <w:r>
-        <w:t xml:space="preserve"> Aufgewertete Ausgabe (klickbares Inhaltsverzeichnis mit Anker-Links, verbesserte Tabellen-Darstellung, </w:t>
+        <w:t xml:space="preserve"/>
+      </w:r>
+      <w:r>
+        <w:t xml:space="preserve"/>
       </w:r>
       <w:r>
         <w:rPr>
           <w:b/>
         </w:rPr>
-        <w:t>Fußnoten</w:t>
-      </w:r>
-      <w:r>
-        <w:t xml:space="preserve"> zu Rechtsquellen) sowie zusätzliche browserfreundliche HTML-Ansicht mit Navigations-Seitenleiste.</w:t>
+        <w:t xml:space="preserve"/>
+      </w:r>
+      <w:r>
+        <w:t xml:space="preserve"/>
       </w:r>
       <w:r>
         <w:rPr>
           <w:b/>
         </w:rPr>
-        <w:t>Änderungsvermerk v1.1:</w:t>
-      </w:r>
-      <w:r>
-        <w:t xml:space="preserve"> Durchgängige </w:t>
+        <w:t xml:space="preserve"/>
+      </w:r>
+      <w:r>
+        <w:t xml:space="preserve"/>
       </w:r>
       <w:r>
         <w:rPr>
           <w:rFonts w:ascii="Courier" w:hAnsi="Courier"/>
         </w:rPr>
-        <w:t>Annahme:</w:t>
-      </w:r>
-      <w:r>
-        <w:t>/</w:t>
+        <w:t xml:space="preserve"/>
+      </w:r>
+      <w:r>
+        <w:t xml:space="preserve"/>
       </w:r>
       <w:r>
         <w:rPr>
           <w:rFonts w:ascii="Courier" w:hAnsi="Courier"/>
         </w:rPr>
-        <w:t>Offene Frage:</w:t>
-      </w:r>
-      <w:r>
-        <w:t xml:space="preserve">-Kennzeichnung, </w:t>
+        <w:t xml:space="preserve"/>
+      </w:r>
+      <w:r>
+        <w:t xml:space="preserve"/>
       </w:r>
       <w:r>
         <w:rPr>
           <w:rFonts w:ascii="Courier" w:hAnsi="Courier"/>
         </w:rPr>
-        <w:t>{{PLATZHALTER}}</w:t>
-      </w:r>
-      <w:r>
-        <w:t xml:space="preserve">-Mechanismus in allen Vorlagen, neuer Abschnitt zur </w:t>
+        <w:t xml:space="preserve"/>
+      </w:r>
+      <w:r>
+        <w:t xml:space="preserve"/>
       </w:r>
       <w:r>
         <w:rPr>
           <w:rFonts w:ascii="Courier" w:hAnsi="Courier"/>
         </w:rPr>
-        <w:t>.env</w:t>
-      </w:r>
-      <w:r>
-        <w:t>-Ableitungslogik, 4-spaltige Offene-Fragen-Tabelle, ergänzte kostengünstige/Open-Source-Optionen.</w:t>
+        <w:t xml:space="preserve"/>
+      </w:r>
+      <w:r>
+        <w:t xml:space="preserve"/>
       </w:r>
       <w:r>
         <w:rPr>
           <w:b/>
         </w:rPr>
-        <w:t>Vertraulichkeit:</w:t>
-      </w:r>
-      <w:r>
-        <w:t xml:space="preserve"> Streng vertraulich — nur zur internen Verwendung</w:t>
+        <w:t xml:space="preserve"/>
+      </w:r>
+      <w:r>
+        <w:t xml:space="preserve"/>
       </w:r>
       <w:r/>
     </w:p>
@@ -184,176 +184,176 @@
         <w:rPr>
           <w:b/>
         </w:rPr>
-        <w:t xml:space="preserve">Hinweis zur Faktenlage &amp; zu </w:t>
+        <w:t xml:space="preserve">Hinweis zur Faktenlage &amp; zu .env-Werten: Dieser Bericht sollte laut Auftrag aus Umgebungsvariablen (.env: z. B. HOSTING_PROVIDER, CMS, THIRD_PARTY_SERVICES,INTEGRATIONS) gespeist werden. In der Arbeitsumgebung war jedoch keine .env, keineconfig.yaml und keine entsprechende Umgebungsvariable vorhanden (nur config.example.yaml). Die im Auftrag beispielhaft genannten Werte („Hetzner", „WordPress") sind daher Beispiele, keine bestätigten Daten. Alle aus diesen Variablen ableitbaren Angaben sind deshalb alsAnnahme: gekennzeichnet und über {{PLATZHALTER}} sowie den Fragenkatalog (Kap. 16/17) als offene Punkte geführt. Verifizierte Fakten zum Unternehmensprofil stammen von der Website fraesdienst-feind.de und dem Notion Marketing-Scan (09/2026); technische Fakten aus der internen SEO-/Lead-Reporting-Codebasis (config.example.yaml, docs/SPEC.md, docs/SETUP.md, data/crm/leads.example.csv).</w:t>
       </w:r>
       <w:r>
         <w:rPr>
           <w:rFonts w:ascii="Courier" w:hAnsi="Courier"/>
           <w:b/>
         </w:rPr>
-        <w:t>.env</w:t>
+        <w:t xml:space="preserve"/>
       </w:r>
       <w:r>
         <w:rPr>
           <w:b/>
         </w:rPr>
-        <w:t>-Werten:</w:t>
-      </w:r>
-      <w:r>
-        <w:t xml:space="preserve"> Dieser Bericht sollte laut Auftrag aus Umgebungsvariablen (</w:t>
+        <w:t xml:space="preserve"/>
+      </w:r>
+      <w:r>
+        <w:t xml:space="preserve"/>
       </w:r>
       <w:r>
         <w:rPr>
           <w:rFonts w:ascii="Courier" w:hAnsi="Courier"/>
         </w:rPr>
-        <w:t>.env</w:t>
-      </w:r>
-      <w:r>
-        <w:t xml:space="preserve">: z. B. </w:t>
+        <w:t xml:space="preserve"/>
+      </w:r>
+      <w:r>
+        <w:t xml:space="preserve"/>
       </w:r>
       <w:r>
         <w:rPr>
           <w:rFonts w:ascii="Courier" w:hAnsi="Courier"/>
         </w:rPr>
-        <w:t>HOSTING_PROVIDER</w:t>
-      </w:r>
-      <w:r>
-        <w:t xml:space="preserve">, </w:t>
+        <w:t xml:space="preserve"/>
+      </w:r>
+      <w:r>
+        <w:t xml:space="preserve"/>
       </w:r>
       <w:r>
         <w:rPr>
           <w:rFonts w:ascii="Courier" w:hAnsi="Courier"/>
         </w:rPr>
-        <w:t>CMS</w:t>
-      </w:r>
-      <w:r>
-        <w:t xml:space="preserve">, </w:t>
+        <w:t xml:space="preserve"/>
+      </w:r>
+      <w:r>
+        <w:t xml:space="preserve"/>
       </w:r>
       <w:r>
         <w:rPr>
           <w:rFonts w:ascii="Courier" w:hAnsi="Courier"/>
         </w:rPr>
-        <w:t>THIRD_PARTY_SERVICES</w:t>
-      </w:r>
-      <w:r>
-        <w:t>,</w:t>
+        <w:t xml:space="preserve"/>
+      </w:r>
+      <w:r>
+        <w:t xml:space="preserve"/>
       </w:r>
       <w:r>
         <w:rPr>
           <w:rFonts w:ascii="Courier" w:hAnsi="Courier"/>
         </w:rPr>
-        <w:t>INTEGRATIONS</w:t>
-      </w:r>
-      <w:r>
-        <w:t xml:space="preserve">) gespeist werden. </w:t>
+        <w:t xml:space="preserve"/>
+      </w:r>
+      <w:r>
+        <w:t xml:space="preserve"/>
       </w:r>
       <w:r>
         <w:rPr>
           <w:b/>
         </w:rPr>
-        <w:t xml:space="preserve">In der Arbeitsumgebung war jedoch keine </w:t>
+        <w:t xml:space="preserve"/>
       </w:r>
       <w:r>
         <w:rPr>
           <w:rFonts w:ascii="Courier" w:hAnsi="Courier"/>
           <w:b/>
         </w:rPr>
-        <w:t>.env</w:t>
+        <w:t xml:space="preserve"/>
       </w:r>
       <w:r>
         <w:rPr>
           <w:b/>
         </w:rPr>
-        <w:t>, keine</w:t>
+        <w:t xml:space="preserve"/>
       </w:r>
       <w:r>
         <w:rPr>
           <w:rFonts w:ascii="Courier" w:hAnsi="Courier"/>
           <w:b/>
         </w:rPr>
-        <w:t>config.yaml</w:t>
+        <w:t xml:space="preserve"/>
       </w:r>
       <w:r>
         <w:rPr>
           <w:b/>
         </w:rPr>
-        <w:t xml:space="preserve"> und keine entsprechende Umgebungsvariable vorhanden</w:t>
-      </w:r>
-      <w:r>
-        <w:t xml:space="preserve"> (nur </w:t>
+        <w:t xml:space="preserve"/>
+      </w:r>
+      <w:r>
+        <w:t xml:space="preserve"/>
       </w:r>
       <w:r>
         <w:rPr>
           <w:rFonts w:ascii="Courier" w:hAnsi="Courier"/>
         </w:rPr>
-        <w:t>config.example.yaml</w:t>
-      </w:r>
-      <w:r>
-        <w:t xml:space="preserve">). Die im Auftrag beispielhaft genannten Werte („Hetzner", „WordPress") sind daher </w:t>
+        <w:t xml:space="preserve"/>
+      </w:r>
+      <w:r>
+        <w:t xml:space="preserve"/>
       </w:r>
       <w:r>
         <w:rPr>
           <w:b/>
         </w:rPr>
-        <w:t>Beispiele, keine bestätigten Daten</w:t>
-      </w:r>
-      <w:r>
-        <w:t>. Alle aus diesen Variablen ableitbaren Angaben sind deshalb als</w:t>
+        <w:t xml:space="preserve"/>
+      </w:r>
+      <w:r>
+        <w:t xml:space="preserve"/>
       </w:r>
       <w:r>
         <w:rPr>
           <w:rFonts w:ascii="Courier" w:hAnsi="Courier"/>
           <w:b/>
         </w:rPr>
-        <w:t>Annahme:</w:t>
-      </w:r>
-      <w:r>
-        <w:t xml:space="preserve"> gekennzeichnet und über </w:t>
+        <w:t xml:space="preserve"/>
+      </w:r>
+      <w:r>
+        <w:t xml:space="preserve"/>
       </w:r>
       <w:r>
         <w:rPr>
           <w:rFonts w:ascii="Courier" w:hAnsi="Courier"/>
         </w:rPr>
-        <w:t>{{PLATZHALTER}}</w:t>
-      </w:r>
-      <w:r>
-        <w:t xml:space="preserve"> sowie den Fragenkatalog (Kap. 16/17) als offene Punkte geführt. Verifizierte Fakten stammen aus der internen SEO-/Lead-Reporting- Codebasis (</w:t>
+        <w:t xml:space="preserve"/>
+      </w:r>
+      <w:r>
+        <w:t xml:space="preserve"/>
       </w:r>
       <w:r>
         <w:rPr>
           <w:rFonts w:ascii="Courier" w:hAnsi="Courier"/>
         </w:rPr>
-        <w:t>config.example.yaml</w:t>
-      </w:r>
-      <w:r>
-        <w:t xml:space="preserve">, </w:t>
+        <w:t xml:space="preserve"/>
+      </w:r>
+      <w:r>
+        <w:t xml:space="preserve"/>
       </w:r>
       <w:r>
         <w:rPr>
           <w:rFonts w:ascii="Courier" w:hAnsi="Courier"/>
         </w:rPr>
-        <w:t>docs/SPEC.md</w:t>
-      </w:r>
-      <w:r>
-        <w:t xml:space="preserve">, </w:t>
+        <w:t xml:space="preserve"/>
+      </w:r>
+      <w:r>
+        <w:t xml:space="preserve"/>
       </w:r>
       <w:r>
         <w:rPr>
           <w:rFonts w:ascii="Courier" w:hAnsi="Courier"/>
         </w:rPr>
-        <w:t>docs/SETUP.md</w:t>
-      </w:r>
-      <w:r>
-        <w:t xml:space="preserve">, </w:t>
+        <w:t xml:space="preserve"/>
+      </w:r>
+      <w:r>
+        <w:t xml:space="preserve"/>
       </w:r>
       <w:r>
         <w:rPr>
           <w:rFonts w:ascii="Courier" w:hAnsi="Courier"/>
         </w:rPr>
-        <w:t>data/crm/leads.example.csv</w:t>
-      </w:r>
-      <w:r>
-        <w:t>).</w:t>
+        <w:t xml:space="preserve"/>
+      </w:r>
+      <w:r>
+        <w:t xml:space="preserve"/>
       </w:r>
       <w:r/>
     </w:p>
@@ -1385,16 +1385,16 @@
     <w:p>
       <w:r/>
       <w:r>
-        <w:t xml:space="preserve">{{COMPANY_NAME}} verarbeitet als B2B-Fertigungsbetrieb (CNC-Fräsen / Lohnfertigung) überwiegend Kunden-, Auftrags-, Lieferanten- und Beschäftigtendaten sowie Website-Besucherdaten. Das Datenschutzniveau ist in Teilbereichen solide (DSGVO-bewusste Trennung von Rohdaten und Code, kein Datenverkauf, überschaubare Verarbeitungslandschaft), es fehlen jedoch </w:t>
+        <w:t xml:space="preserve">{{COMPANY_NAME}} verarbeitet als B2B-Dienstleister für Kaltfräsarbeiten im Straßen- und Tiefbau (Asphalt-/Betonfräsen, Grinding &amp; Grooving) überwiegend Kunden-, Auftrags-, Lieferanten- und Beschäftigtendaten sowie Website-Besucherdaten. Das Datenschutzniveau ist in Teilbereichen solide (DSGVO-bewusste Trennung von Rohdaten und Code, kein Datenverkauf, überschaubare Verarbeitungslandschaft), es fehlen jedoch zentrale Pflichtdokumente und Nachweise.</w:t>
       </w:r>
       <w:r>
         <w:rPr>
           <w:b/>
         </w:rPr>
-        <w:t>zentrale Pflichtdokumente und Nachweise</w:t>
-      </w:r>
-      <w:r>
-        <w:t>.</w:t>
+        <w:t xml:space="preserve"/>
+      </w:r>
+      <w:r>
+        <w:t xml:space="preserve"/>
       </w:r>
       <w:r/>
     </w:p>
@@ -1589,46 +1589,46 @@
         <w:rPr>
           <w:b/>
         </w:rPr>
-        <w:t>Verifiziert (aus interner Codebasis):</w:t>
-      </w:r>
-      <w:r>
-        <w:t xml:space="preserve"> Auftritt als „E. Feind GmbH" / „Fräsdienst Feind", Domain </w:t>
+        <w:t xml:space="preserve">Verifiziert (Website fraesdienst-feind.de, Notion Marketing-Scan 09/2026): Auftritt als „E. Feind GmbH" / „Fräsdienst Feind", Domain fraesdienst-feind.de. Geschäftsfelder: Kaltfräsen von Asphalt und Beton (Straßen, Autobahnen, Gewerbe-/Industrieflächen, Flughäfen), Grinding &amp; Grooving, Pflasterschleifen, Sonderlösungen und Rundum-Service (Fräsgutaufnahme, Kehrsauger). Über 30 Wirtgen-Fräsmaschinen. Hauptsitz Lübben (Brandenburg), Niederlassung Wittenburg (Mecklenburg-Vorpommern), Einsatz deutschlandweit. Auftraggeber: Straßen-/Tiefbauunternehmen, Kommunen, Flughäfen, Industrie. Lead-Quellen: Website-Kontaktformular, Telefon, E-Mail, Ausschreibungen, Empfehlung, Messe.</w:t>
+      </w:r>
+      <w:r>
+        <w:t xml:space="preserve"/>
       </w:r>
       <w:r>
         <w:rPr>
           <w:rFonts w:ascii="Courier" w:hAnsi="Courier"/>
         </w:rPr>
-        <w:t>fraesdienst-feind.de</w:t>
-      </w:r>
-      <w:r>
-        <w:t xml:space="preserve">. Geschäftsfelder: </w:t>
+        <w:t xml:space="preserve"/>
+      </w:r>
+      <w:r>
+        <w:t xml:space="preserve"/>
       </w:r>
       <w:r>
         <w:rPr>
           <w:b/>
         </w:rPr>
-        <w:t>CNC-Fräsen, Lohnfertigung</w:t>
-      </w:r>
-      <w:r>
-        <w:t xml:space="preserve">, Werkstoffe (Aluminium, Kunststoff, Edelstahl, POM, Messing, Titan), </w:t>
+        <w:t xml:space="preserve"/>
+      </w:r>
+      <w:r>
+        <w:t xml:space="preserve"/>
       </w:r>
       <w:r>
         <w:rPr>
           <w:b/>
         </w:rPr>
-        <w:t>Prototypen &amp; Kleinserien</w:t>
-      </w:r>
-      <w:r>
-        <w:t>, Fokus</w:t>
+        <w:t xml:space="preserve"/>
+      </w:r>
+      <w:r>
+        <w:t xml:space="preserve"/>
       </w:r>
       <w:r>
         <w:rPr>
           <w:b/>
         </w:rPr>
-        <w:t>NRW / Deutschland</w:t>
-      </w:r>
-      <w:r>
-        <w:t>. Lead-Quellen: Website-Kontaktformular, Telefon, Messe, E-Mail, Empfehlung.</w:t>
+        <w:t xml:space="preserve"/>
+      </w:r>
+      <w:r>
+        <w:t xml:space="preserve"/>
       </w:r>
       <w:r/>
       <w:r/>
@@ -1671,28 +1671,28 @@
         <w:rPr>
           <w:b/>
         </w:rPr>
-        <w:t>Annahme:</w:t>
-      </w:r>
-      <w:r>
-        <w:t xml:space="preserve"> Sitz/Verarbeitung in </w:t>
+        <w:t xml:space="preserve">Annahme: Hauptsitz und Verarbeitung in Lübben (Brandenburg) → Aufsichtsbehörde LDA Brandenburg (Landesbeauftragte für den Datenschutz und für das Recht auf Akteneinsicht Brandenburg); für die Niederlassung Wittenburg ggf. LfDI Mecklenburg-Vorpommern (Zuständigkeit bei Meldung verifizieren).</w:t>
+      </w:r>
+      <w:r>
+        <w:t xml:space="preserve"/>
       </w:r>
       <w:r>
         <w:rPr>
           <w:b/>
         </w:rPr>
-        <w:t>NRW</w:t>
-      </w:r>
-      <w:r>
-        <w:t xml:space="preserve"> → Aufsichtsbehörde </w:t>
+        <w:t xml:space="preserve"/>
+      </w:r>
+      <w:r>
+        <w:t xml:space="preserve"/>
       </w:r>
       <w:r>
         <w:rPr>
           <w:b/>
         </w:rPr>
-        <w:t>LDI NRW</w:t>
-      </w:r>
-      <w:r>
-        <w:t xml:space="preserve"> (bei Meldung Bundesland verifizieren).</w:t>
+        <w:t xml:space="preserve"/>
+      </w:r>
+      <w:r>
+        <w:t xml:space="preserve"/>
       </w:r>
       <w:r/>
     </w:p>
@@ -3145,7 +3145,7 @@
           </w:tcPr>
           <w:p>
             <w:r>
-              <w:t>Name, Firma, Funktion, Anschrift, E-Mail, Telefon, Auftrags-, Rechnungs-/Zahlungsdaten, techn. Zeichnungen/CAD (i. d. R. kein Personenbezug, aber vertraulich).</w:t>
+              <w:t xml:space="preserve">Name, Firma, Funktion, Anschrift, E-Mail, Telefon, Auftrags-, Rechnungs-/Zahlungsdaten, Ausschreibungsunterlagen, Leistungsverzeichnisse, Lagepläne, Baustellenfotos (i. d. R. kein Personenbezug, aber vertraulich).</w:t>
             </w:r>
           </w:p>
         </w:tc>
@@ -3471,7 +3471,7 @@
           </w:tcPr>
           <w:p>
             <w:r>
-              <w:t>Angebot, Vertrag, Fertigung, Rechnung</w:t>
+              <w:t xml:space="preserve">Angebot, Vertrag, Ausführung auf der Baustelle, Rechnung</w:t>
             </w:r>
           </w:p>
         </w:tc>
@@ -3521,7 +3521,7 @@
           </w:tcPr>
           <w:p>
             <w:r>
-              <w:t>GF, Vertrieb, Buchhaltung, Fertigung</w:t>
+              <w:t xml:space="preserve">GF, Vertrieb, Buchhaltung, Bauleitung/Disposition</w:t>
             </w:r>
           </w:p>
         </w:tc>
@@ -3531,7 +3531,7 @@
           </w:tcPr>
           <w:p>
             <w:r>
-              <w:t>Steuerberater, Versand, Zahlungsdienstl.</w:t>
+              <w:t xml:space="preserve">Steuerberater, Subunternehmer/Entsorger, Zahlungsdienstl.</w:t>
             </w:r>
           </w:p>
         </w:tc>
@@ -4268,10 +4268,10 @@
         <w:rPr>
           <w:b/>
         </w:rPr>
-        <w:t>Eingang:</w:t>
-      </w:r>
-      <w:r>
-        <w:t xml:space="preserve"> Website-Kontaktformular · E-Mail · Telefon · Messe/persönlich · Papierdokumente (Zeichnungen, Lieferscheine) · Bewerbungen · Maschinen-/Fertigungsdaten (CAD — i. d. R. kein Personenbezug).</w:t>
+        <w:t xml:space="preserve">Eingang: Website-Kontaktformular · E-Mail · Telefon · Messe/persönlich · Papierdokumente (Leistungsverzeichnisse, Lieferscheine, Aufmaße) · Bewerbungen · Ausschreibungs-/Planunterlagen (Lagepläne — i. d. R. kein Personenbezug) · Maschinen-/Telematikdaten der Fräsmaschinen und Fahrzeuge (Offene Frage: Fahrer-/Standortbezug → ggf. Beschäftigtendaten, Betriebsvereinbarung prüfen).</w:t>
+      </w:r>
+      <w:r>
+        <w:t xml:space="preserve"/>
       </w:r>
       <w:r/>
     </w:p>
@@ -4281,28 +4281,28 @@
         <w:rPr>
           <w:b/>
         </w:rPr>
-        <w:t>Ausgang:</w:t>
-      </w:r>
-      <w:r>
-        <w:t xml:space="preserve"> Steuerberater/Lohnbüro · Finanzamt/SV-Träger (gesetzlich) · Versand/Logistik · Zahlungsdienstleister/Bank · Google (Analytics/Search Console) · Hosting-Provider · IT-Support/Fernwartung · ggf. Newsletter-Tools · GitHub (nur Code/Konfiguration, </w:t>
+        <w:t xml:space="preserve">Ausgang: Steuerberater/Lohnbüro · Finanzamt/SV-Träger (gesetzlich) · Subunternehmer/Entsorgung/Logistik · Zahlungsdienstleister/Bank · Google (Analytics/Search Console) · Hosting-Provider · IT-Support/Fernwartung · ggf. Newsletter-Tools · GitHub (nur Code/Konfiguration, keineproduktiven CRM-Rohdaten — durch .gitignore ausgeschlossen).</w:t>
+      </w:r>
+      <w:r>
+        <w:t xml:space="preserve"/>
       </w:r>
       <w:r>
         <w:rPr>
           <w:b/>
         </w:rPr>
-        <w:t>keine</w:t>
-      </w:r>
-      <w:r>
-        <w:t xml:space="preserve">produktiven CRM-Rohdaten — durch </w:t>
+        <w:t xml:space="preserve"/>
+      </w:r>
+      <w:r>
+        <w:t xml:space="preserve"/>
       </w:r>
       <w:r>
         <w:rPr>
           <w:rFonts w:ascii="Courier" w:hAnsi="Courier"/>
         </w:rPr>
-        <w:t>.gitignore</w:t>
-      </w:r>
-      <w:r>
-        <w:t xml:space="preserve"> ausgeschlossen).</w:t>
+        <w:t xml:space="preserve"/>
+      </w:r>
+      <w:r>
+        <w:t xml:space="preserve"/>
       </w:r>
       <w:r/>
     </w:p>
@@ -4460,7 +4460,7 @@
           </w:tcPr>
           <w:p>
             <w:r>
-              <w:t>Angebot→Fertigung→Rechnung</w:t>
+              <w:t xml:space="preserve">Angebot→Ausführung→Rechnung</w:t>
             </w:r>
           </w:p>
         </w:tc>
@@ -4470,7 +4470,7 @@
           </w:tcPr>
           <w:p>
             <w:r>
-              <w:t>Steuerberater, Versand</w:t>
+              <w:t xml:space="preserve">Steuerberater, Subunternehmer</w:t>
             </w:r>
           </w:p>
         </w:tc>
@@ -6371,7 +6371,7 @@
               <w:rPr>
                 <w:b/>
               </w:rPr>
-              <w:t>Versand/Logistik</w:t>
+              <w:t xml:space="preserve">Subunternehmer/Entsorger/Logistik</w:t>
             </w:r>
           </w:p>
         </w:tc>
@@ -6381,7 +6381,7 @@
           </w:tcPr>
           <w:p>
             <w:r>
-              <w:t>Warenversand</w:t>
+              <w:t xml:space="preserve">Baustellenlogistik, Fräsgut-Entsorgung</w:t>
             </w:r>
           </w:p>
         </w:tc>
@@ -6737,25 +6737,25 @@
     <w:p>
       <w:r/>
       <w:r>
-        <w:t xml:space="preserve">Vollständige </w:t>
+        <w:t xml:space="preserve">Vollständige DPIA-Vorlage mit Beispielen (Kundenverwaltung, Ausschreibungs-/Planunterlagen, Fernwartung) sieheAnhang B.</w:t>
       </w:r>
       <w:r>
         <w:rPr>
           <w:b/>
         </w:rPr>
-        <w:t>DPIA-Vorlage mit Beispielen</w:t>
-      </w:r>
-      <w:r>
-        <w:t xml:space="preserve"> (Kundenverwaltung, CAD-Dateien, Fernwartung) siehe</w:t>
+        <w:t xml:space="preserve"/>
+      </w:r>
+      <w:r>
+        <w:t xml:space="preserve"/>
       </w:r>
       <w:r>
         <w:rPr>
           <w:b/>
         </w:rPr>
-        <w:t>Anhang B</w:t>
-      </w:r>
-      <w:r>
-        <w:t>.</w:t>
+        <w:t xml:space="preserve"/>
+      </w:r>
+      <w:r>
+        <w:t xml:space="preserve"/>
       </w:r>
       <w:r/>
       <w:r/>
@@ -6843,19 +6843,19 @@
         <w:rPr>
           <w:b/>
         </w:rPr>
-        <w:t>Meldung an Aufsichtsbehörde (Art. 33):</w:t>
-      </w:r>
-      <w:r>
-        <w:t xml:space="preserve"> bei Risiko </w:t>
+        <w:t xml:space="preserve">Meldung an Aufsichtsbehörde (Art. 33): bei Risiko innerhalb 72 Stunden (LDA Brandenburg); Verzögerung begründen.</w:t>
+      </w:r>
+      <w:r>
+        <w:t xml:space="preserve"/>
       </w:r>
       <w:r>
         <w:rPr>
           <w:b/>
         </w:rPr>
-        <w:t>innerhalb 72 Stunden</w:t>
-      </w:r>
-      <w:r>
-        <w:t xml:space="preserve"> (LDI NRW); Verzögerung begründen.</w:t>
+        <w:t xml:space="preserve"/>
+      </w:r>
+      <w:r>
+        <w:t xml:space="preserve"/>
       </w:r>
       <w:r/>
     </w:p>
@@ -11057,25 +11057,25 @@
         <w:rPr>
           <w:rFonts w:ascii="Courier" w:hAnsi="Courier"/>
         </w:rPr>
-        <w:t>Nr;Verarbeitungstaetigkeit;Zweck;Rechtsgrundlage;Betroffenengruppe;Datenkategorien;Empfaenger;Drittland;Loeschfrist;TOM;Verantwortlich</w:t>
+        <w:t xml:space="preserve">Nr;Verarbeitungstaetigkeit;Zweck;Rechtsgrundlage;Betroffenengruppe;Datenkategorien;Empfaenger;Drittland;Loeschfrist;TOM;Verantwortlich1;Kundenverwaltung/Auftragsabwicklung;Vertragserfuellung;Art.6 I b/c;Kunden;Stamm-,Auftrags-,Rechnungsdaten;Steuerberater,Subunternehmer;{{CLOUD_STANDORT}};8-10 J. (AO/HGB) bzw. 3 J. (BGB);Rollenrechte,Backup,Verschluesselung;GF/Vertrieb2;Kontaktformular/Interessenten;Anfragebearbeitung;Art.6 I b/f;Interessenten;Name,Firma,Kontakt,Anliegen;-;{{HOSTING_PROVIDER}};nach Erledigung, max 6-12 Mon.;TLS,Zugriffsschutz;Marketing3;Website-Analyse GA4;Reichweitenanalyse;Art.6 I a (Einwilligung);Website-Besucher;IP,Geraete-/Nutzungsdaten,Cookie-IDs;Google;USA (DPF);GA4-Retention (konfigurierbar);Consent,IP-Kuerzung;Marketing4;Suchperformance Search Console;SEO;Art.6 I f;Website-Besucher;aggregierte Suchdaten;Google;USA (DPF);Google-seitig;Service-Account;Marketing5;Beschaeftigtenverwaltung/Lohn;Personal/Lohn;Art.6 I b/c,§26 BDSG,Art.9 II b;Beschaeftigte;Stamm-,Lohn-,Gesundheitsdaten;{{PAYROLL_PROVIDER}},FA,SV;EU;6-10 J. steuer-/sozialrechtl.;Zugriffsbeschr.,Verschluesselung;GF/Personal6;Bewerbermanagement;Auswahlverfahren;Art.6 I b,§26 BDSG;Bewerber;Bewerbungsdaten;-;EU;6 Mon. nach Absage;Zugriffsschutz,Loeschung;GF/Personal7;Newsletter/Marketing;Direktwerbung;Art.6 I a;Interessenten/Kunden;E-Mail,Name;{{NEWSLETTER_TOOL}};{{NL_DRITTLAND}};bis Widerruf; Consent dauerhaft;Double-Opt-in,Consent-Log;Marketing8;Lieferantenverwaltung;Beschaffung;Art.6 I b/f;Lieferanten;Kontakt-,Vertrags-,Zahlungsdaten;Bank;EU;3 J. nach Vertragsende;Zugriffsschutz;Einkauf/Buchhaltung9;IT-Sicherheit/Server-Logs;Betriebssicherheit;Art.6 I f;Website-Besucher;IP,Zeitstempel;{{HOSTING_PROVIDER}};{{HOST_DRITTLAND}};7-30 Tage;Zugriffsschutz,Loeschautomatik;IT</w:t>
         <w:br/>
-        <w:t>1;Kundenverwaltung/Auftragsabwicklung;Vertragserfuellung;Art.6 I b/c;Kunden;Stamm-,Auftrags-,Rechnungsdaten;Steuerberater,Versand;{{CLOUD_STANDORT}};8-10 J. (AO/HGB) bzw. 3 J. (BGB);Rollenrechte,Backup,Verschluesselung;GF/Vertrieb</w:t>
+        <w:t xml:space="preserve"/>
         <w:br/>
-        <w:t>2;Kontaktformular/Interessenten;Anfragebearbeitung;Art.6 I b/f;Interessenten;Name,Firma,Kontakt,Anliegen;-;{{HOSTING_PROVIDER}};nach Erledigung, max 6-12 Mon.;TLS,Zugriffsschutz;Marketing</w:t>
+        <w:t xml:space="preserve"/>
         <w:br/>
-        <w:t>3;Website-Analyse GA4;Reichweitenanalyse;Art.6 I a (Einwilligung);Website-Besucher;IP,Geraete-/Nutzungsdaten,Cookie-IDs;Google;USA (DPF);GA4-Retention (konfigurierbar);Consent,IP-Kuerzung;Marketing</w:t>
+        <w:t xml:space="preserve"/>
         <w:br/>
-        <w:t>4;Suchperformance Search Console;SEO;Art.6 I f;Website-Besucher;aggregierte Suchdaten;Google;USA (DPF);Google-seitig;Service-Account;Marketing</w:t>
+        <w:t xml:space="preserve"/>
         <w:br/>
-        <w:t>5;Beschaeftigtenverwaltung/Lohn;Personal/Lohn;Art.6 I b/c,§26 BDSG,Art.9 II b;Beschaeftigte;Stamm-,Lohn-,Gesundheitsdaten;{{PAYROLL_PROVIDER}},FA,SV;EU;6-10 J. steuer-/sozialrechtl.;Zugriffsbeschr.,Verschluesselung;GF/Personal</w:t>
+        <w:t xml:space="preserve"/>
         <w:br/>
-        <w:t>6;Bewerbermanagement;Auswahlverfahren;Art.6 I b,§26 BDSG;Bewerber;Bewerbungsdaten;-;EU;6 Mon. nach Absage;Zugriffsschutz,Loeschung;GF/Personal</w:t>
+        <w:t xml:space="preserve"/>
         <w:br/>
-        <w:t>7;Newsletter/Marketing;Direktwerbung;Art.6 I a;Interessenten/Kunden;E-Mail,Name;{{NEWSLETTER_TOOL}};{{NL_DRITTLAND}};bis Widerruf; Consent dauerhaft;Double-Opt-in,Consent-Log;Marketing</w:t>
+        <w:t xml:space="preserve"/>
         <w:br/>
-        <w:t>8;Lieferantenverwaltung;Beschaffung;Art.6 I b/f;Lieferanten;Kontakt-,Vertrags-,Zahlungsdaten;Bank;EU;3 J. nach Vertragsende;Zugriffsschutz;Einkauf/Buchhaltung</w:t>
+        <w:t xml:space="preserve"/>
         <w:br/>
-        <w:t>9;IT-Sicherheit/Server-Logs;Betriebssicherheit;Art.6 I f;Website-Besucher;IP,Zeitstempel;{{HOSTING_PROVIDER}};{{HOST_DRITTLAND}};7-30 Tage;Zugriffsschutz,Loeschautomatik;IT</w:t>
+        <w:t xml:space="preserve"/>
       </w:r>
       <w:r/>
     </w:p>
@@ -11102,50 +11102,50 @@
         <w:rPr>
           <w:rFonts w:ascii="Courier" w:hAnsi="Courier"/>
         </w:rPr>
-        <w:t>DATENSCHUTZ-FOLGENABSCHAETZUNG (Art. 35 DSGVO) - {{COMPANY_NAME}}</w:t>
+        <w:t xml:space="preserve">DATENSCHUTZ-FOLGENABSCHAETZUNG (Art. 35 DSGVO) - {{COMPANY_NAME}}1. Verarbeitung: ................................................2. Verantwortlicher / DSB: {{DPO_CONTACT}}3. Zweck(e): ...................................................4. Datenkategorien / Betroffene: ...............................5. Notwendigkeit &amp; Verhaeltnismaessigkeit: .....................6. Risiken fuer Betroffene:   - Vertraulichkeit (unbefugter Zugriff): .....................   - Integritaet (Veraenderung): ...............................   - Verfuegbarkeit (Verlust): .................................7. Bewertung: Eintritt (1-3) x Schwere (1-3) = Score:8. Abhilfemassnahmen (TOM): ....................................9. Restrisiko: [ ] akzeptabel  [ ] nicht akzeptabel10. Freigabe (GF/DSB), Datum: ..................................11. Naechster Review: ..........................................BEISPIEL 1 - Kundenverwaltung: Risiko mittel; Score 4; Massnahmen: Rollenrechte, MFA, Backup,Verschluesselung; Restrisiko akzeptabel.BEISPIEL 2 - Ausschreibungs-/Planunterlagen (Auftraggeber-Know-how): i.d.R. kein Personenbezug, aber hoheVertraulichkeit; Massnahmen: strenge Zugriffskontrolle, Verschluesselung, NDA; Restrisikoakzeptabel bei Umsetzung.BEISPIEL 3 - Fernwartung: Risiko mittel-hoch; Massnahmen: AVV, Zugriff nur nach Freigabe,Protokollierung, Verschluesselung; Restrisiko akzeptabel.</w:t>
         <w:br/>
-        <w:t>1. Verarbeitung: ................................................</w:t>
+        <w:t xml:space="preserve"/>
         <w:br/>
-        <w:t>2. Verantwortlicher / DSB: {{DPO_CONTACT}}</w:t>
+        <w:t xml:space="preserve"/>
         <w:br/>
-        <w:t>3. Zweck(e): ...................................................</w:t>
+        <w:t xml:space="preserve"/>
         <w:br/>
-        <w:t>4. Datenkategorien / Betroffene: ...............................</w:t>
+        <w:t xml:space="preserve"/>
         <w:br/>
-        <w:t>5. Notwendigkeit &amp; Verhaeltnismaessigkeit: .....................</w:t>
+        <w:t xml:space="preserve"/>
         <w:br/>
-        <w:t>6. Risiken fuer Betroffene:</w:t>
+        <w:t xml:space="preserve"/>
         <w:br/>
-        <w:t xml:space="preserve">   - Vertraulichkeit (unbefugter Zugriff): .....................</w:t>
+        <w:t xml:space="preserve"/>
         <w:br/>
-        <w:t xml:space="preserve">   - Integritaet (Veraenderung): ...............................</w:t>
+        <w:t xml:space="preserve"/>
         <w:br/>
-        <w:t xml:space="preserve">   - Verfuegbarkeit (Verlust): .................................</w:t>
+        <w:t xml:space="preserve"/>
         <w:br/>
-        <w:t>7. Bewertung: Eintritt (1-3) x Schwere (1-3) = Score:</w:t>
+        <w:t xml:space="preserve"/>
         <w:br/>
-        <w:t>8. Abhilfemassnahmen (TOM): ....................................</w:t>
+        <w:t xml:space="preserve"/>
         <w:br/>
-        <w:t>9. Restrisiko: [ ] akzeptabel  [ ] nicht akzeptabel</w:t>
+        <w:t xml:space="preserve"/>
         <w:br/>
-        <w:t>10. Freigabe (GF/DSB), Datum: ..................................</w:t>
+        <w:t xml:space="preserve"/>
         <w:br/>
-        <w:t>11. Naechster Review: ..........................................</w:t>
+        <w:t xml:space="preserve"/>
         <w:br/>
         <w:br/>
-        <w:t>BEISPIEL 1 - Kundenverwaltung: Risiko mittel; Score 4; Massnahmen: Rollenrechte, MFA, Backup,</w:t>
+        <w:t xml:space="preserve"/>
         <w:br/>
-        <w:t>Verschluesselung; Restrisiko akzeptabel.</w:t>
+        <w:t xml:space="preserve"/>
         <w:br/>
-        <w:t>BEISPIEL 2 - CAD-/Fertigungsdaten (Kunden-Know-how): i.d.R. kein Personenbezug, aber hohe</w:t>
+        <w:t xml:space="preserve"/>
         <w:br/>
-        <w:t>Vertraulichkeit; Massnahmen: strenge Zugriffskontrolle, Verschluesselung, NDA; Restrisiko</w:t>
+        <w:t xml:space="preserve"/>
         <w:br/>
-        <w:t>akzeptabel bei Umsetzung.</w:t>
+        <w:t xml:space="preserve"/>
         <w:br/>
-        <w:t>BEISPIEL 3 - Fernwartung: Risiko mittel-hoch; Massnahmen: AVV, Zugriff nur nach Freigabe,</w:t>
+        <w:t xml:space="preserve"/>
         <w:br/>
-        <w:t>Protokollierung, Verschluesselung; Restrisiko akzeptabel.</w:t>
+        <w:t xml:space="preserve"/>
       </w:r>
       <w:r/>
     </w:p>
@@ -11378,60 +11378,60 @@
         <w:rPr>
           <w:rFonts w:ascii="Courier" w:hAnsi="Courier"/>
         </w:rPr>
-        <w:t>1. Verantwortlicher</w:t>
+        <w:t xml:space="preserve">1. Verantwortlicher{{COMPANY_NAME}}, {{ADRESSE}}, {{KONTAKT_EMAIL}}, {{TELEFON}}. [DSB: {{DPO_CONTACT}}, falls vorhanden]2. Ihre RechteAuskunft, Berichtigung, Loeschung, Einschraenkung, Datenuebertragbarkeit, Widerspruch;Beschwerderecht bei der Aufsichtsbehoerde (LDA Brandenburg).3. Server-Logfiles (Art. 6 I f)Beim Aufruf werden IP-Adresse, Datum/Uhrzeit, abgerufene Datei etc. verarbeitet; Speicherung{{LOG_RETENTION}} zur Betriebssicherheit. Hosting durch {{HOSTING_PROVIDER}}.4. Kontaktformular / E-Mail (Art. 6 I b/f)Verarbeitung zur Bearbeitung der Anfrage; Loeschung nach Erledigung, sofern keineAufbewahrungspflicht.5. Cookies &amp; Einwilligung (§ 25 TDDDG, Art. 6 I a)Nicht notwendige Cookies/Technologien nur mit Einwilligung; Widerruf jederzeit.6. Google Analytics 4 (Art. 6 I a)Nur nach Einwilligung; Anbieter Google Ireland/LLC; Uebermittlung USA moeglich (EU-US DataPrivacy Framework); IP-Kuerzung aktiviert; Speicherdauer {{GA4_RETENTION}}.7. Weitere Dienste [{{CMS}} / Google Fonts lokal / Maps / reCAPTCHA / {{NEWSLETTER_TOOL}} etc.][nur auffuehren, was tatsaechlich eingesetzt wird]8. Empfaenger / Auftragsverarbeiter{{HOSTING_PROVIDER}}, IT-Dienstleister, ggf. {{NEWSLETTER_TOOL}} (jeweils mit AVV).9. DrittlandtransferGrundlage DPF/SCC (Art. 44 ff.).10. Stand: {{DATUM}}</w:t>
         <w:br/>
-        <w:t>{{COMPANY_NAME}}, {{ADRESSE}}, {{KONTAKT_EMAIL}}, {{TELEFON}}. [DSB: {{DPO_CONTACT}}, falls vorhanden]</w:t>
+        <w:t xml:space="preserve"/>
         <w:br/>
         <w:br/>
-        <w:t>2. Ihre Rechte</w:t>
+        <w:t xml:space="preserve"/>
         <w:br/>
-        <w:t>Auskunft, Berichtigung, Loeschung, Einschraenkung, Datenuebertragbarkeit, Widerspruch;</w:t>
+        <w:t xml:space="preserve"/>
         <w:br/>
-        <w:t>Beschwerderecht bei der Aufsichtsbehoerde (LDI NRW).</w:t>
+        <w:t xml:space="preserve"/>
         <w:br/>
         <w:br/>
-        <w:t>3. Server-Logfiles (Art. 6 I f)</w:t>
+        <w:t xml:space="preserve"/>
         <w:br/>
-        <w:t>Beim Aufruf werden IP-Adresse, Datum/Uhrzeit, abgerufene Datei etc. verarbeitet; Speicherung</w:t>
+        <w:t xml:space="preserve"/>
         <w:br/>
-        <w:t>{{LOG_RETENTION}} zur Betriebssicherheit. Hosting durch {{HOSTING_PROVIDER}}.</w:t>
+        <w:t xml:space="preserve"/>
         <w:br/>
         <w:br/>
-        <w:t>4. Kontaktformular / E-Mail (Art. 6 I b/f)</w:t>
+        <w:t xml:space="preserve"/>
         <w:br/>
-        <w:t>Verarbeitung zur Bearbeitung der Anfrage; Loeschung nach Erledigung, sofern keine</w:t>
+        <w:t xml:space="preserve"/>
         <w:br/>
-        <w:t>Aufbewahrungspflicht.</w:t>
+        <w:t xml:space="preserve"/>
         <w:br/>
         <w:br/>
-        <w:t>5. Cookies &amp; Einwilligung (§ 25 TDDDG, Art. 6 I a)</w:t>
+        <w:t xml:space="preserve"/>
         <w:br/>
-        <w:t>Nicht notwendige Cookies/Technologien nur mit Einwilligung; Widerruf jederzeit.</w:t>
+        <w:t xml:space="preserve"/>
         <w:br/>
         <w:br/>
-        <w:t>6. Google Analytics 4 (Art. 6 I a)</w:t>
+        <w:t xml:space="preserve"/>
         <w:br/>
-        <w:t>Nur nach Einwilligung; Anbieter Google Ireland/LLC; Uebermittlung USA moeglich (EU-US Data</w:t>
+        <w:t xml:space="preserve"/>
         <w:br/>
-        <w:t>Privacy Framework); IP-Kuerzung aktiviert; Speicherdauer {{GA4_RETENTION}}.</w:t>
+        <w:t xml:space="preserve"/>
         <w:br/>
         <w:br/>
-        <w:t>7. Weitere Dienste [{{CMS}} / Google Fonts lokal / Maps / reCAPTCHA / {{NEWSLETTER_TOOL}} etc.]</w:t>
+        <w:t xml:space="preserve"/>
         <w:br/>
-        <w:t>[nur auffuehren, was tatsaechlich eingesetzt wird]</w:t>
+        <w:t xml:space="preserve"/>
         <w:br/>
         <w:br/>
-        <w:t>8. Empfaenger / Auftragsverarbeiter</w:t>
+        <w:t xml:space="preserve"/>
         <w:br/>
-        <w:t>{{HOSTING_PROVIDER}}, IT-Dienstleister, ggf. {{NEWSLETTER_TOOL}} (jeweils mit AVV).</w:t>
+        <w:t xml:space="preserve"/>
         <w:br/>
         <w:br/>
-        <w:t>9. Drittlandtransfer</w:t>
+        <w:t xml:space="preserve"/>
         <w:br/>
-        <w:t>Grundlage DPF/SCC (Art. 44 ff.).</w:t>
+        <w:t xml:space="preserve"/>
         <w:br/>
         <w:br/>
-        <w:t>10. Stand: {{DATUM}}</w:t>
+        <w:t xml:space="preserve"/>
       </w:r>
       <w:r/>
     </w:p>
@@ -12819,7 +12819,7 @@
           </w:tcPr>
           <w:p>
             <w:r>
-              <w:t>Sitz/Verarbeitung in NRW → Aufsichtsbehörde LDI NRW</w:t>
+              <w:t xml:space="preserve">Hauptsitz Lübben (Brandenburg) → Aufsichtsbehörde LDA Brandenburg; Niederlassung Wittenburg (MV) → ggf. LfDI M-V</w:t>
             </w:r>
           </w:p>
         </w:tc>
